--- a/TenancyContract.docx
+++ b/TenancyContract.docx
@@ -1,6 +1,6 @@
 
 <file path=word/document.xml><?xml version="1.0" encoding="utf-8"?>
-<w:document xmlns:a="http://schemas.openxmlformats.org/drawingml/2006/main" xmlns:a14="http://schemas.microsoft.com/office/drawing/2010/main" xmlns:pic="http://schemas.openxmlformats.org/drawingml/2006/picture" xmlns:wpc="http://schemas.microsoft.com/office/word/2010/wordprocessingCanvas" xmlns:cx="http://schemas.microsoft.com/office/drawing/2014/chartex" xmlns:cx1="http://schemas.microsoft.com/office/drawing/2015/9/8/chartex" xmlns:cx2="http://schemas.microsoft.com/office/drawing/2015/10/21/chartex" xmlns:cx3="http://schemas.microsoft.com/office/drawing/2016/5/9/chartex" xmlns:cx4="http://schemas.microsoft.com/office/drawing/2016/5/10/chartex" xmlns:cx5="http://schemas.microsoft.com/office/drawing/2016/5/11/chartex" xmlns:cx6="http://schemas.microsoft.com/office/drawing/2016/5/12/chartex" xmlns:cx7="http://schemas.microsoft.com/office/drawing/2016/5/13/chartex" xmlns:cx8="http://schemas.microsoft.com/office/drawing/2016/5/14/chartex" xmlns:mc="http://schemas.openxmlformats.org/markup-compatibility/2006" xmlns:aink="http://schemas.microsoft.com/office/drawing/2016/ink" xmlns:am3d="http://schemas.microsoft.com/office/drawing/2017/model3d" xmlns:o="urn:schemas-microsoft-com:office:office" xmlns:oel="http://schemas.microsoft.com/office/2019/extlst" xmlns:r="http://schemas.openxmlformats.org/officeDocument/2006/relationships" xmlns:m="http://schemas.openxmlformats.org/officeDocument/2006/math" xmlns:v="urn:schemas-microsoft-com:vml" xmlns:wp14="http://schemas.microsoft.com/office/word/2010/wordprocessingDrawing" xmlns:wp="http://schemas.openxmlformats.org/drawingml/2006/wordprocessingDrawing" xmlns:w10="urn:schemas-microsoft-com:office:word" xmlns:w="http://schemas.openxmlformats.org/wordprocessingml/2006/main" xmlns:w14="http://schemas.microsoft.com/office/word/2010/wordml" xmlns:w15="http://schemas.microsoft.com/office/word/2012/wordml" xmlns:w16cex="http://schemas.microsoft.com/office/word/2018/wordml/cex" xmlns:w16cid="http://schemas.microsoft.com/office/word/2016/wordml/cid" xmlns:w16="http://schemas.microsoft.com/office/word/2018/wordml" xmlns:w16du="http://schemas.microsoft.com/office/word/2023/wordml/word16du" xmlns:w16sdtdh="http://schemas.microsoft.com/office/word/2020/wordml/sdtdatahash" xmlns:w16se="http://schemas.microsoft.com/office/word/2015/wordml/symex" xmlns:wpg="http://schemas.microsoft.com/office/word/2010/wordprocessingGroup" xmlns:wpi="http://schemas.microsoft.com/office/word/2010/wordprocessingInk" xmlns:wne="http://schemas.microsoft.com/office/word/2006/wordml" xmlns:wps="http://schemas.microsoft.com/office/word/2010/wordprocessingShape" mc:Ignorable="w14 w15 w16se w16cid w16 w16cex w16sdtdh w16du wp14">
+<w:document xmlns:wpc="http://schemas.microsoft.com/office/word/2010/wordprocessingCanvas" xmlns:cx="http://schemas.microsoft.com/office/drawing/2014/chartex" xmlns:cx1="http://schemas.microsoft.com/office/drawing/2015/9/8/chartex" xmlns:cx2="http://schemas.microsoft.com/office/drawing/2015/10/21/chartex" xmlns:cx3="http://schemas.microsoft.com/office/drawing/2016/5/9/chartex" xmlns:cx4="http://schemas.microsoft.com/office/drawing/2016/5/10/chartex" xmlns:cx5="http://schemas.microsoft.com/office/drawing/2016/5/11/chartex" xmlns:cx6="http://schemas.microsoft.com/office/drawing/2016/5/12/chartex" xmlns:cx7="http://schemas.microsoft.com/office/drawing/2016/5/13/chartex" xmlns:cx8="http://schemas.microsoft.com/office/drawing/2016/5/14/chartex" xmlns:mc="http://schemas.openxmlformats.org/markup-compatibility/2006" xmlns:aink="http://schemas.microsoft.com/office/drawing/2016/ink" xmlns:am3d="http://schemas.microsoft.com/office/drawing/2017/model3d" xmlns:o="urn:schemas-microsoft-com:office:office" xmlns:oel="http://schemas.microsoft.com/office/2019/extlst" xmlns:r="http://schemas.openxmlformats.org/officeDocument/2006/relationships" xmlns:m="http://schemas.openxmlformats.org/officeDocument/2006/math" xmlns:v="urn:schemas-microsoft-com:vml" xmlns:wp14="http://schemas.microsoft.com/office/word/2010/wordprocessingDrawing" xmlns:wp="http://schemas.openxmlformats.org/drawingml/2006/wordprocessingDrawing" xmlns:w10="urn:schemas-microsoft-com:office:word" xmlns:w="http://schemas.openxmlformats.org/wordprocessingml/2006/main" xmlns:w14="http://schemas.microsoft.com/office/word/2010/wordml" xmlns:w15="http://schemas.microsoft.com/office/word/2012/wordml" xmlns:w16cex="http://schemas.microsoft.com/office/word/2018/wordml/cex" xmlns:w16cid="http://schemas.microsoft.com/office/word/2016/wordml/cid" xmlns:w16="http://schemas.microsoft.com/office/word/2018/wordml" xmlns:w16du="http://schemas.microsoft.com/office/word/2023/wordml/word16du" xmlns:w16sdtdh="http://schemas.microsoft.com/office/word/2020/wordml/sdtdatahash" xmlns:w16se="http://schemas.microsoft.com/office/word/2015/wordml/symex" xmlns:wpg="http://schemas.microsoft.com/office/word/2010/wordprocessingGroup" xmlns:wpi="http://schemas.microsoft.com/office/word/2010/wordprocessingInk" xmlns:wne="http://schemas.microsoft.com/office/word/2006/wordml" xmlns:wps="http://schemas.microsoft.com/office/word/2010/wordprocessingShape" mc:Ignorable="w14 w15 w16se w16cid w16 w16cex w16sdtdh w16du wp14">
   <w:body>
     <w:p>
       <w:pPr>
@@ -10,7 +10,7 @@
           <w:sz w:val="20"/>
         </w:rPr>
       </w:pPr>
-      <w:bookmarkStart w:name="_Hlk182731851" w:id="0"/>
+      <w:bookmarkStart w:id="0" w:name="_Hlk182731851"/>
       <w:r>
         <w:rPr>
           <w:noProof/>
@@ -19,7 +19,7 @@
         <mc:AlternateContent>
           <mc:Choice Requires="wpg">
             <w:drawing>
-              <wp:anchor distT="0" distB="0" distL="114300" distR="114300" simplePos="0" relativeHeight="251672576" behindDoc="0" locked="0" layoutInCell="1" allowOverlap="1" wp14:editId="62E3F205" wp14:anchorId="0C98F461">
+              <wp:anchor distT="0" distB="0" distL="114300" distR="114300" simplePos="0" relativeHeight="251672576" behindDoc="0" locked="0" layoutInCell="1" allowOverlap="1" wp14:anchorId="0C98F461" wp14:editId="62E3F205">
                 <wp:simplePos x="0" y="0"/>
                 <wp:positionH relativeFrom="margin">
                   <wp:align>right</wp:align>
@@ -2497,9 +2497,9 @@
           </mc:Choice>
           <mc:Fallback>
             <w:pict>
-              <v:group id="Group 209" style="position:absolute;margin-left:543.95pt;margin-top:87pt;width:595.15pt;height:53.75pt;z-index:251672576;mso-position-horizontal:right;mso-position-horizontal-relative:margin;mso-position-vertical-relative:page" coordsize="11903,908" coordorigin="3,1720" o:spid="_x0000_s1026" o:gfxdata="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" w14:anchorId="0C98F461">
-                <v:rect id="Rectangle 145" style="position:absolute;left:3;top:1720;width:11903;height:883;visibility:visible;mso-wrap-style:square;v-text-anchor:top" o:spid="_x0000_s1027" fillcolor="#f7f7f7" stroked="f" o:gfxdata="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"/>
-                <v:shapetype id="_x0000_t75" coordsize="21600,21600" filled="f" stroked="f" o:spt="75" o:preferrelative="t" path="m@4@5l@4@11@9@11@9@5xe">
+              <v:group w14:anchorId="0C98F461" id="Group 209" o:spid="_x0000_s1026" style="position:absolute;margin-left:543.95pt;margin-top:87pt;width:595.15pt;height:53.75pt;z-index:251672576;mso-position-horizontal:right;mso-position-horizontal-relative:margin;mso-position-vertical-relative:page" coordorigin="3,1720" coordsize="11903,908" o:gfxdata="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">
+                <v:rect id="Rectangle 145" o:spid="_x0000_s1027" style="position:absolute;left:3;top:1720;width:11903;height:883;visibility:visible;mso-wrap-style:square;v-text-anchor:top" o:gfxdata="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" fillcolor="#f7f7f7" stroked="f"/>
+                <v:shapetype id="_x0000_t75" coordsize="21600,21600" o:spt="75" o:preferrelative="t" path="m@4@5l@4@11@9@11@9@5xe" filled="f" stroked="f">
                   <v:stroke joinstyle="miter"/>
                   <v:formulas>
                     <v:f eqn="if lineDrawn pixelLineWidth 0"/>
@@ -2515,42 +2515,42 @@
                     <v:f eqn="prod @7 21600 pixelHeight"/>
                     <v:f eqn="sum @10 21600 0"/>
                   </v:formulas>
-                  <v:path gradientshapeok="t" o:connecttype="rect" o:extrusionok="f"/>
+                  <v:path o:extrusionok="f" gradientshapeok="t" o:connecttype="rect"/>
                   <o:lock v:ext="edit" aspectratio="t"/>
                 </v:shapetype>
-                <v:shape id="Picture 146" style="position:absolute;left:4366;top:2236;width:279;height:190;visibility:visible;mso-wrap-style:square" o:spid="_x0000_s1028" type="#_x0000_t75" o:gfxdata="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">
-                  <v:imagedata o:title="" r:id="rId15"/>
+                <v:shape id="Picture 146" o:spid="_x0000_s1028" type="#_x0000_t75" style="position:absolute;left:4366;top:2236;width:279;height:190;visibility:visible;mso-wrap-style:square" o:gfxdata="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">
+                  <v:imagedata r:id="rId15" o:title=""/>
                 </v:shape>
-                <v:shape id="Picture 147" style="position:absolute;left:4687;top:2236;width:144;height:190;visibility:visible;mso-wrap-style:square" o:spid="_x0000_s1029" type="#_x0000_t75" o:gfxdata="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">
-                  <v:imagedata o:title="" r:id="rId16"/>
+                <v:shape id="Picture 147" o:spid="_x0000_s1029" type="#_x0000_t75" style="position:absolute;left:4687;top:2236;width:144;height:190;visibility:visible;mso-wrap-style:square" o:gfxdata="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">
+                  <v:imagedata r:id="rId16" o:title=""/>
                 </v:shape>
-                <v:shape id="Picture 148" style="position:absolute;left:4866;top:2236;width:151;height:190;visibility:visible;mso-wrap-style:square" o:spid="_x0000_s1030" type="#_x0000_t75" o:gfxdata="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">
-                  <v:imagedata o:title="" r:id="rId17"/>
+                <v:shape id="Picture 148" o:spid="_x0000_s1030" type="#_x0000_t75" style="position:absolute;left:4866;top:2236;width:151;height:190;visibility:visible;mso-wrap-style:square" o:gfxdata="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">
+                  <v:imagedata r:id="rId17" o:title=""/>
                 </v:shape>
-                <v:shape id="Picture 149" style="position:absolute;left:5052;top:2236;width:144;height:190;visibility:visible;mso-wrap-style:square" o:spid="_x0000_s1031" type="#_x0000_t75" o:gfxdata="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">
-                  <v:imagedata o:title="" r:id="rId16"/>
+                <v:shape id="Picture 149" o:spid="_x0000_s1031" type="#_x0000_t75" style="position:absolute;left:5052;top:2236;width:144;height:190;visibility:visible;mso-wrap-style:square" o:gfxdata="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">
+                  <v:imagedata r:id="rId16" o:title=""/>
                 </v:shape>
-                <v:shape id="Picture 150" style="position:absolute;left:5236;top:2233;width:287;height:196;visibility:visible;mso-wrap-style:square" o:spid="_x0000_s1032" type="#_x0000_t75" o:gfxdata="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">
-                  <v:imagedata o:title="" r:id="rId18"/>
+                <v:shape id="Picture 150" o:spid="_x0000_s1032" type="#_x0000_t75" style="position:absolute;left:5236;top:2233;width:287;height:196;visibility:visible;mso-wrap-style:square" o:gfxdata="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">
+                  <v:imagedata r:id="rId18" o:title=""/>
                 </v:shape>
-                <v:shape id="Picture 151" style="position:absolute;left:5615;top:2233;width:302;height:196;visibility:visible;mso-wrap-style:square" o:spid="_x0000_s1033" type="#_x0000_t75" o:gfxdata="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">
-                  <v:imagedata o:title="" r:id="rId19"/>
+                <v:shape id="Picture 151" o:spid="_x0000_s1033" type="#_x0000_t75" style="position:absolute;left:5615;top:2233;width:302;height:196;visibility:visible;mso-wrap-style:square" o:gfxdata="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">
+                  <v:imagedata r:id="rId19" o:title=""/>
                 </v:shape>
-                <v:shape id="AutoShape 152" style="position:absolute;left:5958;top:1864;width:941;height:564;visibility:visible;mso-wrap-style:square;v-text-anchor:top" coordsize="941,564" o:spid="_x0000_s1034" fillcolor="#252b4f" stroked="f" path="m144,372r-26,l118,529r-5,l45,372,,372,,561r27,l27,404r5,l101,561r43,l144,372xm307,372r-136,l171,398r55,l226,560r27,l253,398r54,l307,372xm389,7l381,,363,r-7,7l356,25r7,8l372,33r9,l389,25r,-18xm431,7l423,,406,r-8,7l398,25r8,8l414,33r9,l431,25r,-18xm467,561l437,493r-3,-7l448,478r8,-10l458,466r6,-15l466,431r-4,-27l458,397r-8,-11l438,379r,53l437,447r-6,11l420,465r-16,3l360,468r,-71l404,397r15,2l430,406r6,10l438,432r,-53l431,375r-27,-3l333,372r,189l360,561r,-68l407,493r31,68l467,561xm643,561l632,519r-7,-26l601,397r-3,-11l598,493r-62,l561,397r13,l598,493r,-107l595,372r-54,l492,561r27,l530,519r74,l616,561r27,xm790,376r-17,-4l756,370r-18,-1l704,375r-22,18l671,424r-3,43l671,509r11,30l703,558r35,6l751,564r9,-1l772,561r18,-3l789,534r-33,3l742,538r-24,-4l704,521r-7,-22l696,467r1,-33l704,412r14,-13l741,395r11,l760,396r29,4l790,376xm941,372r-136,l805,398r55,l860,560r26,l886,398r55,l941,372xe" o:gfxdata="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">
+                <v:shape id="AutoShape 152" o:spid="_x0000_s1034" style="position:absolute;left:5958;top:1864;width:941;height:564;visibility:visible;mso-wrap-style:square;v-text-anchor:top" coordsize="941,564" o:gfxdata="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" path="m144,372r-26,l118,529r-5,l45,372,,372,,561r27,l27,404r5,l101,561r43,l144,372xm307,372r-136,l171,398r55,l226,560r27,l253,398r54,l307,372xm389,7l381,,363,r-7,7l356,25r7,8l372,33r9,l389,25r,-18xm431,7l423,,406,r-8,7l398,25r8,8l414,33r9,l431,25r,-18xm467,561l437,493r-3,-7l448,478r8,-10l458,466r6,-15l466,431r-4,-27l458,397r-8,-11l438,379r,53l437,447r-6,11l420,465r-16,3l360,468r,-71l404,397r15,2l430,406r6,10l438,432r,-53l431,375r-27,-3l333,372r,189l360,561r,-68l407,493r31,68l467,561xm643,561l632,519r-7,-26l601,397r-3,-11l598,493r-62,l561,397r13,l598,493r,-107l595,372r-54,l492,561r27,l530,519r74,l616,561r27,xm790,376r-17,-4l756,370r-18,-1l704,375r-22,18l671,424r-3,43l671,509r11,30l703,558r35,6l751,564r9,-1l772,561r18,-3l789,534r-33,3l742,538r-24,-4l704,521r-7,-22l696,467r1,-33l704,412r14,-13l741,395r11,l760,396r29,4l790,376xm941,372r-136,l805,398r55,l860,560r26,l886,398r55,l941,372xe" fillcolor="#252b4f" stroked="f">
                   <v:path arrowok="t" o:connecttype="custom" o:connectlocs="118,2393;0,2236;27,2268;144,2425;171,2236;226,2424;307,2262;381,1864;356,1889;381,1897;431,1871;398,1871;414,1897;431,1871;434,2350;458,2330;462,2268;438,2243;431,2322;360,2332;419,2263;438,2296;404,2236;360,2425;438,2425;632,2383;598,2250;561,2261;598,2250;492,2425;604,2383;790,2240;738,2233;671,2288;682,2403;751,2428;790,2422;742,2402;697,2363;704,2276;752,2259;790,2240;805,2262;886,2424;941,2236" o:connectangles="0,0,0,0,0,0,0,0,0,0,0,0,0,0,0,0,0,0,0,0,0,0,0,0,0,0,0,0,0,0,0,0,0,0,0,0,0,0,0,0,0,0,0,0,0"/>
                 </v:shape>
-                <v:shape id="Picture 153" style="position:absolute;left:4363;top:1920;width:119;height:202;visibility:visible;mso-wrap-style:square" o:spid="_x0000_s1035" type="#_x0000_t75" o:gfxdata="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">
-                  <v:imagedata o:title="" r:id="rId20"/>
+                <v:shape id="Picture 153" o:spid="_x0000_s1035" type="#_x0000_t75" style="position:absolute;left:4363;top:1920;width:119;height:202;visibility:visible;mso-wrap-style:square" o:gfxdata="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">
+                  <v:imagedata r:id="rId20" o:title=""/>
                 </v:shape>
-                <v:shape id="AutoShape 154" style="position:absolute;left:4508;top:1860;width:2393;height:264;visibility:visible;mso-wrap-style:square;v-text-anchor:top" coordsize="2393,264" o:spid="_x0000_s1036" fillcolor="#252b4f" stroked="f" path="m579,237r-8,-7l563,230r-9,l546,237r,18l554,262r17,l579,255r,-18xm1110,237r-7,-7l1094,230r-8,l1078,237r,18l1086,262r17,l1110,255r,-18xm1153,237r-8,-7l1137,230r-9,l1120,237r,18l1128,262r17,l1153,255r,-18xm1159,61r-29,9l1130,145r-2,14l1122,168r-10,6l1099,176r-15,l641,176r,-11l640,144r-2,-19l634,109,629,95,618,80,603,69,585,63,563,61r-18,2l527,69r-17,9l494,92r21,19l527,101r11,-8l550,89r13,-2l577,89r12,5l598,102r6,11l607,123r2,11l611,149r,27l478,176r-443,l30,171,30,,,9,,162r3,16l11,191r13,8l41,202r1059,l1113,201r12,-3l1135,193r8,-6l1150,178r5,-9l1158,158r1,-11l1159,61xm1216,r-30,9l1186,202r30,l1216,xm1223,252r-25,l1198,246r,-7l1201,235r8,l1212,237r2,3l1221,231r-4,-4l1212,225r-19,l1187,232r,20l1178,252r-7,11l1223,263r,-11xm2393,202r-2,-2l2371,177r,-1l2370,176r-80,l2290,117r2,-12l2298,95r9,-7l2320,86r9,l2338,90r7,9l2360,86r8,-7l2358,71r-11,-6l2336,62r-13,-1l2309,62r-12,3l2286,71r-9,8l2269,88r-5,10l2261,110r-1,12l2260,176r-338,l1885,176r8,-10l1900,155r3,-12l1905,132r-1,-14l1902,105r-4,-11l1894,87r-2,-4l1883,74r-7,-5l1876,126r,11l1873,147r-11,19l1854,173r-11,4l1833,173r-8,-7l1819,156r-6,-9l1811,137r,-11l1813,111r6,-13l1830,90r13,-3l1857,90r11,8l1874,111r2,15l1876,69r-4,-3l1859,62r-16,-1l1828,62r-13,4l1804,74r-10,9l1789,94r-4,11l1783,118r-1,14l1784,143r3,12l1793,166r9,10l1763,176r-345,l1418,113r-1,-10l1414,93r-4,-7l1408,84r-7,-8l1391,69r-10,-4l1369,62r-13,-1l1345,62r-10,4l1324,72r-10,8l1314,113r8,-12l1332,93r11,-5l1356,86r14,2l1380,94r7,10l1389,117r,59l1312,176r-18,26l1831,202r6,l1843,200r7,2l1856,202r537,xe" o:gfxdata="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">
+                <v:shape id="AutoShape 154" o:spid="_x0000_s1036" style="position:absolute;left:4508;top:1860;width:2393;height:264;visibility:visible;mso-wrap-style:square;v-text-anchor:top" coordsize="2393,264" o:gfxdata="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" path="m579,237r-8,-7l563,230r-9,l546,237r,18l554,262r17,l579,255r,-18xm1110,237r-7,-7l1094,230r-8,l1078,237r,18l1086,262r17,l1110,255r,-18xm1153,237r-8,-7l1137,230r-9,l1120,237r,18l1128,262r17,l1153,255r,-18xm1159,61r-29,9l1130,145r-2,14l1122,168r-10,6l1099,176r-15,l641,176r,-11l640,144r-2,-19l634,109,629,95,618,80,603,69,585,63,563,61r-18,2l527,69r-17,9l494,92r21,19l527,101r11,-8l550,89r13,-2l577,89r12,5l598,102r6,11l607,123r2,11l611,149r,27l478,176r-443,l30,171,30,,,9,,162r3,16l11,191r13,8l41,202r1059,l1113,201r12,-3l1135,193r8,-6l1150,178r5,-9l1158,158r1,-11l1159,61xm1216,r-30,9l1186,202r30,l1216,xm1223,252r-25,l1198,246r,-7l1201,235r8,l1212,237r2,3l1221,231r-4,-4l1212,225r-19,l1187,232r,20l1178,252r-7,11l1223,263r,-11xm2393,202r-2,-2l2371,177r,-1l2370,176r-80,l2290,117r2,-12l2298,95r9,-7l2320,86r9,l2338,90r7,9l2360,86r8,-7l2358,71r-11,-6l2336,62r-13,-1l2309,62r-12,3l2286,71r-9,8l2269,88r-5,10l2261,110r-1,12l2260,176r-338,l1885,176r8,-10l1900,155r3,-12l1905,132r-1,-14l1902,105r-4,-11l1894,87r-2,-4l1883,74r-7,-5l1876,126r,11l1873,147r-11,19l1854,173r-11,4l1833,173r-8,-7l1819,156r-6,-9l1811,137r,-11l1813,111r6,-13l1830,90r13,-3l1857,90r11,8l1874,111r2,15l1876,69r-4,-3l1859,62r-16,-1l1828,62r-13,4l1804,74r-10,9l1789,94r-4,11l1783,118r-1,14l1784,143r3,12l1793,166r9,10l1763,176r-345,l1418,113r-1,-10l1414,93r-4,-7l1408,84r-7,-8l1391,69r-10,-4l1369,62r-13,-1l1345,62r-10,4l1324,72r-10,8l1314,113r8,-12l1332,93r11,-5l1356,86r14,2l1380,94r7,10l1389,117r,59l1312,176r-18,26l1831,202r6,l1843,200r7,2l1856,202r537,xe" fillcolor="#252b4f" stroked="f">
                   <v:path arrowok="t" o:connecttype="custom" o:connectlocs="554,2090;571,2122;1103,2090;1078,2115;1110,2097;1128,2090;1145,2122;1130,1930;1112,2034;641,2036;634,1969;585,1923;510,1938;538,1953;589,1954;609,1994;478,2036;0,1869;24,2059;1125,2058;1155,2029;1216,1860;1216,1860;1198,2099;1214,2100;1193,2085;1171,2123;2391,2060;2290,2036;2307,1948;2345,1959;2347,1925;2297,1925;2264,1958;1922,2036;1900,2015;1902,1965;1883,1934;1873,2007;1833,2033;1811,1997;1830,1950;1874,1971;1859,1922;1804,1934;1783,1978;1793,2026;1418,2036;1410,1946;1381,1925;1335,1926;1322,1961;1370,1948;1389,2036;1837,2062;2393,2062" o:connectangles="0,0,0,0,0,0,0,0,0,0,0,0,0,0,0,0,0,0,0,0,0,0,0,0,0,0,0,0,0,0,0,0,0,0,0,0,0,0,0,0,0,0,0,0,0,0,0,0,0,0,0,0,0,0,0,0"/>
                 </v:shape>
-                <v:rect id="Rectangle 155" style="position:absolute;left:2533;top:2384;width:15;height:5;visibility:visible;mso-wrap-style:square;v-text-anchor:top" o:spid="_x0000_s1037" fillcolor="#9d9d9d" stroked="f" o:gfxdata="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"/>
+                <v:rect id="Rectangle 155" o:spid="_x0000_s1037" style="position:absolute;left:2533;top:2384;width:15;height:5;visibility:visible;mso-wrap-style:square;v-text-anchor:top" o:gfxdata="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" fillcolor="#9d9d9d" stroked="f"/>
                 <v:shapetype id="_x0000_t202" coordsize="21600,21600" o:spt="202" path="m,l,21600r21600,l21600,xe">
                   <v:stroke joinstyle="miter"/>
                   <v:path gradientshapeok="t" o:connecttype="rect"/>
                 </v:shapetype>
-                <v:shape id="Text Box 156" style="position:absolute;left:3;top:1720;width:11903;height:908;visibility:visible;mso-wrap-style:square;v-text-anchor:top" o:spid="_x0000_s1038" filled="f" stroked="f" type="#_x0000_t202" o:gfxdata="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">
+                <v:shape id="Text Box 156" o:spid="_x0000_s1038" type="#_x0000_t202" style="position:absolute;left:3;top:1720;width:11903;height:908;visibility:visible;mso-wrap-style:square;v-text-anchor:top" o:gfxdata="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" filled="f" stroked="f">
                   <v:textbox inset="0,0,0,0">
                     <w:txbxContent>
                       <w:p>
@@ -2719,7 +2719,7 @@
         <mc:AlternateContent>
           <mc:Choice Requires="wps">
             <w:drawing>
-              <wp:anchor distT="0" distB="0" distL="114300" distR="114300" simplePos="0" relativeHeight="251674624" behindDoc="0" locked="0" layoutInCell="1" allowOverlap="1" wp14:editId="74B9A44C" wp14:anchorId="5DC8A047">
+              <wp:anchor distT="0" distB="0" distL="114300" distR="114300" simplePos="0" relativeHeight="251674624" behindDoc="0" locked="0" layoutInCell="1" allowOverlap="1" wp14:anchorId="5DC8A047" wp14:editId="74B9A44C">
                 <wp:simplePos x="0" y="0"/>
                 <wp:positionH relativeFrom="column">
                   <wp:posOffset>5687786</wp:posOffset>
@@ -2961,7 +2961,7 @@
           </mc:Choice>
           <mc:Fallback>
             <w:pict>
-              <v:shape id="Text Box 224" style="position:absolute;margin-left:447.85pt;margin-top:3.3pt;width:117.85pt;height:20.15pt;z-index:251674624;visibility:visible;mso-wrap-style:square;mso-width-percent:0;mso-height-percent:0;mso-wrap-distance-left:9pt;mso-wrap-distance-top:0;mso-wrap-distance-right:9pt;mso-wrap-distance-bottom:0;mso-position-horizontal:absolute;mso-position-horizontal-relative:text;mso-position-vertical:absolute;mso-position-vertical-relative:text;mso-width-percent:0;mso-height-percent:0;mso-width-relative:margin;mso-height-relative:margin;v-text-anchor:top" o:spid="_x0000_s1039" fillcolor="#002060" stroked="f" strokeweight=".5pt" type="#_x0000_t202" o:gfxdata="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" w14:anchorId="5DC8A047">
+              <v:shape w14:anchorId="5DC8A047" id="Text Box 224" o:spid="_x0000_s1039" type="#_x0000_t202" style="position:absolute;margin-left:447.85pt;margin-top:3.3pt;width:117.85pt;height:20.15pt;z-index:251674624;visibility:visible;mso-wrap-style:square;mso-width-percent:0;mso-height-percent:0;mso-wrap-distance-left:9pt;mso-wrap-distance-top:0;mso-wrap-distance-right:9pt;mso-wrap-distance-bottom:0;mso-position-horizontal:absolute;mso-position-horizontal-relative:text;mso-position-vertical:absolute;mso-position-vertical-relative:text;mso-width-percent:0;mso-height-percent:0;mso-width-relative:margin;mso-height-relative:margin;v-text-anchor:top" o:gfxdata="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" fillcolor="#002060" stroked="f" strokeweight=".5pt">
                 <v:textbox>
                   <w:txbxContent>
                     <w:p>
@@ -3167,7 +3167,7 @@
         <mc:AlternateContent>
           <mc:Choice Requires="wps">
             <w:drawing>
-              <wp:anchor distT="45720" distB="45720" distL="114300" distR="114300" simplePos="0" relativeHeight="251673600" behindDoc="0" locked="0" layoutInCell="1" allowOverlap="1" wp14:editId="214ABB6A" wp14:anchorId="10E0F604">
+              <wp:anchor distT="45720" distB="45720" distL="114300" distR="114300" simplePos="0" relativeHeight="251673600" behindDoc="0" locked="0" layoutInCell="1" allowOverlap="1" wp14:anchorId="10E0F604" wp14:editId="214ABB6A">
                 <wp:simplePos x="0" y="0"/>
                 <wp:positionH relativeFrom="column">
                   <wp:posOffset>375285</wp:posOffset>
@@ -3275,7 +3275,7 @@
                             </w:r>
                             <w:r>
                               <w:rPr>
-                                <w:rFonts w:hint="cs" w:ascii="Arial" w:cs="Arial"/>
+                                <w:rFonts w:ascii="Arial" w:cs="Arial" w:hint="cs"/>
                                 <w:b/>
                                 <w:bCs/>
                                 <w:color w:val="FFFFFF"/>
@@ -3325,7 +3325,7 @@
           </mc:Choice>
           <mc:Fallback>
             <w:pict>
-              <v:shape id="Text Box 2" style="position:absolute;margin-left:29.55pt;margin-top:2.85pt;width:536.1pt;height:21.85pt;z-index:251673600;visibility:visible;mso-wrap-style:square;mso-width-percent:0;mso-height-percent:0;mso-wrap-distance-left:9pt;mso-wrap-distance-top:3.6pt;mso-wrap-distance-right:9pt;mso-wrap-distance-bottom:3.6pt;mso-position-horizontal:absolute;mso-position-horizontal-relative:text;mso-position-vertical:absolute;mso-position-vertical-relative:text;mso-width-percent:0;mso-height-percent:0;mso-width-relative:margin;mso-height-relative:margin;v-text-anchor:top" o:spid="_x0000_s1040" fillcolor="#002060" stroked="f" type="#_x0000_t202" o:gfxdata="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" w14:anchorId="10E0F604">
+              <v:shape w14:anchorId="10E0F604" id="Text Box 2" o:spid="_x0000_s1040" type="#_x0000_t202" style="position:absolute;margin-left:29.55pt;margin-top:2.85pt;width:536.1pt;height:21.85pt;z-index:251673600;visibility:visible;mso-wrap-style:square;mso-width-percent:0;mso-height-percent:0;mso-wrap-distance-left:9pt;mso-wrap-distance-top:3.6pt;mso-wrap-distance-right:9pt;mso-wrap-distance-bottom:3.6pt;mso-position-horizontal:absolute;mso-position-horizontal-relative:text;mso-position-vertical:absolute;mso-position-vertical-relative:text;mso-width-percent:0;mso-height-percent:0;mso-width-relative:margin;mso-height-relative:margin;v-text-anchor:top" o:gfxdata="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" fillcolor="#002060" stroked="f">
                 <v:textbox>
                   <w:txbxContent>
                     <w:p>
@@ -3395,7 +3395,7 @@
                       </w:r>
                       <w:r>
                         <w:rPr>
-                          <w:rFonts w:hint="cs" w:ascii="Arial" w:cs="Arial"/>
+                          <w:rFonts w:ascii="Arial" w:cs="Arial" w:hint="cs"/>
                           <w:b/>
                           <w:bCs/>
                           <w:color w:val="FFFFFF"/>
@@ -3434,8 +3434,8 @@
           </mc:Fallback>
         </mc:AlternateContent>
       </w:r>
-      <w:bookmarkStart w:name="_Hlk182731818" w:id="1"/>
-      <w:bookmarkStart w:name="_Hlk182731800" w:id="2"/>
+      <w:bookmarkStart w:id="1" w:name="_Hlk182731818"/>
+      <w:bookmarkStart w:id="2" w:name="_Hlk182731800"/>
     </w:p>
     <w:p>
       <w:pPr>
@@ -3466,7 +3466,7 @@
         <mc:AlternateContent>
           <mc:Choice Requires="wps">
             <w:drawing>
-              <wp:anchor distT="0" distB="0" distL="114300" distR="114300" simplePos="0" relativeHeight="251676672" behindDoc="0" locked="0" layoutInCell="1" allowOverlap="1" wp14:editId="0BBB77B1" wp14:anchorId="4B04A1AE">
+              <wp:anchor distT="0" distB="0" distL="114300" distR="114300" simplePos="0" relativeHeight="251676672" behindDoc="0" locked="0" layoutInCell="1" allowOverlap="1" wp14:anchorId="4B04A1AE" wp14:editId="0BBB77B1">
                 <wp:simplePos x="0" y="0"/>
                 <wp:positionH relativeFrom="column">
                   <wp:posOffset>6521450</wp:posOffset>
@@ -3555,7 +3555,7 @@
           </mc:Choice>
           <mc:Fallback>
             <w:pict>
-              <v:shape id="Text Box 226" style="position:absolute;margin-left:513.5pt;margin-top:13.25pt;width:50.45pt;height:18.75pt;z-index:251676672;visibility:visible;mso-wrap-style:square;mso-width-percent:0;mso-height-percent:0;mso-wrap-distance-left:9pt;mso-wrap-distance-top:0;mso-wrap-distance-right:9pt;mso-wrap-distance-bottom:0;mso-position-horizontal:absolute;mso-position-horizontal-relative:text;mso-position-vertical:absolute;mso-position-vertical-relative:text;mso-width-percent:0;mso-height-percent:0;mso-width-relative:margin;mso-height-relative:margin;v-text-anchor:top" o:spid="_x0000_s1041" fillcolor="white [3201]" stroked="f" strokeweight=".5pt" type="#_x0000_t202" o:gfxdata="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" w14:anchorId="4B04A1AE">
+              <v:shape w14:anchorId="4B04A1AE" id="Text Box 226" o:spid="_x0000_s1041" type="#_x0000_t202" style="position:absolute;margin-left:513.5pt;margin-top:13.25pt;width:50.45pt;height:18.75pt;z-index:251676672;visibility:visible;mso-wrap-style:square;mso-width-percent:0;mso-height-percent:0;mso-wrap-distance-left:9pt;mso-wrap-distance-top:0;mso-wrap-distance-right:9pt;mso-wrap-distance-bottom:0;mso-position-horizontal:absolute;mso-position-horizontal-relative:text;mso-position-vertical:absolute;mso-position-vertical-relative:text;mso-width-percent:0;mso-height-percent:0;mso-width-relative:margin;mso-height-relative:margin;v-text-anchor:top" o:gfxdata="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" fillcolor="white [3201]" stroked="f" strokeweight=".5pt">
                 <v:textbox>
                   <w:txbxContent>
                     <w:p>
@@ -3608,7 +3608,7 @@
         <mc:AlternateContent>
           <mc:Choice Requires="wps">
             <w:drawing>
-              <wp:anchor distT="45720" distB="45720" distL="114300" distR="114300" simplePos="0" relativeHeight="251675648" behindDoc="0" locked="0" layoutInCell="1" allowOverlap="1" wp14:editId="3008B22F" wp14:anchorId="31EB6EDC">
+              <wp:anchor distT="45720" distB="45720" distL="114300" distR="114300" simplePos="0" relativeHeight="251675648" behindDoc="0" locked="0" layoutInCell="1" allowOverlap="1" wp14:anchorId="31EB6EDC" wp14:editId="3008B22F">
                 <wp:simplePos x="0" y="0"/>
                 <wp:positionH relativeFrom="margin">
                   <wp:align>center</wp:align>
@@ -4277,7 +4277,7 @@
           </mc:Choice>
           <mc:Fallback>
             <w:pict>
-              <v:shape id="_x0000_s1042" style="position:absolute;margin-left:0;margin-top:13.3pt;width:535.2pt;height:136.1pt;z-index:251675648;visibility:visible;mso-wrap-style:square;mso-width-percent:0;mso-height-percent:0;mso-wrap-distance-left:9pt;mso-wrap-distance-top:3.6pt;mso-wrap-distance-right:9pt;mso-wrap-distance-bottom:3.6pt;mso-position-horizontal:center;mso-position-horizontal-relative:margin;mso-position-vertical:absolute;mso-position-vertical-relative:text;mso-width-percent:0;mso-height-percent:0;mso-width-relative:margin;mso-height-relative:margin;v-text-anchor:top" strokecolor="#cfcdcd [2894]" type="#_x0000_t202" o:gfxdata="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" w14:anchorId="31EB6EDC">
+              <v:shape w14:anchorId="31EB6EDC" id="_x0000_s1042" type="#_x0000_t202" style="position:absolute;margin-left:0;margin-top:13.3pt;width:535.2pt;height:136.1pt;z-index:251675648;visibility:visible;mso-wrap-style:square;mso-width-percent:0;mso-height-percent:0;mso-wrap-distance-left:9pt;mso-wrap-distance-top:3.6pt;mso-wrap-distance-right:9pt;mso-wrap-distance-bottom:3.6pt;mso-position-horizontal:center;mso-position-horizontal-relative:margin;mso-position-vertical:absolute;mso-position-vertical-relative:text;mso-width-percent:0;mso-height-percent:0;mso-width-relative:margin;mso-height-relative:margin;v-text-anchor:top" o:gfxdata="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" strokecolor="#cfcdcd [2894]">
                 <v:textbox>
                   <w:txbxContent>
                     <w:p>
@@ -4920,7 +4920,7 @@
         <mc:AlternateContent>
           <mc:Choice Requires="wps">
             <w:drawing>
-              <wp:anchor distT="0" distB="0" distL="114300" distR="114300" simplePos="0" relativeHeight="251659264" behindDoc="1" locked="0" layoutInCell="1" allowOverlap="1" wp14:editId="527A3B78" wp14:anchorId="58A87AC2">
+              <wp:anchor distT="0" distB="0" distL="114300" distR="114300" simplePos="0" relativeHeight="251659264" behindDoc="1" locked="0" layoutInCell="1" allowOverlap="1" wp14:anchorId="58A87AC2" wp14:editId="527A3B78">
                 <wp:simplePos x="0" y="0"/>
                 <wp:positionH relativeFrom="page">
                   <wp:posOffset>857250</wp:posOffset>
@@ -4983,7 +4983,7 @@
               </wp:anchor>
             </w:drawing>
           </mc:Choice>
-          <mc:Fallback xmlns:a="http://schemas.openxmlformats.org/drawingml/2006/main" xmlns:a14="http://schemas.microsoft.com/office/drawing/2010/main" xmlns:pic="http://schemas.openxmlformats.org/drawingml/2006/picture">
+          <mc:Fallback xmlns:pic="http://schemas.openxmlformats.org/drawingml/2006/picture" xmlns:a14="http://schemas.microsoft.com/office/drawing/2010/main" xmlns:a="http://schemas.openxmlformats.org/drawingml/2006/main">
             <w:pict>
               <v:rect id="Rectangle 98" style="position:absolute;margin-left:67.5pt;margin-top:521.55pt;width:2pt;height:.2pt;z-index:-251657216;visibility:visible;mso-wrap-style:square;mso-width-percent:0;mso-height-percent:0;mso-wrap-distance-left:9pt;mso-wrap-distance-top:0;mso-wrap-distance-right:9pt;mso-wrap-distance-bottom:0;mso-position-horizontal:absolute;mso-position-horizontal-relative:page;mso-position-vertical:absolute;mso-position-vertical-relative:page;mso-width-percent:0;mso-height-percent:0;mso-width-relative:page;mso-height-relative:page;v-text-anchor:top" o:spid="_x0000_s1026" fillcolor="#9d9d9d" stroked="f" o:gfxdata="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" w14:anchorId="3EF27AD4">
                 <w10:wrap anchorx="page" anchory="page"/>
@@ -5000,7 +5000,7 @@
         <mc:AlternateContent>
           <mc:Choice Requires="wps">
             <w:drawing>
-              <wp:anchor distT="0" distB="0" distL="114300" distR="114300" simplePos="0" relativeHeight="251660288" behindDoc="1" locked="0" layoutInCell="1" allowOverlap="1" wp14:editId="0CCC8FA1" wp14:anchorId="36484003">
+              <wp:anchor distT="0" distB="0" distL="114300" distR="114300" simplePos="0" relativeHeight="251660288" behindDoc="1" locked="0" layoutInCell="1" allowOverlap="1" wp14:anchorId="36484003" wp14:editId="0CCC8FA1">
                 <wp:simplePos x="0" y="0"/>
                 <wp:positionH relativeFrom="page">
                   <wp:posOffset>2520950</wp:posOffset>
@@ -5063,7 +5063,7 @@
               </wp:anchor>
             </w:drawing>
           </mc:Choice>
-          <mc:Fallback xmlns:a="http://schemas.openxmlformats.org/drawingml/2006/main" xmlns:a14="http://schemas.microsoft.com/office/drawing/2010/main" xmlns:pic="http://schemas.openxmlformats.org/drawingml/2006/picture">
+          <mc:Fallback xmlns:pic="http://schemas.openxmlformats.org/drawingml/2006/picture" xmlns:a14="http://schemas.microsoft.com/office/drawing/2010/main" xmlns:a="http://schemas.openxmlformats.org/drawingml/2006/main">
             <w:pict>
               <v:rect id="Rectangle 97" style="position:absolute;margin-left:198.5pt;margin-top:804.55pt;width:2pt;height:.2pt;z-index:-251656192;visibility:visible;mso-wrap-style:square;mso-width-percent:0;mso-height-percent:0;mso-wrap-distance-left:9pt;mso-wrap-distance-top:0;mso-wrap-distance-right:9pt;mso-wrap-distance-bottom:0;mso-position-horizontal:absolute;mso-position-horizontal-relative:page;mso-position-vertical:absolute;mso-position-vertical-relative:page;mso-width-percent:0;mso-height-percent:0;mso-width-relative:page;mso-height-relative:page;v-text-anchor:top" o:spid="_x0000_s1026" fillcolor="#9d9d9d" stroked="f" o:gfxdata="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" w14:anchorId="663D5ECD">
                 <w10:wrap anchorx="page" anchory="page"/>
@@ -5080,7 +5080,7 @@
         <mc:AlternateContent>
           <mc:Choice Requires="wps">
             <w:drawing>
-              <wp:anchor distT="0" distB="0" distL="114300" distR="114300" simplePos="0" relativeHeight="251661312" behindDoc="1" locked="0" layoutInCell="1" allowOverlap="1" wp14:editId="33F3CDCE" wp14:anchorId="1EAED37B">
+              <wp:anchor distT="0" distB="0" distL="114300" distR="114300" simplePos="0" relativeHeight="251661312" behindDoc="1" locked="0" layoutInCell="1" allowOverlap="1" wp14:anchorId="1EAED37B" wp14:editId="33F3CDCE">
                 <wp:simplePos x="0" y="0"/>
                 <wp:positionH relativeFrom="page">
                   <wp:posOffset>5988050</wp:posOffset>
@@ -5143,7 +5143,7 @@
               </wp:anchor>
             </w:drawing>
           </mc:Choice>
-          <mc:Fallback xmlns:a="http://schemas.openxmlformats.org/drawingml/2006/main" xmlns:a14="http://schemas.microsoft.com/office/drawing/2010/main" xmlns:pic="http://schemas.openxmlformats.org/drawingml/2006/picture">
+          <mc:Fallback xmlns:pic="http://schemas.openxmlformats.org/drawingml/2006/picture" xmlns:a14="http://schemas.microsoft.com/office/drawing/2010/main" xmlns:a="http://schemas.openxmlformats.org/drawingml/2006/main">
             <w:pict>
               <v:rect id="Rectangle 96" style="position:absolute;margin-left:471.5pt;margin-top:804.55pt;width:2pt;height:.2pt;z-index:-251655168;visibility:visible;mso-wrap-style:square;mso-width-percent:0;mso-height-percent:0;mso-wrap-distance-left:9pt;mso-wrap-distance-top:0;mso-wrap-distance-right:9pt;mso-wrap-distance-bottom:0;mso-position-horizontal:absolute;mso-position-horizontal-relative:page;mso-position-vertical:absolute;mso-position-vertical-relative:page;mso-width-percent:0;mso-height-percent:0;mso-width-relative:page;mso-height-relative:page;v-text-anchor:top" o:spid="_x0000_s1026" fillcolor="#9d9d9d" stroked="f" o:gfxdata="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" w14:anchorId="4158125D">
                 <w10:wrap anchorx="page" anchory="page"/>
@@ -5174,7 +5174,7 @@
         <mc:AlternateContent>
           <mc:Choice Requires="wps">
             <w:drawing>
-              <wp:anchor distT="0" distB="0" distL="114300" distR="114300" simplePos="0" relativeHeight="251677696" behindDoc="0" locked="0" layoutInCell="1" allowOverlap="1" wp14:editId="3365684A" wp14:anchorId="2B2B338D">
+              <wp:anchor distT="0" distB="0" distL="114300" distR="114300" simplePos="0" relativeHeight="251677696" behindDoc="0" locked="0" layoutInCell="1" allowOverlap="1" wp14:anchorId="2B2B338D" wp14:editId="3365684A">
                 <wp:simplePos x="0" y="0"/>
                 <wp:positionH relativeFrom="column">
                   <wp:posOffset>6642100</wp:posOffset>
@@ -5262,7 +5262,7 @@
           </mc:Choice>
           <mc:Fallback>
             <w:pict>
-              <v:shape id="Text Box 227" style="position:absolute;margin-left:523pt;margin-top:6pt;width:41pt;height:21pt;z-index:251677696;visibility:visible;mso-wrap-style:square;mso-width-percent:0;mso-height-percent:0;mso-wrap-distance-left:9pt;mso-wrap-distance-top:0;mso-wrap-distance-right:9pt;mso-wrap-distance-bottom:0;mso-position-horizontal:absolute;mso-position-horizontal-relative:text;mso-position-vertical:absolute;mso-position-vertical-relative:text;mso-width-percent:0;mso-height-percent:0;mso-width-relative:margin;mso-height-relative:margin;v-text-anchor:top" o:spid="_x0000_s1043" fillcolor="white [3201]" stroked="f" strokeweight=".5pt" type="#_x0000_t202" o:gfxdata="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" w14:anchorId="2B2B338D">
+              <v:shape w14:anchorId="2B2B338D" id="Text Box 227" o:spid="_x0000_s1043" type="#_x0000_t202" style="position:absolute;margin-left:523pt;margin-top:6pt;width:41pt;height:21pt;z-index:251677696;visibility:visible;mso-wrap-style:square;mso-width-percent:0;mso-height-percent:0;mso-wrap-distance-left:9pt;mso-wrap-distance-top:0;mso-wrap-distance-right:9pt;mso-wrap-distance-bottom:0;mso-position-horizontal:absolute;mso-position-horizontal-relative:text;mso-position-vertical:absolute;mso-position-vertical-relative:text;mso-width-percent:0;mso-height-percent:0;mso-width-relative:margin;mso-height-relative:margin;v-text-anchor:top" o:gfxdata="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" fillcolor="white [3201]" stroked="f" strokeweight=".5pt">
                 <v:textbox>
                   <w:txbxContent>
                     <w:p>
@@ -5315,7 +5315,7 @@
         <mc:AlternateContent>
           <mc:Choice Requires="wps">
             <w:drawing>
-              <wp:anchor distT="0" distB="0" distL="114300" distR="114300" simplePos="0" relativeHeight="251679744" behindDoc="0" locked="0" layoutInCell="1" allowOverlap="1" wp14:editId="4CDF310C" wp14:anchorId="545E9DF9">
+              <wp:anchor distT="0" distB="0" distL="114300" distR="114300" simplePos="0" relativeHeight="251679744" behindDoc="0" locked="0" layoutInCell="1" allowOverlap="1" wp14:anchorId="545E9DF9" wp14:editId="4CDF310C">
                 <wp:simplePos x="0" y="0"/>
                 <wp:positionH relativeFrom="column">
                   <wp:posOffset>1328738</wp:posOffset>
@@ -5377,7 +5377,7 @@
               </wp:anchor>
             </w:drawing>
           </mc:Choice>
-          <mc:Fallback xmlns:a="http://schemas.openxmlformats.org/drawingml/2006/main" xmlns:a14="http://schemas.microsoft.com/office/drawing/2010/main" xmlns:pic="http://schemas.openxmlformats.org/drawingml/2006/picture">
+          <mc:Fallback xmlns:pic="http://schemas.openxmlformats.org/drawingml/2006/picture" xmlns:a14="http://schemas.microsoft.com/office/drawing/2010/main" xmlns:a="http://schemas.openxmlformats.org/drawingml/2006/main">
             <w:pict>
               <v:line id="Straight Connector 230" style="position:absolute;flip:y;z-index:251679744;visibility:visible;mso-wrap-style:square;mso-width-percent:0;mso-height-percent:0;mso-wrap-distance-left:9pt;mso-wrap-distance-top:0;mso-wrap-distance-right:9pt;mso-wrap-distance-bottom:0;mso-position-horizontal:absolute;mso-position-horizontal-relative:text;mso-position-vertical:absolute;mso-position-vertical-relative:text;mso-width-percent:0;mso-height-percent:0;mso-width-relative:margin;mso-height-relative:margin" o:spid="_x0000_s1026" strokecolor="silver" o:gfxdata="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" from="104.65pt,2.65pt" to="517.15pt,2.65pt" w14:anchorId="32535D83">
                 <v:stroke dashstyle="dash"/>
@@ -5416,7 +5416,7 @@
         <mc:AlternateContent>
           <mc:Choice Requires="wps">
             <w:drawing>
-              <wp:anchor distT="0" distB="0" distL="114300" distR="114300" simplePos="0" relativeHeight="251678720" behindDoc="0" locked="0" layoutInCell="1" allowOverlap="1" wp14:editId="4F6686D3" wp14:anchorId="2969802A">
+              <wp:anchor distT="0" distB="0" distL="114300" distR="114300" simplePos="0" relativeHeight="251678720" behindDoc="0" locked="0" layoutInCell="1" allowOverlap="1" wp14:anchorId="2969802A" wp14:editId="4F6686D3">
                 <wp:simplePos x="0" y="0"/>
                 <wp:positionH relativeFrom="column">
                   <wp:posOffset>6193790</wp:posOffset>
@@ -5511,7 +5511,7 @@
           </mc:Choice>
           <mc:Fallback>
             <w:pict>
-              <v:shape id="Text Box 228" style="position:absolute;left:0;text-align:left;margin-left:487.7pt;margin-top:6.05pt;width:76.5pt;height:21.75pt;z-index:251678720;visibility:visible;mso-wrap-style:square;mso-width-percent:0;mso-height-percent:0;mso-wrap-distance-left:9pt;mso-wrap-distance-top:0;mso-wrap-distance-right:9pt;mso-wrap-distance-bottom:0;mso-position-horizontal:absolute;mso-position-horizontal-relative:text;mso-position-vertical:absolute;mso-position-vertical-relative:text;mso-width-percent:0;mso-height-percent:0;mso-width-relative:margin;mso-height-relative:margin;v-text-anchor:top" o:spid="_x0000_s1044" fillcolor="white [3201]" stroked="f" strokeweight=".5pt" type="#_x0000_t202" o:gfxdata="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" w14:anchorId="2969802A">
+              <v:shape w14:anchorId="2969802A" id="Text Box 228" o:spid="_x0000_s1044" type="#_x0000_t202" style="position:absolute;left:0;text-align:left;margin-left:487.7pt;margin-top:6.05pt;width:76.5pt;height:21.75pt;z-index:251678720;visibility:visible;mso-wrap-style:square;mso-width-percent:0;mso-height-percent:0;mso-wrap-distance-left:9pt;mso-wrap-distance-top:0;mso-wrap-distance-right:9pt;mso-wrap-distance-bottom:0;mso-position-horizontal:absolute;mso-position-horizontal-relative:text;mso-position-vertical:absolute;mso-position-vertical-relative:text;mso-width-percent:0;mso-height-percent:0;mso-width-relative:margin;mso-height-relative:margin;v-text-anchor:top" o:gfxdata="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" fillcolor="white [3201]" stroked="f" strokeweight=".5pt">
                 <v:textbox>
                   <w:txbxContent>
                     <w:p>
@@ -5570,7 +5570,7 @@
         <mc:AlternateContent>
           <mc:Choice Requires="wps">
             <w:drawing>
-              <wp:anchor distT="0" distB="0" distL="114300" distR="114300" simplePos="0" relativeHeight="251680768" behindDoc="0" locked="0" layoutInCell="1" allowOverlap="1" wp14:editId="18D786AD" wp14:anchorId="2B4F3601">
+              <wp:anchor distT="0" distB="0" distL="114300" distR="114300" simplePos="0" relativeHeight="251680768" behindDoc="0" locked="0" layoutInCell="1" allowOverlap="1" wp14:anchorId="2B4F3601" wp14:editId="18D786AD">
                 <wp:simplePos x="0" y="0"/>
                 <wp:positionH relativeFrom="column">
                   <wp:posOffset>1338263</wp:posOffset>
@@ -5632,7 +5632,7 @@
               </wp:anchor>
             </w:drawing>
           </mc:Choice>
-          <mc:Fallback xmlns:a="http://schemas.openxmlformats.org/drawingml/2006/main" xmlns:a14="http://schemas.microsoft.com/office/drawing/2010/main" xmlns:pic="http://schemas.openxmlformats.org/drawingml/2006/picture">
+          <mc:Fallback xmlns:pic="http://schemas.openxmlformats.org/drawingml/2006/picture" xmlns:a14="http://schemas.microsoft.com/office/drawing/2010/main" xmlns:a="http://schemas.openxmlformats.org/drawingml/2006/main">
             <w:pict>
               <v:line id="Straight Connector 232" style="position:absolute;flip:y;z-index:251680768;visibility:visible;mso-wrap-style:square;mso-width-percent:0;mso-height-percent:0;mso-wrap-distance-left:9pt;mso-wrap-distance-top:0;mso-wrap-distance-right:9pt;mso-wrap-distance-bottom:0;mso-position-horizontal:absolute;mso-position-horizontal-relative:text;mso-position-vertical:absolute;mso-position-vertical-relative:text;mso-width-percent:0;mso-height-percent:0;mso-width-relative:margin;mso-height-relative:margin" o:spid="_x0000_s1026" strokecolor="silver" o:gfxdata="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" from="105.4pt,3.55pt" to="526.9pt,4.7pt" w14:anchorId="18254DBF">
                 <v:stroke dashstyle="dash"/>
@@ -5650,7 +5650,7 @@
         <mc:AlternateContent>
           <mc:Choice Requires="wps">
             <w:drawing>
-              <wp:anchor distT="0" distB="0" distL="114300" distR="114300" simplePos="0" relativeHeight="251682816" behindDoc="0" locked="0" layoutInCell="1" allowOverlap="1" wp14:editId="515A4608" wp14:anchorId="1F566B2C">
+              <wp:anchor distT="0" distB="0" distL="114300" distR="114300" simplePos="0" relativeHeight="251682816" behindDoc="0" locked="0" layoutInCell="1" allowOverlap="1" wp14:anchorId="1F566B2C" wp14:editId="515A4608">
                 <wp:simplePos x="0" y="0"/>
                 <wp:positionH relativeFrom="column">
                   <wp:posOffset>2685097</wp:posOffset>
@@ -5727,7 +5727,7 @@
           </mc:Choice>
           <mc:Fallback>
             <w:pict>
-              <v:shape id="Text Box 234" style="position:absolute;left:0;text-align:left;margin-left:211.4pt;margin-top:33.85pt;width:63.35pt;height:21pt;z-index:251682816;visibility:visible;mso-wrap-style:square;mso-width-percent:0;mso-wrap-distance-left:9pt;mso-wrap-distance-top:0;mso-wrap-distance-right:9pt;mso-wrap-distance-bottom:0;mso-position-horizontal:absolute;mso-position-horizontal-relative:text;mso-position-vertical:absolute;mso-position-vertical-relative:text;mso-width-percent:0;mso-width-relative:margin;v-text-anchor:top" o:spid="_x0000_s1045" fillcolor="white [3201]" stroked="f" strokeweight=".5pt" type="#_x0000_t202" o:gfxdata="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" w14:anchorId="1F566B2C">
+              <v:shape w14:anchorId="1F566B2C" id="Text Box 234" o:spid="_x0000_s1045" type="#_x0000_t202" style="position:absolute;left:0;text-align:left;margin-left:211.4pt;margin-top:33.85pt;width:63.35pt;height:21pt;z-index:251682816;visibility:visible;mso-wrap-style:square;mso-width-percent:0;mso-wrap-distance-left:9pt;mso-wrap-distance-top:0;mso-wrap-distance-right:9pt;mso-wrap-distance-bottom:0;mso-position-horizontal:absolute;mso-position-horizontal-relative:text;mso-position-vertical:absolute;mso-position-vertical-relative:text;mso-width-percent:0;mso-width-relative:margin;v-text-anchor:top" o:gfxdata="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" fillcolor="white [3201]" stroked="f" strokeweight=".5pt">
                 <v:textbox>
                   <w:txbxContent>
                     <w:p>
@@ -5771,7 +5771,7 @@
         <mc:AlternateContent>
           <mc:Choice Requires="wps">
             <w:drawing>
-              <wp:anchor distT="0" distB="0" distL="114300" distR="114300" simplePos="0" relativeHeight="251681792" behindDoc="0" locked="0" layoutInCell="1" allowOverlap="1" wp14:editId="483B3949" wp14:anchorId="0F3D92F3">
+              <wp:anchor distT="0" distB="0" distL="114300" distR="114300" simplePos="0" relativeHeight="251681792" behindDoc="0" locked="0" layoutInCell="1" allowOverlap="1" wp14:anchorId="0F3D92F3" wp14:editId="483B3949">
                 <wp:simplePos x="0" y="0"/>
                 <wp:positionH relativeFrom="column">
                   <wp:posOffset>1620520</wp:posOffset>
@@ -5833,7 +5833,7 @@
               </wp:anchor>
             </w:drawing>
           </mc:Choice>
-          <mc:Fallback xmlns:a="http://schemas.openxmlformats.org/drawingml/2006/main" xmlns:a14="http://schemas.microsoft.com/office/drawing/2010/main" xmlns:pic="http://schemas.openxmlformats.org/drawingml/2006/picture">
+          <mc:Fallback xmlns:pic="http://schemas.openxmlformats.org/drawingml/2006/picture" xmlns:a14="http://schemas.microsoft.com/office/drawing/2010/main" xmlns:a="http://schemas.openxmlformats.org/drawingml/2006/main">
             <w:pict>
               <v:line id="Straight Connector 233" style="position:absolute;flip:y;z-index:251681792;visibility:visible;mso-wrap-style:square;mso-width-percent:0;mso-height-percent:0;mso-wrap-distance-left:9pt;mso-wrap-distance-top:0;mso-wrap-distance-right:9pt;mso-wrap-distance-bottom:0;mso-position-horizontal:absolute;mso-position-horizontal-relative:text;mso-position-vertical:absolute;mso-position-vertical-relative:text;mso-width-percent:0;mso-height-percent:0;mso-width-relative:margin;mso-height-relative:margin" o:spid="_x0000_s1026" strokecolor="silver" o:gfxdata="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" from="127.6pt,25.05pt" to="490.6pt,27.55pt" w14:anchorId="113D1DDF">
                 <v:stroke dashstyle="dash"/>
@@ -5867,7 +5867,7 @@
         <mc:AlternateContent>
           <mc:Choice Requires="wps">
             <w:drawing>
-              <wp:anchor distT="0" distB="0" distL="114300" distR="114300" simplePos="0" relativeHeight="251684864" behindDoc="0" locked="0" layoutInCell="1" allowOverlap="1" wp14:editId="72FC0AD2" wp14:anchorId="23118A86">
+              <wp:anchor distT="0" distB="0" distL="114300" distR="114300" simplePos="0" relativeHeight="251684864" behindDoc="0" locked="0" layoutInCell="1" allowOverlap="1" wp14:anchorId="23118A86" wp14:editId="72FC0AD2">
                 <wp:simplePos x="0" y="0"/>
                 <wp:positionH relativeFrom="column">
                   <wp:posOffset>6247130</wp:posOffset>
@@ -5953,7 +5953,7 @@
           </mc:Choice>
           <mc:Fallback>
             <w:pict>
-              <v:shape id="Text Box 236" style="position:absolute;margin-left:491.9pt;margin-top:9.6pt;width:72.3pt;height:19.9pt;z-index:251684864;visibility:visible;mso-wrap-style:square;mso-width-percent:0;mso-wrap-distance-left:9pt;mso-wrap-distance-top:0;mso-wrap-distance-right:9pt;mso-wrap-distance-bottom:0;mso-position-horizontal:absolute;mso-position-horizontal-relative:text;mso-position-vertical:absolute;mso-position-vertical-relative:text;mso-width-percent:0;mso-width-relative:margin;v-text-anchor:top" o:spid="_x0000_s1046" fillcolor="white [3201]" stroked="f" strokeweight=".5pt" type="#_x0000_t202" o:gfxdata="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" w14:anchorId="23118A86">
+              <v:shape w14:anchorId="23118A86" id="Text Box 236" o:spid="_x0000_s1046" type="#_x0000_t202" style="position:absolute;margin-left:491.9pt;margin-top:9.6pt;width:72.3pt;height:19.9pt;z-index:251684864;visibility:visible;mso-wrap-style:square;mso-width-percent:0;mso-wrap-distance-left:9pt;mso-wrap-distance-top:0;mso-wrap-distance-right:9pt;mso-wrap-distance-bottom:0;mso-position-horizontal:absolute;mso-position-horizontal-relative:text;mso-position-vertical:absolute;mso-position-vertical-relative:text;mso-width-percent:0;mso-width-relative:margin;v-text-anchor:top" o:gfxdata="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" fillcolor="white [3201]" stroked="f" strokeweight=".5pt">
                 <v:textbox>
                   <w:txbxContent>
                     <w:p>
@@ -6005,7 +6005,7 @@
         <mc:AlternateContent>
           <mc:Choice Requires="wps">
             <w:drawing>
-              <wp:anchor distT="0" distB="0" distL="114300" distR="114300" simplePos="0" relativeHeight="251692032" behindDoc="1" locked="0" layoutInCell="1" allowOverlap="1" wp14:editId="654346C2" wp14:anchorId="4A3819D1">
+              <wp:anchor distT="0" distB="0" distL="114300" distR="114300" simplePos="0" relativeHeight="251692032" behindDoc="1" locked="0" layoutInCell="1" allowOverlap="1" wp14:anchorId="4A3819D1" wp14:editId="654346C2">
                 <wp:simplePos x="0" y="0"/>
                 <wp:positionH relativeFrom="column">
                   <wp:posOffset>4581525</wp:posOffset>
@@ -6096,7 +6096,7 @@
           </mc:Choice>
           <mc:Fallback>
             <w:pict>
-              <v:shape id="Text Box 244" style="position:absolute;margin-left:360.75pt;margin-top:7.85pt;width:136.1pt;height:19.45pt;z-index:-251624448;visibility:visible;mso-wrap-style:square;mso-width-percent:0;mso-height-percent:0;mso-wrap-distance-left:9pt;mso-wrap-distance-top:0;mso-wrap-distance-right:9pt;mso-wrap-distance-bottom:0;mso-position-horizontal:absolute;mso-position-horizontal-relative:text;mso-position-vertical:absolute;mso-position-vertical-relative:text;mso-width-percent:0;mso-height-percent:0;mso-width-relative:margin;mso-height-relative:margin;v-text-anchor:top" o:spid="_x0000_s1047" fillcolor="white [3201]" stroked="f" strokeweight=".5pt" type="#_x0000_t202" o:gfxdata="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" w14:anchorId="4A3819D1">
+              <v:shape w14:anchorId="4A3819D1" id="Text Box 244" o:spid="_x0000_s1047" type="#_x0000_t202" style="position:absolute;margin-left:360.75pt;margin-top:7.85pt;width:136.1pt;height:19.45pt;z-index:-251624448;visibility:visible;mso-wrap-style:square;mso-width-percent:0;mso-height-percent:0;mso-wrap-distance-left:9pt;mso-wrap-distance-top:0;mso-wrap-distance-right:9pt;mso-wrap-distance-bottom:0;mso-position-horizontal:absolute;mso-position-horizontal-relative:text;mso-position-vertical:absolute;mso-position-vertical-relative:text;mso-width-percent:0;mso-height-percent:0;mso-width-relative:margin;mso-height-relative:margin;v-text-anchor:top" o:gfxdata="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" fillcolor="white [3201]" stroked="f" strokeweight=".5pt">
                 <v:textbox>
                   <w:txbxContent>
                     <w:sdt>
@@ -6143,7 +6143,7 @@
         <mc:AlternateContent>
           <mc:Choice Requires="wps">
             <w:drawing>
-              <wp:anchor distT="0" distB="0" distL="114300" distR="114300" simplePos="0" relativeHeight="251691008" behindDoc="0" locked="0" layoutInCell="1" allowOverlap="1" wp14:editId="1AB03205" wp14:anchorId="60FE6687">
+              <wp:anchor distT="0" distB="0" distL="114300" distR="114300" simplePos="0" relativeHeight="251691008" behindDoc="0" locked="0" layoutInCell="1" allowOverlap="1" wp14:anchorId="60FE6687" wp14:editId="1AB03205">
                 <wp:simplePos x="0" y="0"/>
                 <wp:positionH relativeFrom="column">
                   <wp:posOffset>3381375</wp:posOffset>
@@ -6207,7 +6207,7 @@
           </mc:Choice>
           <mc:Fallback>
             <w:pict>
-              <v:shape id="Text Box 243" style="position:absolute;margin-left:266.25pt;margin-top:11.2pt;width:101.25pt;height:21.75pt;z-index:251691008;visibility:visible;mso-wrap-style:square;mso-width-percent:0;mso-height-percent:0;mso-wrap-distance-left:9pt;mso-wrap-distance-top:0;mso-wrap-distance-right:9pt;mso-wrap-distance-bottom:0;mso-position-horizontal:absolute;mso-position-horizontal-relative:text;mso-position-vertical:absolute;mso-position-vertical-relative:text;mso-width-percent:0;mso-height-percent:0;mso-width-relative:margin;mso-height-relative:margin;v-text-anchor:top" o:spid="_x0000_s1048" fillcolor="white [3201]" stroked="f" strokeweight=".5pt" type="#_x0000_t202" o:gfxdata="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" w14:anchorId="60FE6687">
+              <v:shape w14:anchorId="60FE6687" id="Text Box 243" o:spid="_x0000_s1048" type="#_x0000_t202" style="position:absolute;margin-left:266.25pt;margin-top:11.2pt;width:101.25pt;height:21.75pt;z-index:251691008;visibility:visible;mso-wrap-style:square;mso-width-percent:0;mso-height-percent:0;mso-wrap-distance-left:9pt;mso-wrap-distance-top:0;mso-wrap-distance-right:9pt;mso-wrap-distance-bottom:0;mso-position-horizontal:absolute;mso-position-horizontal-relative:text;mso-position-vertical:absolute;mso-position-vertical-relative:text;mso-width-percent:0;mso-height-percent:0;mso-width-relative:margin;mso-height-relative:margin;v-text-anchor:top" o:gfxdata="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" fillcolor="white [3201]" stroked="f" strokeweight=".5pt">
                 <v:textbox>
                   <w:txbxContent>
                     <w:p>
@@ -6242,7 +6242,7 @@
         <mc:AlternateContent>
           <mc:Choice Requires="wps">
             <w:drawing>
-              <wp:anchor distT="0" distB="0" distL="114300" distR="114300" simplePos="0" relativeHeight="251686912" behindDoc="0" locked="0" layoutInCell="1" allowOverlap="1" wp14:editId="480E583C" wp14:anchorId="747BAFA6">
+              <wp:anchor distT="0" distB="0" distL="114300" distR="114300" simplePos="0" relativeHeight="251686912" behindDoc="0" locked="0" layoutInCell="1" allowOverlap="1" wp14:anchorId="747BAFA6" wp14:editId="480E583C">
                 <wp:simplePos x="0" y="0"/>
                 <wp:positionH relativeFrom="column">
                   <wp:posOffset>5816600</wp:posOffset>
@@ -6346,7 +6346,7 @@
           </mc:Choice>
           <mc:Fallback>
             <w:pict>
-              <v:shape id="Text Box 239" style="position:absolute;margin-left:458pt;margin-top:11.7pt;width:106.2pt;height:22pt;z-index:251686912;visibility:visible;mso-wrap-style:square;mso-width-percent:0;mso-height-percent:0;mso-wrap-distance-left:9pt;mso-wrap-distance-top:0;mso-wrap-distance-right:9pt;mso-wrap-distance-bottom:0;mso-position-horizontal:absolute;mso-position-horizontal-relative:text;mso-position-vertical:absolute;mso-position-vertical-relative:text;mso-width-percent:0;mso-height-percent:0;mso-width-relative:margin;mso-height-relative:margin;v-text-anchor:top" o:spid="_x0000_s1049" fillcolor="white [3201]" stroked="f" strokeweight=".5pt" type="#_x0000_t202" o:gfxdata="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" w14:anchorId="747BAFA6">
+              <v:shape w14:anchorId="747BAFA6" id="Text Box 239" o:spid="_x0000_s1049" type="#_x0000_t202" style="position:absolute;margin-left:458pt;margin-top:11.7pt;width:106.2pt;height:22pt;z-index:251686912;visibility:visible;mso-wrap-style:square;mso-width-percent:0;mso-height-percent:0;mso-wrap-distance-left:9pt;mso-wrap-distance-top:0;mso-wrap-distance-right:9pt;mso-wrap-distance-bottom:0;mso-position-horizontal:absolute;mso-position-horizontal-relative:text;mso-position-vertical:absolute;mso-position-vertical-relative:text;mso-width-percent:0;mso-height-percent:0;mso-width-relative:margin;mso-height-relative:margin;v-text-anchor:top" o:gfxdata="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" fillcolor="white [3201]" stroked="f" strokeweight=".5pt">
                 <v:textbox>
                   <w:txbxContent>
                     <w:p>
@@ -6413,7 +6413,7 @@
         <mc:AlternateContent>
           <mc:Choice Requires="wps">
             <w:drawing>
-              <wp:anchor distT="0" distB="0" distL="114300" distR="114300" simplePos="0" relativeHeight="251683840" behindDoc="0" locked="0" layoutInCell="1" allowOverlap="1" wp14:editId="0056879E" wp14:anchorId="695BC30C">
+              <wp:anchor distT="0" distB="0" distL="114300" distR="114300" simplePos="0" relativeHeight="251683840" behindDoc="0" locked="0" layoutInCell="1" allowOverlap="1" wp14:anchorId="695BC30C" wp14:editId="0056879E">
                 <wp:simplePos x="0" y="0"/>
                 <wp:positionH relativeFrom="column">
                   <wp:posOffset>1076325</wp:posOffset>
@@ -6475,7 +6475,7 @@
               </wp:anchor>
             </w:drawing>
           </mc:Choice>
-          <mc:Fallback xmlns:a="http://schemas.openxmlformats.org/drawingml/2006/main" xmlns:a14="http://schemas.microsoft.com/office/drawing/2010/main" xmlns:pic="http://schemas.openxmlformats.org/drawingml/2006/picture">
+          <mc:Fallback xmlns:pic="http://schemas.openxmlformats.org/drawingml/2006/picture" xmlns:a14="http://schemas.microsoft.com/office/drawing/2010/main" xmlns:a="http://schemas.openxmlformats.org/drawingml/2006/main">
             <w:pict>
               <v:line id="Straight Connector 235" style="position:absolute;z-index:251683840;visibility:visible;mso-wrap-style:square;mso-width-percent:0;mso-height-percent:0;mso-wrap-distance-left:9pt;mso-wrap-distance-top:0;mso-wrap-distance-right:9pt;mso-wrap-distance-bottom:0;mso-position-horizontal:absolute;mso-position-horizontal-relative:text;mso-position-vertical:absolute;mso-position-vertical-relative:text;mso-width-percent:0;mso-height-percent:0;mso-width-relative:margin;mso-height-relative:margin" o:spid="_x0000_s1026" strokecolor="silver" o:gfxdata="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" from="84.75pt,9.15pt" to="3in,9.15pt" w14:anchorId="26ED0323">
                 <v:stroke dashstyle="dash"/>
@@ -6493,7 +6493,7 @@
         <mc:AlternateContent>
           <mc:Choice Requires="wps">
             <w:drawing>
-              <wp:anchor distT="0" distB="0" distL="114300" distR="114300" simplePos="0" relativeHeight="251685888" behindDoc="0" locked="0" layoutInCell="1" allowOverlap="1" wp14:editId="3C73FFB9" wp14:anchorId="129D6D3A">
+              <wp:anchor distT="0" distB="0" distL="114300" distR="114300" simplePos="0" relativeHeight="251685888" behindDoc="0" locked="0" layoutInCell="1" allowOverlap="1" wp14:anchorId="129D6D3A" wp14:editId="3C73FFB9">
                 <wp:simplePos x="0" y="0"/>
                 <wp:positionH relativeFrom="column">
                   <wp:posOffset>4533900</wp:posOffset>
@@ -6555,7 +6555,7 @@
               </wp:anchor>
             </w:drawing>
           </mc:Choice>
-          <mc:Fallback xmlns:a="http://schemas.openxmlformats.org/drawingml/2006/main" xmlns:a14="http://schemas.microsoft.com/office/drawing/2010/main" xmlns:pic="http://schemas.openxmlformats.org/drawingml/2006/picture">
+          <mc:Fallback xmlns:pic="http://schemas.openxmlformats.org/drawingml/2006/picture" xmlns:a14="http://schemas.microsoft.com/office/drawing/2010/main" xmlns:a="http://schemas.openxmlformats.org/drawingml/2006/main">
             <w:pict>
               <v:line id="Straight Connector 237" style="position:absolute;flip:y;z-index:251685888;visibility:visible;mso-wrap-style:square;mso-width-percent:0;mso-height-percent:0;mso-wrap-distance-left:9pt;mso-wrap-distance-top:0;mso-wrap-distance-right:9pt;mso-wrap-distance-bottom:0;mso-position-horizontal:absolute;mso-position-horizontal-relative:text;mso-position-vertical:absolute;mso-position-vertical-relative:text;mso-width-percent:0;mso-height-percent:0;mso-width-relative:margin;mso-height-relative:margin" o:spid="_x0000_s1026" strokecolor="silver" o:gfxdata="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" from="357pt,8.45pt" to="496.8pt,8.85pt" w14:anchorId="60B20738">
                 <v:stroke dashstyle="dash"/>
@@ -6581,7 +6581,7 @@
         <mc:AlternateContent>
           <mc:Choice Requires="wps">
             <w:drawing>
-              <wp:anchor distT="0" distB="0" distL="114300" distR="114300" simplePos="0" relativeHeight="251688960" behindDoc="0" locked="0" layoutInCell="1" allowOverlap="1" wp14:editId="56AC29D8" wp14:anchorId="49262026">
+              <wp:anchor distT="0" distB="0" distL="114300" distR="114300" simplePos="0" relativeHeight="251688960" behindDoc="0" locked="0" layoutInCell="1" allowOverlap="1" wp14:anchorId="49262026" wp14:editId="56AC29D8">
                 <wp:simplePos x="0" y="0"/>
                 <wp:positionH relativeFrom="column">
                   <wp:posOffset>6146800</wp:posOffset>
@@ -6685,7 +6685,7 @@
           </mc:Choice>
           <mc:Fallback>
             <w:pict>
-              <v:shape id="Text Box 241" style="position:absolute;margin-left:484pt;margin-top:15.8pt;width:78.5pt;height:20.6pt;z-index:251688960;visibility:visible;mso-wrap-style:square;mso-width-percent:0;mso-height-percent:0;mso-wrap-distance-left:9pt;mso-wrap-distance-top:0;mso-wrap-distance-right:9pt;mso-wrap-distance-bottom:0;mso-position-horizontal:absolute;mso-position-horizontal-relative:text;mso-position-vertical:absolute;mso-position-vertical-relative:text;mso-width-percent:0;mso-height-percent:0;mso-width-relative:margin;mso-height-relative:margin;v-text-anchor:top" o:spid="_x0000_s1050" fillcolor="white [3201]" stroked="f" strokeweight=".5pt" type="#_x0000_t202" o:gfxdata="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" w14:anchorId="49262026">
+              <v:shape w14:anchorId="49262026" id="Text Box 241" o:spid="_x0000_s1050" type="#_x0000_t202" style="position:absolute;margin-left:484pt;margin-top:15.8pt;width:78.5pt;height:20.6pt;z-index:251688960;visibility:visible;mso-wrap-style:square;mso-width-percent:0;mso-height-percent:0;mso-wrap-distance-left:9pt;mso-wrap-distance-top:0;mso-wrap-distance-right:9pt;mso-wrap-distance-bottom:0;mso-position-horizontal:absolute;mso-position-horizontal-relative:text;mso-position-vertical:absolute;mso-position-vertical-relative:text;mso-width-percent:0;mso-height-percent:0;mso-width-relative:margin;mso-height-relative:margin;v-text-anchor:top" o:gfxdata="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" fillcolor="white [3201]" stroked="f" strokeweight=".5pt">
                 <v:textbox>
                   <w:txbxContent>
                     <w:p>
@@ -6752,7 +6752,7 @@
         <mc:AlternateContent>
           <mc:Choice Requires="wps">
             <w:drawing>
-              <wp:anchor distT="0" distB="0" distL="114300" distR="114300" simplePos="0" relativeHeight="251687936" behindDoc="0" locked="0" layoutInCell="1" allowOverlap="1" wp14:editId="71BCB50C" wp14:anchorId="25CE2DB8">
+              <wp:anchor distT="0" distB="0" distL="114300" distR="114300" simplePos="0" relativeHeight="251687936" behindDoc="0" locked="0" layoutInCell="1" allowOverlap="1" wp14:anchorId="25CE2DB8" wp14:editId="71BCB50C">
                 <wp:simplePos x="0" y="0"/>
                 <wp:positionH relativeFrom="column">
                   <wp:posOffset>1257300</wp:posOffset>
@@ -6814,7 +6814,7 @@
               </wp:anchor>
             </w:drawing>
           </mc:Choice>
-          <mc:Fallback xmlns:a="http://schemas.openxmlformats.org/drawingml/2006/main" xmlns:a14="http://schemas.microsoft.com/office/drawing/2010/main" xmlns:pic="http://schemas.openxmlformats.org/drawingml/2006/picture">
+          <mc:Fallback xmlns:pic="http://schemas.openxmlformats.org/drawingml/2006/picture" xmlns:a14="http://schemas.microsoft.com/office/drawing/2010/main" xmlns:a="http://schemas.openxmlformats.org/drawingml/2006/main">
             <w:pict>
               <v:line id="Straight Connector 240" style="position:absolute;z-index:251687936;visibility:visible;mso-wrap-style:square;mso-width-percent:0;mso-height-percent:0;mso-wrap-distance-left:9pt;mso-wrap-distance-top:0;mso-wrap-distance-right:9pt;mso-wrap-distance-bottom:0;mso-position-horizontal:absolute;mso-position-horizontal-relative:text;mso-position-vertical:absolute;mso-position-vertical-relative:text;mso-width-percent:0;mso-height-percent:0;mso-width-relative:margin;mso-height-relative:margin" o:spid="_x0000_s1026" strokecolor="silver" o:gfxdata="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" from="99pt,11.7pt" to="459.7pt,12.1pt" w14:anchorId="65B5EF80">
                 <v:stroke dashstyle="dash"/>
@@ -6840,7 +6840,7 @@
         <mc:AlternateContent>
           <mc:Choice Requires="wps">
             <w:drawing>
-              <wp:anchor distT="0" distB="0" distL="114300" distR="114300" simplePos="0" relativeHeight="251689984" behindDoc="0" locked="0" layoutInCell="1" allowOverlap="1" wp14:editId="487F228C" wp14:anchorId="6F7A78F4">
+              <wp:anchor distT="0" distB="0" distL="114300" distR="114300" simplePos="0" relativeHeight="251689984" behindDoc="0" locked="0" layoutInCell="1" allowOverlap="1" wp14:anchorId="6F7A78F4" wp14:editId="487F228C">
                 <wp:simplePos x="0" y="0"/>
                 <wp:positionH relativeFrom="column">
                   <wp:posOffset>1338263</wp:posOffset>
@@ -6902,7 +6902,7 @@
               </wp:anchor>
             </w:drawing>
           </mc:Choice>
-          <mc:Fallback xmlns:a="http://schemas.openxmlformats.org/drawingml/2006/main" xmlns:a14="http://schemas.microsoft.com/office/drawing/2010/main" xmlns:pic="http://schemas.openxmlformats.org/drawingml/2006/picture">
+          <mc:Fallback xmlns:pic="http://schemas.openxmlformats.org/drawingml/2006/picture" xmlns:a14="http://schemas.microsoft.com/office/drawing/2010/main" xmlns:a="http://schemas.openxmlformats.org/drawingml/2006/main">
             <w:pict>
               <v:line id="Straight Connector 242" style="position:absolute;z-index:251689984;visibility:visible;mso-wrap-style:square;mso-width-percent:0;mso-height-percent:0;mso-wrap-distance-left:9pt;mso-wrap-distance-top:0;mso-wrap-distance-right:9pt;mso-wrap-distance-bottom:0;mso-position-horizontal:absolute;mso-position-horizontal-relative:text;mso-position-vertical:absolute;mso-position-vertical-relative:text;mso-width-percent:0;mso-height-percent:0;mso-width-relative:margin;mso-height-relative:margin" o:spid="_x0000_s1026" strokecolor="silver" o:gfxdata="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" from="105.4pt,13.05pt" to="495pt,13.05pt" w14:anchorId="5E23C785">
                 <v:stroke dashstyle="dash"/>
@@ -6936,7 +6936,7 @@
         <mc:AlternateContent>
           <mc:Choice Requires="wps">
             <w:drawing>
-              <wp:anchor distT="45720" distB="45720" distL="114300" distR="114300" simplePos="0" relativeHeight="251694080" behindDoc="0" locked="0" layoutInCell="1" allowOverlap="1" wp14:editId="44FBF9B7" wp14:anchorId="2D8F4AF8">
+              <wp:anchor distT="45720" distB="45720" distL="114300" distR="114300" simplePos="0" relativeHeight="251694080" behindDoc="0" locked="0" layoutInCell="1" allowOverlap="1" wp14:anchorId="2D8F4AF8" wp14:editId="44FBF9B7">
                 <wp:simplePos x="0" y="0"/>
                 <wp:positionH relativeFrom="column">
                   <wp:posOffset>387350</wp:posOffset>
@@ -7028,7 +7028,7 @@
           </mc:Choice>
           <mc:Fallback>
             <w:pict>
-              <v:shape id="_x0000_s1051" style="position:absolute;margin-left:30.5pt;margin-top:13pt;width:128.25pt;height:22.35pt;z-index:251694080;visibility:visible;mso-wrap-style:square;mso-width-percent:0;mso-height-percent:0;mso-wrap-distance-left:9pt;mso-wrap-distance-top:3.6pt;mso-wrap-distance-right:9pt;mso-wrap-distance-bottom:3.6pt;mso-position-horizontal:absolute;mso-position-horizontal-relative:text;mso-position-vertical:absolute;mso-position-vertical-relative:text;mso-width-percent:0;mso-height-percent:0;mso-width-relative:margin;mso-height-relative:margin;v-text-anchor:top" fillcolor="#002060" stroked="f" type="#_x0000_t202" o:gfxdata="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" w14:anchorId="2D8F4AF8">
+              <v:shape w14:anchorId="2D8F4AF8" id="_x0000_s1051" type="#_x0000_t202" style="position:absolute;margin-left:30.5pt;margin-top:13pt;width:128.25pt;height:22.35pt;z-index:251694080;visibility:visible;mso-wrap-style:square;mso-width-percent:0;mso-height-percent:0;mso-wrap-distance-left:9pt;mso-wrap-distance-top:3.6pt;mso-wrap-distance-right:9pt;mso-wrap-distance-bottom:3.6pt;mso-position-horizontal:absolute;mso-position-horizontal-relative:text;mso-position-vertical:absolute;mso-position-vertical-relative:text;mso-width-percent:0;mso-height-percent:0;mso-width-relative:margin;mso-height-relative:margin;v-text-anchor:top" o:gfxdata="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" fillcolor="#002060" stroked="f">
                 <v:textbox>
                   <w:txbxContent>
                     <w:p>
@@ -7080,7 +7080,7 @@
         <mc:AlternateContent>
           <mc:Choice Requires="wps">
             <w:drawing>
-              <wp:anchor distT="0" distB="0" distL="114300" distR="114300" simplePos="0" relativeHeight="251709440" behindDoc="0" locked="0" layoutInCell="1" allowOverlap="1" wp14:editId="24E33786" wp14:anchorId="505D4314">
+              <wp:anchor distT="0" distB="0" distL="114300" distR="114300" simplePos="0" relativeHeight="251709440" behindDoc="0" locked="0" layoutInCell="1" allowOverlap="1" wp14:anchorId="505D4314" wp14:editId="24E33786">
                 <wp:simplePos x="0" y="0"/>
                 <wp:positionH relativeFrom="column">
                   <wp:posOffset>4467225</wp:posOffset>
@@ -7154,7 +7154,7 @@
           </mc:Choice>
           <mc:Fallback>
             <w:pict>
-              <v:shape id="Text Box 283" style="position:absolute;margin-left:351.75pt;margin-top:74.35pt;width:145.5pt;height:20.6pt;z-index:251709440;visibility:visible;mso-wrap-style:square;mso-width-percent:0;mso-height-percent:0;mso-wrap-distance-left:9pt;mso-wrap-distance-top:0;mso-wrap-distance-right:9pt;mso-wrap-distance-bottom:0;mso-position-horizontal:absolute;mso-position-horizontal-relative:text;mso-position-vertical:absolute;mso-position-vertical-relative:text;mso-width-percent:0;mso-height-percent:0;mso-width-relative:margin;mso-height-relative:margin;v-text-anchor:top" o:spid="_x0000_s1052" fillcolor="white [3201]" stroked="f" strokeweight=".5pt" type="#_x0000_t202" o:gfxdata="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" w14:anchorId="505D4314">
+              <v:shape w14:anchorId="505D4314" id="Text Box 283" o:spid="_x0000_s1052" type="#_x0000_t202" style="position:absolute;margin-left:351.75pt;margin-top:74.35pt;width:145.5pt;height:20.6pt;z-index:251709440;visibility:visible;mso-wrap-style:square;mso-width-percent:0;mso-height-percent:0;mso-wrap-distance-left:9pt;mso-wrap-distance-top:0;mso-wrap-distance-right:9pt;mso-wrap-distance-bottom:0;mso-position-horizontal:absolute;mso-position-horizontal-relative:text;mso-position-vertical:absolute;mso-position-vertical-relative:text;mso-width-percent:0;mso-height-percent:0;mso-width-relative:margin;mso-height-relative:margin;v-text-anchor:top" o:gfxdata="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" fillcolor="white [3201]" stroked="f" strokeweight=".5pt">
                 <v:textbox>
                   <w:txbxContent>
                     <w:sdt>
@@ -7192,7 +7192,7 @@
         <mc:AlternateContent>
           <mc:Choice Requires="wps">
             <w:drawing>
-              <wp:anchor distT="45720" distB="45720" distL="114300" distR="114300" simplePos="0" relativeHeight="251695104" behindDoc="0" locked="0" layoutInCell="1" allowOverlap="1" wp14:editId="17193440" wp14:anchorId="3BD5E0AE">
+              <wp:anchor distT="45720" distB="45720" distL="114300" distR="114300" simplePos="0" relativeHeight="251695104" behindDoc="0" locked="0" layoutInCell="1" allowOverlap="1" wp14:anchorId="3BD5E0AE" wp14:editId="17193440">
                 <wp:simplePos x="0" y="0"/>
                 <wp:positionH relativeFrom="margin">
                   <wp:posOffset>385445</wp:posOffset>
@@ -7822,7 +7822,7 @@
           </mc:Choice>
           <mc:Fallback>
             <w:pict>
-              <v:shape id="_x0000_s1053" style="position:absolute;margin-left:30.35pt;margin-top:34.6pt;width:535.2pt;height:112.85pt;z-index:251695104;visibility:visible;mso-wrap-style:square;mso-width-percent:0;mso-height-percent:0;mso-wrap-distance-left:9pt;mso-wrap-distance-top:3.6pt;mso-wrap-distance-right:9pt;mso-wrap-distance-bottom:3.6pt;mso-position-horizontal:absolute;mso-position-horizontal-relative:margin;mso-position-vertical:absolute;mso-position-vertical-relative:text;mso-width-percent:0;mso-height-percent:0;mso-width-relative:margin;mso-height-relative:margin;v-text-anchor:top" strokecolor="#cfcdcd [2894]" type="#_x0000_t202" o:gfxdata="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" w14:anchorId="3BD5E0AE">
+              <v:shape w14:anchorId="3BD5E0AE" id="_x0000_s1053" type="#_x0000_t202" style="position:absolute;margin-left:30.35pt;margin-top:34.6pt;width:535.2pt;height:112.85pt;z-index:251695104;visibility:visible;mso-wrap-style:square;mso-width-percent:0;mso-height-percent:0;mso-wrap-distance-left:9pt;mso-wrap-distance-top:3.6pt;mso-wrap-distance-right:9pt;mso-wrap-distance-bottom:3.6pt;mso-position-horizontal:absolute;mso-position-horizontal-relative:margin;mso-position-vertical:absolute;mso-position-vertical-relative:text;mso-width-percent:0;mso-height-percent:0;mso-width-relative:margin;mso-height-relative:margin;v-text-anchor:top" o:gfxdata="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" strokecolor="#cfcdcd [2894]">
                 <v:textbox>
                   <w:txbxContent>
                     <w:p>
@@ -8409,7 +8409,7 @@
         <mc:AlternateContent>
           <mc:Choice Requires="wps">
             <w:drawing>
-              <wp:anchor distT="0" distB="0" distL="114300" distR="114300" simplePos="0" relativeHeight="251708416" behindDoc="0" locked="0" layoutInCell="1" allowOverlap="1" wp14:editId="4F3CBB45" wp14:anchorId="3CF64834">
+              <wp:anchor distT="0" distB="0" distL="114300" distR="114300" simplePos="0" relativeHeight="251708416" behindDoc="0" locked="0" layoutInCell="1" allowOverlap="1" wp14:anchorId="3CF64834" wp14:editId="4F3CBB45">
                 <wp:simplePos x="0" y="0"/>
                 <wp:positionH relativeFrom="column">
                   <wp:posOffset>1323976</wp:posOffset>
@@ -8471,7 +8471,7 @@
               </wp:anchor>
             </w:drawing>
           </mc:Choice>
-          <mc:Fallback xmlns:a="http://schemas.openxmlformats.org/drawingml/2006/main" xmlns:a14="http://schemas.microsoft.com/office/drawing/2010/main" xmlns:pic="http://schemas.openxmlformats.org/drawingml/2006/picture">
+          <mc:Fallback xmlns:pic="http://schemas.openxmlformats.org/drawingml/2006/picture" xmlns:a14="http://schemas.microsoft.com/office/drawing/2010/main" xmlns:a="http://schemas.openxmlformats.org/drawingml/2006/main">
             <w:pict>
               <v:line id="Straight Connector 282" style="position:absolute;flip:y;z-index:251708416;visibility:visible;mso-wrap-style:square;mso-width-percent:0;mso-height-percent:0;mso-wrap-distance-left:9pt;mso-wrap-distance-top:0;mso-wrap-distance-right:9pt;mso-wrap-distance-bottom:0;mso-position-horizontal:absolute;mso-position-horizontal-relative:text;mso-position-vertical:absolute;mso-position-vertical-relative:text;mso-width-percent:0;mso-height-percent:0;mso-width-relative:margin;mso-height-relative:margin" o:spid="_x0000_s1026" strokecolor="silver" o:gfxdata="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" from="104.25pt,139.25pt" to="504.4pt,141.15pt" w14:anchorId="486B6538">
                 <v:stroke dashstyle="dash"/>
@@ -8490,7 +8490,7 @@
         <mc:AlternateContent>
           <mc:Choice Requires="wps">
             <w:drawing>
-              <wp:anchor distT="0" distB="0" distL="114300" distR="114300" simplePos="0" relativeHeight="251707392" behindDoc="0" locked="0" layoutInCell="1" allowOverlap="1" wp14:editId="7825FA2C" wp14:anchorId="67E931BC">
+              <wp:anchor distT="0" distB="0" distL="114300" distR="114300" simplePos="0" relativeHeight="251707392" behindDoc="0" locked="0" layoutInCell="1" allowOverlap="1" wp14:anchorId="67E931BC" wp14:editId="7825FA2C">
                 <wp:simplePos x="0" y="0"/>
                 <wp:positionH relativeFrom="column">
                   <wp:posOffset>6291263</wp:posOffset>
@@ -8605,7 +8605,7 @@
           </mc:Choice>
           <mc:Fallback>
             <w:pict>
-              <v:shape id="Text Box 281" style="position:absolute;margin-left:495.4pt;margin-top:123.5pt;width:69.65pt;height:16.5pt;z-index:251707392;visibility:visible;mso-wrap-style:square;mso-width-percent:0;mso-height-percent:0;mso-wrap-distance-left:9pt;mso-wrap-distance-top:0;mso-wrap-distance-right:9pt;mso-wrap-distance-bottom:0;mso-position-horizontal:absolute;mso-position-horizontal-relative:text;mso-position-vertical:absolute;mso-position-vertical-relative:text;mso-width-percent:0;mso-height-percent:0;mso-width-relative:margin;mso-height-relative:margin;v-text-anchor:top" o:spid="_x0000_s1054" fillcolor="white [3201]" stroked="f" strokeweight=".5pt" type="#_x0000_t202" o:gfxdata="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" w14:anchorId="67E931BC">
+              <v:shape w14:anchorId="67E931BC" id="Text Box 281" o:spid="_x0000_s1054" type="#_x0000_t202" style="position:absolute;margin-left:495.4pt;margin-top:123.5pt;width:69.65pt;height:16.5pt;z-index:251707392;visibility:visible;mso-wrap-style:square;mso-width-percent:0;mso-height-percent:0;mso-wrap-distance-left:9pt;mso-wrap-distance-top:0;mso-wrap-distance-right:9pt;mso-wrap-distance-bottom:0;mso-position-horizontal:absolute;mso-position-horizontal-relative:text;mso-position-vertical:absolute;mso-position-vertical-relative:text;mso-width-percent:0;mso-height-percent:0;mso-width-relative:margin;mso-height-relative:margin;v-text-anchor:top" o:gfxdata="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" fillcolor="white [3201]" stroked="f" strokeweight=".5pt">
                 <v:textbox>
                   <w:txbxContent>
                     <w:p>
@@ -8684,7 +8684,7 @@
         <mc:AlternateContent>
           <mc:Choice Requires="wps">
             <w:drawing>
-              <wp:anchor distT="0" distB="0" distL="114300" distR="114300" simplePos="0" relativeHeight="251705344" behindDoc="0" locked="0" layoutInCell="1" allowOverlap="1" wp14:editId="3BD2AB77" wp14:anchorId="63FB5402">
+              <wp:anchor distT="0" distB="0" distL="114300" distR="114300" simplePos="0" relativeHeight="251705344" behindDoc="0" locked="0" layoutInCell="1" allowOverlap="1" wp14:anchorId="63FB5402" wp14:editId="3BD2AB77">
                 <wp:simplePos x="0" y="0"/>
                 <wp:positionH relativeFrom="column">
                   <wp:posOffset>1266825</wp:posOffset>
@@ -8746,7 +8746,7 @@
               </wp:anchor>
             </w:drawing>
           </mc:Choice>
-          <mc:Fallback xmlns:a="http://schemas.openxmlformats.org/drawingml/2006/main" xmlns:a14="http://schemas.microsoft.com/office/drawing/2010/main" xmlns:pic="http://schemas.openxmlformats.org/drawingml/2006/picture">
+          <mc:Fallback xmlns:pic="http://schemas.openxmlformats.org/drawingml/2006/picture" xmlns:a14="http://schemas.microsoft.com/office/drawing/2010/main" xmlns:a="http://schemas.openxmlformats.org/drawingml/2006/main">
             <w:pict>
               <v:line id="Straight Connector 279" style="position:absolute;flip:y;z-index:251705344;visibility:visible;mso-wrap-style:square;mso-width-percent:0;mso-height-percent:0;mso-wrap-distance-left:9pt;mso-wrap-distance-top:0;mso-wrap-distance-right:9pt;mso-wrap-distance-bottom:0;mso-position-horizontal:absolute;mso-position-horizontal-relative:text;mso-position-vertical:absolute;mso-position-vertical-relative:text;mso-width-percent:0;mso-height-percent:0;mso-width-relative:margin;mso-height-relative:margin" o:spid="_x0000_s1026" strokecolor="silver" o:gfxdata="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" from="99.75pt,117.85pt" to="485.65pt,118.6pt" w14:anchorId="5BB12C44">
                 <v:stroke dashstyle="dash"/>
@@ -8765,7 +8765,7 @@
         <mc:AlternateContent>
           <mc:Choice Requires="wps">
             <w:drawing>
-              <wp:anchor distT="0" distB="0" distL="114300" distR="114300" simplePos="0" relativeHeight="251700224" behindDoc="0" locked="0" layoutInCell="1" allowOverlap="1" wp14:editId="18A57C6A" wp14:anchorId="1C08CCCC">
+              <wp:anchor distT="0" distB="0" distL="114300" distR="114300" simplePos="0" relativeHeight="251700224" behindDoc="0" locked="0" layoutInCell="1" allowOverlap="1" wp14:anchorId="1C08CCCC" wp14:editId="18A57C6A">
                 <wp:simplePos x="0" y="0"/>
                 <wp:positionH relativeFrom="column">
                   <wp:posOffset>2544763</wp:posOffset>
@@ -8854,7 +8854,7 @@
           </mc:Choice>
           <mc:Fallback>
             <w:pict>
-              <v:shape id="Text Box 274" style="position:absolute;margin-left:200.4pt;margin-top:80.75pt;width:62.55pt;height:21.75pt;z-index:251700224;visibility:visible;mso-wrap-style:square;mso-width-percent:0;mso-height-percent:0;mso-wrap-distance-left:9pt;mso-wrap-distance-top:0;mso-wrap-distance-right:9pt;mso-wrap-distance-bottom:0;mso-position-horizontal:absolute;mso-position-horizontal-relative:text;mso-position-vertical:absolute;mso-position-vertical-relative:text;mso-width-percent:0;mso-height-percent:0;mso-width-relative:margin;mso-height-relative:margin;v-text-anchor:top" o:spid="_x0000_s1055" fillcolor="white [3201]" stroked="f" strokeweight=".5pt" type="#_x0000_t202" o:gfxdata="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" w14:anchorId="1C08CCCC">
+              <v:shape w14:anchorId="1C08CCCC" id="Text Box 274" o:spid="_x0000_s1055" type="#_x0000_t202" style="position:absolute;margin-left:200.4pt;margin-top:80.75pt;width:62.55pt;height:21.75pt;z-index:251700224;visibility:visible;mso-wrap-style:square;mso-width-percent:0;mso-height-percent:0;mso-wrap-distance-left:9pt;mso-wrap-distance-top:0;mso-wrap-distance-right:9pt;mso-wrap-distance-bottom:0;mso-position-horizontal:absolute;mso-position-horizontal-relative:text;mso-position-vertical:absolute;mso-position-vertical-relative:text;mso-width-percent:0;mso-height-percent:0;mso-width-relative:margin;mso-height-relative:margin;v-text-anchor:top" o:gfxdata="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" fillcolor="white [3201]" stroked="f" strokeweight=".5pt">
                 <v:textbox>
                   <w:txbxContent>
                     <w:p>
@@ -8907,7 +8907,7 @@
         <mc:AlternateContent>
           <mc:Choice Requires="wps">
             <w:drawing>
-              <wp:anchor distT="0" distB="0" distL="114300" distR="114300" simplePos="0" relativeHeight="251701248" behindDoc="0" locked="0" layoutInCell="1" allowOverlap="1" wp14:editId="3C1BFE81" wp14:anchorId="1FA29ADE">
+              <wp:anchor distT="0" distB="0" distL="114300" distR="114300" simplePos="0" relativeHeight="251701248" behindDoc="0" locked="0" layoutInCell="1" allowOverlap="1" wp14:anchorId="1FA29ADE" wp14:editId="3C1BFE81">
                 <wp:simplePos x="0" y="0"/>
                 <wp:positionH relativeFrom="column">
                   <wp:posOffset>3261995</wp:posOffset>
@@ -8975,7 +8975,7 @@
           </mc:Choice>
           <mc:Fallback>
             <w:pict>
-              <v:shape id="Text Box 275" style="position:absolute;margin-left:256.85pt;margin-top:80.4pt;width:101.6pt;height:21.35pt;z-index:251701248;visibility:visible;mso-wrap-style:square;mso-width-percent:0;mso-wrap-distance-left:9pt;mso-wrap-distance-top:0;mso-wrap-distance-right:9pt;mso-wrap-distance-bottom:0;mso-position-horizontal:absolute;mso-position-horizontal-relative:text;mso-position-vertical:absolute;mso-position-vertical-relative:text;mso-width-percent:0;mso-width-relative:margin;v-text-anchor:top" o:spid="_x0000_s1056" fillcolor="white [3201]" stroked="f" strokeweight=".5pt" type="#_x0000_t202" o:gfxdata="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" w14:anchorId="1FA29ADE">
+              <v:shape w14:anchorId="1FA29ADE" id="Text Box 275" o:spid="_x0000_s1056" type="#_x0000_t202" style="position:absolute;margin-left:256.85pt;margin-top:80.4pt;width:101.6pt;height:21.35pt;z-index:251701248;visibility:visible;mso-wrap-style:square;mso-width-percent:0;mso-wrap-distance-left:9pt;mso-wrap-distance-top:0;mso-wrap-distance-right:9pt;mso-wrap-distance-bottom:0;mso-position-horizontal:absolute;mso-position-horizontal-relative:text;mso-position-vertical:absolute;mso-position-vertical-relative:text;mso-width-percent:0;mso-width-relative:margin;v-text-anchor:top" o:gfxdata="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" fillcolor="white [3201]" stroked="f" strokeweight=".5pt">
                 <v:textbox>
                   <w:txbxContent>
                     <w:p>
@@ -9010,7 +9010,7 @@
         <mc:AlternateContent>
           <mc:Choice Requires="wps">
             <w:drawing>
-              <wp:anchor distT="0" distB="0" distL="114300" distR="114300" simplePos="0" relativeHeight="251704320" behindDoc="0" locked="0" layoutInCell="1" allowOverlap="1" wp14:editId="1C498243" wp14:anchorId="18FF7C1F">
+              <wp:anchor distT="0" distB="0" distL="114300" distR="114300" simplePos="0" relativeHeight="251704320" behindDoc="0" locked="0" layoutInCell="1" allowOverlap="1" wp14:anchorId="18FF7C1F" wp14:editId="1C498243">
                 <wp:simplePos x="0" y="0"/>
                 <wp:positionH relativeFrom="column">
                   <wp:posOffset>4452938</wp:posOffset>
@@ -9072,7 +9072,7 @@
               </wp:anchor>
             </w:drawing>
           </mc:Choice>
-          <mc:Fallback xmlns:a="http://schemas.openxmlformats.org/drawingml/2006/main" xmlns:a14="http://schemas.microsoft.com/office/drawing/2010/main" xmlns:pic="http://schemas.openxmlformats.org/drawingml/2006/picture">
+          <mc:Fallback xmlns:pic="http://schemas.openxmlformats.org/drawingml/2006/picture" xmlns:a14="http://schemas.microsoft.com/office/drawing/2010/main" xmlns:a="http://schemas.openxmlformats.org/drawingml/2006/main">
             <w:pict>
               <v:line id="Straight Connector 278" style="position:absolute;flip:y;z-index:251704320;visibility:visible;mso-wrap-style:square;mso-width-percent:0;mso-height-percent:0;mso-wrap-distance-left:9pt;mso-wrap-distance-top:0;mso-wrap-distance-right:9pt;mso-wrap-distance-bottom:0;mso-position-horizontal:absolute;mso-position-horizontal-relative:text;mso-position-vertical:absolute;mso-position-vertical-relative:text;mso-width-percent:0;mso-height-percent:0;mso-width-relative:margin;mso-height-relative:margin" o:spid="_x0000_s1026" strokecolor="silver" o:gfxdata="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" from="350.65pt,96.1pt" to="501pt,96.8pt" w14:anchorId="371A2695">
                 <v:stroke dashstyle="dash"/>
@@ -9091,7 +9091,7 @@
         <mc:AlternateContent>
           <mc:Choice Requires="wps">
             <w:drawing>
-              <wp:anchor distT="0" distB="0" distL="114300" distR="114300" simplePos="0" relativeHeight="251703296" behindDoc="0" locked="0" layoutInCell="1" allowOverlap="1" wp14:editId="4D362730" wp14:anchorId="4B170561">
+              <wp:anchor distT="0" distB="0" distL="114300" distR="114300" simplePos="0" relativeHeight="251703296" behindDoc="0" locked="0" layoutInCell="1" allowOverlap="1" wp14:anchorId="4B170561" wp14:editId="4D362730">
                 <wp:simplePos x="0" y="0"/>
                 <wp:positionH relativeFrom="column">
                   <wp:posOffset>1100137</wp:posOffset>
@@ -9153,7 +9153,7 @@
               </wp:anchor>
             </w:drawing>
           </mc:Choice>
-          <mc:Fallback xmlns:a="http://schemas.openxmlformats.org/drawingml/2006/main" xmlns:a14="http://schemas.microsoft.com/office/drawing/2010/main" xmlns:pic="http://schemas.openxmlformats.org/drawingml/2006/picture">
+          <mc:Fallback xmlns:pic="http://schemas.openxmlformats.org/drawingml/2006/picture" xmlns:a14="http://schemas.microsoft.com/office/drawing/2010/main" xmlns:a="http://schemas.openxmlformats.org/drawingml/2006/main">
             <w:pict>
               <v:line id="Straight Connector 277" style="position:absolute;z-index:251703296;visibility:visible;mso-wrap-style:square;mso-width-percent:0;mso-height-percent:0;mso-wrap-distance-left:9pt;mso-wrap-distance-top:0;mso-wrap-distance-right:9pt;mso-wrap-distance-bottom:0;mso-position-horizontal:absolute;mso-position-horizontal-relative:text;mso-position-vertical:absolute;mso-position-vertical-relative:text;mso-width-percent:0;mso-height-percent:0;mso-width-relative:margin;mso-height-relative:margin" o:spid="_x0000_s1026" strokecolor="silver" o:gfxdata="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" from="86.6pt,97.25pt" to="202.85pt,97.65pt" w14:anchorId="3A887180">
                 <v:stroke dashstyle="dash"/>
@@ -9172,7 +9172,7 @@
         <mc:AlternateContent>
           <mc:Choice Requires="wps">
             <w:drawing>
-              <wp:anchor distT="0" distB="0" distL="114300" distR="114300" simplePos="0" relativeHeight="251702272" behindDoc="0" locked="0" layoutInCell="1" allowOverlap="1" wp14:editId="21730F63" wp14:anchorId="318A4B2F">
+              <wp:anchor distT="0" distB="0" distL="114300" distR="114300" simplePos="0" relativeHeight="251702272" behindDoc="0" locked="0" layoutInCell="1" allowOverlap="1" wp14:anchorId="318A4B2F" wp14:editId="21730F63">
                 <wp:simplePos x="0" y="0"/>
                 <wp:positionH relativeFrom="column">
                   <wp:posOffset>6247447</wp:posOffset>
@@ -9262,7 +9262,7 @@
           </mc:Choice>
           <mc:Fallback>
             <w:pict>
-              <v:shape id="Text Box 276" style="position:absolute;margin-left:491.9pt;margin-top:78.1pt;width:71.6pt;height:20.25pt;z-index:251702272;visibility:visible;mso-wrap-style:square;mso-width-percent:0;mso-height-percent:0;mso-wrap-distance-left:9pt;mso-wrap-distance-top:0;mso-wrap-distance-right:9pt;mso-wrap-distance-bottom:0;mso-position-horizontal:absolute;mso-position-horizontal-relative:text;mso-position-vertical:absolute;mso-position-vertical-relative:text;mso-width-percent:0;mso-height-percent:0;mso-width-relative:margin;mso-height-relative:margin;v-text-anchor:top" o:spid="_x0000_s1057" fillcolor="white [3201]" stroked="f" strokeweight=".5pt" type="#_x0000_t202" o:gfxdata="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" w14:anchorId="318A4B2F">
+              <v:shape w14:anchorId="318A4B2F" id="Text Box 276" o:spid="_x0000_s1057" type="#_x0000_t202" style="position:absolute;margin-left:491.9pt;margin-top:78.1pt;width:71.6pt;height:20.25pt;z-index:251702272;visibility:visible;mso-wrap-style:square;mso-width-percent:0;mso-height-percent:0;mso-wrap-distance-left:9pt;mso-wrap-distance-top:0;mso-wrap-distance-right:9pt;mso-wrap-distance-bottom:0;mso-position-horizontal:absolute;mso-position-horizontal-relative:text;mso-position-vertical:absolute;mso-position-vertical-relative:text;mso-width-percent:0;mso-height-percent:0;mso-width-relative:margin;mso-height-relative:margin;v-text-anchor:top" o:gfxdata="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" fillcolor="white [3201]" stroked="f" strokeweight=".5pt">
                 <v:textbox>
                   <w:txbxContent>
                     <w:p>
@@ -9316,7 +9316,7 @@
         <mc:AlternateContent>
           <mc:Choice Requires="wps">
             <w:drawing>
-              <wp:anchor distT="0" distB="0" distL="114300" distR="114300" simplePos="0" relativeHeight="251698176" behindDoc="0" locked="0" layoutInCell="1" allowOverlap="1" wp14:editId="70F82B8E" wp14:anchorId="5621FD1D">
+              <wp:anchor distT="0" distB="0" distL="114300" distR="114300" simplePos="0" relativeHeight="251698176" behindDoc="0" locked="0" layoutInCell="1" allowOverlap="1" wp14:anchorId="5621FD1D" wp14:editId="70F82B8E">
                 <wp:simplePos x="0" y="0"/>
                 <wp:positionH relativeFrom="column">
                   <wp:posOffset>1652589</wp:posOffset>
@@ -9378,7 +9378,7 @@
               </wp:anchor>
             </w:drawing>
           </mc:Choice>
-          <mc:Fallback xmlns:a="http://schemas.openxmlformats.org/drawingml/2006/main" xmlns:a14="http://schemas.microsoft.com/office/drawing/2010/main" xmlns:pic="http://schemas.openxmlformats.org/drawingml/2006/picture">
+          <mc:Fallback xmlns:pic="http://schemas.openxmlformats.org/drawingml/2006/picture" xmlns:a14="http://schemas.microsoft.com/office/drawing/2010/main" xmlns:a="http://schemas.openxmlformats.org/drawingml/2006/main">
             <w:pict>
               <v:line id="Straight Connector 272" style="position:absolute;flip:y;z-index:251698176;visibility:visible;mso-wrap-style:square;mso-width-percent:0;mso-height-percent:0;mso-wrap-distance-left:9pt;mso-wrap-distance-top:0;mso-wrap-distance-right:9pt;mso-wrap-distance-bottom:0;mso-position-horizontal:absolute;mso-position-horizontal-relative:text;mso-position-vertical:absolute;mso-position-vertical-relative:text;mso-width-percent:0;mso-height-percent:0;mso-width-relative:margin;mso-height-relative:margin" o:spid="_x0000_s1026" strokecolor="silver" o:gfxdata="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" from="130.15pt,70.65pt" to="475.5pt,71.8pt" w14:anchorId="10DE1305">
                 <v:stroke dashstyle="dash"/>
@@ -9397,7 +9397,7 @@
         <mc:AlternateContent>
           <mc:Choice Requires="wps">
             <w:drawing>
-              <wp:anchor distT="0" distB="0" distL="114300" distR="114300" simplePos="0" relativeHeight="251699200" behindDoc="0" locked="0" layoutInCell="1" allowOverlap="1" wp14:editId="0CE143C9" wp14:anchorId="7BABE79C">
+              <wp:anchor distT="0" distB="0" distL="114300" distR="114300" simplePos="0" relativeHeight="251699200" behindDoc="0" locked="0" layoutInCell="1" allowOverlap="1" wp14:anchorId="7BABE79C" wp14:editId="0CE143C9">
                 <wp:simplePos x="0" y="0"/>
                 <wp:positionH relativeFrom="column">
                   <wp:posOffset>5949950</wp:posOffset>
@@ -9538,7 +9538,7 @@
           </mc:Choice>
           <mc:Fallback>
             <w:pict>
-              <v:shape id="Text Box 273" style="position:absolute;margin-left:468.5pt;margin-top:55.2pt;width:96.35pt;height:16.9pt;z-index:251699200;visibility:visible;mso-wrap-style:square;mso-width-percent:0;mso-height-percent:0;mso-wrap-distance-left:9pt;mso-wrap-distance-top:0;mso-wrap-distance-right:9pt;mso-wrap-distance-bottom:0;mso-position-horizontal:absolute;mso-position-horizontal-relative:text;mso-position-vertical:absolute;mso-position-vertical-relative:text;mso-width-percent:0;mso-height-percent:0;mso-width-relative:margin;mso-height-relative:margin;v-text-anchor:top" o:spid="_x0000_s1058" fillcolor="white [3201]" stroked="f" strokeweight=".5pt" type="#_x0000_t202" o:gfxdata="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" w14:anchorId="7BABE79C">
+              <v:shape w14:anchorId="7BABE79C" id="Text Box 273" o:spid="_x0000_s1058" type="#_x0000_t202" style="position:absolute;margin-left:468.5pt;margin-top:55.2pt;width:96.35pt;height:16.9pt;z-index:251699200;visibility:visible;mso-wrap-style:square;mso-width-percent:0;mso-height-percent:0;mso-wrap-distance-left:9pt;mso-wrap-distance-top:0;mso-wrap-distance-right:9pt;mso-wrap-distance-bottom:0;mso-position-horizontal:absolute;mso-position-horizontal-relative:text;mso-position-vertical:absolute;mso-position-vertical-relative:text;mso-width-percent:0;mso-height-percent:0;mso-width-relative:margin;mso-height-relative:margin;v-text-anchor:top" o:gfxdata="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" fillcolor="white [3201]" stroked="f" strokeweight=".5pt">
                 <v:textbox>
                   <w:txbxContent>
                     <w:p>
@@ -9643,7 +9643,7 @@
         <mc:AlternateContent>
           <mc:Choice Requires="wps">
             <w:drawing>
-              <wp:anchor distT="0" distB="0" distL="114300" distR="114300" simplePos="0" relativeHeight="251696128" behindDoc="0" locked="0" layoutInCell="1" allowOverlap="1" wp14:editId="1BBFDF48" wp14:anchorId="38F23017">
+              <wp:anchor distT="0" distB="0" distL="114300" distR="114300" simplePos="0" relativeHeight="251696128" behindDoc="0" locked="0" layoutInCell="1" allowOverlap="1" wp14:anchorId="38F23017" wp14:editId="1BBFDF48">
                 <wp:simplePos x="0" y="0"/>
                 <wp:positionH relativeFrom="column">
                   <wp:posOffset>1338263</wp:posOffset>
@@ -9705,7 +9705,7 @@
               </wp:anchor>
             </w:drawing>
           </mc:Choice>
-          <mc:Fallback xmlns:pic="http://schemas.openxmlformats.org/drawingml/2006/picture" xmlns:a14="http://schemas.microsoft.com/office/drawing/2010/main" xmlns:a="http://schemas.openxmlformats.org/drawingml/2006/main">
+          <mc:Fallback xmlns:a="http://schemas.openxmlformats.org/drawingml/2006/main" xmlns:a14="http://schemas.microsoft.com/office/drawing/2010/main" xmlns:pic="http://schemas.openxmlformats.org/drawingml/2006/picture">
             <w:pict>
               <v:line id="Straight Connector 270" style="position:absolute;flip:y;z-index:251696128;visibility:visible;mso-wrap-style:square;mso-width-percent:0;mso-height-percent:0;mso-wrap-distance-left:9pt;mso-wrap-distance-top:0;mso-wrap-distance-right:9pt;mso-wrap-distance-bottom:0;mso-position-horizontal:absolute;mso-position-horizontal-relative:text;mso-position-vertical:absolute;mso-position-vertical-relative:text;mso-width-percent:0;mso-height-percent:0;mso-width-relative:margin;mso-height-relative:margin" o:spid="_x0000_s1026" strokecolor="silver" o:gfxdata="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" from="105.4pt,50.75pt" to="512.65pt,52.2pt" w14:anchorId="6FF8CCCE">
                 <v:stroke dashstyle="dash"/>
@@ -9723,7 +9723,7 @@
         <mc:AlternateContent>
           <mc:Choice Requires="wps">
             <w:drawing>
-              <wp:anchor distT="45720" distB="45720" distL="114300" distR="114300" simplePos="0" relativeHeight="251693056" behindDoc="0" locked="0" layoutInCell="1" allowOverlap="1" wp14:editId="427EA36C" wp14:anchorId="2B6450DB">
+              <wp:anchor distT="45720" distB="45720" distL="114300" distR="114300" simplePos="0" relativeHeight="251693056" behindDoc="0" locked="0" layoutInCell="1" allowOverlap="1" wp14:anchorId="2B6450DB" wp14:editId="427EA36C">
                 <wp:simplePos x="0" y="0"/>
                 <wp:positionH relativeFrom="margin">
                   <wp:align>center</wp:align>
@@ -9825,7 +9825,7 @@
                             </w:r>
                             <w:r>
                               <w:rPr>
-                                <w:rFonts w:hint="cs" w:ascii="Arial" w:cs="Arial"/>
+                                <w:rFonts w:ascii="Arial" w:cs="Arial" w:hint="cs"/>
                                 <w:b/>
                                 <w:bCs/>
                                 <w:color w:val="FFFFFF"/>
@@ -9865,7 +9865,7 @@
           </mc:Choice>
           <mc:Fallback>
             <w:pict>
-              <v:shape id="_x0000_s1059" style="position:absolute;margin-left:0;margin-top:11pt;width:535.85pt;height:23.6pt;z-index:251693056;visibility:visible;mso-wrap-style:square;mso-width-percent:0;mso-height-percent:0;mso-wrap-distance-left:9pt;mso-wrap-distance-top:3.6pt;mso-wrap-distance-right:9pt;mso-wrap-distance-bottom:3.6pt;mso-position-horizontal:center;mso-position-horizontal-relative:margin;mso-position-vertical:absolute;mso-position-vertical-relative:text;mso-width-percent:0;mso-height-percent:0;mso-width-relative:margin;mso-height-relative:margin;v-text-anchor:top" fillcolor="#002060" stroked="f" type="#_x0000_t202" o:gfxdata="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" w14:anchorId="2B6450DB">
+              <v:shape w14:anchorId="2B6450DB" id="_x0000_s1059" type="#_x0000_t202" style="position:absolute;margin-left:0;margin-top:11pt;width:535.85pt;height:23.6pt;z-index:251693056;visibility:visible;mso-wrap-style:square;mso-width-percent:0;mso-height-percent:0;mso-wrap-distance-left:9pt;mso-wrap-distance-top:3.6pt;mso-wrap-distance-right:9pt;mso-wrap-distance-bottom:3.6pt;mso-position-horizontal:center;mso-position-horizontal-relative:margin;mso-position-vertical:absolute;mso-position-vertical-relative:text;mso-width-percent:0;mso-height-percent:0;mso-width-relative:margin;mso-height-relative:margin;v-text-anchor:top" o:gfxdata="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" fillcolor="#002060" stroked="f">
                 <v:textbox>
                   <w:txbxContent>
                     <w:p>
@@ -9929,7 +9929,7 @@
                       </w:r>
                       <w:r>
                         <w:rPr>
-                          <w:rFonts w:hint="cs" w:ascii="Arial" w:cs="Arial"/>
+                          <w:rFonts w:ascii="Arial" w:cs="Arial" w:hint="cs"/>
                           <w:b/>
                           <w:bCs/>
                           <w:color w:val="FFFFFF"/>
@@ -9979,7 +9979,7 @@
         <mc:AlternateContent>
           <mc:Choice Requires="wps">
             <w:drawing>
-              <wp:anchor distT="0" distB="0" distL="114300" distR="114300" simplePos="0" relativeHeight="251697152" behindDoc="0" locked="0" layoutInCell="1" allowOverlap="1" wp14:editId="62176984" wp14:anchorId="491913BF">
+              <wp:anchor distT="0" distB="0" distL="114300" distR="114300" simplePos="0" relativeHeight="251697152" behindDoc="0" locked="0" layoutInCell="1" allowOverlap="1" wp14:anchorId="491913BF" wp14:editId="62176984">
                 <wp:simplePos x="0" y="0"/>
                 <wp:positionH relativeFrom="column">
                   <wp:posOffset>6405476</wp:posOffset>
@@ -10074,7 +10074,7 @@
           </mc:Choice>
           <mc:Fallback>
             <w:pict>
-              <v:shape id="Text Box 271" style="position:absolute;margin-left:504.35pt;margin-top:15.05pt;width:58.9pt;height:15.75pt;z-index:251697152;visibility:visible;mso-wrap-style:square;mso-width-percent:0;mso-height-percent:0;mso-wrap-distance-left:9pt;mso-wrap-distance-top:0;mso-wrap-distance-right:9pt;mso-wrap-distance-bottom:0;mso-position-horizontal:absolute;mso-position-horizontal-relative:text;mso-position-vertical:absolute;mso-position-vertical-relative:text;mso-width-percent:0;mso-height-percent:0;mso-width-relative:margin;mso-height-relative:margin;v-text-anchor:top" o:spid="_x0000_s1060" filled="f" stroked="f" strokeweight=".5pt" type="#_x0000_t202" o:gfxdata="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" w14:anchorId="491913BF">
+              <v:shape w14:anchorId="491913BF" id="Text Box 271" o:spid="_x0000_s1060" type="#_x0000_t202" style="position:absolute;margin-left:504.35pt;margin-top:15.05pt;width:58.9pt;height:15.75pt;z-index:251697152;visibility:visible;mso-wrap-style:square;mso-width-percent:0;mso-height-percent:0;mso-wrap-distance-left:9pt;mso-wrap-distance-top:0;mso-wrap-distance-right:9pt;mso-wrap-distance-bottom:0;mso-position-horizontal:absolute;mso-position-horizontal-relative:text;mso-position-vertical:absolute;mso-position-vertical-relative:text;mso-width-percent:0;mso-height-percent:0;mso-width-relative:margin;mso-height-relative:margin;v-text-anchor:top" o:gfxdata="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" filled="f" stroked="f" strokeweight=".5pt">
                 <v:textbox>
                   <w:txbxContent>
                     <w:p>
@@ -10144,7 +10144,7 @@
         <mc:AlternateContent>
           <mc:Choice Requires="wps">
             <w:drawing>
-              <wp:anchor distT="0" distB="0" distL="114300" distR="114300" simplePos="0" relativeHeight="251706368" behindDoc="0" locked="0" layoutInCell="1" allowOverlap="1" wp14:editId="739B36DA" wp14:anchorId="3737D2B5">
+              <wp:anchor distT="0" distB="0" distL="114300" distR="114300" simplePos="0" relativeHeight="251706368" behindDoc="0" locked="0" layoutInCell="1" allowOverlap="1" wp14:anchorId="3737D2B5" wp14:editId="739B36DA">
                 <wp:simplePos x="0" y="0"/>
                 <wp:positionH relativeFrom="column">
                   <wp:posOffset>5986145</wp:posOffset>
@@ -10291,7 +10291,7 @@
           </mc:Choice>
           <mc:Fallback>
             <w:pict>
-              <v:shape id="Text Box 280" style="position:absolute;margin-left:471.35pt;margin-top:81.15pt;width:92.05pt;height:15.4pt;z-index:251706368;visibility:visible;mso-wrap-style:square;mso-width-percent:0;mso-height-percent:0;mso-wrap-distance-left:9pt;mso-wrap-distance-top:0;mso-wrap-distance-right:9pt;mso-wrap-distance-bottom:0;mso-position-horizontal:absolute;mso-position-horizontal-relative:text;mso-position-vertical:absolute;mso-position-vertical-relative:text;mso-width-percent:0;mso-height-percent:0;mso-width-relative:margin;mso-height-relative:margin;v-text-anchor:top" o:spid="_x0000_s1061" fillcolor="white [3201]" stroked="f" strokeweight=".5pt" type="#_x0000_t202" o:gfxdata="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" w14:anchorId="3737D2B5">
+              <v:shape w14:anchorId="3737D2B5" id="Text Box 280" o:spid="_x0000_s1061" type="#_x0000_t202" style="position:absolute;margin-left:471.35pt;margin-top:81.15pt;width:92.05pt;height:15.4pt;z-index:251706368;visibility:visible;mso-wrap-style:square;mso-width-percent:0;mso-height-percent:0;mso-wrap-distance-left:9pt;mso-wrap-distance-top:0;mso-wrap-distance-right:9pt;mso-wrap-distance-bottom:0;mso-position-horizontal:absolute;mso-position-horizontal-relative:text;mso-position-vertical:absolute;mso-position-vertical-relative:text;mso-width-percent:0;mso-height-percent:0;mso-width-relative:margin;mso-height-relative:margin;v-text-anchor:top" o:gfxdata="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" fillcolor="white [3201]" stroked="f" strokeweight=".5pt">
                 <v:textbox>
                   <w:txbxContent>
                     <w:p>
@@ -10558,7 +10558,7 @@
             <w:tcW w:w="9351" w:type="dxa"/>
             <w:gridSpan w:val="6"/>
             <w:tcBorders>
-              <w:left w:val="single" w:color="D0CECE" w:themeColor="background2" w:themeShade="E6" w:sz="12" w:space="0"/>
+              <w:left w:val="single" w:sz="12" w:space="0" w:color="D0CECE" w:themeColor="background2" w:themeShade="E6"/>
               <w:bottom w:val="nil"/>
               <w:right w:val="nil"/>
             </w:tcBorders>
@@ -10579,7 +10579,7 @@
               <mc:AlternateContent>
                 <mc:Choice Requires="wps">
                   <w:drawing>
-                    <wp:anchor distT="0" distB="0" distL="114300" distR="114300" simplePos="0" relativeHeight="251738112" behindDoc="0" locked="0" layoutInCell="1" allowOverlap="1" wp14:editId="1944371B" wp14:anchorId="7B44CB9D">
+                    <wp:anchor distT="0" distB="0" distL="114300" distR="114300" simplePos="0" relativeHeight="251738112" behindDoc="0" locked="0" layoutInCell="1" allowOverlap="1" wp14:anchorId="7B44CB9D" wp14:editId="1944371B">
                       <wp:simplePos x="0" y="0"/>
                       <wp:positionH relativeFrom="column">
                         <wp:posOffset>992505</wp:posOffset>
@@ -10637,7 +10637,7 @@
                     </wp:anchor>
                   </w:drawing>
                 </mc:Choice>
-                <mc:Fallback>
+                <mc:Fallback xmlns:pic="http://schemas.openxmlformats.org/drawingml/2006/picture" xmlns:a14="http://schemas.microsoft.com/office/drawing/2010/main" xmlns:a="http://schemas.openxmlformats.org/drawingml/2006/main">
                   <w:pict>
                     <v:line id="Straight Connector 111" style="position:absolute;flip:y;z-index:251738112;visibility:visible;mso-wrap-style:square;mso-wrap-distance-left:9pt;mso-wrap-distance-top:0;mso-wrap-distance-right:9pt;mso-wrap-distance-bottom:0;mso-position-horizontal:absolute;mso-position-horizontal-relative:text;mso-position-vertical:absolute;mso-position-vertical-relative:text" o:spid="_x0000_s1026" strokecolor="#cfcdcd [2894]" o:gfxdata="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" from="78.15pt,11.75pt" to="467.15pt,12.25pt" w14:anchorId="3DCA32E5">
                       <v:stroke dashstyle="dash"/>
@@ -10703,7 +10703,7 @@
             <w:tcBorders>
               <w:left w:val="nil"/>
               <w:bottom w:val="nil"/>
-              <w:right w:val="single" w:color="D0CECE" w:themeColor="background2" w:themeShade="E6" w:sz="12" w:space="0"/>
+              <w:right w:val="single" w:sz="12" w:space="0" w:color="D0CECE" w:themeColor="background2" w:themeShade="E6"/>
             </w:tcBorders>
             <w:shd w:val="clear" w:color="auto" w:fill="FFFFFF" w:themeFill="background1"/>
           </w:tcPr>
@@ -10757,7 +10757,7 @@
             <w:tcW w:w="4106" w:type="dxa"/>
             <w:tcBorders>
               <w:top w:val="nil"/>
-              <w:left w:val="single" w:color="D0CECE" w:themeColor="background2" w:themeShade="E6" w:sz="12" w:space="0"/>
+              <w:left w:val="single" w:sz="12" w:space="0" w:color="D0CECE" w:themeColor="background2" w:themeShade="E6"/>
               <w:bottom w:val="nil"/>
               <w:right w:val="nil"/>
             </w:tcBorders>
@@ -10778,7 +10778,7 @@
               <mc:AlternateContent>
                 <mc:Choice Requires="wps">
                   <w:drawing>
-                    <wp:anchor distT="0" distB="0" distL="114300" distR="114300" simplePos="0" relativeHeight="251739136" behindDoc="0" locked="0" layoutInCell="1" allowOverlap="1" wp14:editId="29410DBA" wp14:anchorId="6902BE07">
+                    <wp:anchor distT="0" distB="0" distL="114300" distR="114300" simplePos="0" relativeHeight="251739136" behindDoc="0" locked="0" layoutInCell="1" allowOverlap="1" wp14:anchorId="6902BE07" wp14:editId="29410DBA">
                       <wp:simplePos x="0" y="0"/>
                       <wp:positionH relativeFrom="column">
                         <wp:posOffset>490855</wp:posOffset>
@@ -10836,7 +10836,7 @@
                     </wp:anchor>
                   </w:drawing>
                 </mc:Choice>
-                <mc:Fallback>
+                <mc:Fallback xmlns:pic="http://schemas.openxmlformats.org/drawingml/2006/picture" xmlns:a14="http://schemas.microsoft.com/office/drawing/2010/main" xmlns:a="http://schemas.openxmlformats.org/drawingml/2006/main">
                   <w:pict>
                     <v:line id="Straight Connector 112" style="position:absolute;flip:y;z-index:251739136;visibility:visible;mso-wrap-style:square;mso-wrap-distance-left:9pt;mso-wrap-distance-top:0;mso-wrap-distance-right:9pt;mso-wrap-distance-bottom:0;mso-position-horizontal:absolute;mso-position-horizontal-relative:text;mso-position-vertical:absolute;mso-position-vertical-relative:text" o:spid="_x0000_s1026" strokecolor="#cfcdcd [2894]" o:gfxdata="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" from="38.65pt,12.3pt" to="209.15pt,12.8pt" w14:anchorId="0CDA52D7">
                       <v:stroke dashstyle="dash"/>
@@ -10968,7 +10968,7 @@
               <mc:AlternateContent>
                 <mc:Choice Requires="wps">
                   <w:drawing>
-                    <wp:anchor distT="0" distB="0" distL="114300" distR="114300" simplePos="0" relativeHeight="251740160" behindDoc="0" locked="0" layoutInCell="1" allowOverlap="1" wp14:editId="1FD6912B" wp14:anchorId="3FB863B9">
+                    <wp:anchor distT="0" distB="0" distL="114300" distR="114300" simplePos="0" relativeHeight="251740160" behindDoc="0" locked="0" layoutInCell="1" allowOverlap="1" wp14:anchorId="3FB863B9" wp14:editId="1FD6912B">
                       <wp:simplePos x="0" y="0"/>
                       <wp:positionH relativeFrom="column">
                         <wp:posOffset>680720</wp:posOffset>
@@ -11032,7 +11032,7 @@
                     </wp:anchor>
                   </w:drawing>
                 </mc:Choice>
-                <mc:Fallback>
+                <mc:Fallback xmlns:pic="http://schemas.openxmlformats.org/drawingml/2006/picture" xmlns:a14="http://schemas.microsoft.com/office/drawing/2010/main" xmlns:a="http://schemas.openxmlformats.org/drawingml/2006/main">
                   <w:pict>
                     <v:line id="Straight Connector 112" style="position:absolute;flip:y;z-index:251740160;visibility:visible;mso-wrap-style:square;mso-width-percent:0;mso-height-percent:0;mso-wrap-distance-left:9pt;mso-wrap-distance-top:0;mso-wrap-distance-right:9pt;mso-wrap-distance-bottom:0;mso-position-horizontal:absolute;mso-position-horizontal-relative:text;mso-position-vertical:absolute;mso-position-vertical-relative:text;mso-width-percent:0;mso-height-percent:0;mso-width-relative:margin;mso-height-relative:margin" o:spid="_x0000_s1026" strokecolor="#cfcdcd [2894]" o:gfxdata="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" from="53.6pt,11.8pt" to="210.1pt,12.3pt" w14:anchorId="12D3FB53">
                       <v:stroke dashstyle="dash"/>
@@ -11092,7 +11092,7 @@
               <w:top w:val="nil"/>
               <w:left w:val="nil"/>
               <w:bottom w:val="nil"/>
-              <w:right w:val="single" w:color="D0CECE" w:themeColor="background2" w:themeShade="E6" w:sz="12" w:space="0"/>
+              <w:right w:val="single" w:sz="12" w:space="0" w:color="D0CECE" w:themeColor="background2" w:themeShade="E6"/>
             </w:tcBorders>
             <w:shd w:val="clear" w:color="auto" w:fill="FFFFFF" w:themeFill="background1"/>
           </w:tcPr>
@@ -11141,7 +11141,7 @@
             <w:gridSpan w:val="2"/>
             <w:tcBorders>
               <w:top w:val="nil"/>
-              <w:left w:val="single" w:color="D0CECE" w:themeColor="background2" w:themeShade="E6" w:sz="12" w:space="0"/>
+              <w:left w:val="single" w:sz="12" w:space="0" w:color="D0CECE" w:themeColor="background2" w:themeShade="E6"/>
               <w:bottom w:val="nil"/>
               <w:right w:val="nil"/>
             </w:tcBorders>
@@ -11162,7 +11162,7 @@
               <mc:AlternateContent>
                 <mc:Choice Requires="wps">
                   <w:drawing>
-                    <wp:anchor distT="0" distB="0" distL="114300" distR="114300" simplePos="0" relativeHeight="251741184" behindDoc="0" locked="0" layoutInCell="1" allowOverlap="1" wp14:editId="604717E8" wp14:anchorId="058BD3C0">
+                    <wp:anchor distT="0" distB="0" distL="114300" distR="114300" simplePos="0" relativeHeight="251741184" behindDoc="0" locked="0" layoutInCell="1" allowOverlap="1" wp14:anchorId="058BD3C0" wp14:editId="604717E8">
                       <wp:simplePos x="0" y="0"/>
                       <wp:positionH relativeFrom="column">
                         <wp:posOffset>890905</wp:posOffset>
@@ -11226,7 +11226,7 @@
                     </wp:anchor>
                   </w:drawing>
                 </mc:Choice>
-                <mc:Fallback>
+                <mc:Fallback xmlns:pic="http://schemas.openxmlformats.org/drawingml/2006/picture" xmlns:a14="http://schemas.microsoft.com/office/drawing/2010/main" xmlns:a="http://schemas.openxmlformats.org/drawingml/2006/main">
                   <w:pict>
                     <v:line id="Straight Connector 112" style="position:absolute;flip:y;z-index:251741184;visibility:visible;mso-wrap-style:square;mso-width-percent:0;mso-height-percent:0;mso-wrap-distance-left:9pt;mso-wrap-distance-top:0;mso-wrap-distance-right:9pt;mso-wrap-distance-bottom:0;mso-position-horizontal:absolute;mso-position-horizontal-relative:text;mso-position-vertical:absolute;mso-position-vertical-relative:text;mso-width-percent:0;mso-height-percent:0;mso-width-relative:margin;mso-height-relative:margin" o:spid="_x0000_s1026" strokecolor="#cfcdcd [2894]" o:gfxdata="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" from="70.15pt,12.35pt" to="217.85pt,12.35pt" w14:anchorId="0EB6BF72">
                       <v:stroke dashstyle="dash"/>
@@ -11352,7 +11352,7 @@
               <mc:AlternateContent>
                 <mc:Choice Requires="wps">
                   <w:drawing>
-                    <wp:anchor distT="0" distB="0" distL="114300" distR="114300" simplePos="0" relativeHeight="251742208" behindDoc="0" locked="0" layoutInCell="1" allowOverlap="1" wp14:editId="4D35C28C" wp14:anchorId="226D1119">
+                    <wp:anchor distT="0" distB="0" distL="114300" distR="114300" simplePos="0" relativeHeight="251742208" behindDoc="0" locked="0" layoutInCell="1" allowOverlap="1" wp14:anchorId="226D1119" wp14:editId="4D35C28C">
                       <wp:simplePos x="0" y="0"/>
                       <wp:positionH relativeFrom="column">
                         <wp:posOffset>770255</wp:posOffset>
@@ -11416,7 +11416,7 @@
                     </wp:anchor>
                   </w:drawing>
                 </mc:Choice>
-                <mc:Fallback>
+                <mc:Fallback xmlns:pic="http://schemas.openxmlformats.org/drawingml/2006/picture" xmlns:a14="http://schemas.microsoft.com/office/drawing/2010/main" xmlns:a="http://schemas.openxmlformats.org/drawingml/2006/main">
                   <w:pict>
                     <v:line id="Straight Connector 112" style="position:absolute;flip:y;z-index:251742208;visibility:visible;mso-wrap-style:square;mso-width-percent:0;mso-height-percent:0;mso-wrap-distance-left:9pt;mso-wrap-distance-top:0;mso-wrap-distance-right:9pt;mso-wrap-distance-bottom:0;mso-position-horizontal:absolute;mso-position-horizontal-relative:text;mso-position-vertical:absolute;mso-position-vertical-relative:text;mso-width-percent:0;mso-height-percent:0;mso-width-relative:margin;mso-height-relative:margin" o:spid="_x0000_s1026" strokecolor="#cfcdcd [2894]" o:gfxdata="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" from="60.65pt,11.15pt" to="217.15pt,11.65pt" w14:anchorId="248B2708">
                       <v:stroke dashstyle="dash"/>
@@ -11454,7 +11454,7 @@
               <w:top w:val="nil"/>
               <w:left w:val="nil"/>
               <w:bottom w:val="nil"/>
-              <w:right w:val="single" w:color="D0CECE" w:themeColor="background2" w:themeShade="E6" w:sz="12" w:space="0"/>
+              <w:right w:val="single" w:sz="12" w:space="0" w:color="D0CECE" w:themeColor="background2" w:themeShade="E6"/>
             </w:tcBorders>
             <w:shd w:val="clear" w:color="auto" w:fill="FFFFFF" w:themeFill="background1"/>
           </w:tcPr>
@@ -11503,7 +11503,7 @@
             <w:gridSpan w:val="3"/>
             <w:tcBorders>
               <w:top w:val="nil"/>
-              <w:left w:val="single" w:color="D0CECE" w:themeColor="background2" w:themeShade="E6" w:sz="12" w:space="0"/>
+              <w:left w:val="single" w:sz="12" w:space="0" w:color="D0CECE" w:themeColor="background2" w:themeShade="E6"/>
               <w:bottom w:val="nil"/>
               <w:right w:val="nil"/>
             </w:tcBorders>
@@ -11524,7 +11524,7 @@
               <mc:AlternateContent>
                 <mc:Choice Requires="wps">
                   <w:drawing>
-                    <wp:anchor distT="0" distB="0" distL="114300" distR="114300" simplePos="0" relativeHeight="251743232" behindDoc="0" locked="0" layoutInCell="1" allowOverlap="1" wp14:editId="0CDF9218" wp14:anchorId="2275663A">
+                    <wp:anchor distT="0" distB="0" distL="114300" distR="114300" simplePos="0" relativeHeight="251743232" behindDoc="0" locked="0" layoutInCell="1" allowOverlap="1" wp14:anchorId="2275663A" wp14:editId="0CDF9218">
                       <wp:simplePos x="0" y="0"/>
                       <wp:positionH relativeFrom="column">
                         <wp:posOffset>535305</wp:posOffset>
@@ -11588,7 +11588,7 @@
                     </wp:anchor>
                   </w:drawing>
                 </mc:Choice>
-                <mc:Fallback>
+                <mc:Fallback xmlns:pic="http://schemas.openxmlformats.org/drawingml/2006/picture" xmlns:a14="http://schemas.microsoft.com/office/drawing/2010/main" xmlns:a="http://schemas.openxmlformats.org/drawingml/2006/main">
                   <w:pict>
                     <v:line id="Straight Connector 112" style="position:absolute;z-index:251743232;visibility:visible;mso-wrap-style:square;mso-width-percent:0;mso-height-percent:0;mso-wrap-distance-left:9pt;mso-wrap-distance-top:0;mso-wrap-distance-right:9pt;mso-wrap-distance-bottom:0;mso-position-horizontal:absolute;mso-position-horizontal-relative:text;mso-position-vertical:absolute;mso-position-vertical-relative:text;mso-width-percent:0;mso-height-percent:0;mso-width-relative:margin;mso-height-relative:margin" o:spid="_x0000_s1026" strokecolor="#cfcdcd [2894]" o:gfxdata="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" from="42.15pt,12.65pt" to="232.3pt,13.1pt" w14:anchorId="25236CCE">
                       <v:stroke dashstyle="dash"/>
@@ -11752,7 +11752,7 @@
               <w:top w:val="nil"/>
               <w:left w:val="nil"/>
               <w:bottom w:val="nil"/>
-              <w:right w:val="single" w:color="D0CECE" w:themeColor="background2" w:themeShade="E6" w:sz="12" w:space="0"/>
+              <w:right w:val="single" w:sz="12" w:space="0" w:color="D0CECE" w:themeColor="background2" w:themeShade="E6"/>
             </w:tcBorders>
             <w:shd w:val="clear" w:color="auto" w:fill="FFFFFF" w:themeFill="background1"/>
           </w:tcPr>
@@ -11772,7 +11772,7 @@
               <mc:AlternateContent>
                 <mc:Choice Requires="wps">
                   <w:drawing>
-                    <wp:anchor distT="0" distB="0" distL="114300" distR="114300" simplePos="0" relativeHeight="251744256" behindDoc="0" locked="0" layoutInCell="1" allowOverlap="1" wp14:editId="7516FCC3" wp14:anchorId="77F46015">
+                    <wp:anchor distT="0" distB="0" distL="114300" distR="114300" simplePos="0" relativeHeight="251744256" behindDoc="0" locked="0" layoutInCell="1" allowOverlap="1" wp14:anchorId="77F46015" wp14:editId="7516FCC3">
                       <wp:simplePos x="0" y="0"/>
                       <wp:positionH relativeFrom="column">
                         <wp:posOffset>-1360707</wp:posOffset>
@@ -11836,7 +11836,7 @@
                     </wp:anchor>
                   </w:drawing>
                 </mc:Choice>
-                <mc:Fallback>
+                <mc:Fallback xmlns:pic="http://schemas.openxmlformats.org/drawingml/2006/picture" xmlns:a14="http://schemas.microsoft.com/office/drawing/2010/main" xmlns:a="http://schemas.openxmlformats.org/drawingml/2006/main">
                   <w:pict>
                     <v:line id="Straight Connector 112" style="position:absolute;flip:y;z-index:251744256;visibility:visible;mso-wrap-style:square;mso-width-percent:0;mso-height-percent:0;mso-wrap-distance-left:9pt;mso-wrap-distance-top:0;mso-wrap-distance-right:9pt;mso-wrap-distance-bottom:0;mso-position-horizontal:absolute;mso-position-horizontal-relative:text;mso-position-vertical:absolute;mso-position-vertical-relative:text;mso-width-percent:0;mso-height-percent:0;mso-width-relative:margin;mso-height-relative:margin" o:spid="_x0000_s1026" strokecolor="#cfcdcd [2894]" o:gfxdata="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" from="-107.15pt,12.65pt" to="5.5pt,13.1pt" w14:anchorId="2F4FA472">
                       <v:stroke dashstyle="dash"/>
@@ -11883,7 +11883,7 @@
             <w:gridSpan w:val="7"/>
             <w:tcBorders>
               <w:top w:val="nil"/>
-              <w:left w:val="single" w:color="D0CECE" w:themeColor="background2" w:themeShade="E6" w:sz="12" w:space="0"/>
+              <w:left w:val="single" w:sz="12" w:space="0" w:color="D0CECE" w:themeColor="background2" w:themeShade="E6"/>
               <w:bottom w:val="nil"/>
               <w:right w:val="nil"/>
             </w:tcBorders>
@@ -11909,7 +11909,7 @@
               <mc:AlternateContent>
                 <mc:Choice Requires="wps">
                   <w:drawing>
-                    <wp:anchor distT="0" distB="0" distL="114300" distR="114300" simplePos="0" relativeHeight="251745280" behindDoc="0" locked="0" layoutInCell="1" allowOverlap="1" wp14:editId="27DF1529" wp14:anchorId="0DEBBDDA">
+                    <wp:anchor distT="0" distB="0" distL="114300" distR="114300" simplePos="0" relativeHeight="251745280" behindDoc="0" locked="0" layoutInCell="1" allowOverlap="1" wp14:anchorId="0DEBBDDA" wp14:editId="27DF1529">
                       <wp:simplePos x="0" y="0"/>
                       <wp:positionH relativeFrom="column">
                         <wp:posOffset>1127298</wp:posOffset>
@@ -11973,7 +11973,7 @@
                     </wp:anchor>
                   </w:drawing>
                 </mc:Choice>
-                <mc:Fallback>
+                <mc:Fallback xmlns:pic="http://schemas.openxmlformats.org/drawingml/2006/picture" xmlns:a14="http://schemas.microsoft.com/office/drawing/2010/main" xmlns:a="http://schemas.openxmlformats.org/drawingml/2006/main">
                   <w:pict>
                     <v:line id="Straight Connector 112" style="position:absolute;flip:y;z-index:251745280;visibility:visible;mso-wrap-style:square;mso-width-percent:0;mso-height-percent:0;mso-wrap-distance-left:9pt;mso-wrap-distance-top:0;mso-wrap-distance-right:9pt;mso-wrap-distance-bottom:0;mso-position-horizontal:absolute;mso-position-horizontal-relative:text;mso-position-vertical:absolute;mso-position-vertical-relative:text;mso-width-percent:0;mso-height-percent:0;mso-width-relative:margin;mso-height-relative:margin" o:spid="_x0000_s1026" strokecolor="#cfcdcd [2894]" o:gfxdata="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" from="88.75pt,13.05pt" to="477.7pt,13.05pt" w14:anchorId="6C468DB9">
                       <v:stroke dashstyle="dash"/>
@@ -12087,7 +12087,7 @@
               <w:top w:val="nil"/>
               <w:left w:val="nil"/>
               <w:bottom w:val="nil"/>
-              <w:right w:val="single" w:color="D0CECE" w:themeColor="background2" w:themeShade="E6" w:sz="12" w:space="0"/>
+              <w:right w:val="single" w:sz="12" w:space="0" w:color="D0CECE" w:themeColor="background2" w:themeShade="E6"/>
             </w:tcBorders>
             <w:shd w:val="clear" w:color="auto" w:fill="FFFFFF" w:themeFill="background1"/>
           </w:tcPr>
@@ -12138,8 +12138,8 @@
             <w:gridSpan w:val="7"/>
             <w:tcBorders>
               <w:top w:val="nil"/>
-              <w:left w:val="single" w:color="D0CECE" w:themeColor="background2" w:themeShade="E6" w:sz="12" w:space="0"/>
-              <w:bottom w:val="single" w:color="D0CECE" w:themeColor="background2" w:themeShade="E6" w:sz="12" w:space="0"/>
+              <w:left w:val="single" w:sz="12" w:space="0" w:color="D0CECE" w:themeColor="background2" w:themeShade="E6"/>
+              <w:bottom w:val="single" w:sz="12" w:space="0" w:color="D0CECE" w:themeColor="background2" w:themeShade="E6"/>
               <w:right w:val="nil"/>
             </w:tcBorders>
             <w:shd w:val="clear" w:color="auto" w:fill="FFFFFF" w:themeFill="background1"/>
@@ -12164,7 +12164,7 @@
               <mc:AlternateContent>
                 <mc:Choice Requires="wps">
                   <w:drawing>
-                    <wp:anchor distT="0" distB="0" distL="114300" distR="114300" simplePos="0" relativeHeight="251746304" behindDoc="0" locked="0" layoutInCell="1" allowOverlap="1" wp14:editId="6B72033D" wp14:anchorId="343B8BE1">
+                    <wp:anchor distT="0" distB="0" distL="114300" distR="114300" simplePos="0" relativeHeight="251746304" behindDoc="0" locked="0" layoutInCell="1" allowOverlap="1" wp14:anchorId="343B8BE1" wp14:editId="6B72033D">
                       <wp:simplePos x="0" y="0"/>
                       <wp:positionH relativeFrom="column">
                         <wp:posOffset>815571</wp:posOffset>
@@ -12228,7 +12228,7 @@
                     </wp:anchor>
                   </w:drawing>
                 </mc:Choice>
-                <mc:Fallback>
+                <mc:Fallback xmlns:pic="http://schemas.openxmlformats.org/drawingml/2006/picture" xmlns:a14="http://schemas.microsoft.com/office/drawing/2010/main" xmlns:a="http://schemas.openxmlformats.org/drawingml/2006/main">
                   <w:pict>
                     <v:line id="Straight Connector 112" style="position:absolute;flip:y;z-index:251746304;visibility:visible;mso-wrap-style:square;mso-width-percent:0;mso-height-percent:0;mso-wrap-distance-left:9pt;mso-wrap-distance-top:0;mso-wrap-distance-right:9pt;mso-wrap-distance-bottom:0;mso-position-horizontal:absolute;mso-position-horizontal-relative:text;mso-position-vertical:absolute;mso-position-vertical-relative:text;mso-width-percent:0;mso-height-percent:0;mso-width-relative:margin;mso-height-relative:margin" o:spid="_x0000_s1026" strokecolor="#cfcdcd [2894]" o:gfxdata="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" from="64.2pt,13.5pt" to="484.7pt,13.5pt" w14:anchorId="3980E3B8">
                       <v:stroke dashstyle="dash"/>
@@ -12285,8 +12285,8 @@
             <w:tcBorders>
               <w:top w:val="nil"/>
               <w:left w:val="nil"/>
-              <w:bottom w:val="single" w:color="D0CECE" w:themeColor="background2" w:themeShade="E6" w:sz="12" w:space="0"/>
-              <w:right w:val="single" w:color="D0CECE" w:themeColor="background2" w:themeShade="E6" w:sz="12" w:space="0"/>
+              <w:bottom w:val="single" w:sz="12" w:space="0" w:color="D0CECE" w:themeColor="background2" w:themeShade="E6"/>
+              <w:right w:val="single" w:sz="12" w:space="0" w:color="D0CECE" w:themeColor="background2" w:themeShade="E6"/>
             </w:tcBorders>
             <w:shd w:val="clear" w:color="auto" w:fill="FFFFFF" w:themeFill="background1"/>
           </w:tcPr>
@@ -12599,7 +12599,7 @@
             <w:gridSpan w:val="5"/>
             <w:tcBorders>
               <w:top w:val="nil"/>
-              <w:left w:val="single" w:color="D0CECE" w:themeColor="background2" w:themeShade="E6" w:sz="12" w:space="0"/>
+              <w:left w:val="single" w:sz="12" w:space="0" w:color="D0CECE" w:themeColor="background2" w:themeShade="E6"/>
               <w:bottom w:val="nil"/>
               <w:right w:val="nil"/>
             </w:tcBorders>
@@ -12620,7 +12620,7 @@
               <mc:AlternateContent>
                 <mc:Choice Requires="wps">
                   <w:drawing>
-                    <wp:anchor distT="0" distB="0" distL="114300" distR="114300" simplePos="0" relativeHeight="251731968" behindDoc="0" locked="0" layoutInCell="1" allowOverlap="1" wp14:editId="099EBF8F" wp14:anchorId="75EC69AB">
+                    <wp:anchor distT="0" distB="0" distL="114300" distR="114300" simplePos="0" relativeHeight="251731968" behindDoc="0" locked="0" layoutInCell="1" allowOverlap="1" wp14:anchorId="75EC69AB" wp14:editId="099EBF8F">
                       <wp:simplePos x="0" y="0"/>
                       <wp:positionH relativeFrom="column">
                         <wp:posOffset>989818</wp:posOffset>
@@ -12684,7 +12684,7 @@
                     </wp:anchor>
                   </w:drawing>
                 </mc:Choice>
-                <mc:Fallback xmlns:pic="http://schemas.openxmlformats.org/drawingml/2006/picture" xmlns:a14="http://schemas.microsoft.com/office/drawing/2010/main" xmlns:a="http://schemas.openxmlformats.org/drawingml/2006/main">
+                <mc:Fallback xmlns:a="http://schemas.openxmlformats.org/drawingml/2006/main" xmlns:a14="http://schemas.microsoft.com/office/drawing/2010/main" xmlns:pic="http://schemas.openxmlformats.org/drawingml/2006/picture">
                   <w:pict>
                     <v:line id="Straight Connector 112" style="position:absolute;z-index:251731968;visibility:visible;mso-wrap-style:square;mso-width-percent:0;mso-height-percent:0;mso-wrap-distance-left:9pt;mso-wrap-distance-top:0;mso-wrap-distance-right:9pt;mso-wrap-distance-bottom:0;mso-position-horizontal:absolute;mso-position-horizontal-relative:text;mso-position-vertical:absolute;mso-position-vertical-relative:text;mso-width-percent:0;mso-height-percent:0;mso-width-relative:margin;mso-height-relative:margin" o:spid="_x0000_s1026" strokecolor="#cfcdcd [2894]" o:gfxdata="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" from="77.95pt,13.4pt" to="488.25pt,13.4pt" w14:anchorId="4AE2D5AF">
                       <v:stroke dashstyle="dash"/>
@@ -12786,7 +12786,7 @@
               <w:top w:val="nil"/>
               <w:left w:val="nil"/>
               <w:bottom w:val="nil"/>
-              <w:right w:val="single" w:color="D0CECE" w:themeColor="background2" w:themeShade="E6" w:sz="12" w:space="0"/>
+              <w:right w:val="single" w:sz="12" w:space="0" w:color="D0CECE" w:themeColor="background2" w:themeShade="E6"/>
             </w:tcBorders>
             <w:shd w:val="clear" w:color="auto" w:fill="FFFFFF" w:themeFill="background1"/>
           </w:tcPr>
@@ -12836,7 +12836,7 @@
             <w:gridSpan w:val="5"/>
             <w:tcBorders>
               <w:top w:val="nil"/>
-              <w:left w:val="single" w:color="D0CECE" w:themeColor="background2" w:themeShade="E6" w:sz="12" w:space="0"/>
+              <w:left w:val="single" w:sz="12" w:space="0" w:color="D0CECE" w:themeColor="background2" w:themeShade="E6"/>
               <w:bottom w:val="nil"/>
               <w:right w:val="nil"/>
             </w:tcBorders>
@@ -12857,7 +12857,7 @@
               <mc:AlternateContent>
                 <mc:Choice Requires="wps">
                   <w:drawing>
-                    <wp:anchor distT="0" distB="0" distL="114300" distR="114300" simplePos="0" relativeHeight="251732992" behindDoc="0" locked="0" layoutInCell="1" allowOverlap="1" wp14:editId="47F0A834" wp14:anchorId="2A277CEF">
+                    <wp:anchor distT="0" distB="0" distL="114300" distR="114300" simplePos="0" relativeHeight="251732992" behindDoc="0" locked="0" layoutInCell="1" allowOverlap="1" wp14:anchorId="2A277CEF" wp14:editId="47F0A834">
                       <wp:simplePos x="0" y="0"/>
                       <wp:positionH relativeFrom="column">
                         <wp:posOffset>937065</wp:posOffset>
@@ -12921,7 +12921,7 @@
                     </wp:anchor>
                   </w:drawing>
                 </mc:Choice>
-                <mc:Fallback xmlns:pic="http://schemas.openxmlformats.org/drawingml/2006/picture" xmlns:a14="http://schemas.microsoft.com/office/drawing/2010/main" xmlns:a="http://schemas.openxmlformats.org/drawingml/2006/main">
+                <mc:Fallback xmlns:a="http://schemas.openxmlformats.org/drawingml/2006/main" xmlns:a14="http://schemas.microsoft.com/office/drawing/2010/main" xmlns:pic="http://schemas.openxmlformats.org/drawingml/2006/picture">
                   <w:pict>
                     <v:line id="Straight Connector 112" style="position:absolute;z-index:251732992;visibility:visible;mso-wrap-style:square;mso-width-percent:0;mso-height-percent:0;mso-wrap-distance-left:9pt;mso-wrap-distance-top:0;mso-wrap-distance-right:9pt;mso-wrap-distance-bottom:0;mso-position-horizontal:absolute;mso-position-horizontal-relative:text;mso-position-vertical:absolute;mso-position-vertical-relative:text;mso-width-percent:0;mso-height-percent:0;mso-width-relative:margin;mso-height-relative:margin" o:spid="_x0000_s1026" strokecolor="#cfcdcd [2894]" o:gfxdata="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" from="73.8pt,13.25pt" to="489.2pt,13.25pt" w14:anchorId="24F9418B">
                       <v:stroke dashstyle="dash"/>
@@ -12980,7 +12980,7 @@
               <w:top w:val="nil"/>
               <w:left w:val="nil"/>
               <w:bottom w:val="nil"/>
-              <w:right w:val="single" w:color="D0CECE" w:themeColor="background2" w:themeShade="E6" w:sz="12" w:space="0"/>
+              <w:right w:val="single" w:sz="12" w:space="0" w:color="D0CECE" w:themeColor="background2" w:themeShade="E6"/>
             </w:tcBorders>
             <w:shd w:val="clear" w:color="auto" w:fill="FFFFFF" w:themeFill="background1"/>
           </w:tcPr>
@@ -13030,7 +13030,7 @@
             <w:gridSpan w:val="4"/>
             <w:tcBorders>
               <w:top w:val="nil"/>
-              <w:left w:val="single" w:color="D0CECE" w:themeColor="background2" w:themeShade="E6" w:sz="12" w:space="0"/>
+              <w:left w:val="single" w:sz="12" w:space="0" w:color="D0CECE" w:themeColor="background2" w:themeShade="E6"/>
               <w:bottom w:val="nil"/>
               <w:right w:val="nil"/>
             </w:tcBorders>
@@ -13051,7 +13051,7 @@
               <mc:AlternateContent>
                 <mc:Choice Requires="wps">
                   <w:drawing>
-                    <wp:anchor distT="0" distB="0" distL="114300" distR="114300" simplePos="0" relativeHeight="251734016" behindDoc="0" locked="0" layoutInCell="1" allowOverlap="1" wp14:editId="006FA575" wp14:anchorId="7671A263">
+                    <wp:anchor distT="0" distB="0" distL="114300" distR="114300" simplePos="0" relativeHeight="251734016" behindDoc="0" locked="0" layoutInCell="1" allowOverlap="1" wp14:anchorId="7671A263" wp14:editId="006FA575">
                       <wp:simplePos x="0" y="0"/>
                       <wp:positionH relativeFrom="column">
                         <wp:posOffset>749495</wp:posOffset>
@@ -13115,7 +13115,7 @@
                     </wp:anchor>
                   </w:drawing>
                 </mc:Choice>
-                <mc:Fallback xmlns:pic="http://schemas.openxmlformats.org/drawingml/2006/picture" xmlns:a14="http://schemas.microsoft.com/office/drawing/2010/main" xmlns:a="http://schemas.openxmlformats.org/drawingml/2006/main">
+                <mc:Fallback xmlns:a="http://schemas.openxmlformats.org/drawingml/2006/main" xmlns:a14="http://schemas.microsoft.com/office/drawing/2010/main" xmlns:pic="http://schemas.openxmlformats.org/drawingml/2006/picture">
                   <w:pict>
                     <v:line id="Straight Connector 112" style="position:absolute;z-index:251734016;visibility:visible;mso-wrap-style:square;mso-width-percent:0;mso-height-percent:0;mso-wrap-distance-left:9pt;mso-wrap-distance-top:0;mso-wrap-distance-right:9pt;mso-wrap-distance-bottom:0;mso-position-horizontal:absolute;mso-position-horizontal-relative:text;mso-position-vertical:absolute;mso-position-vertical-relative:text;mso-width-percent:0;mso-height-percent:0;mso-width-relative:margin;mso-height-relative:margin" o:spid="_x0000_s1026" strokecolor="#cfcdcd [2894]" o:gfxdata="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" from="59pt,14pt" to="470.25pt,14.45pt" w14:anchorId="1CA785F9">
                       <v:stroke dashstyle="dash"/>
@@ -13175,7 +13175,7 @@
               <w:top w:val="nil"/>
               <w:left w:val="nil"/>
               <w:bottom w:val="nil"/>
-              <w:right w:val="single" w:color="D0CECE" w:themeColor="background2" w:themeShade="E6" w:sz="12" w:space="0"/>
+              <w:right w:val="single" w:sz="12" w:space="0" w:color="D0CECE" w:themeColor="background2" w:themeShade="E6"/>
             </w:tcBorders>
             <w:shd w:val="clear" w:color="auto" w:fill="FFFFFF" w:themeFill="background1"/>
           </w:tcPr>
@@ -13225,7 +13225,7 @@
             <w:gridSpan w:val="2"/>
             <w:tcBorders>
               <w:top w:val="nil"/>
-              <w:left w:val="single" w:color="D0CECE" w:themeColor="background2" w:themeShade="E6" w:sz="12" w:space="0"/>
+              <w:left w:val="single" w:sz="12" w:space="0" w:color="D0CECE" w:themeColor="background2" w:themeShade="E6"/>
               <w:bottom w:val="nil"/>
               <w:right w:val="nil"/>
             </w:tcBorders>
@@ -13246,7 +13246,7 @@
               <mc:AlternateContent>
                 <mc:Choice Requires="wps">
                   <w:drawing>
-                    <wp:anchor distT="0" distB="0" distL="114300" distR="114300" simplePos="0" relativeHeight="251735040" behindDoc="0" locked="0" layoutInCell="1" allowOverlap="1" wp14:editId="50557745" wp14:anchorId="562B25C9">
+                    <wp:anchor distT="0" distB="0" distL="114300" distR="114300" simplePos="0" relativeHeight="251735040" behindDoc="0" locked="0" layoutInCell="1" allowOverlap="1" wp14:anchorId="562B25C9" wp14:editId="50557745">
                       <wp:simplePos x="0" y="0"/>
                       <wp:positionH relativeFrom="column">
                         <wp:posOffset>1523218</wp:posOffset>
@@ -13310,7 +13310,7 @@
                     </wp:anchor>
                   </w:drawing>
                 </mc:Choice>
-                <mc:Fallback xmlns:pic="http://schemas.openxmlformats.org/drawingml/2006/picture" xmlns:a14="http://schemas.microsoft.com/office/drawing/2010/main" xmlns:a="http://schemas.openxmlformats.org/drawingml/2006/main">
+                <mc:Fallback xmlns:a="http://schemas.openxmlformats.org/drawingml/2006/main" xmlns:a14="http://schemas.microsoft.com/office/drawing/2010/main" xmlns:pic="http://schemas.openxmlformats.org/drawingml/2006/picture">
                   <w:pict>
                     <v:line id="Straight Connector 112" style="position:absolute;z-index:251735040;visibility:visible;mso-wrap-style:square;mso-width-percent:0;mso-height-percent:0;mso-wrap-distance-left:9pt;mso-wrap-distance-top:0;mso-wrap-distance-right:9pt;mso-wrap-distance-bottom:0;mso-position-horizontal:absolute;mso-position-horizontal-relative:text;mso-position-vertical:absolute;mso-position-vertical-relative:text;mso-width-percent:0;mso-height-percent:0;mso-width-relative:margin;mso-height-relative:margin" o:spid="_x0000_s1026" strokecolor="#cfcdcd [2894]" o:gfxdata="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" from="119.95pt,13.85pt" to="457.75pt,14.75pt" w14:anchorId="6C723C8E">
                       <v:stroke dashstyle="dash"/>
@@ -13370,7 +13370,7 @@
               <w:top w:val="nil"/>
               <w:left w:val="nil"/>
               <w:bottom w:val="nil"/>
-              <w:right w:val="single" w:color="D0CECE" w:themeColor="background2" w:themeShade="E6" w:sz="12" w:space="0"/>
+              <w:right w:val="single" w:sz="12" w:space="0" w:color="D0CECE" w:themeColor="background2" w:themeShade="E6"/>
             </w:tcBorders>
             <w:shd w:val="clear" w:color="auto" w:fill="FFFFFF" w:themeFill="background1"/>
           </w:tcPr>
@@ -13436,8 +13436,8 @@
             <w:gridSpan w:val="3"/>
             <w:tcBorders>
               <w:top w:val="nil"/>
-              <w:left w:val="single" w:color="D0CECE" w:themeColor="background2" w:themeShade="E6" w:sz="12" w:space="0"/>
-              <w:bottom w:val="single" w:color="D0CECE" w:themeColor="background2" w:themeShade="E6" w:sz="12" w:space="0"/>
+              <w:left w:val="single" w:sz="12" w:space="0" w:color="D0CECE" w:themeColor="background2" w:themeShade="E6"/>
+              <w:bottom w:val="single" w:sz="12" w:space="0" w:color="D0CECE" w:themeColor="background2" w:themeShade="E6"/>
               <w:right w:val="nil"/>
             </w:tcBorders>
             <w:shd w:val="clear" w:color="auto" w:fill="FFFFFF" w:themeFill="background1"/>
@@ -13460,7 +13460,7 @@
               <mc:AlternateContent>
                 <mc:Choice Requires="wps">
                   <w:drawing>
-                    <wp:anchor distT="0" distB="0" distL="114300" distR="114300" simplePos="0" relativeHeight="251736064" behindDoc="0" locked="0" layoutInCell="1" allowOverlap="1" wp14:editId="5C23ED40" wp14:anchorId="79CD82E8">
+                    <wp:anchor distT="0" distB="0" distL="114300" distR="114300" simplePos="0" relativeHeight="251736064" behindDoc="0" locked="0" layoutInCell="1" allowOverlap="1" wp14:anchorId="79CD82E8" wp14:editId="5C23ED40">
                       <wp:simplePos x="0" y="0"/>
                       <wp:positionH relativeFrom="column">
                         <wp:posOffset>1089465</wp:posOffset>
@@ -13524,7 +13524,7 @@
                     </wp:anchor>
                   </w:drawing>
                 </mc:Choice>
-                <mc:Fallback xmlns:pic="http://schemas.openxmlformats.org/drawingml/2006/picture" xmlns:a14="http://schemas.microsoft.com/office/drawing/2010/main" xmlns:a="http://schemas.openxmlformats.org/drawingml/2006/main">
+                <mc:Fallback xmlns:a="http://schemas.openxmlformats.org/drawingml/2006/main" xmlns:a14="http://schemas.microsoft.com/office/drawing/2010/main" xmlns:pic="http://schemas.openxmlformats.org/drawingml/2006/picture">
                   <w:pict>
                     <v:line id="Straight Connector 112" style="position:absolute;z-index:251736064;visibility:visible;mso-wrap-style:square;mso-width-percent:0;mso-height-percent:0;mso-wrap-distance-left:9pt;mso-wrap-distance-top:0;mso-wrap-distance-right:9pt;mso-wrap-distance-bottom:0;mso-position-horizontal:absolute;mso-position-horizontal-relative:text;mso-position-vertical:absolute;mso-position-vertical-relative:text;mso-width-percent:0;mso-height-percent:0;mso-width-relative:margin;mso-height-relative:margin" o:spid="_x0000_s1026" strokecolor="#cfcdcd [2894]" o:gfxdata="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" from="85.8pt,13.7pt" to="462.4pt,14.15pt" w14:anchorId="178CA45B">
                       <v:stroke dashstyle="dash"/>
@@ -13615,8 +13615,8 @@
             <w:tcBorders>
               <w:top w:val="nil"/>
               <w:left w:val="nil"/>
-              <w:bottom w:val="single" w:color="D0CECE" w:themeColor="background2" w:themeShade="E6" w:sz="12" w:space="0"/>
-              <w:right w:val="single" w:color="D0CECE" w:themeColor="background2" w:themeShade="E6" w:sz="12" w:space="0"/>
+              <w:bottom w:val="single" w:sz="12" w:space="0" w:color="D0CECE" w:themeColor="background2" w:themeShade="E6"/>
+              <w:right w:val="single" w:sz="12" w:space="0" w:color="D0CECE" w:themeColor="background2" w:themeShade="E6"/>
             </w:tcBorders>
             <w:shd w:val="clear" w:color="auto" w:fill="FFFFFF" w:themeFill="background1"/>
           </w:tcPr>
@@ -13904,7 +13904,7 @@
           </mc:Choice>
           <mc:Fallback>
             <w:pict>
-              <v:shape id="Text Box 419425808" style="width:539pt;height:21.6pt;visibility:visible;mso-wrap-style:square;mso-left-percent:-10001;mso-top-percent:-10001;mso-position-horizontal:absolute;mso-position-horizontal-relative:char;mso-position-vertical:absolute;mso-position-vertical-relative:line;mso-left-percent:-10001;mso-top-percent:-10001;v-text-anchor:top" o:spid="_x0000_s1062" fillcolor="#252b4f" stroked="f" type="#_x0000_t202" o:gfxdata="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" w14:anchorId="6B43E075">
+              <v:shape w14:anchorId="6B43E075" id="Text Box 419425808" o:spid="_x0000_s1062" type="#_x0000_t202" style="width:539pt;height:21.6pt;visibility:visible;mso-wrap-style:square;mso-left-percent:-10001;mso-top-percent:-10001;mso-position-horizontal:absolute;mso-position-horizontal-relative:char;mso-position-vertical:absolute;mso-position-vertical-relative:line;mso-left-percent:-10001;mso-top-percent:-10001;v-text-anchor:top" o:gfxdata="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" fillcolor="#252b4f" stroked="f">
                 <v:textbox inset="0,0,0,0">
                   <w:txbxContent>
                     <w:p>
@@ -14214,7 +14214,7 @@
           </mc:Choice>
           <mc:Fallback>
             <w:pict>
-              <v:shape id="Text Box 719887593" style="width:265.7pt;height:70.7pt;visibility:visible;mso-wrap-style:square;mso-left-percent:-10001;mso-top-percent:-10001;mso-position-horizontal:absolute;mso-position-horizontal-relative:char;mso-position-vertical:absolute;mso-position-vertical-relative:line;mso-left-percent:-10001;mso-top-percent:-10001;v-text-anchor:top" o:spid="_x0000_s1063" filled="f" strokecolor="#e1e1e1" strokeweight=".3pt" type="#_x0000_t202" o:gfxdata="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" w14:anchorId="6EDB7EF3">
+              <v:shape w14:anchorId="6EDB7EF3" id="Text Box 719887593" o:spid="_x0000_s1063" type="#_x0000_t202" style="width:265.7pt;height:70.7pt;visibility:visible;mso-wrap-style:square;mso-left-percent:-10001;mso-top-percent:-10001;mso-position-horizontal:absolute;mso-position-horizontal-relative:char;mso-position-vertical:absolute;mso-position-vertical-relative:line;mso-left-percent:-10001;mso-top-percent:-10001;v-text-anchor:top" o:gfxdata="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" filled="f" strokecolor="#e1e1e1" strokeweight=".3pt">
                 <v:textbox inset="0,0,0,0">
                   <w:txbxContent>
                     <w:p>
@@ -14622,7 +14622,7 @@
           </mc:Choice>
           <mc:Fallback>
             <w:pict>
-              <v:shape id="Text Box 1135058509" style="width:265.7pt;height:70.7pt;visibility:visible;mso-wrap-style:square;mso-left-percent:-10001;mso-top-percent:-10001;mso-position-horizontal:absolute;mso-position-horizontal-relative:char;mso-position-vertical:absolute;mso-position-vertical-relative:line;mso-left-percent:-10001;mso-top-percent:-10001;v-text-anchor:top" o:spid="_x0000_s1064" filled="f" strokecolor="#e1e1e1" strokeweight=".3pt" type="#_x0000_t202" o:gfxdata="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" w14:anchorId="66B27877">
+              <v:shape w14:anchorId="66B27877" id="Text Box 1135058509" o:spid="_x0000_s1064" type="#_x0000_t202" style="width:265.7pt;height:70.7pt;visibility:visible;mso-wrap-style:square;mso-left-percent:-10001;mso-top-percent:-10001;mso-position-horizontal:absolute;mso-position-horizontal-relative:char;mso-position-vertical:absolute;mso-position-vertical-relative:line;mso-left-percent:-10001;mso-top-percent:-10001;v-text-anchor:top" o:gfxdata="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" filled="f" strokecolor="#e1e1e1" strokeweight=".3pt">
                 <v:textbox inset="0,0,0,0">
                   <w:txbxContent>
                     <w:p>
@@ -15037,7 +15037,7 @@
           </mc:Choice>
           <mc:Fallback>
             <w:pict>
-              <v:shape id="Text Box 92" style="width:539pt;height:21.6pt;visibility:visible;mso-wrap-style:square;mso-left-percent:-10001;mso-top-percent:-10001;mso-position-horizontal:absolute;mso-position-horizontal-relative:char;mso-position-vertical:absolute;mso-position-vertical-relative:line;mso-left-percent:-10001;mso-top-percent:-10001;v-text-anchor:top" o:spid="_x0000_s1065" fillcolor="#252b4f" stroked="f" type="#_x0000_t202" o:gfxdata="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" w14:anchorId="730C2AFF">
+              <v:shape w14:anchorId="730C2AFF" id="Text Box 92" o:spid="_x0000_s1065" type="#_x0000_t202" style="width:539pt;height:21.6pt;visibility:visible;mso-wrap-style:square;mso-left-percent:-10001;mso-top-percent:-10001;mso-position-horizontal:absolute;mso-position-horizontal-relative:char;mso-position-vertical:absolute;mso-position-vertical-relative:line;mso-left-percent:-10001;mso-top-percent:-10001;v-text-anchor:top" o:gfxdata="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" fillcolor="#252b4f" stroked="f">
                 <v:textbox inset="0,0,0,0">
                   <w:txbxContent>
                     <w:p>
@@ -15197,12 +15197,12 @@
         <w:tblW w:w="0" w:type="auto"/>
         <w:tblInd w:w="560" w:type="dxa"/>
         <w:tblBorders>
-          <w:top w:val="none" w:color="auto" w:sz="0" w:space="0"/>
-          <w:left w:val="none" w:color="auto" w:sz="0" w:space="0"/>
-          <w:bottom w:val="none" w:color="auto" w:sz="0" w:space="0"/>
-          <w:right w:val="none" w:color="auto" w:sz="0" w:space="0"/>
-          <w:insideH w:val="none" w:color="auto" w:sz="0" w:space="0"/>
-          <w:insideV w:val="none" w:color="auto" w:sz="0" w:space="0"/>
+          <w:top w:val="none" w:sz="0" w:space="0" w:color="auto"/>
+          <w:left w:val="none" w:sz="0" w:space="0" w:color="auto"/>
+          <w:bottom w:val="none" w:sz="0" w:space="0" w:color="auto"/>
+          <w:right w:val="none" w:sz="0" w:space="0" w:color="auto"/>
+          <w:insideH w:val="none" w:sz="0" w:space="0" w:color="auto"/>
+          <w:insideV w:val="none" w:sz="0" w:space="0" w:color="auto"/>
         </w:tblBorders>
         <w:tblCellMar>
           <w:top w:w="142" w:type="dxa"/>
@@ -22835,7 +22835,7 @@
           <w:type w:val="continuous"/>
           <w:pgSz w:w="11920" w:h="16840"/>
           <w:pgMar w:top="1660" w:right="0" w:bottom="280" w:left="0" w:header="720" w:footer="720" w:gutter="0"/>
-          <w:cols w:equalWidth="0" w:space="720" w:num="2">
+          <w:cols w:num="2" w:space="720" w:equalWidth="0">
             <w:col w:w="5784" w:space="40"/>
             <w:col w:w="6096"/>
           </w:cols>
@@ -22860,7 +22860,7 @@
         <mc:AlternateContent>
           <mc:Choice Requires="wps">
             <w:drawing>
-              <wp:anchor distT="0" distB="0" distL="114300" distR="114300" simplePos="0" relativeHeight="251662336" behindDoc="1" locked="0" layoutInCell="1" allowOverlap="1" wp14:editId="2B590196" wp14:anchorId="3BD667CD">
+              <wp:anchor distT="0" distB="0" distL="114300" distR="114300" simplePos="0" relativeHeight="251662336" behindDoc="1" locked="0" layoutInCell="1" allowOverlap="1" wp14:anchorId="3BD667CD" wp14:editId="2B590196">
                 <wp:simplePos x="0" y="0"/>
                 <wp:positionH relativeFrom="page">
                   <wp:posOffset>3384550</wp:posOffset>
@@ -22923,7 +22923,7 @@
               </wp:anchor>
             </w:drawing>
           </mc:Choice>
-          <mc:Fallback xmlns:a="http://schemas.openxmlformats.org/drawingml/2006/main" xmlns:a14="http://schemas.microsoft.com/office/drawing/2010/main" xmlns:pic="http://schemas.openxmlformats.org/drawingml/2006/picture">
+          <mc:Fallback xmlns:pic="http://schemas.openxmlformats.org/drawingml/2006/picture" xmlns:a14="http://schemas.microsoft.com/office/drawing/2010/main" xmlns:a="http://schemas.openxmlformats.org/drawingml/2006/main">
             <w:pict>
               <v:rect id="Rectangle 75" style="position:absolute;margin-left:266.5pt;margin-top:804.05pt;width:1pt;height:.2pt;z-index:-251654144;visibility:visible;mso-wrap-style:square;mso-width-percent:0;mso-height-percent:0;mso-wrap-distance-left:9pt;mso-wrap-distance-top:0;mso-wrap-distance-right:9pt;mso-wrap-distance-bottom:0;mso-position-horizontal:absolute;mso-position-horizontal-relative:page;mso-position-vertical:absolute;mso-position-vertical-relative:page;mso-width-percent:0;mso-height-percent:0;mso-width-relative:page;mso-height-relative:page;v-text-anchor:top" o:spid="_x0000_s1026" fillcolor="#9d9d9d" stroked="f" o:gfxdata="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" w14:anchorId="46C3A97C">
                 <w10:wrap anchorx="page" anchory="page"/>
@@ -22940,7 +22940,7 @@
         <mc:AlternateContent>
           <mc:Choice Requires="wps">
             <w:drawing>
-              <wp:anchor distT="0" distB="0" distL="114300" distR="114300" simplePos="0" relativeHeight="251663360" behindDoc="1" locked="0" layoutInCell="1" allowOverlap="1" wp14:editId="2E151475" wp14:anchorId="109E905E">
+              <wp:anchor distT="0" distB="0" distL="114300" distR="114300" simplePos="0" relativeHeight="251663360" behindDoc="1" locked="0" layoutInCell="1" allowOverlap="1" wp14:anchorId="109E905E" wp14:editId="2E151475">
                 <wp:simplePos x="0" y="0"/>
                 <wp:positionH relativeFrom="page">
                   <wp:posOffset>2520950</wp:posOffset>
@@ -23003,7 +23003,7 @@
               </wp:anchor>
             </w:drawing>
           </mc:Choice>
-          <mc:Fallback xmlns:a="http://schemas.openxmlformats.org/drawingml/2006/main" xmlns:a14="http://schemas.microsoft.com/office/drawing/2010/main" xmlns:pic="http://schemas.openxmlformats.org/drawingml/2006/picture">
+          <mc:Fallback xmlns:pic="http://schemas.openxmlformats.org/drawingml/2006/picture" xmlns:a14="http://schemas.microsoft.com/office/drawing/2010/main" xmlns:a="http://schemas.openxmlformats.org/drawingml/2006/main">
             <w:pict>
               <v:rect id="Rectangle 74" style="position:absolute;margin-left:198.5pt;margin-top:804.05pt;width:2pt;height:.2pt;z-index:-251653120;visibility:visible;mso-wrap-style:square;mso-width-percent:0;mso-height-percent:0;mso-wrap-distance-left:9pt;mso-wrap-distance-top:0;mso-wrap-distance-right:9pt;mso-wrap-distance-bottom:0;mso-position-horizontal:absolute;mso-position-horizontal-relative:page;mso-position-vertical:absolute;mso-position-vertical-relative:page;mso-width-percent:0;mso-height-percent:0;mso-width-relative:page;mso-height-relative:page;v-text-anchor:top" o:spid="_x0000_s1026" fillcolor="#9d9d9d" stroked="f" o:gfxdata="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" w14:anchorId="0F2E15EB">
                 <w10:wrap anchorx="page" anchory="page"/>
@@ -23020,7 +23020,7 @@
         <mc:AlternateContent>
           <mc:Choice Requires="wps">
             <w:drawing>
-              <wp:anchor distT="0" distB="0" distL="114300" distR="114300" simplePos="0" relativeHeight="251664384" behindDoc="1" locked="0" layoutInCell="1" allowOverlap="1" wp14:editId="1DB6410C" wp14:anchorId="79BE89B8">
+              <wp:anchor distT="0" distB="0" distL="114300" distR="114300" simplePos="0" relativeHeight="251664384" behindDoc="1" locked="0" layoutInCell="1" allowOverlap="1" wp14:anchorId="79BE89B8" wp14:editId="1DB6410C">
                 <wp:simplePos x="0" y="0"/>
                 <wp:positionH relativeFrom="page">
                   <wp:posOffset>6851650</wp:posOffset>
@@ -23083,7 +23083,7 @@
               </wp:anchor>
             </w:drawing>
           </mc:Choice>
-          <mc:Fallback xmlns:a="http://schemas.openxmlformats.org/drawingml/2006/main" xmlns:a14="http://schemas.microsoft.com/office/drawing/2010/main" xmlns:pic="http://schemas.openxmlformats.org/drawingml/2006/picture">
+          <mc:Fallback xmlns:pic="http://schemas.openxmlformats.org/drawingml/2006/picture" xmlns:a14="http://schemas.microsoft.com/office/drawing/2010/main" xmlns:a="http://schemas.openxmlformats.org/drawingml/2006/main">
             <w:pict>
               <v:rect id="Rectangle 73" style="position:absolute;margin-left:539.5pt;margin-top:804.05pt;width:1pt;height:.2pt;z-index:-251652096;visibility:visible;mso-wrap-style:square;mso-width-percent:0;mso-height-percent:0;mso-wrap-distance-left:9pt;mso-wrap-distance-top:0;mso-wrap-distance-right:9pt;mso-wrap-distance-bottom:0;mso-position-horizontal:absolute;mso-position-horizontal-relative:page;mso-position-vertical:absolute;mso-position-vertical-relative:page;mso-width-percent:0;mso-height-percent:0;mso-width-relative:page;mso-height-relative:page;v-text-anchor:top" o:spid="_x0000_s1026" fillcolor="#9d9d9d" stroked="f" o:gfxdata="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" w14:anchorId="5650B171">
                 <w10:wrap anchorx="page" anchory="page"/>
@@ -23100,7 +23100,7 @@
         <mc:AlternateContent>
           <mc:Choice Requires="wps">
             <w:drawing>
-              <wp:anchor distT="0" distB="0" distL="114300" distR="114300" simplePos="0" relativeHeight="251665408" behindDoc="1" locked="0" layoutInCell="1" allowOverlap="1" wp14:editId="77838DDC" wp14:anchorId="73EA1DBB">
+              <wp:anchor distT="0" distB="0" distL="114300" distR="114300" simplePos="0" relativeHeight="251665408" behindDoc="1" locked="0" layoutInCell="1" allowOverlap="1" wp14:anchorId="73EA1DBB" wp14:editId="77838DDC">
                 <wp:simplePos x="0" y="0"/>
                 <wp:positionH relativeFrom="page">
                   <wp:posOffset>5988050</wp:posOffset>
@@ -23163,7 +23163,7 @@
               </wp:anchor>
             </w:drawing>
           </mc:Choice>
-          <mc:Fallback xmlns:a="http://schemas.openxmlformats.org/drawingml/2006/main" xmlns:a14="http://schemas.microsoft.com/office/drawing/2010/main" xmlns:pic="http://schemas.openxmlformats.org/drawingml/2006/picture">
+          <mc:Fallback xmlns:pic="http://schemas.openxmlformats.org/drawingml/2006/picture" xmlns:a14="http://schemas.microsoft.com/office/drawing/2010/main" xmlns:a="http://schemas.openxmlformats.org/drawingml/2006/main">
             <w:pict>
               <v:rect id="Rectangle 72" style="position:absolute;margin-left:471.5pt;margin-top:804.05pt;width:2pt;height:.2pt;z-index:-251651072;visibility:visible;mso-wrap-style:square;mso-width-percent:0;mso-height-percent:0;mso-wrap-distance-left:9pt;mso-wrap-distance-top:0;mso-wrap-distance-right:9pt;mso-wrap-distance-bottom:0;mso-position-horizontal:absolute;mso-position-horizontal-relative:page;mso-position-vertical:absolute;mso-position-vertical-relative:page;mso-width-percent:0;mso-height-percent:0;mso-width-relative:page;mso-height-relative:page;v-text-anchor:top" o:spid="_x0000_s1026" fillcolor="#9d9d9d" stroked="f" o:gfxdata="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" w14:anchorId="7751343D">
                 <w10:wrap anchorx="page" anchory="page"/>
@@ -23291,7 +23291,7 @@
           </mc:Choice>
           <mc:Fallback>
             <w:pict>
-              <v:shape id="Text Box 71" style="width:539pt;height:21.6pt;visibility:visible;mso-wrap-style:square;mso-left-percent:-10001;mso-top-percent:-10001;mso-position-horizontal:absolute;mso-position-horizontal-relative:char;mso-position-vertical:absolute;mso-position-vertical-relative:line;mso-left-percent:-10001;mso-top-percent:-10001;v-text-anchor:top" o:spid="_x0000_s1066" fillcolor="#252b4f" stroked="f" type="#_x0000_t202" o:gfxdata="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" w14:anchorId="0CE625BD">
+              <v:shape w14:anchorId="0CE625BD" id="Text Box 71" o:spid="_x0000_s1066" type="#_x0000_t202" style="width:539pt;height:21.6pt;visibility:visible;mso-wrap-style:square;mso-left-percent:-10001;mso-top-percent:-10001;mso-position-horizontal:absolute;mso-position-horizontal-relative:char;mso-position-vertical:absolute;mso-position-vertical-relative:line;mso-left-percent:-10001;mso-top-percent:-10001;v-text-anchor:top" o:gfxdata="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" fillcolor="#252b4f" stroked="f">
                 <v:textbox inset="0,0,0,0">
                   <w:txbxContent>
                     <w:p>
@@ -23595,7 +23595,7 @@
           </mc:Choice>
           <mc:Fallback>
             <w:pict>
-              <v:shape id="Text Box 70" style="width:265.7pt;height:70.7pt;visibility:visible;mso-wrap-style:square;mso-left-percent:-10001;mso-top-percent:-10001;mso-position-horizontal:absolute;mso-position-horizontal-relative:char;mso-position-vertical:absolute;mso-position-vertical-relative:line;mso-left-percent:-10001;mso-top-percent:-10001;v-text-anchor:top" o:spid="_x0000_s1067" filled="f" strokecolor="#e1e1e1" strokeweight=".3pt" type="#_x0000_t202" o:gfxdata="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" w14:anchorId="35E9BF7D">
+              <v:shape w14:anchorId="35E9BF7D" id="Text Box 70" o:spid="_x0000_s1067" type="#_x0000_t202" style="width:265.7pt;height:70.7pt;visibility:visible;mso-wrap-style:square;mso-left-percent:-10001;mso-top-percent:-10001;mso-position-horizontal:absolute;mso-position-horizontal-relative:char;mso-position-vertical:absolute;mso-position-vertical-relative:line;mso-left-percent:-10001;mso-top-percent:-10001;v-text-anchor:top" o:gfxdata="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" filled="f" strokecolor="#e1e1e1" strokeweight=".3pt">
                 <v:textbox inset="0,0,0,0">
                   <w:txbxContent>
                     <w:p>
@@ -24003,7 +24003,7 @@
           </mc:Choice>
           <mc:Fallback>
             <w:pict>
-              <v:shape id="Text Box 69" style="width:265.7pt;height:70.7pt;visibility:visible;mso-wrap-style:square;mso-left-percent:-10001;mso-top-percent:-10001;mso-position-horizontal:absolute;mso-position-horizontal-relative:char;mso-position-vertical:absolute;mso-position-vertical-relative:line;mso-left-percent:-10001;mso-top-percent:-10001;v-text-anchor:top" o:spid="_x0000_s1068" filled="f" strokecolor="#e1e1e1" strokeweight=".3pt" type="#_x0000_t202" o:gfxdata="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" w14:anchorId="0DD879AF">
+              <v:shape w14:anchorId="0DD879AF" id="Text Box 69" o:spid="_x0000_s1068" type="#_x0000_t202" style="width:265.7pt;height:70.7pt;visibility:visible;mso-wrap-style:square;mso-left-percent:-10001;mso-top-percent:-10001;mso-position-horizontal:absolute;mso-position-horizontal-relative:char;mso-position-vertical:absolute;mso-position-vertical-relative:line;mso-left-percent:-10001;mso-top-percent:-10001;v-text-anchor:top" o:gfxdata="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" filled="f" strokecolor="#e1e1e1" strokeweight=".3pt">
                 <v:textbox inset="0,0,0,0">
                   <w:txbxContent>
                     <w:p>
@@ -24206,7 +24206,7 @@
         <mc:AlternateContent>
           <mc:Choice Requires="wpg">
             <w:drawing>
-              <wp:anchor distT="0" distB="0" distL="114300" distR="114300" simplePos="0" relativeHeight="251670528" behindDoc="1" locked="0" layoutInCell="1" allowOverlap="1" wp14:editId="1902D79D" wp14:anchorId="3684A035">
+              <wp:anchor distT="0" distB="0" distL="114300" distR="114300" simplePos="0" relativeHeight="251670528" behindDoc="1" locked="0" layoutInCell="1" allowOverlap="1" wp14:anchorId="3684A035" wp14:editId="1902D79D">
                 <wp:simplePos x="0" y="0"/>
                 <wp:positionH relativeFrom="page">
                   <wp:posOffset>353291</wp:posOffset>
@@ -24480,9 +24480,9 @@
           </mc:Choice>
           <mc:Fallback>
             <w:pict>
-              <v:group id="Group 64" style="position:absolute;margin-left:27.8pt;margin-top:7.55pt;width:538.4pt;height:23.45pt;z-index:-251645952;mso-position-horizontal-relative:page;mso-position-vertical-relative:text" coordsize="10768,388" coordorigin="563,-520" o:spid="_x0000_s1069" o:gfxdata="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" w14:anchorId="3684A035">
-                <v:rect id="Rectangle 114" style="position:absolute;left:563;top:-520;width:10768;height:388;visibility:visible;mso-wrap-style:square;v-text-anchor:top" o:spid="_x0000_s1070" fillcolor="#002060" strokecolor="#e1e1e1" strokeweight=".3pt" o:gfxdata="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"/>
-                <v:shape id="Text Box 116" style="position:absolute;left:9246;top:-474;width:1974;height:342;visibility:visible;mso-wrap-style:square;v-text-anchor:top" o:spid="_x0000_s1071" filled="f" stroked="f" type="#_x0000_t202" o:gfxdata="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">
+              <v:group w14:anchorId="3684A035" id="Group 64" o:spid="_x0000_s1069" style="position:absolute;margin-left:27.8pt;margin-top:7.55pt;width:538.4pt;height:23.45pt;z-index:-251645952;mso-position-horizontal-relative:page;mso-position-vertical-relative:text" coordorigin="563,-520" coordsize="10768,388" o:gfxdata="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">
+                <v:rect id="Rectangle 114" o:spid="_x0000_s1070" style="position:absolute;left:563;top:-520;width:10768;height:388;visibility:visible;mso-wrap-style:square;v-text-anchor:top" o:gfxdata="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" fillcolor="#002060" strokecolor="#e1e1e1" strokeweight=".3pt"/>
+                <v:shape id="Text Box 116" o:spid="_x0000_s1071" type="#_x0000_t202" style="position:absolute;left:9246;top:-474;width:1974;height:342;visibility:visible;mso-wrap-style:square;v-text-anchor:top" o:gfxdata="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" filled="f" stroked="f">
                   <v:textbox inset="0,0,0,0">
                     <w:txbxContent>
                       <w:p>
@@ -24569,7 +24569,7 @@
                     </w:txbxContent>
                   </v:textbox>
                 </v:shape>
-                <v:shape id="Text Box 117" style="position:absolute;left:681;top:-429;width:1581;height:235;visibility:visible;mso-wrap-style:square;v-text-anchor:top" o:spid="_x0000_s1072" filled="f" stroked="f" type="#_x0000_t202" o:gfxdata="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">
+                <v:shape id="Text Box 117" o:spid="_x0000_s1072" type="#_x0000_t202" style="position:absolute;left:681;top:-429;width:1581;height:235;visibility:visible;mso-wrap-style:square;v-text-anchor:top" o:gfxdata="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" filled="f" stroked="f">
                   <v:textbox inset="0,0,0,0">
                     <w:txbxContent>
                       <w:p>
@@ -24645,8 +24645,8 @@
           <w:tcPr>
             <w:tcW w:w="5355" w:type="dxa"/>
             <w:tcBorders>
-              <w:left w:val="single" w:color="D0CECE" w:themeColor="background2" w:themeShade="E6" w:sz="12" w:space="0"/>
-              <w:bottom w:val="single" w:color="D0CECE" w:themeColor="background2" w:themeShade="E6" w:sz="12" w:space="0"/>
+              <w:left w:val="single" w:sz="12" w:space="0" w:color="D0CECE" w:themeColor="background2" w:themeShade="E6"/>
+              <w:bottom w:val="single" w:sz="12" w:space="0" w:color="D0CECE" w:themeColor="background2" w:themeShade="E6"/>
               <w:right w:val="nil"/>
             </w:tcBorders>
           </w:tcPr>
@@ -24828,8 +24828,8 @@
             <w:tcW w:w="5355" w:type="dxa"/>
             <w:tcBorders>
               <w:left w:val="nil"/>
-              <w:bottom w:val="single" w:color="D0CECE" w:themeColor="background2" w:themeShade="E6" w:sz="12" w:space="0"/>
-              <w:right w:val="single" w:color="D0CECE" w:themeColor="background2" w:themeShade="E6" w:sz="12" w:space="0"/>
+              <w:bottom w:val="single" w:sz="12" w:space="0" w:color="D0CECE" w:themeColor="background2" w:themeShade="E6"/>
+              <w:right w:val="single" w:sz="12" w:space="0" w:color="D0CECE" w:themeColor="background2" w:themeShade="E6"/>
             </w:tcBorders>
           </w:tcPr>
           <w:p>
@@ -26046,7 +26046,7 @@
           <w:type w:val="continuous"/>
           <w:pgSz w:w="11920" w:h="16840"/>
           <w:pgMar w:top="1660" w:right="0" w:bottom="280" w:left="0" w:header="720" w:footer="720" w:gutter="0"/>
-          <w:cols w:space="720" w:num="2"/>
+          <w:cols w:num="2" w:space="720"/>
         </w:sectPr>
       </w:pPr>
     </w:p>
@@ -26071,7 +26071,7 @@
         <mc:AlternateContent>
           <mc:Choice Requires="wpg">
             <w:drawing>
-              <wp:anchor distT="0" distB="0" distL="0" distR="0" simplePos="0" relativeHeight="251671552" behindDoc="1" locked="0" layoutInCell="1" allowOverlap="1" wp14:editId="00144F26" wp14:anchorId="1D166B05">
+              <wp:anchor distT="0" distB="0" distL="0" distR="0" simplePos="0" relativeHeight="251671552" behindDoc="1" locked="0" layoutInCell="1" allowOverlap="1" wp14:anchorId="1D166B05" wp14:editId="00144F26">
                 <wp:simplePos x="0" y="0"/>
                 <wp:positionH relativeFrom="page">
                   <wp:posOffset>351444</wp:posOffset>
@@ -27108,13 +27108,13 @@
           </mc:Choice>
           <mc:Fallback>
             <w:pict>
-              <v:group id="Group 49" style="position:absolute;margin-left:27.65pt;margin-top:167.2pt;width:539pt;height:68pt;z-index:-251644928;mso-wrap-distance-left:0;mso-wrap-distance-right:0;mso-position-horizontal-relative:page;mso-position-vertical-relative:text" coordsize="10780,1360" coordorigin="560,250" o:spid="_x0000_s1073" o:gfxdata="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" w14:anchorId="1D166B05">
-                <v:shape id="Picture 130" style="position:absolute;left:4346;top:1298;width:334;height:150;visibility:visible;mso-wrap-style:square" o:spid="_x0000_s1074" type="#_x0000_t75" o:gfxdata="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">
-                  <v:imagedata o:title="" r:id="rId28"/>
+              <v:group w14:anchorId="1D166B05" id="Group 49" o:spid="_x0000_s1073" style="position:absolute;margin-left:27.65pt;margin-top:167.2pt;width:539pt;height:68pt;z-index:-251644928;mso-wrap-distance-left:0;mso-wrap-distance-right:0;mso-position-horizontal-relative:page;mso-position-vertical-relative:text" coordorigin="560,250" coordsize="10780,1360" o:gfxdata="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">
+                <v:shape id="Picture 130" o:spid="_x0000_s1074" type="#_x0000_t75" style="position:absolute;left:4346;top:1298;width:334;height:150;visibility:visible;mso-wrap-style:square" o:gfxdata="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">
+                  <v:imagedata r:id="rId28" o:title=""/>
                 </v:shape>
-                <v:rect id="Rectangle 131" style="position:absolute;left:563;top:253;width:10774;height:1354;visibility:visible;mso-wrap-style:square;v-text-anchor:top" o:spid="_x0000_s1075" filled="f" strokecolor="#e1e1e1" strokeweight=".3pt" o:gfxdata="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"/>
-                <v:rect id="Rectangle 132" style="position:absolute;left:560;top:250;width:10780;height:432;visibility:visible;mso-wrap-style:square;v-text-anchor:top" o:spid="_x0000_s1076" fillcolor="#252b4f" stroked="f" o:gfxdata="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"/>
-                <v:shape id="Text Box 133" style="position:absolute;left:8452;top:830;width:2768;height:566;visibility:visible;mso-wrap-style:square;v-text-anchor:top" o:spid="_x0000_s1077" filled="f" stroked="f" type="#_x0000_t202" o:gfxdata="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">
+                <v:rect id="Rectangle 131" o:spid="_x0000_s1075" style="position:absolute;left:563;top:253;width:10774;height:1354;visibility:visible;mso-wrap-style:square;v-text-anchor:top" o:gfxdata="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" filled="f" strokecolor="#e1e1e1" strokeweight=".3pt"/>
+                <v:rect id="Rectangle 132" o:spid="_x0000_s1076" style="position:absolute;left:560;top:250;width:10780;height:432;visibility:visible;mso-wrap-style:square;v-text-anchor:top" o:gfxdata="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" fillcolor="#252b4f" stroked="f"/>
+                <v:shape id="Text Box 133" o:spid="_x0000_s1077" type="#_x0000_t202" style="position:absolute;left:8452;top:830;width:2768;height:566;visibility:visible;mso-wrap-style:square;v-text-anchor:top" o:gfxdata="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" filled="f" stroked="f">
                   <v:textbox inset="0,0,0,0">
                     <w:txbxContent>
                       <w:p>
@@ -27439,7 +27439,7 @@
                     </w:txbxContent>
                   </v:textbox>
                 </v:shape>
-                <v:shape id="Text Box 134" style="position:absolute;left:680;top:881;width:2519;height:488;visibility:visible;mso-wrap-style:square;v-text-anchor:top" o:spid="_x0000_s1078" filled="f" stroked="f" type="#_x0000_t202" o:gfxdata="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">
+                <v:shape id="Text Box 134" o:spid="_x0000_s1078" type="#_x0000_t202" style="position:absolute;left:680;top:881;width:2519;height:488;visibility:visible;mso-wrap-style:square;v-text-anchor:top" o:gfxdata="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" filled="f" stroked="f">
                   <v:textbox inset="0,0,0,0">
                     <w:txbxContent>
                       <w:p>
@@ -27636,7 +27636,7 @@
                     </w:txbxContent>
                   </v:textbox>
                 </v:shape>
-                <v:shape id="Text Box 135" style="position:absolute;left:8779;top:299;width:2441;height:342;visibility:visible;mso-wrap-style:square;v-text-anchor:top" o:spid="_x0000_s1079" filled="f" stroked="f" type="#_x0000_t202" o:gfxdata="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">
+                <v:shape id="Text Box 135" o:spid="_x0000_s1079" type="#_x0000_t202" style="position:absolute;left:8779;top:299;width:2441;height:342;visibility:visible;mso-wrap-style:square;v-text-anchor:top" o:gfxdata="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" filled="f" stroked="f">
                   <v:textbox inset="0,0,0,0">
                     <w:txbxContent>
                       <w:p>
@@ -27750,7 +27750,7 @@
                     </w:txbxContent>
                   </v:textbox>
                 </v:shape>
-                <v:shape id="Text Box 136" style="position:absolute;left:681;top:344;width:3053;height:235;visibility:visible;mso-wrap-style:square;v-text-anchor:top" o:spid="_x0000_s1080" filled="f" stroked="f" type="#_x0000_t202" o:gfxdata="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">
+                <v:shape id="Text Box 136" o:spid="_x0000_s1080" type="#_x0000_t202" style="position:absolute;left:681;top:344;width:3053;height:235;visibility:visible;mso-wrap-style:square;v-text-anchor:top" o:gfxdata="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" filled="f" stroked="f">
                   <v:textbox inset="0,0,0,0">
                     <w:txbxContent>
                       <w:p>
@@ -27840,7 +27840,7 @@
         <mc:AlternateContent>
           <mc:Choice Requires="wpg">
             <w:drawing>
-              <wp:anchor distT="0" distB="0" distL="114300" distR="114300" simplePos="0" relativeHeight="251666432" behindDoc="1" locked="0" layoutInCell="1" allowOverlap="1" wp14:editId="2BF2295B" wp14:anchorId="262D1E5A">
+              <wp:anchor distT="0" distB="0" distL="114300" distR="114300" simplePos="0" relativeHeight="251666432" behindDoc="1" locked="0" layoutInCell="1" allowOverlap="1" wp14:anchorId="262D1E5A" wp14:editId="2BF2295B">
                 <wp:simplePos x="0" y="0"/>
                 <wp:positionH relativeFrom="page">
                   <wp:posOffset>2295525</wp:posOffset>
@@ -29324,7 +29324,7 @@
               </wp:anchor>
             </w:drawing>
           </mc:Choice>
-          <mc:Fallback xmlns:a="http://schemas.openxmlformats.org/drawingml/2006/main" xmlns:a14="http://schemas.microsoft.com/office/drawing/2010/main" xmlns:pic="http://schemas.openxmlformats.org/drawingml/2006/picture">
+          <mc:Fallback xmlns:pic="http://schemas.openxmlformats.org/drawingml/2006/picture" xmlns:a14="http://schemas.microsoft.com/office/drawing/2010/main" xmlns:a="http://schemas.openxmlformats.org/drawingml/2006/main">
             <w:pict>
               <v:group id="Group 38" style="position:absolute;margin-left:180.75pt;margin-top:95.15pt;width:233.75pt;height:73.8pt;z-index:-251650048;mso-position-horizontal-relative:page" coordsize="4675,1476" coordorigin="3615,1903" o:spid="_x0000_s1026" o:gfxdata="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" w14:anchorId="07FB9762">
                 <v:shape id="AutoShape 107" style="position:absolute;left:3615;top:1902;width:4675;height:1476;visibility:visible;mso-wrap-style:square;v-text-anchor:top" coordsize="4675,1476" o:spid="_x0000_s1027" fillcolor="#f5f5f4" stroked="f" path="m1056,1409r-353,l703,1254r314,l1017,1195r-314,l703,1059r333,l1036,1000r-335,l642,1002r-42,11l575,1031r-9,26l567,1409r4,25l594,1454r44,12l703,1469r353,l1056,1409xm1646,1000r-136,l1510,1313r,13l1508,1339r-3,12l1500,1362r-5,10l1488,1380r-8,8l1471,1394r-10,5l1451,1404r-12,3l1426,1410r-14,2l1397,1414r-16,1l1365,1415r-14,l1339,1414r-12,l1300,1411r-13,-1l1276,1407r-17,59l1269,1468r11,2l1293,1471r10,1l1313,1473r10,1l1334,1474r22,1l1366,1475r11,l1406,1475r27,-2l1460,1471r25,-4l1509,1463r22,-6l1551,1449r19,-9l1587,1430r15,-11l1606,1415r9,-10l1626,1391r9,-17l1641,1356r4,-21l1646,1313r,-313xm2632,1469l2386,1048r,228l2271,1276r-116,l2227,1153r5,-10l2236,1133r5,-10l2246,1112r5,-10l2255,1091r5,-10l2264,1071r5,-10l2271,1061r5,11l2281,1083r11,24l2298,1119r6,11l2310,1142r6,12l2386,1276r,-228l2358,1000r-87,l2191,1000r-274,469l2056,1469r78,-138l2271,1331r137,l2489,1469r143,xm3467,854l3296,842r-49,-3l2338,816r-763,3l1077,834,625,877,,961,184,943,685,902r743,-41l2338,842r762,2l3467,854xm3490,1469r-5,-6l3478,1453r-7,-12l3466,1432r-5,-11l3455,1410r-6,-13l3443,1384r-6,-13l3430,1357r-6,-16l3415,1323r-10,-16l3392,1293r-14,-13l3362,1269r-19,-10l3322,1252r-24,-6l3298,1245r22,-5l3341,1234r20,-7l3380,1219r17,-8l3412,1201r14,-10l3437,1179r10,-12l3453,1154r4,-14l3459,1126r-1,-14l3454,1099r-5,-13l3441,1074r-11,-12l3418,1052r-14,-9l3387,1034r-22,-9l3340,1017r-17,-4l3323,1133r-2,12l3317,1157r-7,10l3300,1177r-12,9l3274,1194r-17,7l3237,1206r-12,3l3213,1212r-14,1l3186,1215r-11,1l3163,1217r-11,l3140,1217r-92,l3048,1056r9,-1l3069,1054r29,-1l3112,1052r15,l3143,1052r11,l3165,1052r10,1l3186,1053r9,1l3204,1055r9,1l3228,1059r15,3l3257,1065r13,5l3281,1075r11,6l3301,1088r8,7l3315,1103r4,9l3322,1122r1,11l3323,1013r-10,-2l3282,1006r-22,-3l3237,1001r-25,-2l3186,998r-13,-1l3159,997r-27,l3091,997r-58,2l2995,1001r-35,2l2928,1005r-14,2l2914,1469r134,l3048,1270r82,l3145,1271r15,l3173,1272r13,2l3194,1275r8,2l3209,1279r16,5l3238,1290r13,8l3261,1307r10,10l3279,1329r8,13l3293,1356r6,15l3304,1384r6,12l3315,1408r5,11l3325,1429r5,9l3334,1446r6,11l3345,1464r5,5l3490,1469xm3904,1000r-136,l3768,1469r136,l3904,1000xm3910,l3772,r,463l3910,463,3910,xm4262,916l4050,892,3598,857r-131,-3l3990,889r272,27xm4675,961l4491,939,4262,916r413,45xe" o:gfxdata="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">
@@ -29353,7 +29353,7 @@
         <mc:AlternateContent>
           <mc:Choice Requires="wps">
             <w:drawing>
-              <wp:anchor distT="0" distB="0" distL="114300" distR="114300" simplePos="0" relativeHeight="251667456" behindDoc="1" locked="0" layoutInCell="1" allowOverlap="1" wp14:editId="408F7DE5" wp14:anchorId="04295431">
+              <wp:anchor distT="0" distB="0" distL="114300" distR="114300" simplePos="0" relativeHeight="251667456" behindDoc="1" locked="0" layoutInCell="1" allowOverlap="1" wp14:anchorId="04295431" wp14:editId="408F7DE5">
                 <wp:simplePos x="0" y="0"/>
                 <wp:positionH relativeFrom="page">
                   <wp:posOffset>3563620</wp:posOffset>
@@ -29738,7 +29738,7 @@
               </wp:anchor>
             </w:drawing>
           </mc:Choice>
-          <mc:Fallback xmlns:a="http://schemas.openxmlformats.org/drawingml/2006/main" xmlns:a14="http://schemas.microsoft.com/office/drawing/2010/main" xmlns:pic="http://schemas.openxmlformats.org/drawingml/2006/picture">
+          <mc:Fallback xmlns:pic="http://schemas.openxmlformats.org/drawingml/2006/picture" xmlns:a14="http://schemas.microsoft.com/office/drawing/2010/main" xmlns:a="http://schemas.openxmlformats.org/drawingml/2006/main">
             <w:pict>
               <v:shape id="Freeform 37" style="position:absolute;margin-left:280.6pt;margin-top:94.65pt;width:76.55pt;height:23.95pt;z-index:-251649024;visibility:visible;mso-wrap-style:square;mso-width-percent:0;mso-height-percent:0;mso-wrap-distance-left:9pt;mso-wrap-distance-top:0;mso-wrap-distance-right:9pt;mso-wrap-distance-bottom:0;mso-position-horizontal:absolute;mso-position-horizontal-relative:page;mso-position-vertical:absolute;mso-position-vertical-relative:text;mso-width-percent:0;mso-height-percent:0;mso-width-relative:page;mso-height-relative:page;v-text-anchor:top" coordsize="1531,479" o:spid="_x0000_s1026" fillcolor="#f5f5f4" stroked="f" path="m1399,478r-468,l862,478r-726,l75,474,32,453,7,416,,363,,,138,r,399l834,399r,-175l510,224r,-79l834,145r69,9l946,177r22,36l972,258r,141l1393,399r,-254l1531,145r,221l1524,414r-23,36l1460,472r-61,6xe" o:gfxdata="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" w14:anchorId="471C21BF">
                 <v:path arrowok="t" o:connecttype="custom" o:connectlocs="888365,1505585;591185,1505585;591185,1505585;547370,1505585;547370,1505585;86360,1505585;47625,1503045;20320,1489710;4445,1466215;0,1432560;0,1202055;87630,1202055;87630,1455420;529590,1455420;529590,1344295;323850,1344295;323850,1294130;529590,1294130;573405,1299845;600710,1314450;614680,1337310;617220,1365885;617220,1455420;884555,1455420;884555,1294130;972185,1294130;972185,1434465;967740,1464945;953135,1487805;927100,1501775;888365,1505585;888365,1505585" o:connectangles="0,0,0,0,0,0,0,0,0,0,0,0,0,0,0,0,0,0,0,0,0,0,0,0,0,0,0,0,0,0,0,0"/>
@@ -29756,7 +29756,7 @@
         <mc:AlternateContent>
           <mc:Choice Requires="wps">
             <w:drawing>
-              <wp:anchor distT="0" distB="0" distL="114300" distR="114300" simplePos="0" relativeHeight="251668480" behindDoc="1" locked="0" layoutInCell="1" allowOverlap="1" wp14:editId="5C7C7FFC" wp14:anchorId="5BDD8678">
+              <wp:anchor distT="0" distB="0" distL="114300" distR="114300" simplePos="0" relativeHeight="251668480" behindDoc="1" locked="0" layoutInCell="1" allowOverlap="1" wp14:anchorId="5BDD8678" wp14:editId="5C7C7FFC">
                 <wp:simplePos x="0" y="0"/>
                 <wp:positionH relativeFrom="page">
                   <wp:posOffset>2623185</wp:posOffset>
@@ -30080,7 +30080,7 @@
               </wp:anchor>
             </w:drawing>
           </mc:Choice>
-          <mc:Fallback xmlns:a="http://schemas.openxmlformats.org/drawingml/2006/main" xmlns:a14="http://schemas.microsoft.com/office/drawing/2010/main" xmlns:pic="http://schemas.openxmlformats.org/drawingml/2006/picture">
+          <mc:Fallback xmlns:pic="http://schemas.openxmlformats.org/drawingml/2006/picture" xmlns:a14="http://schemas.microsoft.com/office/drawing/2010/main" xmlns:a="http://schemas.openxmlformats.org/drawingml/2006/main">
             <w:pict>
               <v:shape id="Freeform 36" style="position:absolute;margin-left:206.55pt;margin-top:94.9pt;width:35.6pt;height:24.65pt;z-index:-251648000;visibility:visible;mso-wrap-style:square;mso-width-percent:0;mso-height-percent:0;mso-wrap-distance-left:9pt;mso-wrap-distance-top:0;mso-wrap-distance-right:9pt;mso-wrap-distance-bottom:0;mso-position-horizontal:absolute;mso-position-horizontal-relative:page;mso-position-vertical:absolute;mso-position-vertical-relative:text;mso-width-percent:0;mso-height-percent:0;mso-width-relative:page;mso-height-relative:page;v-text-anchor:top" coordsize="712,493" o:spid="_x0000_s1026" fillcolor="#f5f5f4" stroked="f" path="m575,492r-451,l29,467,,377,,158r125,l125,408r450,l575,304r-298,l277,113r5,-47l301,30,341,8,408,,711,r,85l402,85r,131l701,216r,161l698,426r-21,36l637,485r-62,7xe" o:gfxdata="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" w14:anchorId="22AC1D6D">
                 <v:path arrowok="t" o:connecttype="custom" o:connectlocs="365125,1517650;78740,1517650;18415,1501775;0,1444625;0,1305560;79375,1305560;79375,1464310;365125,1464310;365125,1398270;175895,1398270;175895,1276985;179070,1247140;191135,1224280;216535,1210310;259080,1205230;451485,1205230;451485,1259205;255270,1259205;255270,1342390;445135,1342390;445135,1444625;443230,1475740;429895,1498600;404495,1513205;365125,1517650" o:connectangles="0,0,0,0,0,0,0,0,0,0,0,0,0,0,0,0,0,0,0,0,0,0,0,0,0"/>
@@ -30096,7 +30096,7 @@
           <w:lang w:val="en-GB" w:eastAsia="en-GB"/>
         </w:rPr>
         <w:drawing>
-          <wp:anchor distT="0" distB="0" distL="0" distR="0" simplePos="0" relativeHeight="251669504" behindDoc="1" locked="0" layoutInCell="1" allowOverlap="1" wp14:editId="4ACAAB0E" wp14:anchorId="2F46D0F2">
+          <wp:anchor distT="0" distB="0" distL="0" distR="0" simplePos="0" relativeHeight="251669504" behindDoc="1" locked="0" layoutInCell="1" allowOverlap="1" wp14:anchorId="2F46D0F2" wp14:editId="4ACAAB0E">
             <wp:simplePos x="0" y="0"/>
             <wp:positionH relativeFrom="page">
               <wp:posOffset>3179622</wp:posOffset>
@@ -30175,7 +30175,7 @@
         <mc:AlternateContent>
           <mc:Choice Requires="wpg">
             <w:drawing>
-              <wp:anchor distT="0" distB="0" distL="0" distR="0" simplePos="0" relativeHeight="251724800" behindDoc="1" locked="0" layoutInCell="1" allowOverlap="1" wp14:editId="17569259" wp14:anchorId="5C111B71">
+              <wp:anchor distT="0" distB="0" distL="0" distR="0" simplePos="0" relativeHeight="251724800" behindDoc="1" locked="0" layoutInCell="1" allowOverlap="1" wp14:anchorId="5C111B71" wp14:editId="17569259">
                 <wp:simplePos x="0" y="0"/>
                 <wp:positionH relativeFrom="page">
                   <wp:posOffset>347691</wp:posOffset>
@@ -30802,10 +30802,10 @@
           </mc:Choice>
           <mc:Fallback>
             <w:pict>
-              <v:group id="Group 116" style="position:absolute;margin-left:27.4pt;margin-top:78pt;width:539pt;height:152pt;z-index:-251591680;mso-wrap-distance-left:0;mso-wrap-distance-right:0;mso-position-horizontal-relative:page;mso-position-vertical-relative:text" coordsize="10780,3040" coordorigin="560,1810" o:spid="_x0000_s1081" o:gfxdata="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" w14:anchorId="5C111B71">
-                <v:rect id="Rectangle 3" style="position:absolute;left:563;top:1812;width:10774;height:3034;visibility:visible;mso-wrap-style:square;v-text-anchor:top" o:spid="_x0000_s1082" filled="f" strokecolor="#e1e1e1" strokeweight=".3pt" o:gfxdata="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"/>
-                <v:rect id="Rectangle 4" style="position:absolute;left:560;top:1809;width:10780;height:432;visibility:visible;mso-wrap-style:square;v-text-anchor:top" o:spid="_x0000_s1083" fillcolor="#252b4f" stroked="f" o:gfxdata="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"/>
-                <v:shape id="Text Box 5" style="position:absolute;left:566;top:2241;width:10768;height:2603;visibility:visible;mso-wrap-style:square;v-text-anchor:top" o:spid="_x0000_s1084" filled="f" stroked="f" type="#_x0000_t202" o:gfxdata="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">
+              <v:group w14:anchorId="5C111B71" id="Group 116" o:spid="_x0000_s1081" style="position:absolute;margin-left:27.4pt;margin-top:78pt;width:539pt;height:152pt;z-index:-251591680;mso-wrap-distance-left:0;mso-wrap-distance-right:0;mso-position-horizontal-relative:page;mso-position-vertical-relative:text" coordorigin="560,1810" coordsize="10780,3040" o:gfxdata="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">
+                <v:rect id="Rectangle 3" o:spid="_x0000_s1082" style="position:absolute;left:563;top:1812;width:10774;height:3034;visibility:visible;mso-wrap-style:square;v-text-anchor:top" o:gfxdata="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" filled="f" strokecolor="#e1e1e1" strokeweight=".3pt"/>
+                <v:rect id="Rectangle 4" o:spid="_x0000_s1083" style="position:absolute;left:560;top:1809;width:10780;height:432;visibility:visible;mso-wrap-style:square;v-text-anchor:top" o:gfxdata="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" fillcolor="#252b4f" stroked="f"/>
+                <v:shape id="Text Box 5" o:spid="_x0000_s1084" type="#_x0000_t202" style="position:absolute;left:566;top:2241;width:10768;height:2603;visibility:visible;mso-wrap-style:square;v-text-anchor:top" o:gfxdata="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" filled="f" stroked="f">
                   <v:textbox inset="0,0,0,0">
                     <w:txbxContent>
                       <w:p>
@@ -31103,7 +31103,7 @@
                     </w:txbxContent>
                   </v:textbox>
                 </v:shape>
-                <v:shape id="Text Box 6" style="position:absolute;left:10007;top:1859;width:1213;height:342;visibility:visible;mso-wrap-style:square;v-text-anchor:top" o:spid="_x0000_s1085" filled="f" stroked="f" type="#_x0000_t202" o:gfxdata="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">
+                <v:shape id="Text Box 6" o:spid="_x0000_s1085" type="#_x0000_t202" style="position:absolute;left:10007;top:1859;width:1213;height:342;visibility:visible;mso-wrap-style:square;v-text-anchor:top" o:gfxdata="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" filled="f" stroked="f">
                   <v:textbox inset="0,0,0,0">
                     <w:txbxContent>
                       <w:p>
@@ -31163,7 +31163,7 @@
                     </w:txbxContent>
                   </v:textbox>
                 </v:shape>
-                <v:shape id="Text Box 7" style="position:absolute;left:681;top:1904;width:1544;height:235;visibility:visible;mso-wrap-style:square;v-text-anchor:top" o:spid="_x0000_s1086" filled="f" stroked="f" type="#_x0000_t202" o:gfxdata="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">
+                <v:shape id="Text Box 7" o:spid="_x0000_s1086" type="#_x0000_t202" style="position:absolute;left:681;top:1904;width:1544;height:235;visibility:visible;mso-wrap-style:square;v-text-anchor:top" o:gfxdata="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" filled="f" stroked="f">
                   <v:textbox inset="0,0,0,0">
                     <w:txbxContent>
                       <w:p>
@@ -31212,12 +31212,12 @@
         <w:tblpPr w:leftFromText="180" w:rightFromText="180" w:vertAnchor="text" w:horzAnchor="page" w:tblpX="580" w:tblpY="41"/>
         <w:tblW w:w="10736" w:type="dxa"/>
         <w:tblBorders>
-          <w:top w:val="none" w:color="auto" w:sz="0" w:space="0"/>
-          <w:left w:val="none" w:color="auto" w:sz="0" w:space="0"/>
-          <w:bottom w:val="none" w:color="auto" w:sz="0" w:space="0"/>
-          <w:right w:val="none" w:color="auto" w:sz="0" w:space="0"/>
-          <w:insideH w:val="none" w:color="auto" w:sz="0" w:space="0"/>
-          <w:insideV w:val="none" w:color="auto" w:sz="0" w:space="0"/>
+          <w:top w:val="none" w:sz="0" w:space="0" w:color="auto"/>
+          <w:left w:val="none" w:sz="0" w:space="0" w:color="auto"/>
+          <w:bottom w:val="none" w:sz="0" w:space="0" w:color="auto"/>
+          <w:right w:val="none" w:sz="0" w:space="0" w:color="auto"/>
+          <w:insideH w:val="none" w:sz="0" w:space="0" w:color="auto"/>
+          <w:insideV w:val="none" w:sz="0" w:space="0" w:color="auto"/>
         </w:tblBorders>
         <w:tblLook w:val="04A0" w:firstRow="1" w:lastRow="0" w:firstColumn="1" w:lastColumn="0" w:noHBand="0" w:noVBand="1"/>
       </w:tblPr>
@@ -31846,7 +31846,7 @@
           </mc:Choice>
           <mc:Fallback>
             <w:pict>
-              <v:shape id="Text Box 1709389663" style="width:539.85pt;height:21.6pt;visibility:visible;mso-wrap-style:square;mso-left-percent:-10001;mso-top-percent:-10001;mso-position-horizontal:absolute;mso-position-horizontal-relative:char;mso-position-vertical:absolute;mso-position-vertical-relative:line;mso-left-percent:-10001;mso-top-percent:-10001;v-text-anchor:top" o:spid="_x0000_s1087" fillcolor="#252b4f" stroked="f" type="#_x0000_t202" o:gfxdata="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" w14:anchorId="6F392111">
+              <v:shape w14:anchorId="6F392111" id="Text Box 1709389663" o:spid="_x0000_s1087" type="#_x0000_t202" style="width:539.85pt;height:21.6pt;visibility:visible;mso-wrap-style:square;mso-left-percent:-10001;mso-top-percent:-10001;mso-position-horizontal:absolute;mso-position-horizontal-relative:char;mso-position-vertical:absolute;mso-position-vertical-relative:line;mso-left-percent:-10001;mso-top-percent:-10001;v-text-anchor:top" o:gfxdata="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" fillcolor="#252b4f" stroked="f">
                 <v:textbox inset="0,0,0,0">
                   <w:txbxContent>
                     <w:p>
@@ -32180,7 +32180,7 @@
           </mc:Choice>
           <mc:Fallback>
             <w:pict>
-              <v:shape id="Text Box 33952194" style="width:265.7pt;height:70.7pt;visibility:visible;mso-wrap-style:square;mso-left-percent:-10001;mso-top-percent:-10001;mso-position-horizontal:absolute;mso-position-horizontal-relative:char;mso-position-vertical:absolute;mso-position-vertical-relative:line;mso-left-percent:-10001;mso-top-percent:-10001;v-text-anchor:top" o:spid="_x0000_s1088" filled="f" strokecolor="#e1e1e1" strokeweight=".3pt" type="#_x0000_t202" o:gfxdata="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" w14:anchorId="5E65241F">
+              <v:shape w14:anchorId="5E65241F" id="Text Box 33952194" o:spid="_x0000_s1088" type="#_x0000_t202" style="width:265.7pt;height:70.7pt;visibility:visible;mso-wrap-style:square;mso-left-percent:-10001;mso-top-percent:-10001;mso-position-horizontal:absolute;mso-position-horizontal-relative:char;mso-position-vertical:absolute;mso-position-vertical-relative:line;mso-left-percent:-10001;mso-top-percent:-10001;v-text-anchor:top" o:gfxdata="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" filled="f" strokecolor="#e1e1e1" strokeweight=".3pt">
                 <v:textbox inset="0,0,0,0">
                   <w:txbxContent>
                     <w:p>
@@ -32596,7 +32596,7 @@
           </mc:Choice>
           <mc:Fallback>
             <w:pict>
-              <v:shape id="Text Box 1600772885" style="width:265.7pt;height:70.7pt;visibility:visible;mso-wrap-style:square;mso-left-percent:-10001;mso-top-percent:-10001;mso-position-horizontal:absolute;mso-position-horizontal-relative:char;mso-position-vertical:absolute;mso-position-vertical-relative:line;mso-left-percent:-10001;mso-top-percent:-10001;v-text-anchor:top" o:spid="_x0000_s1089" filled="f" strokecolor="#e1e1e1" strokeweight=".3pt" type="#_x0000_t202" o:gfxdata="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" w14:anchorId="31C3F5C5">
+              <v:shape w14:anchorId="31C3F5C5" id="Text Box 1600772885" o:spid="_x0000_s1089" type="#_x0000_t202" style="width:265.7pt;height:70.7pt;visibility:visible;mso-wrap-style:square;mso-left-percent:-10001;mso-top-percent:-10001;mso-position-horizontal:absolute;mso-position-horizontal-relative:char;mso-position-vertical:absolute;mso-position-vertical-relative:line;mso-left-percent:-10001;mso-top-percent:-10001;v-text-anchor:top" o:gfxdata="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" filled="f" strokecolor="#e1e1e1" strokeweight=".3pt">
                 <v:textbox inset="0,0,0,0">
                   <w:txbxContent>
                     <w:p>
@@ -32800,7 +32800,7 @@
         <mc:AlternateContent>
           <mc:Choice Requires="wps">
             <w:drawing>
-              <wp:anchor distT="0" distB="0" distL="114300" distR="114300" simplePos="0" relativeHeight="251725824" behindDoc="0" locked="0" layoutInCell="1" allowOverlap="1" wp14:editId="4223FEA4" wp14:anchorId="45C12E41">
+              <wp:anchor distT="0" distB="0" distL="114300" distR="114300" simplePos="0" relativeHeight="251725824" behindDoc="0" locked="0" layoutInCell="1" allowOverlap="1" wp14:anchorId="45C12E41" wp14:editId="4223FEA4">
                 <wp:simplePos x="0" y="0"/>
                 <wp:positionH relativeFrom="column">
                   <wp:posOffset>367145</wp:posOffset>
@@ -32903,7 +32903,7 @@
           </mc:Choice>
           <mc:Fallback>
             <w:pict>
-              <v:shape id="Text Box 93" style="position:absolute;margin-left:28.9pt;margin-top:30.75pt;width:538.85pt;height:35.45pt;z-index:251725824;visibility:visible;mso-wrap-style:square;mso-height-percent:0;mso-wrap-distance-left:9pt;mso-wrap-distance-top:0;mso-wrap-distance-right:9pt;mso-wrap-distance-bottom:0;mso-position-horizontal:absolute;mso-position-horizontal-relative:text;mso-position-vertical:absolute;mso-position-vertical-relative:text;mso-height-percent:0;mso-height-relative:margin;v-text-anchor:top" o:spid="_x0000_s1090" fillcolor="white [3201]" strokecolor="#cfcdcd [2894]" strokeweight=".5pt" type="#_x0000_t202" o:gfxdata="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" w14:anchorId="45C12E41">
+              <v:shape w14:anchorId="45C12E41" id="Text Box 93" o:spid="_x0000_s1090" type="#_x0000_t202" style="position:absolute;margin-left:28.9pt;margin-top:30.75pt;width:538.85pt;height:35.45pt;z-index:251725824;visibility:visible;mso-wrap-style:square;mso-height-percent:0;mso-wrap-distance-left:9pt;mso-wrap-distance-top:0;mso-wrap-distance-right:9pt;mso-wrap-distance-bottom:0;mso-position-horizontal:absolute;mso-position-horizontal-relative:text;mso-position-vertical:absolute;mso-position-vertical-relative:text;mso-height-percent:0;mso-height-relative:margin;v-text-anchor:top" o:gfxdata="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" fillcolor="white [3201]" strokecolor="#cfcdcd [2894]" strokeweight=".5pt">
                 <v:textbox>
                   <w:txbxContent>
                     <w:p>
@@ -32968,7 +32968,7 @@
       <w:type w:val="continuous"/>
       <w:pgSz w:w="11920" w:h="16840"/>
       <w:pgMar w:top="1660" w:right="0" w:bottom="280" w:left="0" w:header="720" w:footer="720" w:gutter="0"/>
-      <w:cols w:equalWidth="0" w:space="720" w:num="2">
+      <w:cols w:num="2" w:space="720" w:equalWidth="0">
         <w:col w:w="5439" w:space="311"/>
         <w:col w:w="6170"/>
       </w:cols>
@@ -33068,7 +33068,7 @@
 </file>
 
 <file path=word/header2.xml><?xml version="1.0" encoding="utf-8"?>
-<w:hdr xmlns:a="http://schemas.openxmlformats.org/drawingml/2006/main" xmlns:pic="http://schemas.openxmlformats.org/drawingml/2006/picture" xmlns:wpc="http://schemas.microsoft.com/office/word/2010/wordprocessingCanvas" xmlns:cx="http://schemas.microsoft.com/office/drawing/2014/chartex" xmlns:cx1="http://schemas.microsoft.com/office/drawing/2015/9/8/chartex" xmlns:cx2="http://schemas.microsoft.com/office/drawing/2015/10/21/chartex" xmlns:cx3="http://schemas.microsoft.com/office/drawing/2016/5/9/chartex" xmlns:cx4="http://schemas.microsoft.com/office/drawing/2016/5/10/chartex" xmlns:cx5="http://schemas.microsoft.com/office/drawing/2016/5/11/chartex" xmlns:cx6="http://schemas.microsoft.com/office/drawing/2016/5/12/chartex" xmlns:cx7="http://schemas.microsoft.com/office/drawing/2016/5/13/chartex" xmlns:cx8="http://schemas.microsoft.com/office/drawing/2016/5/14/chartex" xmlns:mc="http://schemas.openxmlformats.org/markup-compatibility/2006" xmlns:aink="http://schemas.microsoft.com/office/drawing/2016/ink" xmlns:am3d="http://schemas.microsoft.com/office/drawing/2017/model3d" xmlns:o="urn:schemas-microsoft-com:office:office" xmlns:oel="http://schemas.microsoft.com/office/2019/extlst" xmlns:r="http://schemas.openxmlformats.org/officeDocument/2006/relationships" xmlns:m="http://schemas.openxmlformats.org/officeDocument/2006/math" xmlns:v="urn:schemas-microsoft-com:vml" xmlns:wp14="http://schemas.microsoft.com/office/word/2010/wordprocessingDrawing" xmlns:wp="http://schemas.openxmlformats.org/drawingml/2006/wordprocessingDrawing" xmlns:w10="urn:schemas-microsoft-com:office:word" xmlns:w="http://schemas.openxmlformats.org/wordprocessingml/2006/main" xmlns:w14="http://schemas.microsoft.com/office/word/2010/wordml" xmlns:w15="http://schemas.microsoft.com/office/word/2012/wordml" xmlns:w16cex="http://schemas.microsoft.com/office/word/2018/wordml/cex" xmlns:w16cid="http://schemas.microsoft.com/office/word/2016/wordml/cid" xmlns:w16="http://schemas.microsoft.com/office/word/2018/wordml" xmlns:w16du="http://schemas.microsoft.com/office/word/2023/wordml/word16du" xmlns:w16sdtdh="http://schemas.microsoft.com/office/word/2020/wordml/sdtdatahash" xmlns:w16se="http://schemas.microsoft.com/office/word/2015/wordml/symex" xmlns:wpg="http://schemas.microsoft.com/office/word/2010/wordprocessingGroup" xmlns:wpi="http://schemas.microsoft.com/office/word/2010/wordprocessingInk" xmlns:wne="http://schemas.microsoft.com/office/word/2006/wordml" xmlns:wps="http://schemas.microsoft.com/office/word/2010/wordprocessingShape" mc:Ignorable="w14 w15 w16se w16cid w16 w16cex w16sdtdh w16du wp14">
+<w:hdr xmlns:wpc="http://schemas.microsoft.com/office/word/2010/wordprocessingCanvas" xmlns:cx="http://schemas.microsoft.com/office/drawing/2014/chartex" xmlns:cx1="http://schemas.microsoft.com/office/drawing/2015/9/8/chartex" xmlns:cx2="http://schemas.microsoft.com/office/drawing/2015/10/21/chartex" xmlns:cx3="http://schemas.microsoft.com/office/drawing/2016/5/9/chartex" xmlns:cx4="http://schemas.microsoft.com/office/drawing/2016/5/10/chartex" xmlns:cx5="http://schemas.microsoft.com/office/drawing/2016/5/11/chartex" xmlns:cx6="http://schemas.microsoft.com/office/drawing/2016/5/12/chartex" xmlns:cx7="http://schemas.microsoft.com/office/drawing/2016/5/13/chartex" xmlns:cx8="http://schemas.microsoft.com/office/drawing/2016/5/14/chartex" xmlns:mc="http://schemas.openxmlformats.org/markup-compatibility/2006" xmlns:aink="http://schemas.microsoft.com/office/drawing/2016/ink" xmlns:am3d="http://schemas.microsoft.com/office/drawing/2017/model3d" xmlns:o="urn:schemas-microsoft-com:office:office" xmlns:oel="http://schemas.microsoft.com/office/2019/extlst" xmlns:r="http://schemas.openxmlformats.org/officeDocument/2006/relationships" xmlns:m="http://schemas.openxmlformats.org/officeDocument/2006/math" xmlns:v="urn:schemas-microsoft-com:vml" xmlns:wp14="http://schemas.microsoft.com/office/word/2010/wordprocessingDrawing" xmlns:wp="http://schemas.openxmlformats.org/drawingml/2006/wordprocessingDrawing" xmlns:w10="urn:schemas-microsoft-com:office:word" xmlns:w="http://schemas.openxmlformats.org/wordprocessingml/2006/main" xmlns:w14="http://schemas.microsoft.com/office/word/2010/wordml" xmlns:w15="http://schemas.microsoft.com/office/word/2012/wordml" xmlns:w16cex="http://schemas.microsoft.com/office/word/2018/wordml/cex" xmlns:w16cid="http://schemas.microsoft.com/office/word/2016/wordml/cid" xmlns:w16="http://schemas.microsoft.com/office/word/2018/wordml" xmlns:w16du="http://schemas.microsoft.com/office/word/2023/wordml/word16du" xmlns:w16sdtdh="http://schemas.microsoft.com/office/word/2020/wordml/sdtdatahash" xmlns:w16se="http://schemas.microsoft.com/office/word/2015/wordml/symex" xmlns:wpg="http://schemas.microsoft.com/office/word/2010/wordprocessingGroup" xmlns:wpi="http://schemas.microsoft.com/office/word/2010/wordprocessingInk" xmlns:wne="http://schemas.microsoft.com/office/word/2006/wordml" xmlns:wps="http://schemas.microsoft.com/office/word/2010/wordprocessingShape" mc:Ignorable="w14 w15 w16se w16cid w16 w16cex w16sdtdh w16du wp14">
   <w:p>
     <w:pPr>
       <w:pStyle w:val="BodyText"/>
@@ -33084,15 +33084,15 @@
         <w:lang w:val="en-GB" w:eastAsia="en-GB"/>
       </w:rPr>
       <w:drawing>
-        <wp:anchor distT="0" distB="0" distL="0" distR="0" simplePos="0" relativeHeight="251659264" behindDoc="1" locked="0" layoutInCell="1" allowOverlap="1" wp14:editId="2813EF68" wp14:anchorId="1953C6E3">
+        <wp:anchor distT="0" distB="0" distL="0" distR="0" simplePos="0" relativeHeight="251659264" behindDoc="1" locked="0" layoutInCell="1" allowOverlap="1" wp14:anchorId="1953C6E3" wp14:editId="15961AAD">
           <wp:simplePos x="0" y="0"/>
           <wp:positionH relativeFrom="page">
-            <wp:posOffset>354330</wp:posOffset>
+            <wp:posOffset>400050</wp:posOffset>
           </wp:positionH>
           <wp:positionV relativeFrom="page">
-            <wp:posOffset>132023</wp:posOffset>
+            <wp:posOffset>207645</wp:posOffset>
           </wp:positionV>
-          <wp:extent cx="1563308" cy="628650"/>
+          <wp:extent cx="1562735" cy="628650"/>
           <wp:effectExtent l="0" t="0" r="0" b="0"/>
           <wp:wrapNone/>
           <wp:docPr id="1292729550" name="image1.png"/>
@@ -33115,7 +33115,7 @@
                 <pic:spPr>
                   <a:xfrm>
                     <a:off x="0" y="0"/>
-                    <a:ext cx="1563308" cy="628650"/>
+                    <a:ext cx="1562735" cy="628650"/>
                   </a:xfrm>
                   <a:prstGeom prst="rect">
                     <a:avLst/>
@@ -33136,13 +33136,13 @@
       <mc:AlternateContent>
         <mc:Choice Requires="wps">
           <w:drawing>
-            <wp:anchor distT="0" distB="0" distL="114300" distR="114300" simplePos="0" relativeHeight="251662336" behindDoc="0" locked="0" layoutInCell="1" allowOverlap="1" wp14:editId="3DDC75BC" wp14:anchorId="21D23475">
+            <wp:anchor distT="0" distB="0" distL="114300" distR="114300" simplePos="0" relativeHeight="251662336" behindDoc="0" locked="0" layoutInCell="1" allowOverlap="1" wp14:anchorId="21D23475" wp14:editId="2D38BEC3">
               <wp:simplePos x="0" y="0"/>
               <wp:positionH relativeFrom="column">
-                <wp:posOffset>5361709</wp:posOffset>
+                <wp:posOffset>9247505</wp:posOffset>
               </wp:positionH>
               <wp:positionV relativeFrom="paragraph">
-                <wp:posOffset>-139700</wp:posOffset>
+                <wp:posOffset>9268</wp:posOffset>
               </wp:positionV>
               <wp:extent cx="2060575" cy="817418"/>
               <wp:effectExtent l="0" t="0" r="0" b="1905"/>
@@ -33170,65 +33170,7 @@
                     </wps:spPr>
                     <wps:txbx>
                       <w:txbxContent>
-                        <w:sdt>
-                          <w:sdtPr>
-                            <w:alias w:val="#Nav: /TenancyContract/CompanyPicture"/>
-                            <w:tag w:val="#Nav: Tenancy_Contract/50101"/>
-                            <w:id w:val="1984267816"/>
-                            <w:dataBinding w:prefixMappings="xmlns:ns0='urn:microsoft-dynamics-nav/reports/Tenancy_Contract/50101/'" w:xpath="/ns0:NavWordReportXmlPart[1]/ns0:TenancyContract[1]/ns0:CompanyPicture[1]" w:storeItemID="{B8787D49-5AAC-4AAC-A9D8-A7D9793FE4D0}"/>
-                            <w:picture/>
-                          </w:sdtPr>
-                          <w:sdtContent>
-                            <w:p>
-                              <w:r>
-                                <w:rPr>
-                                  <w:noProof/>
-                                </w:rPr>
-                                <w:drawing>
-                                  <wp:inline distT="0" distB="0" distL="0" distR="0" wp14:anchorId="7E1130D4" wp14:editId="133A7640">
-                                    <wp:extent cx="1690370" cy="795655"/>
-                                    <wp:effectExtent l="0" t="0" r="5080" b="4445"/>
-                                    <wp:docPr id="1" name="Picture 92"/>
-                                    <wp:cNvGraphicFramePr>
-                                      <a:graphicFrameLocks xmlns:a="http://schemas.openxmlformats.org/drawingml/2006/main" noChangeAspect="1"/>
-                                    </wp:cNvGraphicFramePr>
-                                    <a:graphic xmlns:a="http://schemas.openxmlformats.org/drawingml/2006/main">
-                                      <a:graphicData uri="http://schemas.openxmlformats.org/drawingml/2006/picture">
-                                        <pic:pic xmlns:pic="http://schemas.openxmlformats.org/drawingml/2006/picture">
-                                          <pic:nvPicPr>
-                                            <pic:cNvPr id="1" name="Picture 92"/>
-                                            <pic:cNvPicPr>
-                                              <a:picLocks noChangeAspect="1" noChangeArrowheads="1"/>
-                                            </pic:cNvPicPr>
-                                          </pic:nvPicPr>
-                                          <pic:blipFill>
-                                            <a:blip r:embed="rId2"/>
-                                            <a:stretch>
-                                              <a:fillRect/>
-                                            </a:stretch>
-                                          </pic:blipFill>
-                                          <pic:spPr bwMode="auto">
-                                            <a:xfrm>
-                                              <a:off x="0" y="0"/>
-                                              <a:ext cx="1691160" cy="796027"/>
-                                            </a:xfrm>
-                                            <a:prstGeom prst="rect">
-                                              <a:avLst/>
-                                            </a:prstGeom>
-                                            <a:noFill/>
-                                            <a:ln>
-                                              <a:noFill/>
-                                            </a:ln>
-                                          </pic:spPr>
-                                        </pic:pic>
-                                      </a:graphicData>
-                                    </a:graphic>
-                                  </wp:inline>
-                                </w:drawing>
-                              </w:r>
-                            </w:p>
-                          </w:sdtContent>
-                        </w:sdt>
+                        <w:p/>
                       </w:txbxContent>
                     </wps:txbx>
                     <wps:bodyPr rot="0" spcFirstLastPara="0" vertOverflow="overflow" horzOverflow="overflow" vert="horz" wrap="square" lIns="91440" tIns="45720" rIns="91440" bIns="45720" numCol="1" spcCol="0" rtlCol="0" fromWordArt="0" anchor="t" anchorCtr="0" forceAA="0" compatLnSpc="1">
@@ -33251,72 +33193,14 @@
         </mc:Choice>
         <mc:Fallback>
           <w:pict>
-            <v:shapetype id="_x0000_t202" coordsize="21600,21600" o:spt="202" path="m,l,21600r21600,l21600,xe" w14:anchorId="21D23475">
+            <v:shapetype w14:anchorId="21D23475" id="_x0000_t202" coordsize="21600,21600" o:spt="202" path="m,l,21600r21600,l21600,xe">
               <v:stroke joinstyle="miter"/>
               <v:path gradientshapeok="t" o:connecttype="rect"/>
             </v:shapetype>
-            <v:shape id="Text Box 98" style="position:absolute;margin-left:422.2pt;margin-top:-11pt;width:162.25pt;height:64.35pt;z-index:251662336;visibility:visible;mso-wrap-style:square;mso-width-percent:0;mso-height-percent:0;mso-wrap-distance-left:9pt;mso-wrap-distance-top:0;mso-wrap-distance-right:9pt;mso-wrap-distance-bottom:0;mso-position-horizontal:absolute;mso-position-horizontal-relative:text;mso-position-vertical:absolute;mso-position-vertical-relative:text;mso-width-percent:0;mso-height-percent:0;mso-width-relative:margin;mso-height-relative:margin;v-text-anchor:top" o:spid="_x0000_s1091" fillcolor="white [3201]" stroked="f" strokeweight=".5pt" type="#_x0000_t202" o:gfxdata="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">
+            <v:shape id="Text Box 98" o:spid="_x0000_s1091" type="#_x0000_t202" style="position:absolute;margin-left:728.15pt;margin-top:.75pt;width:162.25pt;height:64.35pt;z-index:251662336;visibility:visible;mso-wrap-style:square;mso-width-percent:0;mso-height-percent:0;mso-wrap-distance-left:9pt;mso-wrap-distance-top:0;mso-wrap-distance-right:9pt;mso-wrap-distance-bottom:0;mso-position-horizontal:absolute;mso-position-horizontal-relative:text;mso-position-vertical:absolute;mso-position-vertical-relative:text;mso-width-percent:0;mso-height-percent:0;mso-width-relative:margin;mso-height-relative:margin;v-text-anchor:top" o:gfxdata="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" fillcolor="white [3201]" stroked="f" strokeweight=".5pt">
               <v:textbox>
                 <w:txbxContent>
-                  <w:sdt>
-                    <w:sdtPr>
-                      <w:alias w:val="#Nav: /TenancyContract/CompanyPicture"/>
-                      <w:tag w:val="#Nav: Tenancy_Contract/50101"/>
-                      <w:id w:val="1984267816"/>
-                      <w:dataBinding w:prefixMappings="xmlns:ns0='urn:microsoft-dynamics-nav/reports/Tenancy_Contract/50101/'" w:xpath="/ns0:NavWordReportXmlPart[1]/ns0:TenancyContract[1]/ns0:CompanyPicture[1]" w:storeItemID="{B8787D49-5AAC-4AAC-A9D8-A7D9793FE4D0}"/>
-                      <w:picture/>
-                    </w:sdtPr>
-                    <w:sdtContent>
-                      <w:p>
-                        <w:r>
-                          <w:rPr>
-                            <w:noProof/>
-                          </w:rPr>
-                          <w:drawing>
-                            <wp:inline distT="0" distB="0" distL="0" distR="0" wp14:anchorId="7E1130D4" wp14:editId="133A7640">
-                              <wp:extent cx="1690370" cy="795655"/>
-                              <wp:effectExtent l="0" t="0" r="5080" b="4445"/>
-                              <wp:docPr id="1" name="Picture 92"/>
-                              <wp:cNvGraphicFramePr>
-                                <a:graphicFrameLocks xmlns:a="http://schemas.openxmlformats.org/drawingml/2006/main" noChangeAspect="1"/>
-                              </wp:cNvGraphicFramePr>
-                              <a:graphic xmlns:a="http://schemas.openxmlformats.org/drawingml/2006/main">
-                                <a:graphicData uri="http://schemas.openxmlformats.org/drawingml/2006/picture">
-                                  <pic:pic xmlns:pic="http://schemas.openxmlformats.org/drawingml/2006/picture">
-                                    <pic:nvPicPr>
-                                      <pic:cNvPr id="1" name="Picture 92"/>
-                                      <pic:cNvPicPr>
-                                        <a:picLocks noChangeAspect="1" noChangeArrowheads="1"/>
-                                      </pic:cNvPicPr>
-                                    </pic:nvPicPr>
-                                    <pic:blipFill>
-                                      <a:blip r:embed="rId2"/>
-                                      <a:stretch>
-                                        <a:fillRect/>
-                                      </a:stretch>
-                                    </pic:blipFill>
-                                    <pic:spPr bwMode="auto">
-                                      <a:xfrm>
-                                        <a:off x="0" y="0"/>
-                                        <a:ext cx="1691160" cy="796027"/>
-                                      </a:xfrm>
-                                      <a:prstGeom prst="rect">
-                                        <a:avLst/>
-                                      </a:prstGeom>
-                                      <a:noFill/>
-                                      <a:ln>
-                                        <a:noFill/>
-                                      </a:ln>
-                                    </pic:spPr>
-                                  </pic:pic>
-                                </a:graphicData>
-                              </a:graphic>
-                            </wp:inline>
-                          </w:drawing>
-                        </w:r>
-                      </w:p>
-                    </w:sdtContent>
-                  </w:sdt>
+                  <w:p/>
                 </w:txbxContent>
               </v:textbox>
             </v:shape>
@@ -34581,6 +34465,7 @@
     <w:rsid w:val="00005503"/>
     <w:rsid w:val="00005B02"/>
     <w:rsid w:val="00021CE5"/>
+    <w:rsid w:val="0002587E"/>
     <w:rsid w:val="000260E9"/>
     <w:rsid w:val="00046EA2"/>
     <w:rsid w:val="00056182"/>
@@ -34588,6 +34473,7 @@
     <w:rsid w:val="000B15FE"/>
     <w:rsid w:val="000D38B9"/>
     <w:rsid w:val="000F0A9F"/>
+    <w:rsid w:val="000F0B98"/>
     <w:rsid w:val="001058FA"/>
     <w:rsid w:val="00123ADA"/>
     <w:rsid w:val="00124AEA"/>
@@ -34643,6 +34529,7 @@
     <w:rsid w:val="00A13CC8"/>
     <w:rsid w:val="00A32095"/>
     <w:rsid w:val="00A51DA2"/>
+    <w:rsid w:val="00A70DD3"/>
     <w:rsid w:val="00AA1D8E"/>
     <w:rsid w:val="00AA60D0"/>
     <w:rsid w:val="00AD2ECF"/>
@@ -35145,14 +35032,6 @@
     <w:name w:val="CBEE3E49B10843E4A8C88B041E8F8857"/>
     <w:rsid w:val="00B72ABC"/>
   </w:style>
-  <w:style w:type="paragraph" w:customStyle="1" w:styleId="59CBBE3B36E74E7F95EC5EDF2EF234A4">
-    <w:name w:val="59CBBE3B36E74E7F95EC5EDF2EF234A4"/>
-    <w:rsid w:val="00B72ABC"/>
-  </w:style>
-  <w:style w:type="paragraph" w:customStyle="1" w:styleId="E3B03D47E44C4D16979EB460F0AC96BD">
-    <w:name w:val="E3B03D47E44C4D16979EB460F0AC96BD"/>
-    <w:rsid w:val="00B72ABC"/>
-  </w:style>
   <w:style w:type="paragraph" w:customStyle="1" w:styleId="3DF44E50EC9C49F6ADB3781748F5CD21">
     <w:name w:val="3DF44E50EC9C49F6ADB3781748F5CD21"/>
     <w:rsid w:val="001B0AE1"/>
@@ -35466,77 +35345,7 @@
 </a:theme>
 </file>
 
-<file path=customXml/item1.xml><?xml version="1.0" encoding="utf-8"?>
-<b:Sources xmlns:b="http://schemas.openxmlformats.org/officeDocument/2006/bibliography" xmlns="http://schemas.openxmlformats.org/officeDocument/2006/bibliography" SelectedStyle="\APASixthEditionOfficeOnline.xsl" StyleName="APA" Version="6"/>
-</file>
-
-<file path=customXml/item2.xml>��< ? x m l   v e r s i o n = " 1 . 0 "   e n c o d i n g = " u t f - 1 6 " ? > - 
- < N a v W o r d R e p o r t X m l P a r t   x m l n s = " u r n : m i c r o s o f t - d y n a m i c s - n a v / r e p o r t s / T e n a n c y _ C o n t r a c t / 5 0 1 0 1 / " > - 
-     < B C R e p o r t I n f o r m a t i o n > - 
-         < R e p o r t M e t a d a t a > - 
-             < E x t e n s i o n I d > E x t e n s i o n   I D < / E x t e n s i o n I d > - 
-             < E x t e n s i o n N a m e > E x t e n s i o n   N a m e < / E x t e n s i o n N a m e > - 
-             < E x t e n s i o n P u b l i s h e r > E x t e n s i o n   P u b l i s h e r < / E x t e n s i o n P u b l i s h e r > - 
-             < E x t e n s i o n V e r s i o n > E x t e n s i o n   V e r s i o n < / E x t e n s i o n V e r s i o n > - 
-             < R e p o r t I d > R e p o r t   I D < / R e p o r t I d > - 
-             < R e p o r t N a m e > R e p o r t   N a m e < / R e p o r t N a m e > - 
-             < A b o u t T h i s R e p o r t T i t l e > A b o u t   T h i s   R e p o r t   T i t l e < / A b o u t T h i s R e p o r t T i t l e > - 
-             < A b o u t T h i s R e p o r t T e x t > A b o u t   T h i s   R e p o r t   T e x t < / A b o u t T h i s R e p o r t T e x t > - 
-             < R e p o r t H e l p L i n k > R e p o r t   H e l p   L i n k < / R e p o r t H e l p L i n k > - 
-         < / R e p o r t M e t a d a t a > - 
-         < R e p o r t R e q u e s t > - 
-             < T e n a n t E n t r a I d > T e n a n t   E n t r a   I d < / T e n a n t E n t r a I d > - 
-             < E n v i r o n m e n t N a m e > E n v i r o n m e n t   N a m e < / E n v i r o n m e n t N a m e > - 
-             < E n v i r o n m e n t T y p e > E n v i r o n m e n t   T y p e < / E n v i r o n m e n t T y p e > - 
-             < C o m p a n y N a m e > C o m p a n y   N a m e < / C o m p a n y N a m e > - 
-             < C o m p a n y D i s p l a y N a m e > C o m p a n y   D i s p l a y   N a m e < / C o m p a n y D i s p l a y N a m e > - 
-             < C o m p a n y I d > C o m p a n y   I D < / C o m p a n y I d > - 
-             < U s e r N a m e > U s e r   N a m e < / U s e r N a m e > - 
-             < D a t e A n d T i m e > D a t e   a n d   T i m e < / D a t e A n d T i m e > - 
-             < L a n g u a g e > L a n g u a g e < / L a n g u a g e > - 
-             < F o r m a t R e g i o n > F o r m a t   R e g i o n < / F o r m a t R e g i o n > - 
-             < D a t e T i m e V a l u e s > - 
-                 < Y e a r > Y e a r < / Y e a r > - 
-                 < M o n t h N u m b e r > M o n t h   N u m b e r < / M o n t h N u m b e r > - 
-                 < D a y N u m b e r > D a y   N u m b e r < / D a y N u m b e r > - 
-                 < H o u r > H o u r < / H o u r > - 
-                 < M i n u t e > M i n u t e < / M i n u t e > - 
-             < / D a t e T i m e V a l u e s > - 
-         < / R e p o r t R e q u e s t > - 
-     < / B C R e p o r t I n f o r m a t i o n > +<file path=customXml/item1.xml>��< ? x m l   v e r s i o n = " 1 . 0 "   e n c o d i n g = " u t f - 1 6 " ? > < N a v W o r d R e p o r t X m l P a r t   x m l n s = " u r n : m i c r o s o f t - d y n a m i c s - n a v / r e p o r t s / T e n a n c y _ C o n t r a c t / 5 0 1 0 1 / " >   
      < T e n a n c y C o n t r a c t >   
@@ -35629,18 +35438,22 @@
  < / N a v W o r d R e p o r t X m l P a r t > 
 </file>
 
+<file path=customXml/item2.xml><?xml version="1.0" encoding="utf-8"?>
+<b:Sources xmlns:b="http://schemas.openxmlformats.org/officeDocument/2006/bibliography" xmlns="http://schemas.openxmlformats.org/officeDocument/2006/bibliography" SelectedStyle="\APASixthEditionOfficeOnline.xsl" StyleName="APA" Version="6"/>
+</file>
+
 <file path=customXml/itemProps1.xml><?xml version="1.0" encoding="utf-8"?>
+<ds:datastoreItem xmlns:ds="http://schemas.openxmlformats.org/officeDocument/2006/customXml" ds:itemID="{B8787D49-5AAC-4AAC-A9D8-A7D9793FE4D0}">
+  <ds:schemaRefs>
+    <ds:schemaRef ds:uri="urn:microsoft-dynamics-nav/reports/Tenancy_Contract/50101/"/>
+  </ds:schemaRefs>
+</ds:datastoreItem>
+</file>
+
+<file path=customXml/itemProps2.xml><?xml version="1.0" encoding="utf-8"?>
 <ds:datastoreItem xmlns:ds="http://schemas.openxmlformats.org/officeDocument/2006/customXml" ds:itemID="{B2FE98F9-7A23-46CC-9826-471773318048}">
   <ds:schemaRefs>
     <ds:schemaRef ds:uri="http://schemas.openxmlformats.org/officeDocument/2006/bibliography"/>
   </ds:schemaRefs>
 </ds:datastoreItem>
-</file>
-
-<file path=customXml/itemProps2.xml><?xml version="1.0" encoding="utf-8"?>
-<ds:datastoreItem xmlns:ds="http://schemas.openxmlformats.org/officeDocument/2006/customXml" ds:itemID="{B8787D49-5AAC-4AAC-A9D8-A7D9793FE4D0}">
-  <ds:schemaRefs>
-    <ds:schemaRef ds:uri="urn:microsoft-dynamics-nav/reports/Tenancy_Contract/50101/"/>
-  </ds:schemaRefs>
-</ds:datastoreItem>
 </file>
--- a/TenancyContract.docx
+++ b/TenancyContract.docx
@@ -1,6 +1,6 @@
 
 <file path=word/document.xml><?xml version="1.0" encoding="utf-8"?>
-<w:document xmlns:wpc="http://schemas.microsoft.com/office/word/2010/wordprocessingCanvas" xmlns:cx="http://schemas.microsoft.com/office/drawing/2014/chartex" xmlns:cx1="http://schemas.microsoft.com/office/drawing/2015/9/8/chartex" xmlns:cx2="http://schemas.microsoft.com/office/drawing/2015/10/21/chartex" xmlns:cx3="http://schemas.microsoft.com/office/drawing/2016/5/9/chartex" xmlns:cx4="http://schemas.microsoft.com/office/drawing/2016/5/10/chartex" xmlns:cx5="http://schemas.microsoft.com/office/drawing/2016/5/11/chartex" xmlns:cx6="http://schemas.microsoft.com/office/drawing/2016/5/12/chartex" xmlns:cx7="http://schemas.microsoft.com/office/drawing/2016/5/13/chartex" xmlns:cx8="http://schemas.microsoft.com/office/drawing/2016/5/14/chartex" xmlns:mc="http://schemas.openxmlformats.org/markup-compatibility/2006" xmlns:aink="http://schemas.microsoft.com/office/drawing/2016/ink" xmlns:am3d="http://schemas.microsoft.com/office/drawing/2017/model3d" xmlns:o="urn:schemas-microsoft-com:office:office" xmlns:oel="http://schemas.microsoft.com/office/2019/extlst" xmlns:r="http://schemas.openxmlformats.org/officeDocument/2006/relationships" xmlns:m="http://schemas.openxmlformats.org/officeDocument/2006/math" xmlns:v="urn:schemas-microsoft-com:vml" xmlns:wp14="http://schemas.microsoft.com/office/word/2010/wordprocessingDrawing" xmlns:wp="http://schemas.openxmlformats.org/drawingml/2006/wordprocessingDrawing" xmlns:w10="urn:schemas-microsoft-com:office:word" xmlns:w="http://schemas.openxmlformats.org/wordprocessingml/2006/main" xmlns:w14="http://schemas.microsoft.com/office/word/2010/wordml" xmlns:w15="http://schemas.microsoft.com/office/word/2012/wordml" xmlns:w16cex="http://schemas.microsoft.com/office/word/2018/wordml/cex" xmlns:w16cid="http://schemas.microsoft.com/office/word/2016/wordml/cid" xmlns:w16="http://schemas.microsoft.com/office/word/2018/wordml" xmlns:w16du="http://schemas.microsoft.com/office/word/2023/wordml/word16du" xmlns:w16sdtdh="http://schemas.microsoft.com/office/word/2020/wordml/sdtdatahash" xmlns:w16se="http://schemas.microsoft.com/office/word/2015/wordml/symex" xmlns:wpg="http://schemas.microsoft.com/office/word/2010/wordprocessingGroup" xmlns:wpi="http://schemas.microsoft.com/office/word/2010/wordprocessingInk" xmlns:wne="http://schemas.microsoft.com/office/word/2006/wordml" xmlns:wps="http://schemas.microsoft.com/office/word/2010/wordprocessingShape" mc:Ignorable="w14 w15 w16se w16cid w16 w16cex w16sdtdh w16du wp14">
+<w:document xmlns:a="http://schemas.openxmlformats.org/drawingml/2006/main" xmlns:a14="http://schemas.microsoft.com/office/drawing/2010/main" xmlns:pic="http://schemas.openxmlformats.org/drawingml/2006/picture" xmlns:wpc="http://schemas.microsoft.com/office/word/2010/wordprocessingCanvas" xmlns:cx="http://schemas.microsoft.com/office/drawing/2014/chartex" xmlns:cx1="http://schemas.microsoft.com/office/drawing/2015/9/8/chartex" xmlns:cx2="http://schemas.microsoft.com/office/drawing/2015/10/21/chartex" xmlns:cx3="http://schemas.microsoft.com/office/drawing/2016/5/9/chartex" xmlns:cx4="http://schemas.microsoft.com/office/drawing/2016/5/10/chartex" xmlns:cx5="http://schemas.microsoft.com/office/drawing/2016/5/11/chartex" xmlns:cx6="http://schemas.microsoft.com/office/drawing/2016/5/12/chartex" xmlns:cx7="http://schemas.microsoft.com/office/drawing/2016/5/13/chartex" xmlns:cx8="http://schemas.microsoft.com/office/drawing/2016/5/14/chartex" xmlns:mc="http://schemas.openxmlformats.org/markup-compatibility/2006" xmlns:aink="http://schemas.microsoft.com/office/drawing/2016/ink" xmlns:am3d="http://schemas.microsoft.com/office/drawing/2017/model3d" xmlns:o="urn:schemas-microsoft-com:office:office" xmlns:oel="http://schemas.microsoft.com/office/2019/extlst" xmlns:r="http://schemas.openxmlformats.org/officeDocument/2006/relationships" xmlns:m="http://schemas.openxmlformats.org/officeDocument/2006/math" xmlns:v="urn:schemas-microsoft-com:vml" xmlns:wp14="http://schemas.microsoft.com/office/word/2010/wordprocessingDrawing" xmlns:wp="http://schemas.openxmlformats.org/drawingml/2006/wordprocessingDrawing" xmlns:w10="urn:schemas-microsoft-com:office:word" xmlns:w="http://schemas.openxmlformats.org/wordprocessingml/2006/main" xmlns:w14="http://schemas.microsoft.com/office/word/2010/wordml" xmlns:w15="http://schemas.microsoft.com/office/word/2012/wordml" xmlns:w16cex="http://schemas.microsoft.com/office/word/2018/wordml/cex" xmlns:w16cid="http://schemas.microsoft.com/office/word/2016/wordml/cid" xmlns:w16="http://schemas.microsoft.com/office/word/2018/wordml" xmlns:w16du="http://schemas.microsoft.com/office/word/2023/wordml/word16du" xmlns:w16sdtdh="http://schemas.microsoft.com/office/word/2020/wordml/sdtdatahash" xmlns:w16se="http://schemas.microsoft.com/office/word/2015/wordml/symex" xmlns:wpg="http://schemas.microsoft.com/office/word/2010/wordprocessingGroup" xmlns:wpi="http://schemas.microsoft.com/office/word/2010/wordprocessingInk" xmlns:wne="http://schemas.microsoft.com/office/word/2006/wordml" xmlns:wps="http://schemas.microsoft.com/office/word/2010/wordprocessingShape" mc:Ignorable="w14 w15 w16se w16cid w16 w16cex w16sdtdh w16du wp14">
   <w:body>
     <w:p>
       <w:pPr>
@@ -10,7 +10,7 @@
           <w:sz w:val="20"/>
         </w:rPr>
       </w:pPr>
-      <w:bookmarkStart w:id="0" w:name="_Hlk182731851"/>
+      <w:bookmarkStart w:name="_Hlk182731851" w:id="0"/>
       <w:r>
         <w:rPr>
           <w:noProof/>
@@ -19,7 +19,7 @@
         <mc:AlternateContent>
           <mc:Choice Requires="wpg">
             <w:drawing>
-              <wp:anchor distT="0" distB="0" distL="114300" distR="114300" simplePos="0" relativeHeight="251672576" behindDoc="0" locked="0" layoutInCell="1" allowOverlap="1" wp14:anchorId="0C98F461" wp14:editId="62E3F205">
+              <wp:anchor distT="0" distB="0" distL="114300" distR="114300" simplePos="0" relativeHeight="251672576" behindDoc="0" locked="0" layoutInCell="1" allowOverlap="1" wp14:editId="62E3F205" wp14:anchorId="0C98F461">
                 <wp:simplePos x="0" y="0"/>
                 <wp:positionH relativeFrom="margin">
                   <wp:align>right</wp:align>
@@ -2497,9 +2497,9 @@
           </mc:Choice>
           <mc:Fallback>
             <w:pict>
-              <v:group w14:anchorId="0C98F461" id="Group 209" o:spid="_x0000_s1026" style="position:absolute;margin-left:543.95pt;margin-top:87pt;width:595.15pt;height:53.75pt;z-index:251672576;mso-position-horizontal:right;mso-position-horizontal-relative:margin;mso-position-vertical-relative:page" coordorigin="3,1720" coordsize="11903,908" o:gfxdata="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">
-                <v:rect id="Rectangle 145" o:spid="_x0000_s1027" style="position:absolute;left:3;top:1720;width:11903;height:883;visibility:visible;mso-wrap-style:square;v-text-anchor:top" o:gfxdata="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" fillcolor="#f7f7f7" stroked="f"/>
-                <v:shapetype id="_x0000_t75" coordsize="21600,21600" o:spt="75" o:preferrelative="t" path="m@4@5l@4@11@9@11@9@5xe" filled="f" stroked="f">
+              <v:group id="Group 209" style="position:absolute;margin-left:543.95pt;margin-top:87pt;width:595.15pt;height:53.75pt;z-index:251672576;mso-position-horizontal:right;mso-position-horizontal-relative:margin;mso-position-vertical-relative:page" coordsize="11903,908" coordorigin="3,1720" o:spid="_x0000_s1026" o:gfxdata="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" w14:anchorId="0C98F461">
+                <v:rect id="Rectangle 145" style="position:absolute;left:3;top:1720;width:11903;height:883;visibility:visible;mso-wrap-style:square;v-text-anchor:top" o:spid="_x0000_s1027" fillcolor="#f7f7f7" stroked="f" o:gfxdata="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"/>
+                <v:shapetype id="_x0000_t75" coordsize="21600,21600" filled="f" stroked="f" o:spt="75" o:preferrelative="t" path="m@4@5l@4@11@9@11@9@5xe">
                   <v:stroke joinstyle="miter"/>
                   <v:formulas>
                     <v:f eqn="if lineDrawn pixelLineWidth 0"/>
@@ -2515,42 +2515,42 @@
                     <v:f eqn="prod @7 21600 pixelHeight"/>
                     <v:f eqn="sum @10 21600 0"/>
                   </v:formulas>
-                  <v:path o:extrusionok="f" gradientshapeok="t" o:connecttype="rect"/>
+                  <v:path gradientshapeok="t" o:connecttype="rect" o:extrusionok="f"/>
                   <o:lock v:ext="edit" aspectratio="t"/>
                 </v:shapetype>
-                <v:shape id="Picture 146" o:spid="_x0000_s1028" type="#_x0000_t75" style="position:absolute;left:4366;top:2236;width:279;height:190;visibility:visible;mso-wrap-style:square" o:gfxdata="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">
-                  <v:imagedata r:id="rId15" o:title=""/>
+                <v:shape id="Picture 146" style="position:absolute;left:4366;top:2236;width:279;height:190;visibility:visible;mso-wrap-style:square" o:spid="_x0000_s1028" type="#_x0000_t75" o:gfxdata="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">
+                  <v:imagedata o:title="" r:id="rId15"/>
                 </v:shape>
-                <v:shape id="Picture 147" o:spid="_x0000_s1029" type="#_x0000_t75" style="position:absolute;left:4687;top:2236;width:144;height:190;visibility:visible;mso-wrap-style:square" o:gfxdata="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">
-                  <v:imagedata r:id="rId16" o:title=""/>
+                <v:shape id="Picture 147" style="position:absolute;left:4687;top:2236;width:144;height:190;visibility:visible;mso-wrap-style:square" o:spid="_x0000_s1029" type="#_x0000_t75" o:gfxdata="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">
+                  <v:imagedata o:title="" r:id="rId16"/>
                 </v:shape>
-                <v:shape id="Picture 148" o:spid="_x0000_s1030" type="#_x0000_t75" style="position:absolute;left:4866;top:2236;width:151;height:190;visibility:visible;mso-wrap-style:square" o:gfxdata="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">
-                  <v:imagedata r:id="rId17" o:title=""/>
+                <v:shape id="Picture 148" style="position:absolute;left:4866;top:2236;width:151;height:190;visibility:visible;mso-wrap-style:square" o:spid="_x0000_s1030" type="#_x0000_t75" o:gfxdata="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">
+                  <v:imagedata o:title="" r:id="rId17"/>
                 </v:shape>
-                <v:shape id="Picture 149" o:spid="_x0000_s1031" type="#_x0000_t75" style="position:absolute;left:5052;top:2236;width:144;height:190;visibility:visible;mso-wrap-style:square" o:gfxdata="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">
-                  <v:imagedata r:id="rId16" o:title=""/>
+                <v:shape id="Picture 149" style="position:absolute;left:5052;top:2236;width:144;height:190;visibility:visible;mso-wrap-style:square" o:spid="_x0000_s1031" type="#_x0000_t75" o:gfxdata="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">
+                  <v:imagedata o:title="" r:id="rId16"/>
                 </v:shape>
-                <v:shape id="Picture 150" o:spid="_x0000_s1032" type="#_x0000_t75" style="position:absolute;left:5236;top:2233;width:287;height:196;visibility:visible;mso-wrap-style:square" o:gfxdata="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">
-                  <v:imagedata r:id="rId18" o:title=""/>
+                <v:shape id="Picture 150" style="position:absolute;left:5236;top:2233;width:287;height:196;visibility:visible;mso-wrap-style:square" o:spid="_x0000_s1032" type="#_x0000_t75" o:gfxdata="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">
+                  <v:imagedata o:title="" r:id="rId18"/>
                 </v:shape>
-                <v:shape id="Picture 151" o:spid="_x0000_s1033" type="#_x0000_t75" style="position:absolute;left:5615;top:2233;width:302;height:196;visibility:visible;mso-wrap-style:square" o:gfxdata="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">
-                  <v:imagedata r:id="rId19" o:title=""/>
+                <v:shape id="Picture 151" style="position:absolute;left:5615;top:2233;width:302;height:196;visibility:visible;mso-wrap-style:square" o:spid="_x0000_s1033" type="#_x0000_t75" o:gfxdata="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">
+                  <v:imagedata o:title="" r:id="rId19"/>
                 </v:shape>
-                <v:shape id="AutoShape 152" o:spid="_x0000_s1034" style="position:absolute;left:5958;top:1864;width:941;height:564;visibility:visible;mso-wrap-style:square;v-text-anchor:top" coordsize="941,564" o:gfxdata="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" path="m144,372r-26,l118,529r-5,l45,372,,372,,561r27,l27,404r5,l101,561r43,l144,372xm307,372r-136,l171,398r55,l226,560r27,l253,398r54,l307,372xm389,7l381,,363,r-7,7l356,25r7,8l372,33r9,l389,25r,-18xm431,7l423,,406,r-8,7l398,25r8,8l414,33r9,l431,25r,-18xm467,561l437,493r-3,-7l448,478r8,-10l458,466r6,-15l466,431r-4,-27l458,397r-8,-11l438,379r,53l437,447r-6,11l420,465r-16,3l360,468r,-71l404,397r15,2l430,406r6,10l438,432r,-53l431,375r-27,-3l333,372r,189l360,561r,-68l407,493r31,68l467,561xm643,561l632,519r-7,-26l601,397r-3,-11l598,493r-62,l561,397r13,l598,493r,-107l595,372r-54,l492,561r27,l530,519r74,l616,561r27,xm790,376r-17,-4l756,370r-18,-1l704,375r-22,18l671,424r-3,43l671,509r11,30l703,558r35,6l751,564r9,-1l772,561r18,-3l789,534r-33,3l742,538r-24,-4l704,521r-7,-22l696,467r1,-33l704,412r14,-13l741,395r11,l760,396r29,4l790,376xm941,372r-136,l805,398r55,l860,560r26,l886,398r55,l941,372xe" fillcolor="#252b4f" stroked="f">
+                <v:shape id="AutoShape 152" style="position:absolute;left:5958;top:1864;width:941;height:564;visibility:visible;mso-wrap-style:square;v-text-anchor:top" coordsize="941,564" o:spid="_x0000_s1034" fillcolor="#252b4f" stroked="f" path="m144,372r-26,l118,529r-5,l45,372,,372,,561r27,l27,404r5,l101,561r43,l144,372xm307,372r-136,l171,398r55,l226,560r27,l253,398r54,l307,372xm389,7l381,,363,r-7,7l356,25r7,8l372,33r9,l389,25r,-18xm431,7l423,,406,r-8,7l398,25r8,8l414,33r9,l431,25r,-18xm467,561l437,493r-3,-7l448,478r8,-10l458,466r6,-15l466,431r-4,-27l458,397r-8,-11l438,379r,53l437,447r-6,11l420,465r-16,3l360,468r,-71l404,397r15,2l430,406r6,10l438,432r,-53l431,375r-27,-3l333,372r,189l360,561r,-68l407,493r31,68l467,561xm643,561l632,519r-7,-26l601,397r-3,-11l598,493r-62,l561,397r13,l598,493r,-107l595,372r-54,l492,561r27,l530,519r74,l616,561r27,xm790,376r-17,-4l756,370r-18,-1l704,375r-22,18l671,424r-3,43l671,509r11,30l703,558r35,6l751,564r9,-1l772,561r18,-3l789,534r-33,3l742,538r-24,-4l704,521r-7,-22l696,467r1,-33l704,412r14,-13l741,395r11,l760,396r29,4l790,376xm941,372r-136,l805,398r55,l860,560r26,l886,398r55,l941,372xe" o:gfxdata="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">
                   <v:path arrowok="t" o:connecttype="custom" o:connectlocs="118,2393;0,2236;27,2268;144,2425;171,2236;226,2424;307,2262;381,1864;356,1889;381,1897;431,1871;398,1871;414,1897;431,1871;434,2350;458,2330;462,2268;438,2243;431,2322;360,2332;419,2263;438,2296;404,2236;360,2425;438,2425;632,2383;598,2250;561,2261;598,2250;492,2425;604,2383;790,2240;738,2233;671,2288;682,2403;751,2428;790,2422;742,2402;697,2363;704,2276;752,2259;790,2240;805,2262;886,2424;941,2236" o:connectangles="0,0,0,0,0,0,0,0,0,0,0,0,0,0,0,0,0,0,0,0,0,0,0,0,0,0,0,0,0,0,0,0,0,0,0,0,0,0,0,0,0,0,0,0,0"/>
                 </v:shape>
-                <v:shape id="Picture 153" o:spid="_x0000_s1035" type="#_x0000_t75" style="position:absolute;left:4363;top:1920;width:119;height:202;visibility:visible;mso-wrap-style:square" o:gfxdata="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">
-                  <v:imagedata r:id="rId20" o:title=""/>
+                <v:shape id="Picture 153" style="position:absolute;left:4363;top:1920;width:119;height:202;visibility:visible;mso-wrap-style:square" o:spid="_x0000_s1035" type="#_x0000_t75" o:gfxdata="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">
+                  <v:imagedata o:title="" r:id="rId20"/>
                 </v:shape>
-                <v:shape id="AutoShape 154" o:spid="_x0000_s1036" style="position:absolute;left:4508;top:1860;width:2393;height:264;visibility:visible;mso-wrap-style:square;v-text-anchor:top" coordsize="2393,264" o:gfxdata="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" path="m579,237r-8,-7l563,230r-9,l546,237r,18l554,262r17,l579,255r,-18xm1110,237r-7,-7l1094,230r-8,l1078,237r,18l1086,262r17,l1110,255r,-18xm1153,237r-8,-7l1137,230r-9,l1120,237r,18l1128,262r17,l1153,255r,-18xm1159,61r-29,9l1130,145r-2,14l1122,168r-10,6l1099,176r-15,l641,176r,-11l640,144r-2,-19l634,109,629,95,618,80,603,69,585,63,563,61r-18,2l527,69r-17,9l494,92r21,19l527,101r11,-8l550,89r13,-2l577,89r12,5l598,102r6,11l607,123r2,11l611,149r,27l478,176r-443,l30,171,30,,,9,,162r3,16l11,191r13,8l41,202r1059,l1113,201r12,-3l1135,193r8,-6l1150,178r5,-9l1158,158r1,-11l1159,61xm1216,r-30,9l1186,202r30,l1216,xm1223,252r-25,l1198,246r,-7l1201,235r8,l1212,237r2,3l1221,231r-4,-4l1212,225r-19,l1187,232r,20l1178,252r-7,11l1223,263r,-11xm2393,202r-2,-2l2371,177r,-1l2370,176r-80,l2290,117r2,-12l2298,95r9,-7l2320,86r9,l2338,90r7,9l2360,86r8,-7l2358,71r-11,-6l2336,62r-13,-1l2309,62r-12,3l2286,71r-9,8l2269,88r-5,10l2261,110r-1,12l2260,176r-338,l1885,176r8,-10l1900,155r3,-12l1905,132r-1,-14l1902,105r-4,-11l1894,87r-2,-4l1883,74r-7,-5l1876,126r,11l1873,147r-11,19l1854,173r-11,4l1833,173r-8,-7l1819,156r-6,-9l1811,137r,-11l1813,111r6,-13l1830,90r13,-3l1857,90r11,8l1874,111r2,15l1876,69r-4,-3l1859,62r-16,-1l1828,62r-13,4l1804,74r-10,9l1789,94r-4,11l1783,118r-1,14l1784,143r3,12l1793,166r9,10l1763,176r-345,l1418,113r-1,-10l1414,93r-4,-7l1408,84r-7,-8l1391,69r-10,-4l1369,62r-13,-1l1345,62r-10,4l1324,72r-10,8l1314,113r8,-12l1332,93r11,-5l1356,86r14,2l1380,94r7,10l1389,117r,59l1312,176r-18,26l1831,202r6,l1843,200r7,2l1856,202r537,xe" fillcolor="#252b4f" stroked="f">
+                <v:shape id="AutoShape 154" style="position:absolute;left:4508;top:1860;width:2393;height:264;visibility:visible;mso-wrap-style:square;v-text-anchor:top" coordsize="2393,264" o:spid="_x0000_s1036" fillcolor="#252b4f" stroked="f" path="m579,237r-8,-7l563,230r-9,l546,237r,18l554,262r17,l579,255r,-18xm1110,237r-7,-7l1094,230r-8,l1078,237r,18l1086,262r17,l1110,255r,-18xm1153,237r-8,-7l1137,230r-9,l1120,237r,18l1128,262r17,l1153,255r,-18xm1159,61r-29,9l1130,145r-2,14l1122,168r-10,6l1099,176r-15,l641,176r,-11l640,144r-2,-19l634,109,629,95,618,80,603,69,585,63,563,61r-18,2l527,69r-17,9l494,92r21,19l527,101r11,-8l550,89r13,-2l577,89r12,5l598,102r6,11l607,123r2,11l611,149r,27l478,176r-443,l30,171,30,,,9,,162r3,16l11,191r13,8l41,202r1059,l1113,201r12,-3l1135,193r8,-6l1150,178r5,-9l1158,158r1,-11l1159,61xm1216,r-30,9l1186,202r30,l1216,xm1223,252r-25,l1198,246r,-7l1201,235r8,l1212,237r2,3l1221,231r-4,-4l1212,225r-19,l1187,232r,20l1178,252r-7,11l1223,263r,-11xm2393,202r-2,-2l2371,177r,-1l2370,176r-80,l2290,117r2,-12l2298,95r9,-7l2320,86r9,l2338,90r7,9l2360,86r8,-7l2358,71r-11,-6l2336,62r-13,-1l2309,62r-12,3l2286,71r-9,8l2269,88r-5,10l2261,110r-1,12l2260,176r-338,l1885,176r8,-10l1900,155r3,-12l1905,132r-1,-14l1902,105r-4,-11l1894,87r-2,-4l1883,74r-7,-5l1876,126r,11l1873,147r-11,19l1854,173r-11,4l1833,173r-8,-7l1819,156r-6,-9l1811,137r,-11l1813,111r6,-13l1830,90r13,-3l1857,90r11,8l1874,111r2,15l1876,69r-4,-3l1859,62r-16,-1l1828,62r-13,4l1804,74r-10,9l1789,94r-4,11l1783,118r-1,14l1784,143r3,12l1793,166r9,10l1763,176r-345,l1418,113r-1,-10l1414,93r-4,-7l1408,84r-7,-8l1391,69r-10,-4l1369,62r-13,-1l1345,62r-10,4l1324,72r-10,8l1314,113r8,-12l1332,93r11,-5l1356,86r14,2l1380,94r7,10l1389,117r,59l1312,176r-18,26l1831,202r6,l1843,200r7,2l1856,202r537,xe" o:gfxdata="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">
                   <v:path arrowok="t" o:connecttype="custom" o:connectlocs="554,2090;571,2122;1103,2090;1078,2115;1110,2097;1128,2090;1145,2122;1130,1930;1112,2034;641,2036;634,1969;585,1923;510,1938;538,1953;589,1954;609,1994;478,2036;0,1869;24,2059;1125,2058;1155,2029;1216,1860;1216,1860;1198,2099;1214,2100;1193,2085;1171,2123;2391,2060;2290,2036;2307,1948;2345,1959;2347,1925;2297,1925;2264,1958;1922,2036;1900,2015;1902,1965;1883,1934;1873,2007;1833,2033;1811,1997;1830,1950;1874,1971;1859,1922;1804,1934;1783,1978;1793,2026;1418,2036;1410,1946;1381,1925;1335,1926;1322,1961;1370,1948;1389,2036;1837,2062;2393,2062" o:connectangles="0,0,0,0,0,0,0,0,0,0,0,0,0,0,0,0,0,0,0,0,0,0,0,0,0,0,0,0,0,0,0,0,0,0,0,0,0,0,0,0,0,0,0,0,0,0,0,0,0,0,0,0,0,0,0,0"/>
                 </v:shape>
-                <v:rect id="Rectangle 155" o:spid="_x0000_s1037" style="position:absolute;left:2533;top:2384;width:15;height:5;visibility:visible;mso-wrap-style:square;v-text-anchor:top" o:gfxdata="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" fillcolor="#9d9d9d" stroked="f"/>
+                <v:rect id="Rectangle 155" style="position:absolute;left:2533;top:2384;width:15;height:5;visibility:visible;mso-wrap-style:square;v-text-anchor:top" o:spid="_x0000_s1037" fillcolor="#9d9d9d" stroked="f" o:gfxdata="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"/>
                 <v:shapetype id="_x0000_t202" coordsize="21600,21600" o:spt="202" path="m,l,21600r21600,l21600,xe">
                   <v:stroke joinstyle="miter"/>
                   <v:path gradientshapeok="t" o:connecttype="rect"/>
                 </v:shapetype>
-                <v:shape id="Text Box 156" o:spid="_x0000_s1038" type="#_x0000_t202" style="position:absolute;left:3;top:1720;width:11903;height:908;visibility:visible;mso-wrap-style:square;v-text-anchor:top" o:gfxdata="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" filled="f" stroked="f">
+                <v:shape id="Text Box 156" style="position:absolute;left:3;top:1720;width:11903;height:908;visibility:visible;mso-wrap-style:square;v-text-anchor:top" o:spid="_x0000_s1038" filled="f" stroked="f" type="#_x0000_t202" o:gfxdata="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">
                   <v:textbox inset="0,0,0,0">
                     <w:txbxContent>
                       <w:p>
@@ -2719,7 +2719,7 @@
         <mc:AlternateContent>
           <mc:Choice Requires="wps">
             <w:drawing>
-              <wp:anchor distT="0" distB="0" distL="114300" distR="114300" simplePos="0" relativeHeight="251674624" behindDoc="0" locked="0" layoutInCell="1" allowOverlap="1" wp14:anchorId="5DC8A047" wp14:editId="74B9A44C">
+              <wp:anchor distT="0" distB="0" distL="114300" distR="114300" simplePos="0" relativeHeight="251674624" behindDoc="0" locked="0" layoutInCell="1" allowOverlap="1" wp14:editId="74B9A44C" wp14:anchorId="5DC8A047">
                 <wp:simplePos x="0" y="0"/>
                 <wp:positionH relativeFrom="column">
                   <wp:posOffset>5687786</wp:posOffset>
@@ -2961,7 +2961,7 @@
           </mc:Choice>
           <mc:Fallback>
             <w:pict>
-              <v:shape w14:anchorId="5DC8A047" id="Text Box 224" o:spid="_x0000_s1039" type="#_x0000_t202" style="position:absolute;margin-left:447.85pt;margin-top:3.3pt;width:117.85pt;height:20.15pt;z-index:251674624;visibility:visible;mso-wrap-style:square;mso-width-percent:0;mso-height-percent:0;mso-wrap-distance-left:9pt;mso-wrap-distance-top:0;mso-wrap-distance-right:9pt;mso-wrap-distance-bottom:0;mso-position-horizontal:absolute;mso-position-horizontal-relative:text;mso-position-vertical:absolute;mso-position-vertical-relative:text;mso-width-percent:0;mso-height-percent:0;mso-width-relative:margin;mso-height-relative:margin;v-text-anchor:top" o:gfxdata="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" fillcolor="#002060" stroked="f" strokeweight=".5pt">
+              <v:shape id="Text Box 224" style="position:absolute;margin-left:447.85pt;margin-top:3.3pt;width:117.85pt;height:20.15pt;z-index:251674624;visibility:visible;mso-wrap-style:square;mso-width-percent:0;mso-height-percent:0;mso-wrap-distance-left:9pt;mso-wrap-distance-top:0;mso-wrap-distance-right:9pt;mso-wrap-distance-bottom:0;mso-position-horizontal:absolute;mso-position-horizontal-relative:text;mso-position-vertical:absolute;mso-position-vertical-relative:text;mso-width-percent:0;mso-height-percent:0;mso-width-relative:margin;mso-height-relative:margin;v-text-anchor:top" o:spid="_x0000_s1039" fillcolor="#002060" stroked="f" strokeweight=".5pt" type="#_x0000_t202" o:gfxdata="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" w14:anchorId="5DC8A047">
                 <v:textbox>
                   <w:txbxContent>
                     <w:p>
@@ -3167,7 +3167,7 @@
         <mc:AlternateContent>
           <mc:Choice Requires="wps">
             <w:drawing>
-              <wp:anchor distT="45720" distB="45720" distL="114300" distR="114300" simplePos="0" relativeHeight="251673600" behindDoc="0" locked="0" layoutInCell="1" allowOverlap="1" wp14:anchorId="10E0F604" wp14:editId="214ABB6A">
+              <wp:anchor distT="45720" distB="45720" distL="114300" distR="114300" simplePos="0" relativeHeight="251673600" behindDoc="0" locked="0" layoutInCell="1" allowOverlap="1" wp14:editId="214ABB6A" wp14:anchorId="10E0F604">
                 <wp:simplePos x="0" y="0"/>
                 <wp:positionH relativeFrom="column">
                   <wp:posOffset>375285</wp:posOffset>
@@ -3275,7 +3275,7 @@
                             </w:r>
                             <w:r>
                               <w:rPr>
-                                <w:rFonts w:ascii="Arial" w:cs="Arial" w:hint="cs"/>
+                                <w:rFonts w:hint="cs" w:ascii="Arial" w:cs="Arial"/>
                                 <w:b/>
                                 <w:bCs/>
                                 <w:color w:val="FFFFFF"/>
@@ -3325,7 +3325,7 @@
           </mc:Choice>
           <mc:Fallback>
             <w:pict>
-              <v:shape w14:anchorId="10E0F604" id="Text Box 2" o:spid="_x0000_s1040" type="#_x0000_t202" style="position:absolute;margin-left:29.55pt;margin-top:2.85pt;width:536.1pt;height:21.85pt;z-index:251673600;visibility:visible;mso-wrap-style:square;mso-width-percent:0;mso-height-percent:0;mso-wrap-distance-left:9pt;mso-wrap-distance-top:3.6pt;mso-wrap-distance-right:9pt;mso-wrap-distance-bottom:3.6pt;mso-position-horizontal:absolute;mso-position-horizontal-relative:text;mso-position-vertical:absolute;mso-position-vertical-relative:text;mso-width-percent:0;mso-height-percent:0;mso-width-relative:margin;mso-height-relative:margin;v-text-anchor:top" o:gfxdata="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" fillcolor="#002060" stroked="f">
+              <v:shape id="Text Box 2" style="position:absolute;margin-left:29.55pt;margin-top:2.85pt;width:536.1pt;height:21.85pt;z-index:251673600;visibility:visible;mso-wrap-style:square;mso-width-percent:0;mso-height-percent:0;mso-wrap-distance-left:9pt;mso-wrap-distance-top:3.6pt;mso-wrap-distance-right:9pt;mso-wrap-distance-bottom:3.6pt;mso-position-horizontal:absolute;mso-position-horizontal-relative:text;mso-position-vertical:absolute;mso-position-vertical-relative:text;mso-width-percent:0;mso-height-percent:0;mso-width-relative:margin;mso-height-relative:margin;v-text-anchor:top" o:spid="_x0000_s1040" fillcolor="#002060" stroked="f" type="#_x0000_t202" o:gfxdata="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" w14:anchorId="10E0F604">
                 <v:textbox>
                   <w:txbxContent>
                     <w:p>
@@ -3395,7 +3395,7 @@
                       </w:r>
                       <w:r>
                         <w:rPr>
-                          <w:rFonts w:ascii="Arial" w:cs="Arial" w:hint="cs"/>
+                          <w:rFonts w:hint="cs" w:ascii="Arial" w:cs="Arial"/>
                           <w:b/>
                           <w:bCs/>
                           <w:color w:val="FFFFFF"/>
@@ -3434,8 +3434,8 @@
           </mc:Fallback>
         </mc:AlternateContent>
       </w:r>
-      <w:bookmarkStart w:id="1" w:name="_Hlk182731818"/>
-      <w:bookmarkStart w:id="2" w:name="_Hlk182731800"/>
+      <w:bookmarkStart w:name="_Hlk182731818" w:id="1"/>
+      <w:bookmarkStart w:name="_Hlk182731800" w:id="2"/>
     </w:p>
     <w:p>
       <w:pPr>
@@ -3466,7 +3466,7 @@
         <mc:AlternateContent>
           <mc:Choice Requires="wps">
             <w:drawing>
-              <wp:anchor distT="0" distB="0" distL="114300" distR="114300" simplePos="0" relativeHeight="251676672" behindDoc="0" locked="0" layoutInCell="1" allowOverlap="1" wp14:anchorId="4B04A1AE" wp14:editId="0BBB77B1">
+              <wp:anchor distT="0" distB="0" distL="114300" distR="114300" simplePos="0" relativeHeight="251676672" behindDoc="0" locked="0" layoutInCell="1" allowOverlap="1" wp14:editId="0BBB77B1" wp14:anchorId="4B04A1AE">
                 <wp:simplePos x="0" y="0"/>
                 <wp:positionH relativeFrom="column">
                   <wp:posOffset>6521450</wp:posOffset>
@@ -3555,7 +3555,7 @@
           </mc:Choice>
           <mc:Fallback>
             <w:pict>
-              <v:shape w14:anchorId="4B04A1AE" id="Text Box 226" o:spid="_x0000_s1041" type="#_x0000_t202" style="position:absolute;margin-left:513.5pt;margin-top:13.25pt;width:50.45pt;height:18.75pt;z-index:251676672;visibility:visible;mso-wrap-style:square;mso-width-percent:0;mso-height-percent:0;mso-wrap-distance-left:9pt;mso-wrap-distance-top:0;mso-wrap-distance-right:9pt;mso-wrap-distance-bottom:0;mso-position-horizontal:absolute;mso-position-horizontal-relative:text;mso-position-vertical:absolute;mso-position-vertical-relative:text;mso-width-percent:0;mso-height-percent:0;mso-width-relative:margin;mso-height-relative:margin;v-text-anchor:top" o:gfxdata="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" fillcolor="white [3201]" stroked="f" strokeweight=".5pt">
+              <v:shape id="Text Box 226" style="position:absolute;margin-left:513.5pt;margin-top:13.25pt;width:50.45pt;height:18.75pt;z-index:251676672;visibility:visible;mso-wrap-style:square;mso-width-percent:0;mso-height-percent:0;mso-wrap-distance-left:9pt;mso-wrap-distance-top:0;mso-wrap-distance-right:9pt;mso-wrap-distance-bottom:0;mso-position-horizontal:absolute;mso-position-horizontal-relative:text;mso-position-vertical:absolute;mso-position-vertical-relative:text;mso-width-percent:0;mso-height-percent:0;mso-width-relative:margin;mso-height-relative:margin;v-text-anchor:top" o:spid="_x0000_s1041" fillcolor="white [3201]" stroked="f" strokeweight=".5pt" type="#_x0000_t202" o:gfxdata="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" w14:anchorId="4B04A1AE">
                 <v:textbox>
                   <w:txbxContent>
                     <w:p>
@@ -3608,7 +3608,7 @@
         <mc:AlternateContent>
           <mc:Choice Requires="wps">
             <w:drawing>
-              <wp:anchor distT="45720" distB="45720" distL="114300" distR="114300" simplePos="0" relativeHeight="251675648" behindDoc="0" locked="0" layoutInCell="1" allowOverlap="1" wp14:anchorId="31EB6EDC" wp14:editId="3008B22F">
+              <wp:anchor distT="45720" distB="45720" distL="114300" distR="114300" simplePos="0" relativeHeight="251675648" behindDoc="0" locked="0" layoutInCell="1" allowOverlap="1" wp14:editId="3008B22F" wp14:anchorId="31EB6EDC">
                 <wp:simplePos x="0" y="0"/>
                 <wp:positionH relativeFrom="margin">
                   <wp:align>center</wp:align>
@@ -4277,7 +4277,7 @@
           </mc:Choice>
           <mc:Fallback>
             <w:pict>
-              <v:shape w14:anchorId="31EB6EDC" id="_x0000_s1042" type="#_x0000_t202" style="position:absolute;margin-left:0;margin-top:13.3pt;width:535.2pt;height:136.1pt;z-index:251675648;visibility:visible;mso-wrap-style:square;mso-width-percent:0;mso-height-percent:0;mso-wrap-distance-left:9pt;mso-wrap-distance-top:3.6pt;mso-wrap-distance-right:9pt;mso-wrap-distance-bottom:3.6pt;mso-position-horizontal:center;mso-position-horizontal-relative:margin;mso-position-vertical:absolute;mso-position-vertical-relative:text;mso-width-percent:0;mso-height-percent:0;mso-width-relative:margin;mso-height-relative:margin;v-text-anchor:top" o:gfxdata="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" strokecolor="#cfcdcd [2894]">
+              <v:shape id="_x0000_s1042" style="position:absolute;margin-left:0;margin-top:13.3pt;width:535.2pt;height:136.1pt;z-index:251675648;visibility:visible;mso-wrap-style:square;mso-width-percent:0;mso-height-percent:0;mso-wrap-distance-left:9pt;mso-wrap-distance-top:3.6pt;mso-wrap-distance-right:9pt;mso-wrap-distance-bottom:3.6pt;mso-position-horizontal:center;mso-position-horizontal-relative:margin;mso-position-vertical:absolute;mso-position-vertical-relative:text;mso-width-percent:0;mso-height-percent:0;mso-width-relative:margin;mso-height-relative:margin;v-text-anchor:top" strokecolor="#cfcdcd [2894]" type="#_x0000_t202" o:gfxdata="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" w14:anchorId="31EB6EDC">
                 <v:textbox>
                   <w:txbxContent>
                     <w:p>
@@ -4920,7 +4920,7 @@
         <mc:AlternateContent>
           <mc:Choice Requires="wps">
             <w:drawing>
-              <wp:anchor distT="0" distB="0" distL="114300" distR="114300" simplePos="0" relativeHeight="251659264" behindDoc="1" locked="0" layoutInCell="1" allowOverlap="1" wp14:anchorId="58A87AC2" wp14:editId="527A3B78">
+              <wp:anchor distT="0" distB="0" distL="114300" distR="114300" simplePos="0" relativeHeight="251659264" behindDoc="1" locked="0" layoutInCell="1" allowOverlap="1" wp14:editId="527A3B78" wp14:anchorId="58A87AC2">
                 <wp:simplePos x="0" y="0"/>
                 <wp:positionH relativeFrom="page">
                   <wp:posOffset>857250</wp:posOffset>
@@ -5000,7 +5000,7 @@
         <mc:AlternateContent>
           <mc:Choice Requires="wps">
             <w:drawing>
-              <wp:anchor distT="0" distB="0" distL="114300" distR="114300" simplePos="0" relativeHeight="251660288" behindDoc="1" locked="0" layoutInCell="1" allowOverlap="1" wp14:anchorId="36484003" wp14:editId="0CCC8FA1">
+              <wp:anchor distT="0" distB="0" distL="114300" distR="114300" simplePos="0" relativeHeight="251660288" behindDoc="1" locked="0" layoutInCell="1" allowOverlap="1" wp14:editId="0CCC8FA1" wp14:anchorId="36484003">
                 <wp:simplePos x="0" y="0"/>
                 <wp:positionH relativeFrom="page">
                   <wp:posOffset>2520950</wp:posOffset>
@@ -5080,7 +5080,7 @@
         <mc:AlternateContent>
           <mc:Choice Requires="wps">
             <w:drawing>
-              <wp:anchor distT="0" distB="0" distL="114300" distR="114300" simplePos="0" relativeHeight="251661312" behindDoc="1" locked="0" layoutInCell="1" allowOverlap="1" wp14:anchorId="1EAED37B" wp14:editId="33F3CDCE">
+              <wp:anchor distT="0" distB="0" distL="114300" distR="114300" simplePos="0" relativeHeight="251661312" behindDoc="1" locked="0" layoutInCell="1" allowOverlap="1" wp14:editId="33F3CDCE" wp14:anchorId="1EAED37B">
                 <wp:simplePos x="0" y="0"/>
                 <wp:positionH relativeFrom="page">
                   <wp:posOffset>5988050</wp:posOffset>
@@ -5174,7 +5174,7 @@
         <mc:AlternateContent>
           <mc:Choice Requires="wps">
             <w:drawing>
-              <wp:anchor distT="0" distB="0" distL="114300" distR="114300" simplePos="0" relativeHeight="251677696" behindDoc="0" locked="0" layoutInCell="1" allowOverlap="1" wp14:anchorId="2B2B338D" wp14:editId="3365684A">
+              <wp:anchor distT="0" distB="0" distL="114300" distR="114300" simplePos="0" relativeHeight="251677696" behindDoc="0" locked="0" layoutInCell="1" allowOverlap="1" wp14:editId="3365684A" wp14:anchorId="2B2B338D">
                 <wp:simplePos x="0" y="0"/>
                 <wp:positionH relativeFrom="column">
                   <wp:posOffset>6642100</wp:posOffset>
@@ -5262,7 +5262,7 @@
           </mc:Choice>
           <mc:Fallback>
             <w:pict>
-              <v:shape w14:anchorId="2B2B338D" id="Text Box 227" o:spid="_x0000_s1043" type="#_x0000_t202" style="position:absolute;margin-left:523pt;margin-top:6pt;width:41pt;height:21pt;z-index:251677696;visibility:visible;mso-wrap-style:square;mso-width-percent:0;mso-height-percent:0;mso-wrap-distance-left:9pt;mso-wrap-distance-top:0;mso-wrap-distance-right:9pt;mso-wrap-distance-bottom:0;mso-position-horizontal:absolute;mso-position-horizontal-relative:text;mso-position-vertical:absolute;mso-position-vertical-relative:text;mso-width-percent:0;mso-height-percent:0;mso-width-relative:margin;mso-height-relative:margin;v-text-anchor:top" o:gfxdata="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" fillcolor="white [3201]" stroked="f" strokeweight=".5pt">
+              <v:shape id="Text Box 227" style="position:absolute;margin-left:523pt;margin-top:6pt;width:41pt;height:21pt;z-index:251677696;visibility:visible;mso-wrap-style:square;mso-width-percent:0;mso-height-percent:0;mso-wrap-distance-left:9pt;mso-wrap-distance-top:0;mso-wrap-distance-right:9pt;mso-wrap-distance-bottom:0;mso-position-horizontal:absolute;mso-position-horizontal-relative:text;mso-position-vertical:absolute;mso-position-vertical-relative:text;mso-width-percent:0;mso-height-percent:0;mso-width-relative:margin;mso-height-relative:margin;v-text-anchor:top" o:spid="_x0000_s1043" fillcolor="white [3201]" stroked="f" strokeweight=".5pt" type="#_x0000_t202" o:gfxdata="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" w14:anchorId="2B2B338D">
                 <v:textbox>
                   <w:txbxContent>
                     <w:p>
@@ -5315,7 +5315,7 @@
         <mc:AlternateContent>
           <mc:Choice Requires="wps">
             <w:drawing>
-              <wp:anchor distT="0" distB="0" distL="114300" distR="114300" simplePos="0" relativeHeight="251679744" behindDoc="0" locked="0" layoutInCell="1" allowOverlap="1" wp14:anchorId="545E9DF9" wp14:editId="4CDF310C">
+              <wp:anchor distT="0" distB="0" distL="114300" distR="114300" simplePos="0" relativeHeight="251679744" behindDoc="0" locked="0" layoutInCell="1" allowOverlap="1" wp14:editId="4CDF310C" wp14:anchorId="545E9DF9">
                 <wp:simplePos x="0" y="0"/>
                 <wp:positionH relativeFrom="column">
                   <wp:posOffset>1328738</wp:posOffset>
@@ -5416,7 +5416,7 @@
         <mc:AlternateContent>
           <mc:Choice Requires="wps">
             <w:drawing>
-              <wp:anchor distT="0" distB="0" distL="114300" distR="114300" simplePos="0" relativeHeight="251678720" behindDoc="0" locked="0" layoutInCell="1" allowOverlap="1" wp14:anchorId="2969802A" wp14:editId="4F6686D3">
+              <wp:anchor distT="0" distB="0" distL="114300" distR="114300" simplePos="0" relativeHeight="251678720" behindDoc="0" locked="0" layoutInCell="1" allowOverlap="1" wp14:editId="4F6686D3" wp14:anchorId="2969802A">
                 <wp:simplePos x="0" y="0"/>
                 <wp:positionH relativeFrom="column">
                   <wp:posOffset>6193790</wp:posOffset>
@@ -5511,7 +5511,7 @@
           </mc:Choice>
           <mc:Fallback>
             <w:pict>
-              <v:shape w14:anchorId="2969802A" id="Text Box 228" o:spid="_x0000_s1044" type="#_x0000_t202" style="position:absolute;left:0;text-align:left;margin-left:487.7pt;margin-top:6.05pt;width:76.5pt;height:21.75pt;z-index:251678720;visibility:visible;mso-wrap-style:square;mso-width-percent:0;mso-height-percent:0;mso-wrap-distance-left:9pt;mso-wrap-distance-top:0;mso-wrap-distance-right:9pt;mso-wrap-distance-bottom:0;mso-position-horizontal:absolute;mso-position-horizontal-relative:text;mso-position-vertical:absolute;mso-position-vertical-relative:text;mso-width-percent:0;mso-height-percent:0;mso-width-relative:margin;mso-height-relative:margin;v-text-anchor:top" o:gfxdata="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" fillcolor="white [3201]" stroked="f" strokeweight=".5pt">
+              <v:shape id="Text Box 228" style="position:absolute;left:0;text-align:left;margin-left:487.7pt;margin-top:6.05pt;width:76.5pt;height:21.75pt;z-index:251678720;visibility:visible;mso-wrap-style:square;mso-width-percent:0;mso-height-percent:0;mso-wrap-distance-left:9pt;mso-wrap-distance-top:0;mso-wrap-distance-right:9pt;mso-wrap-distance-bottom:0;mso-position-horizontal:absolute;mso-position-horizontal-relative:text;mso-position-vertical:absolute;mso-position-vertical-relative:text;mso-width-percent:0;mso-height-percent:0;mso-width-relative:margin;mso-height-relative:margin;v-text-anchor:top" o:spid="_x0000_s1044" fillcolor="white [3201]" stroked="f" strokeweight=".5pt" type="#_x0000_t202" o:gfxdata="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" w14:anchorId="2969802A">
                 <v:textbox>
                   <w:txbxContent>
                     <w:p>
@@ -5570,7 +5570,7 @@
         <mc:AlternateContent>
           <mc:Choice Requires="wps">
             <w:drawing>
-              <wp:anchor distT="0" distB="0" distL="114300" distR="114300" simplePos="0" relativeHeight="251680768" behindDoc="0" locked="0" layoutInCell="1" allowOverlap="1" wp14:anchorId="2B4F3601" wp14:editId="18D786AD">
+              <wp:anchor distT="0" distB="0" distL="114300" distR="114300" simplePos="0" relativeHeight="251680768" behindDoc="0" locked="0" layoutInCell="1" allowOverlap="1" wp14:editId="18D786AD" wp14:anchorId="2B4F3601">
                 <wp:simplePos x="0" y="0"/>
                 <wp:positionH relativeFrom="column">
                   <wp:posOffset>1338263</wp:posOffset>
@@ -5650,7 +5650,7 @@
         <mc:AlternateContent>
           <mc:Choice Requires="wps">
             <w:drawing>
-              <wp:anchor distT="0" distB="0" distL="114300" distR="114300" simplePos="0" relativeHeight="251682816" behindDoc="0" locked="0" layoutInCell="1" allowOverlap="1" wp14:anchorId="1F566B2C" wp14:editId="515A4608">
+              <wp:anchor distT="0" distB="0" distL="114300" distR="114300" simplePos="0" relativeHeight="251682816" behindDoc="0" locked="0" layoutInCell="1" allowOverlap="1" wp14:editId="515A4608" wp14:anchorId="1F566B2C">
                 <wp:simplePos x="0" y="0"/>
                 <wp:positionH relativeFrom="column">
                   <wp:posOffset>2685097</wp:posOffset>
@@ -5727,7 +5727,7 @@
           </mc:Choice>
           <mc:Fallback>
             <w:pict>
-              <v:shape w14:anchorId="1F566B2C" id="Text Box 234" o:spid="_x0000_s1045" type="#_x0000_t202" style="position:absolute;left:0;text-align:left;margin-left:211.4pt;margin-top:33.85pt;width:63.35pt;height:21pt;z-index:251682816;visibility:visible;mso-wrap-style:square;mso-width-percent:0;mso-wrap-distance-left:9pt;mso-wrap-distance-top:0;mso-wrap-distance-right:9pt;mso-wrap-distance-bottom:0;mso-position-horizontal:absolute;mso-position-horizontal-relative:text;mso-position-vertical:absolute;mso-position-vertical-relative:text;mso-width-percent:0;mso-width-relative:margin;v-text-anchor:top" o:gfxdata="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" fillcolor="white [3201]" stroked="f" strokeweight=".5pt">
+              <v:shape id="Text Box 234" style="position:absolute;left:0;text-align:left;margin-left:211.4pt;margin-top:33.85pt;width:63.35pt;height:21pt;z-index:251682816;visibility:visible;mso-wrap-style:square;mso-width-percent:0;mso-wrap-distance-left:9pt;mso-wrap-distance-top:0;mso-wrap-distance-right:9pt;mso-wrap-distance-bottom:0;mso-position-horizontal:absolute;mso-position-horizontal-relative:text;mso-position-vertical:absolute;mso-position-vertical-relative:text;mso-width-percent:0;mso-width-relative:margin;v-text-anchor:top" o:spid="_x0000_s1045" fillcolor="white [3201]" stroked="f" strokeweight=".5pt" type="#_x0000_t202" o:gfxdata="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" w14:anchorId="1F566B2C">
                 <v:textbox>
                   <w:txbxContent>
                     <w:p>
@@ -5771,7 +5771,7 @@
         <mc:AlternateContent>
           <mc:Choice Requires="wps">
             <w:drawing>
-              <wp:anchor distT="0" distB="0" distL="114300" distR="114300" simplePos="0" relativeHeight="251681792" behindDoc="0" locked="0" layoutInCell="1" allowOverlap="1" wp14:anchorId="0F3D92F3" wp14:editId="483B3949">
+              <wp:anchor distT="0" distB="0" distL="114300" distR="114300" simplePos="0" relativeHeight="251681792" behindDoc="0" locked="0" layoutInCell="1" allowOverlap="1" wp14:editId="483B3949" wp14:anchorId="0F3D92F3">
                 <wp:simplePos x="0" y="0"/>
                 <wp:positionH relativeFrom="column">
                   <wp:posOffset>1620520</wp:posOffset>
@@ -5867,7 +5867,7 @@
         <mc:AlternateContent>
           <mc:Choice Requires="wps">
             <w:drawing>
-              <wp:anchor distT="0" distB="0" distL="114300" distR="114300" simplePos="0" relativeHeight="251684864" behindDoc="0" locked="0" layoutInCell="1" allowOverlap="1" wp14:anchorId="23118A86" wp14:editId="72FC0AD2">
+              <wp:anchor distT="0" distB="0" distL="114300" distR="114300" simplePos="0" relativeHeight="251684864" behindDoc="0" locked="0" layoutInCell="1" allowOverlap="1" wp14:editId="72FC0AD2" wp14:anchorId="23118A86">
                 <wp:simplePos x="0" y="0"/>
                 <wp:positionH relativeFrom="column">
                   <wp:posOffset>6247130</wp:posOffset>
@@ -5953,7 +5953,7 @@
           </mc:Choice>
           <mc:Fallback>
             <w:pict>
-              <v:shape w14:anchorId="23118A86" id="Text Box 236" o:spid="_x0000_s1046" type="#_x0000_t202" style="position:absolute;margin-left:491.9pt;margin-top:9.6pt;width:72.3pt;height:19.9pt;z-index:251684864;visibility:visible;mso-wrap-style:square;mso-width-percent:0;mso-wrap-distance-left:9pt;mso-wrap-distance-top:0;mso-wrap-distance-right:9pt;mso-wrap-distance-bottom:0;mso-position-horizontal:absolute;mso-position-horizontal-relative:text;mso-position-vertical:absolute;mso-position-vertical-relative:text;mso-width-percent:0;mso-width-relative:margin;v-text-anchor:top" o:gfxdata="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" fillcolor="white [3201]" stroked="f" strokeweight=".5pt">
+              <v:shape id="Text Box 236" style="position:absolute;margin-left:491.9pt;margin-top:9.6pt;width:72.3pt;height:19.9pt;z-index:251684864;visibility:visible;mso-wrap-style:square;mso-width-percent:0;mso-wrap-distance-left:9pt;mso-wrap-distance-top:0;mso-wrap-distance-right:9pt;mso-wrap-distance-bottom:0;mso-position-horizontal:absolute;mso-position-horizontal-relative:text;mso-position-vertical:absolute;mso-position-vertical-relative:text;mso-width-percent:0;mso-width-relative:margin;v-text-anchor:top" o:spid="_x0000_s1046" fillcolor="white [3201]" stroked="f" strokeweight=".5pt" type="#_x0000_t202" o:gfxdata="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" w14:anchorId="23118A86">
                 <v:textbox>
                   <w:txbxContent>
                     <w:p>
@@ -6005,7 +6005,7 @@
         <mc:AlternateContent>
           <mc:Choice Requires="wps">
             <w:drawing>
-              <wp:anchor distT="0" distB="0" distL="114300" distR="114300" simplePos="0" relativeHeight="251692032" behindDoc="1" locked="0" layoutInCell="1" allowOverlap="1" wp14:anchorId="4A3819D1" wp14:editId="654346C2">
+              <wp:anchor distT="0" distB="0" distL="114300" distR="114300" simplePos="0" relativeHeight="251692032" behindDoc="1" locked="0" layoutInCell="1" allowOverlap="1" wp14:editId="654346C2" wp14:anchorId="4A3819D1">
                 <wp:simplePos x="0" y="0"/>
                 <wp:positionH relativeFrom="column">
                   <wp:posOffset>4581525</wp:posOffset>
@@ -6096,7 +6096,7 @@
           </mc:Choice>
           <mc:Fallback>
             <w:pict>
-              <v:shape w14:anchorId="4A3819D1" id="Text Box 244" o:spid="_x0000_s1047" type="#_x0000_t202" style="position:absolute;margin-left:360.75pt;margin-top:7.85pt;width:136.1pt;height:19.45pt;z-index:-251624448;visibility:visible;mso-wrap-style:square;mso-width-percent:0;mso-height-percent:0;mso-wrap-distance-left:9pt;mso-wrap-distance-top:0;mso-wrap-distance-right:9pt;mso-wrap-distance-bottom:0;mso-position-horizontal:absolute;mso-position-horizontal-relative:text;mso-position-vertical:absolute;mso-position-vertical-relative:text;mso-width-percent:0;mso-height-percent:0;mso-width-relative:margin;mso-height-relative:margin;v-text-anchor:top" o:gfxdata="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" fillcolor="white [3201]" stroked="f" strokeweight=".5pt">
+              <v:shape id="Text Box 244" style="position:absolute;margin-left:360.75pt;margin-top:7.85pt;width:136.1pt;height:19.45pt;z-index:-251624448;visibility:visible;mso-wrap-style:square;mso-width-percent:0;mso-height-percent:0;mso-wrap-distance-left:9pt;mso-wrap-distance-top:0;mso-wrap-distance-right:9pt;mso-wrap-distance-bottom:0;mso-position-horizontal:absolute;mso-position-horizontal-relative:text;mso-position-vertical:absolute;mso-position-vertical-relative:text;mso-width-percent:0;mso-height-percent:0;mso-width-relative:margin;mso-height-relative:margin;v-text-anchor:top" o:spid="_x0000_s1047" fillcolor="white [3201]" stroked="f" strokeweight=".5pt" type="#_x0000_t202" o:gfxdata="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" w14:anchorId="4A3819D1">
                 <v:textbox>
                   <w:txbxContent>
                     <w:sdt>
@@ -6143,7 +6143,7 @@
         <mc:AlternateContent>
           <mc:Choice Requires="wps">
             <w:drawing>
-              <wp:anchor distT="0" distB="0" distL="114300" distR="114300" simplePos="0" relativeHeight="251691008" behindDoc="0" locked="0" layoutInCell="1" allowOverlap="1" wp14:anchorId="60FE6687" wp14:editId="1AB03205">
+              <wp:anchor distT="0" distB="0" distL="114300" distR="114300" simplePos="0" relativeHeight="251691008" behindDoc="0" locked="0" layoutInCell="1" allowOverlap="1" wp14:editId="1AB03205" wp14:anchorId="60FE6687">
                 <wp:simplePos x="0" y="0"/>
                 <wp:positionH relativeFrom="column">
                   <wp:posOffset>3381375</wp:posOffset>
@@ -6207,7 +6207,7 @@
           </mc:Choice>
           <mc:Fallback>
             <w:pict>
-              <v:shape w14:anchorId="60FE6687" id="Text Box 243" o:spid="_x0000_s1048" type="#_x0000_t202" style="position:absolute;margin-left:266.25pt;margin-top:11.2pt;width:101.25pt;height:21.75pt;z-index:251691008;visibility:visible;mso-wrap-style:square;mso-width-percent:0;mso-height-percent:0;mso-wrap-distance-left:9pt;mso-wrap-distance-top:0;mso-wrap-distance-right:9pt;mso-wrap-distance-bottom:0;mso-position-horizontal:absolute;mso-position-horizontal-relative:text;mso-position-vertical:absolute;mso-position-vertical-relative:text;mso-width-percent:0;mso-height-percent:0;mso-width-relative:margin;mso-height-relative:margin;v-text-anchor:top" o:gfxdata="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" fillcolor="white [3201]" stroked="f" strokeweight=".5pt">
+              <v:shape id="Text Box 243" style="position:absolute;margin-left:266.25pt;margin-top:11.2pt;width:101.25pt;height:21.75pt;z-index:251691008;visibility:visible;mso-wrap-style:square;mso-width-percent:0;mso-height-percent:0;mso-wrap-distance-left:9pt;mso-wrap-distance-top:0;mso-wrap-distance-right:9pt;mso-wrap-distance-bottom:0;mso-position-horizontal:absolute;mso-position-horizontal-relative:text;mso-position-vertical:absolute;mso-position-vertical-relative:text;mso-width-percent:0;mso-height-percent:0;mso-width-relative:margin;mso-height-relative:margin;v-text-anchor:top" o:spid="_x0000_s1048" fillcolor="white [3201]" stroked="f" strokeweight=".5pt" type="#_x0000_t202" o:gfxdata="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" w14:anchorId="60FE6687">
                 <v:textbox>
                   <w:txbxContent>
                     <w:p>
@@ -6242,7 +6242,7 @@
         <mc:AlternateContent>
           <mc:Choice Requires="wps">
             <w:drawing>
-              <wp:anchor distT="0" distB="0" distL="114300" distR="114300" simplePos="0" relativeHeight="251686912" behindDoc="0" locked="0" layoutInCell="1" allowOverlap="1" wp14:anchorId="747BAFA6" wp14:editId="480E583C">
+              <wp:anchor distT="0" distB="0" distL="114300" distR="114300" simplePos="0" relativeHeight="251686912" behindDoc="0" locked="0" layoutInCell="1" allowOverlap="1" wp14:editId="480E583C" wp14:anchorId="747BAFA6">
                 <wp:simplePos x="0" y="0"/>
                 <wp:positionH relativeFrom="column">
                   <wp:posOffset>5816600</wp:posOffset>
@@ -6346,7 +6346,7 @@
           </mc:Choice>
           <mc:Fallback>
             <w:pict>
-              <v:shape w14:anchorId="747BAFA6" id="Text Box 239" o:spid="_x0000_s1049" type="#_x0000_t202" style="position:absolute;margin-left:458pt;margin-top:11.7pt;width:106.2pt;height:22pt;z-index:251686912;visibility:visible;mso-wrap-style:square;mso-width-percent:0;mso-height-percent:0;mso-wrap-distance-left:9pt;mso-wrap-distance-top:0;mso-wrap-distance-right:9pt;mso-wrap-distance-bottom:0;mso-position-horizontal:absolute;mso-position-horizontal-relative:text;mso-position-vertical:absolute;mso-position-vertical-relative:text;mso-width-percent:0;mso-height-percent:0;mso-width-relative:margin;mso-height-relative:margin;v-text-anchor:top" o:gfxdata="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" fillcolor="white [3201]" stroked="f" strokeweight=".5pt">
+              <v:shape id="Text Box 239" style="position:absolute;margin-left:458pt;margin-top:11.7pt;width:106.2pt;height:22pt;z-index:251686912;visibility:visible;mso-wrap-style:square;mso-width-percent:0;mso-height-percent:0;mso-wrap-distance-left:9pt;mso-wrap-distance-top:0;mso-wrap-distance-right:9pt;mso-wrap-distance-bottom:0;mso-position-horizontal:absolute;mso-position-horizontal-relative:text;mso-position-vertical:absolute;mso-position-vertical-relative:text;mso-width-percent:0;mso-height-percent:0;mso-width-relative:margin;mso-height-relative:margin;v-text-anchor:top" o:spid="_x0000_s1049" fillcolor="white [3201]" stroked="f" strokeweight=".5pt" type="#_x0000_t202" o:gfxdata="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" w14:anchorId="747BAFA6">
                 <v:textbox>
                   <w:txbxContent>
                     <w:p>
@@ -6413,7 +6413,7 @@
         <mc:AlternateContent>
           <mc:Choice Requires="wps">
             <w:drawing>
-              <wp:anchor distT="0" distB="0" distL="114300" distR="114300" simplePos="0" relativeHeight="251683840" behindDoc="0" locked="0" layoutInCell="1" allowOverlap="1" wp14:anchorId="695BC30C" wp14:editId="0056879E">
+              <wp:anchor distT="0" distB="0" distL="114300" distR="114300" simplePos="0" relativeHeight="251683840" behindDoc="0" locked="0" layoutInCell="1" allowOverlap="1" wp14:editId="0056879E" wp14:anchorId="695BC30C">
                 <wp:simplePos x="0" y="0"/>
                 <wp:positionH relativeFrom="column">
                   <wp:posOffset>1076325</wp:posOffset>
@@ -6493,7 +6493,7 @@
         <mc:AlternateContent>
           <mc:Choice Requires="wps">
             <w:drawing>
-              <wp:anchor distT="0" distB="0" distL="114300" distR="114300" simplePos="0" relativeHeight="251685888" behindDoc="0" locked="0" layoutInCell="1" allowOverlap="1" wp14:anchorId="129D6D3A" wp14:editId="3C73FFB9">
+              <wp:anchor distT="0" distB="0" distL="114300" distR="114300" simplePos="0" relativeHeight="251685888" behindDoc="0" locked="0" layoutInCell="1" allowOverlap="1" wp14:editId="3C73FFB9" wp14:anchorId="129D6D3A">
                 <wp:simplePos x="0" y="0"/>
                 <wp:positionH relativeFrom="column">
                   <wp:posOffset>4533900</wp:posOffset>
@@ -6581,7 +6581,7 @@
         <mc:AlternateContent>
           <mc:Choice Requires="wps">
             <w:drawing>
-              <wp:anchor distT="0" distB="0" distL="114300" distR="114300" simplePos="0" relativeHeight="251688960" behindDoc="0" locked="0" layoutInCell="1" allowOverlap="1" wp14:anchorId="49262026" wp14:editId="56AC29D8">
+              <wp:anchor distT="0" distB="0" distL="114300" distR="114300" simplePos="0" relativeHeight="251688960" behindDoc="0" locked="0" layoutInCell="1" allowOverlap="1" wp14:editId="56AC29D8" wp14:anchorId="49262026">
                 <wp:simplePos x="0" y="0"/>
                 <wp:positionH relativeFrom="column">
                   <wp:posOffset>6146800</wp:posOffset>
@@ -6685,7 +6685,7 @@
           </mc:Choice>
           <mc:Fallback>
             <w:pict>
-              <v:shape w14:anchorId="49262026" id="Text Box 241" o:spid="_x0000_s1050" type="#_x0000_t202" style="position:absolute;margin-left:484pt;margin-top:15.8pt;width:78.5pt;height:20.6pt;z-index:251688960;visibility:visible;mso-wrap-style:square;mso-width-percent:0;mso-height-percent:0;mso-wrap-distance-left:9pt;mso-wrap-distance-top:0;mso-wrap-distance-right:9pt;mso-wrap-distance-bottom:0;mso-position-horizontal:absolute;mso-position-horizontal-relative:text;mso-position-vertical:absolute;mso-position-vertical-relative:text;mso-width-percent:0;mso-height-percent:0;mso-width-relative:margin;mso-height-relative:margin;v-text-anchor:top" o:gfxdata="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" fillcolor="white [3201]" stroked="f" strokeweight=".5pt">
+              <v:shape id="Text Box 241" style="position:absolute;margin-left:484pt;margin-top:15.8pt;width:78.5pt;height:20.6pt;z-index:251688960;visibility:visible;mso-wrap-style:square;mso-width-percent:0;mso-height-percent:0;mso-wrap-distance-left:9pt;mso-wrap-distance-top:0;mso-wrap-distance-right:9pt;mso-wrap-distance-bottom:0;mso-position-horizontal:absolute;mso-position-horizontal-relative:text;mso-position-vertical:absolute;mso-position-vertical-relative:text;mso-width-percent:0;mso-height-percent:0;mso-width-relative:margin;mso-height-relative:margin;v-text-anchor:top" o:spid="_x0000_s1050" fillcolor="white [3201]" stroked="f" strokeweight=".5pt" type="#_x0000_t202" o:gfxdata="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" w14:anchorId="49262026">
                 <v:textbox>
                   <w:txbxContent>
                     <w:p>
@@ -6752,7 +6752,7 @@
         <mc:AlternateContent>
           <mc:Choice Requires="wps">
             <w:drawing>
-              <wp:anchor distT="0" distB="0" distL="114300" distR="114300" simplePos="0" relativeHeight="251687936" behindDoc="0" locked="0" layoutInCell="1" allowOverlap="1" wp14:anchorId="25CE2DB8" wp14:editId="71BCB50C">
+              <wp:anchor distT="0" distB="0" distL="114300" distR="114300" simplePos="0" relativeHeight="251687936" behindDoc="0" locked="0" layoutInCell="1" allowOverlap="1" wp14:editId="71BCB50C" wp14:anchorId="25CE2DB8">
                 <wp:simplePos x="0" y="0"/>
                 <wp:positionH relativeFrom="column">
                   <wp:posOffset>1257300</wp:posOffset>
@@ -6840,7 +6840,7 @@
         <mc:AlternateContent>
           <mc:Choice Requires="wps">
             <w:drawing>
-              <wp:anchor distT="0" distB="0" distL="114300" distR="114300" simplePos="0" relativeHeight="251689984" behindDoc="0" locked="0" layoutInCell="1" allowOverlap="1" wp14:anchorId="6F7A78F4" wp14:editId="487F228C">
+              <wp:anchor distT="0" distB="0" distL="114300" distR="114300" simplePos="0" relativeHeight="251689984" behindDoc="0" locked="0" layoutInCell="1" allowOverlap="1" wp14:editId="487F228C" wp14:anchorId="6F7A78F4">
                 <wp:simplePos x="0" y="0"/>
                 <wp:positionH relativeFrom="column">
                   <wp:posOffset>1338263</wp:posOffset>
@@ -6936,7 +6936,7 @@
         <mc:AlternateContent>
           <mc:Choice Requires="wps">
             <w:drawing>
-              <wp:anchor distT="45720" distB="45720" distL="114300" distR="114300" simplePos="0" relativeHeight="251694080" behindDoc="0" locked="0" layoutInCell="1" allowOverlap="1" wp14:anchorId="2D8F4AF8" wp14:editId="44FBF9B7">
+              <wp:anchor distT="45720" distB="45720" distL="114300" distR="114300" simplePos="0" relativeHeight="251694080" behindDoc="0" locked="0" layoutInCell="1" allowOverlap="1" wp14:editId="44FBF9B7" wp14:anchorId="2D8F4AF8">
                 <wp:simplePos x="0" y="0"/>
                 <wp:positionH relativeFrom="column">
                   <wp:posOffset>387350</wp:posOffset>
@@ -7028,7 +7028,7 @@
           </mc:Choice>
           <mc:Fallback>
             <w:pict>
-              <v:shape w14:anchorId="2D8F4AF8" id="_x0000_s1051" type="#_x0000_t202" style="position:absolute;margin-left:30.5pt;margin-top:13pt;width:128.25pt;height:22.35pt;z-index:251694080;visibility:visible;mso-wrap-style:square;mso-width-percent:0;mso-height-percent:0;mso-wrap-distance-left:9pt;mso-wrap-distance-top:3.6pt;mso-wrap-distance-right:9pt;mso-wrap-distance-bottom:3.6pt;mso-position-horizontal:absolute;mso-position-horizontal-relative:text;mso-position-vertical:absolute;mso-position-vertical-relative:text;mso-width-percent:0;mso-height-percent:0;mso-width-relative:margin;mso-height-relative:margin;v-text-anchor:top" o:gfxdata="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" fillcolor="#002060" stroked="f">
+              <v:shape id="_x0000_s1051" style="position:absolute;margin-left:30.5pt;margin-top:13pt;width:128.25pt;height:22.35pt;z-index:251694080;visibility:visible;mso-wrap-style:square;mso-width-percent:0;mso-height-percent:0;mso-wrap-distance-left:9pt;mso-wrap-distance-top:3.6pt;mso-wrap-distance-right:9pt;mso-wrap-distance-bottom:3.6pt;mso-position-horizontal:absolute;mso-position-horizontal-relative:text;mso-position-vertical:absolute;mso-position-vertical-relative:text;mso-width-percent:0;mso-height-percent:0;mso-width-relative:margin;mso-height-relative:margin;v-text-anchor:top" fillcolor="#002060" stroked="f" type="#_x0000_t202" o:gfxdata="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" w14:anchorId="2D8F4AF8">
                 <v:textbox>
                   <w:txbxContent>
                     <w:p>
@@ -7080,7 +7080,7 @@
         <mc:AlternateContent>
           <mc:Choice Requires="wps">
             <w:drawing>
-              <wp:anchor distT="0" distB="0" distL="114300" distR="114300" simplePos="0" relativeHeight="251709440" behindDoc="0" locked="0" layoutInCell="1" allowOverlap="1" wp14:anchorId="505D4314" wp14:editId="24E33786">
+              <wp:anchor distT="0" distB="0" distL="114300" distR="114300" simplePos="0" relativeHeight="251709440" behindDoc="0" locked="0" layoutInCell="1" allowOverlap="1" wp14:editId="24E33786" wp14:anchorId="505D4314">
                 <wp:simplePos x="0" y="0"/>
                 <wp:positionH relativeFrom="column">
                   <wp:posOffset>4467225</wp:posOffset>
@@ -7154,7 +7154,7 @@
           </mc:Choice>
           <mc:Fallback>
             <w:pict>
-              <v:shape w14:anchorId="505D4314" id="Text Box 283" o:spid="_x0000_s1052" type="#_x0000_t202" style="position:absolute;margin-left:351.75pt;margin-top:74.35pt;width:145.5pt;height:20.6pt;z-index:251709440;visibility:visible;mso-wrap-style:square;mso-width-percent:0;mso-height-percent:0;mso-wrap-distance-left:9pt;mso-wrap-distance-top:0;mso-wrap-distance-right:9pt;mso-wrap-distance-bottom:0;mso-position-horizontal:absolute;mso-position-horizontal-relative:text;mso-position-vertical:absolute;mso-position-vertical-relative:text;mso-width-percent:0;mso-height-percent:0;mso-width-relative:margin;mso-height-relative:margin;v-text-anchor:top" o:gfxdata="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" fillcolor="white [3201]" stroked="f" strokeweight=".5pt">
+              <v:shape id="Text Box 283" style="position:absolute;margin-left:351.75pt;margin-top:74.35pt;width:145.5pt;height:20.6pt;z-index:251709440;visibility:visible;mso-wrap-style:square;mso-width-percent:0;mso-height-percent:0;mso-wrap-distance-left:9pt;mso-wrap-distance-top:0;mso-wrap-distance-right:9pt;mso-wrap-distance-bottom:0;mso-position-horizontal:absolute;mso-position-horizontal-relative:text;mso-position-vertical:absolute;mso-position-vertical-relative:text;mso-width-percent:0;mso-height-percent:0;mso-width-relative:margin;mso-height-relative:margin;v-text-anchor:top" o:spid="_x0000_s1052" fillcolor="white [3201]" stroked="f" strokeweight=".5pt" type="#_x0000_t202" o:gfxdata="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" w14:anchorId="505D4314">
                 <v:textbox>
                   <w:txbxContent>
                     <w:sdt>
@@ -7192,7 +7192,7 @@
         <mc:AlternateContent>
           <mc:Choice Requires="wps">
             <w:drawing>
-              <wp:anchor distT="45720" distB="45720" distL="114300" distR="114300" simplePos="0" relativeHeight="251695104" behindDoc="0" locked="0" layoutInCell="1" allowOverlap="1" wp14:anchorId="3BD5E0AE" wp14:editId="17193440">
+              <wp:anchor distT="45720" distB="45720" distL="114300" distR="114300" simplePos="0" relativeHeight="251695104" behindDoc="0" locked="0" layoutInCell="1" allowOverlap="1" wp14:editId="17193440" wp14:anchorId="3BD5E0AE">
                 <wp:simplePos x="0" y="0"/>
                 <wp:positionH relativeFrom="margin">
                   <wp:posOffset>385445</wp:posOffset>
@@ -7822,7 +7822,7 @@
           </mc:Choice>
           <mc:Fallback>
             <w:pict>
-              <v:shape w14:anchorId="3BD5E0AE" id="_x0000_s1053" type="#_x0000_t202" style="position:absolute;margin-left:30.35pt;margin-top:34.6pt;width:535.2pt;height:112.85pt;z-index:251695104;visibility:visible;mso-wrap-style:square;mso-width-percent:0;mso-height-percent:0;mso-wrap-distance-left:9pt;mso-wrap-distance-top:3.6pt;mso-wrap-distance-right:9pt;mso-wrap-distance-bottom:3.6pt;mso-position-horizontal:absolute;mso-position-horizontal-relative:margin;mso-position-vertical:absolute;mso-position-vertical-relative:text;mso-width-percent:0;mso-height-percent:0;mso-width-relative:margin;mso-height-relative:margin;v-text-anchor:top" o:gfxdata="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" strokecolor="#cfcdcd [2894]">
+              <v:shape id="_x0000_s1053" style="position:absolute;margin-left:30.35pt;margin-top:34.6pt;width:535.2pt;height:112.85pt;z-index:251695104;visibility:visible;mso-wrap-style:square;mso-width-percent:0;mso-height-percent:0;mso-wrap-distance-left:9pt;mso-wrap-distance-top:3.6pt;mso-wrap-distance-right:9pt;mso-wrap-distance-bottom:3.6pt;mso-position-horizontal:absolute;mso-position-horizontal-relative:margin;mso-position-vertical:absolute;mso-position-vertical-relative:text;mso-width-percent:0;mso-height-percent:0;mso-width-relative:margin;mso-height-relative:margin;v-text-anchor:top" strokecolor="#cfcdcd [2894]" type="#_x0000_t202" o:gfxdata="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" w14:anchorId="3BD5E0AE">
                 <v:textbox>
                   <w:txbxContent>
                     <w:p>
@@ -8409,7 +8409,7 @@
         <mc:AlternateContent>
           <mc:Choice Requires="wps">
             <w:drawing>
-              <wp:anchor distT="0" distB="0" distL="114300" distR="114300" simplePos="0" relativeHeight="251708416" behindDoc="0" locked="0" layoutInCell="1" allowOverlap="1" wp14:anchorId="3CF64834" wp14:editId="4F3CBB45">
+              <wp:anchor distT="0" distB="0" distL="114300" distR="114300" simplePos="0" relativeHeight="251708416" behindDoc="0" locked="0" layoutInCell="1" allowOverlap="1" wp14:editId="4F3CBB45" wp14:anchorId="3CF64834">
                 <wp:simplePos x="0" y="0"/>
                 <wp:positionH relativeFrom="column">
                   <wp:posOffset>1323976</wp:posOffset>
@@ -8490,7 +8490,7 @@
         <mc:AlternateContent>
           <mc:Choice Requires="wps">
             <w:drawing>
-              <wp:anchor distT="0" distB="0" distL="114300" distR="114300" simplePos="0" relativeHeight="251707392" behindDoc="0" locked="0" layoutInCell="1" allowOverlap="1" wp14:anchorId="67E931BC" wp14:editId="7825FA2C">
+              <wp:anchor distT="0" distB="0" distL="114300" distR="114300" simplePos="0" relativeHeight="251707392" behindDoc="0" locked="0" layoutInCell="1" allowOverlap="1" wp14:editId="7825FA2C" wp14:anchorId="67E931BC">
                 <wp:simplePos x="0" y="0"/>
                 <wp:positionH relativeFrom="column">
                   <wp:posOffset>6291263</wp:posOffset>
@@ -8605,7 +8605,7 @@
           </mc:Choice>
           <mc:Fallback>
             <w:pict>
-              <v:shape w14:anchorId="67E931BC" id="Text Box 281" o:spid="_x0000_s1054" type="#_x0000_t202" style="position:absolute;margin-left:495.4pt;margin-top:123.5pt;width:69.65pt;height:16.5pt;z-index:251707392;visibility:visible;mso-wrap-style:square;mso-width-percent:0;mso-height-percent:0;mso-wrap-distance-left:9pt;mso-wrap-distance-top:0;mso-wrap-distance-right:9pt;mso-wrap-distance-bottom:0;mso-position-horizontal:absolute;mso-position-horizontal-relative:text;mso-position-vertical:absolute;mso-position-vertical-relative:text;mso-width-percent:0;mso-height-percent:0;mso-width-relative:margin;mso-height-relative:margin;v-text-anchor:top" o:gfxdata="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" fillcolor="white [3201]" stroked="f" strokeweight=".5pt">
+              <v:shape id="Text Box 281" style="position:absolute;margin-left:495.4pt;margin-top:123.5pt;width:69.65pt;height:16.5pt;z-index:251707392;visibility:visible;mso-wrap-style:square;mso-width-percent:0;mso-height-percent:0;mso-wrap-distance-left:9pt;mso-wrap-distance-top:0;mso-wrap-distance-right:9pt;mso-wrap-distance-bottom:0;mso-position-horizontal:absolute;mso-position-horizontal-relative:text;mso-position-vertical:absolute;mso-position-vertical-relative:text;mso-width-percent:0;mso-height-percent:0;mso-width-relative:margin;mso-height-relative:margin;v-text-anchor:top" o:spid="_x0000_s1054" fillcolor="white [3201]" stroked="f" strokeweight=".5pt" type="#_x0000_t202" o:gfxdata="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" w14:anchorId="67E931BC">
                 <v:textbox>
                   <w:txbxContent>
                     <w:p>
@@ -8684,7 +8684,7 @@
         <mc:AlternateContent>
           <mc:Choice Requires="wps">
             <w:drawing>
-              <wp:anchor distT="0" distB="0" distL="114300" distR="114300" simplePos="0" relativeHeight="251705344" behindDoc="0" locked="0" layoutInCell="1" allowOverlap="1" wp14:anchorId="63FB5402" wp14:editId="3BD2AB77">
+              <wp:anchor distT="0" distB="0" distL="114300" distR="114300" simplePos="0" relativeHeight="251705344" behindDoc="0" locked="0" layoutInCell="1" allowOverlap="1" wp14:editId="3BD2AB77" wp14:anchorId="63FB5402">
                 <wp:simplePos x="0" y="0"/>
                 <wp:positionH relativeFrom="column">
                   <wp:posOffset>1266825</wp:posOffset>
@@ -8765,7 +8765,7 @@
         <mc:AlternateContent>
           <mc:Choice Requires="wps">
             <w:drawing>
-              <wp:anchor distT="0" distB="0" distL="114300" distR="114300" simplePos="0" relativeHeight="251700224" behindDoc="0" locked="0" layoutInCell="1" allowOverlap="1" wp14:anchorId="1C08CCCC" wp14:editId="18A57C6A">
+              <wp:anchor distT="0" distB="0" distL="114300" distR="114300" simplePos="0" relativeHeight="251700224" behindDoc="0" locked="0" layoutInCell="1" allowOverlap="1" wp14:editId="18A57C6A" wp14:anchorId="1C08CCCC">
                 <wp:simplePos x="0" y="0"/>
                 <wp:positionH relativeFrom="column">
                   <wp:posOffset>2544763</wp:posOffset>
@@ -8854,7 +8854,7 @@
           </mc:Choice>
           <mc:Fallback>
             <w:pict>
-              <v:shape w14:anchorId="1C08CCCC" id="Text Box 274" o:spid="_x0000_s1055" type="#_x0000_t202" style="position:absolute;margin-left:200.4pt;margin-top:80.75pt;width:62.55pt;height:21.75pt;z-index:251700224;visibility:visible;mso-wrap-style:square;mso-width-percent:0;mso-height-percent:0;mso-wrap-distance-left:9pt;mso-wrap-distance-top:0;mso-wrap-distance-right:9pt;mso-wrap-distance-bottom:0;mso-position-horizontal:absolute;mso-position-horizontal-relative:text;mso-position-vertical:absolute;mso-position-vertical-relative:text;mso-width-percent:0;mso-height-percent:0;mso-width-relative:margin;mso-height-relative:margin;v-text-anchor:top" o:gfxdata="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" fillcolor="white [3201]" stroked="f" strokeweight=".5pt">
+              <v:shape id="Text Box 274" style="position:absolute;margin-left:200.4pt;margin-top:80.75pt;width:62.55pt;height:21.75pt;z-index:251700224;visibility:visible;mso-wrap-style:square;mso-width-percent:0;mso-height-percent:0;mso-wrap-distance-left:9pt;mso-wrap-distance-top:0;mso-wrap-distance-right:9pt;mso-wrap-distance-bottom:0;mso-position-horizontal:absolute;mso-position-horizontal-relative:text;mso-position-vertical:absolute;mso-position-vertical-relative:text;mso-width-percent:0;mso-height-percent:0;mso-width-relative:margin;mso-height-relative:margin;v-text-anchor:top" o:spid="_x0000_s1055" fillcolor="white [3201]" stroked="f" strokeweight=".5pt" type="#_x0000_t202" o:gfxdata="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" w14:anchorId="1C08CCCC">
                 <v:textbox>
                   <w:txbxContent>
                     <w:p>
@@ -8907,7 +8907,7 @@
         <mc:AlternateContent>
           <mc:Choice Requires="wps">
             <w:drawing>
-              <wp:anchor distT="0" distB="0" distL="114300" distR="114300" simplePos="0" relativeHeight="251701248" behindDoc="0" locked="0" layoutInCell="1" allowOverlap="1" wp14:anchorId="1FA29ADE" wp14:editId="3C1BFE81">
+              <wp:anchor distT="0" distB="0" distL="114300" distR="114300" simplePos="0" relativeHeight="251701248" behindDoc="0" locked="0" layoutInCell="1" allowOverlap="1" wp14:editId="3C1BFE81" wp14:anchorId="1FA29ADE">
                 <wp:simplePos x="0" y="0"/>
                 <wp:positionH relativeFrom="column">
                   <wp:posOffset>3261995</wp:posOffset>
@@ -8975,7 +8975,7 @@
           </mc:Choice>
           <mc:Fallback>
             <w:pict>
-              <v:shape w14:anchorId="1FA29ADE" id="Text Box 275" o:spid="_x0000_s1056" type="#_x0000_t202" style="position:absolute;margin-left:256.85pt;margin-top:80.4pt;width:101.6pt;height:21.35pt;z-index:251701248;visibility:visible;mso-wrap-style:square;mso-width-percent:0;mso-wrap-distance-left:9pt;mso-wrap-distance-top:0;mso-wrap-distance-right:9pt;mso-wrap-distance-bottom:0;mso-position-horizontal:absolute;mso-position-horizontal-relative:text;mso-position-vertical:absolute;mso-position-vertical-relative:text;mso-width-percent:0;mso-width-relative:margin;v-text-anchor:top" o:gfxdata="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" fillcolor="white [3201]" stroked="f" strokeweight=".5pt">
+              <v:shape id="Text Box 275" style="position:absolute;margin-left:256.85pt;margin-top:80.4pt;width:101.6pt;height:21.35pt;z-index:251701248;visibility:visible;mso-wrap-style:square;mso-width-percent:0;mso-wrap-distance-left:9pt;mso-wrap-distance-top:0;mso-wrap-distance-right:9pt;mso-wrap-distance-bottom:0;mso-position-horizontal:absolute;mso-position-horizontal-relative:text;mso-position-vertical:absolute;mso-position-vertical-relative:text;mso-width-percent:0;mso-width-relative:margin;v-text-anchor:top" o:spid="_x0000_s1056" fillcolor="white [3201]" stroked="f" strokeweight=".5pt" type="#_x0000_t202" o:gfxdata="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" w14:anchorId="1FA29ADE">
                 <v:textbox>
                   <w:txbxContent>
                     <w:p>
@@ -9010,7 +9010,7 @@
         <mc:AlternateContent>
           <mc:Choice Requires="wps">
             <w:drawing>
-              <wp:anchor distT="0" distB="0" distL="114300" distR="114300" simplePos="0" relativeHeight="251704320" behindDoc="0" locked="0" layoutInCell="1" allowOverlap="1" wp14:anchorId="18FF7C1F" wp14:editId="1C498243">
+              <wp:anchor distT="0" distB="0" distL="114300" distR="114300" simplePos="0" relativeHeight="251704320" behindDoc="0" locked="0" layoutInCell="1" allowOverlap="1" wp14:editId="1C498243" wp14:anchorId="18FF7C1F">
                 <wp:simplePos x="0" y="0"/>
                 <wp:positionH relativeFrom="column">
                   <wp:posOffset>4452938</wp:posOffset>
@@ -9091,7 +9091,7 @@
         <mc:AlternateContent>
           <mc:Choice Requires="wps">
             <w:drawing>
-              <wp:anchor distT="0" distB="0" distL="114300" distR="114300" simplePos="0" relativeHeight="251703296" behindDoc="0" locked="0" layoutInCell="1" allowOverlap="1" wp14:anchorId="4B170561" wp14:editId="4D362730">
+              <wp:anchor distT="0" distB="0" distL="114300" distR="114300" simplePos="0" relativeHeight="251703296" behindDoc="0" locked="0" layoutInCell="1" allowOverlap="1" wp14:editId="4D362730" wp14:anchorId="4B170561">
                 <wp:simplePos x="0" y="0"/>
                 <wp:positionH relativeFrom="column">
                   <wp:posOffset>1100137</wp:posOffset>
@@ -9172,7 +9172,7 @@
         <mc:AlternateContent>
           <mc:Choice Requires="wps">
             <w:drawing>
-              <wp:anchor distT="0" distB="0" distL="114300" distR="114300" simplePos="0" relativeHeight="251702272" behindDoc="0" locked="0" layoutInCell="1" allowOverlap="1" wp14:anchorId="318A4B2F" wp14:editId="21730F63">
+              <wp:anchor distT="0" distB="0" distL="114300" distR="114300" simplePos="0" relativeHeight="251702272" behindDoc="0" locked="0" layoutInCell="1" allowOverlap="1" wp14:editId="21730F63" wp14:anchorId="318A4B2F">
                 <wp:simplePos x="0" y="0"/>
                 <wp:positionH relativeFrom="column">
                   <wp:posOffset>6247447</wp:posOffset>
@@ -9262,7 +9262,7 @@
           </mc:Choice>
           <mc:Fallback>
             <w:pict>
-              <v:shape w14:anchorId="318A4B2F" id="Text Box 276" o:spid="_x0000_s1057" type="#_x0000_t202" style="position:absolute;margin-left:491.9pt;margin-top:78.1pt;width:71.6pt;height:20.25pt;z-index:251702272;visibility:visible;mso-wrap-style:square;mso-width-percent:0;mso-height-percent:0;mso-wrap-distance-left:9pt;mso-wrap-distance-top:0;mso-wrap-distance-right:9pt;mso-wrap-distance-bottom:0;mso-position-horizontal:absolute;mso-position-horizontal-relative:text;mso-position-vertical:absolute;mso-position-vertical-relative:text;mso-width-percent:0;mso-height-percent:0;mso-width-relative:margin;mso-height-relative:margin;v-text-anchor:top" o:gfxdata="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" fillcolor="white [3201]" stroked="f" strokeweight=".5pt">
+              <v:shape id="Text Box 276" style="position:absolute;margin-left:491.9pt;margin-top:78.1pt;width:71.6pt;height:20.25pt;z-index:251702272;visibility:visible;mso-wrap-style:square;mso-width-percent:0;mso-height-percent:0;mso-wrap-distance-left:9pt;mso-wrap-distance-top:0;mso-wrap-distance-right:9pt;mso-wrap-distance-bottom:0;mso-position-horizontal:absolute;mso-position-horizontal-relative:text;mso-position-vertical:absolute;mso-position-vertical-relative:text;mso-width-percent:0;mso-height-percent:0;mso-width-relative:margin;mso-height-relative:margin;v-text-anchor:top" o:spid="_x0000_s1057" fillcolor="white [3201]" stroked="f" strokeweight=".5pt" type="#_x0000_t202" o:gfxdata="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" w14:anchorId="318A4B2F">
                 <v:textbox>
                   <w:txbxContent>
                     <w:p>
@@ -9316,7 +9316,7 @@
         <mc:AlternateContent>
           <mc:Choice Requires="wps">
             <w:drawing>
-              <wp:anchor distT="0" distB="0" distL="114300" distR="114300" simplePos="0" relativeHeight="251698176" behindDoc="0" locked="0" layoutInCell="1" allowOverlap="1" wp14:anchorId="5621FD1D" wp14:editId="70F82B8E">
+              <wp:anchor distT="0" distB="0" distL="114300" distR="114300" simplePos="0" relativeHeight="251698176" behindDoc="0" locked="0" layoutInCell="1" allowOverlap="1" wp14:editId="70F82B8E" wp14:anchorId="5621FD1D">
                 <wp:simplePos x="0" y="0"/>
                 <wp:positionH relativeFrom="column">
                   <wp:posOffset>1652589</wp:posOffset>
@@ -9397,7 +9397,7 @@
         <mc:AlternateContent>
           <mc:Choice Requires="wps">
             <w:drawing>
-              <wp:anchor distT="0" distB="0" distL="114300" distR="114300" simplePos="0" relativeHeight="251699200" behindDoc="0" locked="0" layoutInCell="1" allowOverlap="1" wp14:anchorId="7BABE79C" wp14:editId="0CE143C9">
+              <wp:anchor distT="0" distB="0" distL="114300" distR="114300" simplePos="0" relativeHeight="251699200" behindDoc="0" locked="0" layoutInCell="1" allowOverlap="1" wp14:editId="0CE143C9" wp14:anchorId="7BABE79C">
                 <wp:simplePos x="0" y="0"/>
                 <wp:positionH relativeFrom="column">
                   <wp:posOffset>5949950</wp:posOffset>
@@ -9538,7 +9538,7 @@
           </mc:Choice>
           <mc:Fallback>
             <w:pict>
-              <v:shape w14:anchorId="7BABE79C" id="Text Box 273" o:spid="_x0000_s1058" type="#_x0000_t202" style="position:absolute;margin-left:468.5pt;margin-top:55.2pt;width:96.35pt;height:16.9pt;z-index:251699200;visibility:visible;mso-wrap-style:square;mso-width-percent:0;mso-height-percent:0;mso-wrap-distance-left:9pt;mso-wrap-distance-top:0;mso-wrap-distance-right:9pt;mso-wrap-distance-bottom:0;mso-position-horizontal:absolute;mso-position-horizontal-relative:text;mso-position-vertical:absolute;mso-position-vertical-relative:text;mso-width-percent:0;mso-height-percent:0;mso-width-relative:margin;mso-height-relative:margin;v-text-anchor:top" o:gfxdata="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" fillcolor="white [3201]" stroked="f" strokeweight=".5pt">
+              <v:shape id="Text Box 273" style="position:absolute;margin-left:468.5pt;margin-top:55.2pt;width:96.35pt;height:16.9pt;z-index:251699200;visibility:visible;mso-wrap-style:square;mso-width-percent:0;mso-height-percent:0;mso-wrap-distance-left:9pt;mso-wrap-distance-top:0;mso-wrap-distance-right:9pt;mso-wrap-distance-bottom:0;mso-position-horizontal:absolute;mso-position-horizontal-relative:text;mso-position-vertical:absolute;mso-position-vertical-relative:text;mso-width-percent:0;mso-height-percent:0;mso-width-relative:margin;mso-height-relative:margin;v-text-anchor:top" o:spid="_x0000_s1058" fillcolor="white [3201]" stroked="f" strokeweight=".5pt" type="#_x0000_t202" o:gfxdata="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" w14:anchorId="7BABE79C">
                 <v:textbox>
                   <w:txbxContent>
                     <w:p>
@@ -9643,7 +9643,7 @@
         <mc:AlternateContent>
           <mc:Choice Requires="wps">
             <w:drawing>
-              <wp:anchor distT="0" distB="0" distL="114300" distR="114300" simplePos="0" relativeHeight="251696128" behindDoc="0" locked="0" layoutInCell="1" allowOverlap="1" wp14:anchorId="38F23017" wp14:editId="1BBFDF48">
+              <wp:anchor distT="0" distB="0" distL="114300" distR="114300" simplePos="0" relativeHeight="251696128" behindDoc="0" locked="0" layoutInCell="1" allowOverlap="1" wp14:editId="1BBFDF48" wp14:anchorId="38F23017">
                 <wp:simplePos x="0" y="0"/>
                 <wp:positionH relativeFrom="column">
                   <wp:posOffset>1338263</wp:posOffset>
@@ -9723,7 +9723,7 @@
         <mc:AlternateContent>
           <mc:Choice Requires="wps">
             <w:drawing>
-              <wp:anchor distT="45720" distB="45720" distL="114300" distR="114300" simplePos="0" relativeHeight="251693056" behindDoc="0" locked="0" layoutInCell="1" allowOverlap="1" wp14:anchorId="2B6450DB" wp14:editId="427EA36C">
+              <wp:anchor distT="45720" distB="45720" distL="114300" distR="114300" simplePos="0" relativeHeight="251693056" behindDoc="0" locked="0" layoutInCell="1" allowOverlap="1" wp14:editId="427EA36C" wp14:anchorId="2B6450DB">
                 <wp:simplePos x="0" y="0"/>
                 <wp:positionH relativeFrom="margin">
                   <wp:align>center</wp:align>
@@ -9825,7 +9825,7 @@
                             </w:r>
                             <w:r>
                               <w:rPr>
-                                <w:rFonts w:ascii="Arial" w:cs="Arial" w:hint="cs"/>
+                                <w:rFonts w:hint="cs" w:ascii="Arial" w:cs="Arial"/>
                                 <w:b/>
                                 <w:bCs/>
                                 <w:color w:val="FFFFFF"/>
@@ -9865,7 +9865,7 @@
           </mc:Choice>
           <mc:Fallback>
             <w:pict>
-              <v:shape w14:anchorId="2B6450DB" id="_x0000_s1059" type="#_x0000_t202" style="position:absolute;margin-left:0;margin-top:11pt;width:535.85pt;height:23.6pt;z-index:251693056;visibility:visible;mso-wrap-style:square;mso-width-percent:0;mso-height-percent:0;mso-wrap-distance-left:9pt;mso-wrap-distance-top:3.6pt;mso-wrap-distance-right:9pt;mso-wrap-distance-bottom:3.6pt;mso-position-horizontal:center;mso-position-horizontal-relative:margin;mso-position-vertical:absolute;mso-position-vertical-relative:text;mso-width-percent:0;mso-height-percent:0;mso-width-relative:margin;mso-height-relative:margin;v-text-anchor:top" o:gfxdata="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" fillcolor="#002060" stroked="f">
+              <v:shape id="_x0000_s1059" style="position:absolute;margin-left:0;margin-top:11pt;width:535.85pt;height:23.6pt;z-index:251693056;visibility:visible;mso-wrap-style:square;mso-width-percent:0;mso-height-percent:0;mso-wrap-distance-left:9pt;mso-wrap-distance-top:3.6pt;mso-wrap-distance-right:9pt;mso-wrap-distance-bottom:3.6pt;mso-position-horizontal:center;mso-position-horizontal-relative:margin;mso-position-vertical:absolute;mso-position-vertical-relative:text;mso-width-percent:0;mso-height-percent:0;mso-width-relative:margin;mso-height-relative:margin;v-text-anchor:top" fillcolor="#002060" stroked="f" type="#_x0000_t202" o:gfxdata="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" w14:anchorId="2B6450DB">
                 <v:textbox>
                   <w:txbxContent>
                     <w:p>
@@ -9929,7 +9929,7 @@
                       </w:r>
                       <w:r>
                         <w:rPr>
-                          <w:rFonts w:ascii="Arial" w:cs="Arial" w:hint="cs"/>
+                          <w:rFonts w:hint="cs" w:ascii="Arial" w:cs="Arial"/>
                           <w:b/>
                           <w:bCs/>
                           <w:color w:val="FFFFFF"/>
@@ -9979,7 +9979,7 @@
         <mc:AlternateContent>
           <mc:Choice Requires="wps">
             <w:drawing>
-              <wp:anchor distT="0" distB="0" distL="114300" distR="114300" simplePos="0" relativeHeight="251697152" behindDoc="0" locked="0" layoutInCell="1" allowOverlap="1" wp14:anchorId="491913BF" wp14:editId="62176984">
+              <wp:anchor distT="0" distB="0" distL="114300" distR="114300" simplePos="0" relativeHeight="251697152" behindDoc="0" locked="0" layoutInCell="1" allowOverlap="1" wp14:editId="62176984" wp14:anchorId="491913BF">
                 <wp:simplePos x="0" y="0"/>
                 <wp:positionH relativeFrom="column">
                   <wp:posOffset>6405476</wp:posOffset>
@@ -10074,7 +10074,7 @@
           </mc:Choice>
           <mc:Fallback>
             <w:pict>
-              <v:shape w14:anchorId="491913BF" id="Text Box 271" o:spid="_x0000_s1060" type="#_x0000_t202" style="position:absolute;margin-left:504.35pt;margin-top:15.05pt;width:58.9pt;height:15.75pt;z-index:251697152;visibility:visible;mso-wrap-style:square;mso-width-percent:0;mso-height-percent:0;mso-wrap-distance-left:9pt;mso-wrap-distance-top:0;mso-wrap-distance-right:9pt;mso-wrap-distance-bottom:0;mso-position-horizontal:absolute;mso-position-horizontal-relative:text;mso-position-vertical:absolute;mso-position-vertical-relative:text;mso-width-percent:0;mso-height-percent:0;mso-width-relative:margin;mso-height-relative:margin;v-text-anchor:top" o:gfxdata="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" filled="f" stroked="f" strokeweight=".5pt">
+              <v:shape id="Text Box 271" style="position:absolute;margin-left:504.35pt;margin-top:15.05pt;width:58.9pt;height:15.75pt;z-index:251697152;visibility:visible;mso-wrap-style:square;mso-width-percent:0;mso-height-percent:0;mso-wrap-distance-left:9pt;mso-wrap-distance-top:0;mso-wrap-distance-right:9pt;mso-wrap-distance-bottom:0;mso-position-horizontal:absolute;mso-position-horizontal-relative:text;mso-position-vertical:absolute;mso-position-vertical-relative:text;mso-width-percent:0;mso-height-percent:0;mso-width-relative:margin;mso-height-relative:margin;v-text-anchor:top" o:spid="_x0000_s1060" filled="f" stroked="f" strokeweight=".5pt" type="#_x0000_t202" o:gfxdata="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" w14:anchorId="491913BF">
                 <v:textbox>
                   <w:txbxContent>
                     <w:p>
@@ -10144,7 +10144,7 @@
         <mc:AlternateContent>
           <mc:Choice Requires="wps">
             <w:drawing>
-              <wp:anchor distT="0" distB="0" distL="114300" distR="114300" simplePos="0" relativeHeight="251706368" behindDoc="0" locked="0" layoutInCell="1" allowOverlap="1" wp14:anchorId="3737D2B5" wp14:editId="739B36DA">
+              <wp:anchor distT="0" distB="0" distL="114300" distR="114300" simplePos="0" relativeHeight="251706368" behindDoc="0" locked="0" layoutInCell="1" allowOverlap="1" wp14:editId="739B36DA" wp14:anchorId="3737D2B5">
                 <wp:simplePos x="0" y="0"/>
                 <wp:positionH relativeFrom="column">
                   <wp:posOffset>5986145</wp:posOffset>
@@ -10291,7 +10291,7 @@
           </mc:Choice>
           <mc:Fallback>
             <w:pict>
-              <v:shape w14:anchorId="3737D2B5" id="Text Box 280" o:spid="_x0000_s1061" type="#_x0000_t202" style="position:absolute;margin-left:471.35pt;margin-top:81.15pt;width:92.05pt;height:15.4pt;z-index:251706368;visibility:visible;mso-wrap-style:square;mso-width-percent:0;mso-height-percent:0;mso-wrap-distance-left:9pt;mso-wrap-distance-top:0;mso-wrap-distance-right:9pt;mso-wrap-distance-bottom:0;mso-position-horizontal:absolute;mso-position-horizontal-relative:text;mso-position-vertical:absolute;mso-position-vertical-relative:text;mso-width-percent:0;mso-height-percent:0;mso-width-relative:margin;mso-height-relative:margin;v-text-anchor:top" o:gfxdata="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" fillcolor="white [3201]" stroked="f" strokeweight=".5pt">
+              <v:shape id="Text Box 280" style="position:absolute;margin-left:471.35pt;margin-top:81.15pt;width:92.05pt;height:15.4pt;z-index:251706368;visibility:visible;mso-wrap-style:square;mso-width-percent:0;mso-height-percent:0;mso-wrap-distance-left:9pt;mso-wrap-distance-top:0;mso-wrap-distance-right:9pt;mso-wrap-distance-bottom:0;mso-position-horizontal:absolute;mso-position-horizontal-relative:text;mso-position-vertical:absolute;mso-position-vertical-relative:text;mso-width-percent:0;mso-height-percent:0;mso-width-relative:margin;mso-height-relative:margin;v-text-anchor:top" o:spid="_x0000_s1061" fillcolor="white [3201]" stroked="f" strokeweight=".5pt" type="#_x0000_t202" o:gfxdata="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" w14:anchorId="3737D2B5">
                 <v:textbox>
                   <w:txbxContent>
                     <w:p>
@@ -10558,7 +10558,7 @@
             <w:tcW w:w="9351" w:type="dxa"/>
             <w:gridSpan w:val="6"/>
             <w:tcBorders>
-              <w:left w:val="single" w:sz="12" w:space="0" w:color="D0CECE" w:themeColor="background2" w:themeShade="E6"/>
+              <w:left w:val="single" w:color="D0CECE" w:themeColor="background2" w:themeShade="E6" w:sz="12" w:space="0"/>
               <w:bottom w:val="nil"/>
               <w:right w:val="nil"/>
             </w:tcBorders>
@@ -10579,7 +10579,7 @@
               <mc:AlternateContent>
                 <mc:Choice Requires="wps">
                   <w:drawing>
-                    <wp:anchor distT="0" distB="0" distL="114300" distR="114300" simplePos="0" relativeHeight="251738112" behindDoc="0" locked="0" layoutInCell="1" allowOverlap="1" wp14:anchorId="7B44CB9D" wp14:editId="1944371B">
+                    <wp:anchor distT="0" distB="0" distL="114300" distR="114300" simplePos="0" relativeHeight="251738112" behindDoc="0" locked="0" layoutInCell="1" allowOverlap="1" wp14:editId="1944371B" wp14:anchorId="7B44CB9D">
                       <wp:simplePos x="0" y="0"/>
                       <wp:positionH relativeFrom="column">
                         <wp:posOffset>992505</wp:posOffset>
@@ -10703,7 +10703,7 @@
             <w:tcBorders>
               <w:left w:val="nil"/>
               <w:bottom w:val="nil"/>
-              <w:right w:val="single" w:sz="12" w:space="0" w:color="D0CECE" w:themeColor="background2" w:themeShade="E6"/>
+              <w:right w:val="single" w:color="D0CECE" w:themeColor="background2" w:themeShade="E6" w:sz="12" w:space="0"/>
             </w:tcBorders>
             <w:shd w:val="clear" w:color="auto" w:fill="FFFFFF" w:themeFill="background1"/>
           </w:tcPr>
@@ -10757,7 +10757,7 @@
             <w:tcW w:w="4106" w:type="dxa"/>
             <w:tcBorders>
               <w:top w:val="nil"/>
-              <w:left w:val="single" w:sz="12" w:space="0" w:color="D0CECE" w:themeColor="background2" w:themeShade="E6"/>
+              <w:left w:val="single" w:color="D0CECE" w:themeColor="background2" w:themeShade="E6" w:sz="12" w:space="0"/>
               <w:bottom w:val="nil"/>
               <w:right w:val="nil"/>
             </w:tcBorders>
@@ -10778,7 +10778,7 @@
               <mc:AlternateContent>
                 <mc:Choice Requires="wps">
                   <w:drawing>
-                    <wp:anchor distT="0" distB="0" distL="114300" distR="114300" simplePos="0" relativeHeight="251739136" behindDoc="0" locked="0" layoutInCell="1" allowOverlap="1" wp14:anchorId="6902BE07" wp14:editId="29410DBA">
+                    <wp:anchor distT="0" distB="0" distL="114300" distR="114300" simplePos="0" relativeHeight="251739136" behindDoc="0" locked="0" layoutInCell="1" allowOverlap="1" wp14:editId="29410DBA" wp14:anchorId="6902BE07">
                       <wp:simplePos x="0" y="0"/>
                       <wp:positionH relativeFrom="column">
                         <wp:posOffset>490855</wp:posOffset>
@@ -10968,7 +10968,7 @@
               <mc:AlternateContent>
                 <mc:Choice Requires="wps">
                   <w:drawing>
-                    <wp:anchor distT="0" distB="0" distL="114300" distR="114300" simplePos="0" relativeHeight="251740160" behindDoc="0" locked="0" layoutInCell="1" allowOverlap="1" wp14:anchorId="3FB863B9" wp14:editId="1FD6912B">
+                    <wp:anchor distT="0" distB="0" distL="114300" distR="114300" simplePos="0" relativeHeight="251740160" behindDoc="0" locked="0" layoutInCell="1" allowOverlap="1" wp14:editId="1FD6912B" wp14:anchorId="3FB863B9">
                       <wp:simplePos x="0" y="0"/>
                       <wp:positionH relativeFrom="column">
                         <wp:posOffset>680720</wp:posOffset>
@@ -11092,7 +11092,7 @@
               <w:top w:val="nil"/>
               <w:left w:val="nil"/>
               <w:bottom w:val="nil"/>
-              <w:right w:val="single" w:sz="12" w:space="0" w:color="D0CECE" w:themeColor="background2" w:themeShade="E6"/>
+              <w:right w:val="single" w:color="D0CECE" w:themeColor="background2" w:themeShade="E6" w:sz="12" w:space="0"/>
             </w:tcBorders>
             <w:shd w:val="clear" w:color="auto" w:fill="FFFFFF" w:themeFill="background1"/>
           </w:tcPr>
@@ -11141,7 +11141,7 @@
             <w:gridSpan w:val="2"/>
             <w:tcBorders>
               <w:top w:val="nil"/>
-              <w:left w:val="single" w:sz="12" w:space="0" w:color="D0CECE" w:themeColor="background2" w:themeShade="E6"/>
+              <w:left w:val="single" w:color="D0CECE" w:themeColor="background2" w:themeShade="E6" w:sz="12" w:space="0"/>
               <w:bottom w:val="nil"/>
               <w:right w:val="nil"/>
             </w:tcBorders>
@@ -11162,7 +11162,7 @@
               <mc:AlternateContent>
                 <mc:Choice Requires="wps">
                   <w:drawing>
-                    <wp:anchor distT="0" distB="0" distL="114300" distR="114300" simplePos="0" relativeHeight="251741184" behindDoc="0" locked="0" layoutInCell="1" allowOverlap="1" wp14:anchorId="058BD3C0" wp14:editId="604717E8">
+                    <wp:anchor distT="0" distB="0" distL="114300" distR="114300" simplePos="0" relativeHeight="251741184" behindDoc="0" locked="0" layoutInCell="1" allowOverlap="1" wp14:editId="604717E8" wp14:anchorId="058BD3C0">
                       <wp:simplePos x="0" y="0"/>
                       <wp:positionH relativeFrom="column">
                         <wp:posOffset>890905</wp:posOffset>
@@ -11352,7 +11352,7 @@
               <mc:AlternateContent>
                 <mc:Choice Requires="wps">
                   <w:drawing>
-                    <wp:anchor distT="0" distB="0" distL="114300" distR="114300" simplePos="0" relativeHeight="251742208" behindDoc="0" locked="0" layoutInCell="1" allowOverlap="1" wp14:anchorId="226D1119" wp14:editId="4D35C28C">
+                    <wp:anchor distT="0" distB="0" distL="114300" distR="114300" simplePos="0" relativeHeight="251742208" behindDoc="0" locked="0" layoutInCell="1" allowOverlap="1" wp14:editId="4D35C28C" wp14:anchorId="226D1119">
                       <wp:simplePos x="0" y="0"/>
                       <wp:positionH relativeFrom="column">
                         <wp:posOffset>770255</wp:posOffset>
@@ -11454,7 +11454,7 @@
               <w:top w:val="nil"/>
               <w:left w:val="nil"/>
               <w:bottom w:val="nil"/>
-              <w:right w:val="single" w:sz="12" w:space="0" w:color="D0CECE" w:themeColor="background2" w:themeShade="E6"/>
+              <w:right w:val="single" w:color="D0CECE" w:themeColor="background2" w:themeShade="E6" w:sz="12" w:space="0"/>
             </w:tcBorders>
             <w:shd w:val="clear" w:color="auto" w:fill="FFFFFF" w:themeFill="background1"/>
           </w:tcPr>
@@ -11503,7 +11503,7 @@
             <w:gridSpan w:val="3"/>
             <w:tcBorders>
               <w:top w:val="nil"/>
-              <w:left w:val="single" w:sz="12" w:space="0" w:color="D0CECE" w:themeColor="background2" w:themeShade="E6"/>
+              <w:left w:val="single" w:color="D0CECE" w:themeColor="background2" w:themeShade="E6" w:sz="12" w:space="0"/>
               <w:bottom w:val="nil"/>
               <w:right w:val="nil"/>
             </w:tcBorders>
@@ -11524,7 +11524,7 @@
               <mc:AlternateContent>
                 <mc:Choice Requires="wps">
                   <w:drawing>
-                    <wp:anchor distT="0" distB="0" distL="114300" distR="114300" simplePos="0" relativeHeight="251743232" behindDoc="0" locked="0" layoutInCell="1" allowOverlap="1" wp14:anchorId="2275663A" wp14:editId="0CDF9218">
+                    <wp:anchor distT="0" distB="0" distL="114300" distR="114300" simplePos="0" relativeHeight="251743232" behindDoc="0" locked="0" layoutInCell="1" allowOverlap="1" wp14:editId="0CDF9218" wp14:anchorId="2275663A">
                       <wp:simplePos x="0" y="0"/>
                       <wp:positionH relativeFrom="column">
                         <wp:posOffset>535305</wp:posOffset>
@@ -11752,7 +11752,7 @@
               <w:top w:val="nil"/>
               <w:left w:val="nil"/>
               <w:bottom w:val="nil"/>
-              <w:right w:val="single" w:sz="12" w:space="0" w:color="D0CECE" w:themeColor="background2" w:themeShade="E6"/>
+              <w:right w:val="single" w:color="D0CECE" w:themeColor="background2" w:themeShade="E6" w:sz="12" w:space="0"/>
             </w:tcBorders>
             <w:shd w:val="clear" w:color="auto" w:fill="FFFFFF" w:themeFill="background1"/>
           </w:tcPr>
@@ -11772,7 +11772,7 @@
               <mc:AlternateContent>
                 <mc:Choice Requires="wps">
                   <w:drawing>
-                    <wp:anchor distT="0" distB="0" distL="114300" distR="114300" simplePos="0" relativeHeight="251744256" behindDoc="0" locked="0" layoutInCell="1" allowOverlap="1" wp14:anchorId="77F46015" wp14:editId="7516FCC3">
+                    <wp:anchor distT="0" distB="0" distL="114300" distR="114300" simplePos="0" relativeHeight="251744256" behindDoc="0" locked="0" layoutInCell="1" allowOverlap="1" wp14:editId="7516FCC3" wp14:anchorId="77F46015">
                       <wp:simplePos x="0" y="0"/>
                       <wp:positionH relativeFrom="column">
                         <wp:posOffset>-1360707</wp:posOffset>
@@ -11883,7 +11883,7 @@
             <w:gridSpan w:val="7"/>
             <w:tcBorders>
               <w:top w:val="nil"/>
-              <w:left w:val="single" w:sz="12" w:space="0" w:color="D0CECE" w:themeColor="background2" w:themeShade="E6"/>
+              <w:left w:val="single" w:color="D0CECE" w:themeColor="background2" w:themeShade="E6" w:sz="12" w:space="0"/>
               <w:bottom w:val="nil"/>
               <w:right w:val="nil"/>
             </w:tcBorders>
@@ -11909,7 +11909,7 @@
               <mc:AlternateContent>
                 <mc:Choice Requires="wps">
                   <w:drawing>
-                    <wp:anchor distT="0" distB="0" distL="114300" distR="114300" simplePos="0" relativeHeight="251745280" behindDoc="0" locked="0" layoutInCell="1" allowOverlap="1" wp14:anchorId="0DEBBDDA" wp14:editId="27DF1529">
+                    <wp:anchor distT="0" distB="0" distL="114300" distR="114300" simplePos="0" relativeHeight="251745280" behindDoc="0" locked="0" layoutInCell="1" allowOverlap="1" wp14:editId="27DF1529" wp14:anchorId="0DEBBDDA">
                       <wp:simplePos x="0" y="0"/>
                       <wp:positionH relativeFrom="column">
                         <wp:posOffset>1127298</wp:posOffset>
@@ -12087,7 +12087,7 @@
               <w:top w:val="nil"/>
               <w:left w:val="nil"/>
               <w:bottom w:val="nil"/>
-              <w:right w:val="single" w:sz="12" w:space="0" w:color="D0CECE" w:themeColor="background2" w:themeShade="E6"/>
+              <w:right w:val="single" w:color="D0CECE" w:themeColor="background2" w:themeShade="E6" w:sz="12" w:space="0"/>
             </w:tcBorders>
             <w:shd w:val="clear" w:color="auto" w:fill="FFFFFF" w:themeFill="background1"/>
           </w:tcPr>
@@ -12138,8 +12138,8 @@
             <w:gridSpan w:val="7"/>
             <w:tcBorders>
               <w:top w:val="nil"/>
-              <w:left w:val="single" w:sz="12" w:space="0" w:color="D0CECE" w:themeColor="background2" w:themeShade="E6"/>
-              <w:bottom w:val="single" w:sz="12" w:space="0" w:color="D0CECE" w:themeColor="background2" w:themeShade="E6"/>
+              <w:left w:val="single" w:color="D0CECE" w:themeColor="background2" w:themeShade="E6" w:sz="12" w:space="0"/>
+              <w:bottom w:val="single" w:color="D0CECE" w:themeColor="background2" w:themeShade="E6" w:sz="12" w:space="0"/>
               <w:right w:val="nil"/>
             </w:tcBorders>
             <w:shd w:val="clear" w:color="auto" w:fill="FFFFFF" w:themeFill="background1"/>
@@ -12164,7 +12164,7 @@
               <mc:AlternateContent>
                 <mc:Choice Requires="wps">
                   <w:drawing>
-                    <wp:anchor distT="0" distB="0" distL="114300" distR="114300" simplePos="0" relativeHeight="251746304" behindDoc="0" locked="0" layoutInCell="1" allowOverlap="1" wp14:anchorId="343B8BE1" wp14:editId="6B72033D">
+                    <wp:anchor distT="0" distB="0" distL="114300" distR="114300" simplePos="0" relativeHeight="251746304" behindDoc="0" locked="0" layoutInCell="1" allowOverlap="1" wp14:editId="6B72033D" wp14:anchorId="343B8BE1">
                       <wp:simplePos x="0" y="0"/>
                       <wp:positionH relativeFrom="column">
                         <wp:posOffset>815571</wp:posOffset>
@@ -12285,8 +12285,8 @@
             <w:tcBorders>
               <w:top w:val="nil"/>
               <w:left w:val="nil"/>
-              <w:bottom w:val="single" w:sz="12" w:space="0" w:color="D0CECE" w:themeColor="background2" w:themeShade="E6"/>
-              <w:right w:val="single" w:sz="12" w:space="0" w:color="D0CECE" w:themeColor="background2" w:themeShade="E6"/>
+              <w:bottom w:val="single" w:color="D0CECE" w:themeColor="background2" w:themeShade="E6" w:sz="12" w:space="0"/>
+              <w:right w:val="single" w:color="D0CECE" w:themeColor="background2" w:themeShade="E6" w:sz="12" w:space="0"/>
             </w:tcBorders>
             <w:shd w:val="clear" w:color="auto" w:fill="FFFFFF" w:themeFill="background1"/>
           </w:tcPr>
@@ -12599,7 +12599,7 @@
             <w:gridSpan w:val="5"/>
             <w:tcBorders>
               <w:top w:val="nil"/>
-              <w:left w:val="single" w:sz="12" w:space="0" w:color="D0CECE" w:themeColor="background2" w:themeShade="E6"/>
+              <w:left w:val="single" w:color="D0CECE" w:themeColor="background2" w:themeShade="E6" w:sz="12" w:space="0"/>
               <w:bottom w:val="nil"/>
               <w:right w:val="nil"/>
             </w:tcBorders>
@@ -12620,7 +12620,7 @@
               <mc:AlternateContent>
                 <mc:Choice Requires="wps">
                   <w:drawing>
-                    <wp:anchor distT="0" distB="0" distL="114300" distR="114300" simplePos="0" relativeHeight="251731968" behindDoc="0" locked="0" layoutInCell="1" allowOverlap="1" wp14:anchorId="75EC69AB" wp14:editId="099EBF8F">
+                    <wp:anchor distT="0" distB="0" distL="114300" distR="114300" simplePos="0" relativeHeight="251731968" behindDoc="0" locked="0" layoutInCell="1" allowOverlap="1" wp14:editId="099EBF8F" wp14:anchorId="75EC69AB">
                       <wp:simplePos x="0" y="0"/>
                       <wp:positionH relativeFrom="column">
                         <wp:posOffset>989818</wp:posOffset>
@@ -12786,7 +12786,7 @@
               <w:top w:val="nil"/>
               <w:left w:val="nil"/>
               <w:bottom w:val="nil"/>
-              <w:right w:val="single" w:sz="12" w:space="0" w:color="D0CECE" w:themeColor="background2" w:themeShade="E6"/>
+              <w:right w:val="single" w:color="D0CECE" w:themeColor="background2" w:themeShade="E6" w:sz="12" w:space="0"/>
             </w:tcBorders>
             <w:shd w:val="clear" w:color="auto" w:fill="FFFFFF" w:themeFill="background1"/>
           </w:tcPr>
@@ -12836,7 +12836,7 @@
             <w:gridSpan w:val="5"/>
             <w:tcBorders>
               <w:top w:val="nil"/>
-              <w:left w:val="single" w:sz="12" w:space="0" w:color="D0CECE" w:themeColor="background2" w:themeShade="E6"/>
+              <w:left w:val="single" w:color="D0CECE" w:themeColor="background2" w:themeShade="E6" w:sz="12" w:space="0"/>
               <w:bottom w:val="nil"/>
               <w:right w:val="nil"/>
             </w:tcBorders>
@@ -12857,7 +12857,7 @@
               <mc:AlternateContent>
                 <mc:Choice Requires="wps">
                   <w:drawing>
-                    <wp:anchor distT="0" distB="0" distL="114300" distR="114300" simplePos="0" relativeHeight="251732992" behindDoc="0" locked="0" layoutInCell="1" allowOverlap="1" wp14:anchorId="2A277CEF" wp14:editId="47F0A834">
+                    <wp:anchor distT="0" distB="0" distL="114300" distR="114300" simplePos="0" relativeHeight="251732992" behindDoc="0" locked="0" layoutInCell="1" allowOverlap="1" wp14:editId="47F0A834" wp14:anchorId="2A277CEF">
                       <wp:simplePos x="0" y="0"/>
                       <wp:positionH relativeFrom="column">
                         <wp:posOffset>937065</wp:posOffset>
@@ -12980,7 +12980,7 @@
               <w:top w:val="nil"/>
               <w:left w:val="nil"/>
               <w:bottom w:val="nil"/>
-              <w:right w:val="single" w:sz="12" w:space="0" w:color="D0CECE" w:themeColor="background2" w:themeShade="E6"/>
+              <w:right w:val="single" w:color="D0CECE" w:themeColor="background2" w:themeShade="E6" w:sz="12" w:space="0"/>
             </w:tcBorders>
             <w:shd w:val="clear" w:color="auto" w:fill="FFFFFF" w:themeFill="background1"/>
           </w:tcPr>
@@ -13030,7 +13030,7 @@
             <w:gridSpan w:val="4"/>
             <w:tcBorders>
               <w:top w:val="nil"/>
-              <w:left w:val="single" w:sz="12" w:space="0" w:color="D0CECE" w:themeColor="background2" w:themeShade="E6"/>
+              <w:left w:val="single" w:color="D0CECE" w:themeColor="background2" w:themeShade="E6" w:sz="12" w:space="0"/>
               <w:bottom w:val="nil"/>
               <w:right w:val="nil"/>
             </w:tcBorders>
@@ -13051,7 +13051,7 @@
               <mc:AlternateContent>
                 <mc:Choice Requires="wps">
                   <w:drawing>
-                    <wp:anchor distT="0" distB="0" distL="114300" distR="114300" simplePos="0" relativeHeight="251734016" behindDoc="0" locked="0" layoutInCell="1" allowOverlap="1" wp14:anchorId="7671A263" wp14:editId="006FA575">
+                    <wp:anchor distT="0" distB="0" distL="114300" distR="114300" simplePos="0" relativeHeight="251734016" behindDoc="0" locked="0" layoutInCell="1" allowOverlap="1" wp14:editId="006FA575" wp14:anchorId="7671A263">
                       <wp:simplePos x="0" y="0"/>
                       <wp:positionH relativeFrom="column">
                         <wp:posOffset>749495</wp:posOffset>
@@ -13175,7 +13175,7 @@
               <w:top w:val="nil"/>
               <w:left w:val="nil"/>
               <w:bottom w:val="nil"/>
-              <w:right w:val="single" w:sz="12" w:space="0" w:color="D0CECE" w:themeColor="background2" w:themeShade="E6"/>
+              <w:right w:val="single" w:color="D0CECE" w:themeColor="background2" w:themeShade="E6" w:sz="12" w:space="0"/>
             </w:tcBorders>
             <w:shd w:val="clear" w:color="auto" w:fill="FFFFFF" w:themeFill="background1"/>
           </w:tcPr>
@@ -13225,7 +13225,7 @@
             <w:gridSpan w:val="2"/>
             <w:tcBorders>
               <w:top w:val="nil"/>
-              <w:left w:val="single" w:sz="12" w:space="0" w:color="D0CECE" w:themeColor="background2" w:themeShade="E6"/>
+              <w:left w:val="single" w:color="D0CECE" w:themeColor="background2" w:themeShade="E6" w:sz="12" w:space="0"/>
               <w:bottom w:val="nil"/>
               <w:right w:val="nil"/>
             </w:tcBorders>
@@ -13246,7 +13246,7 @@
               <mc:AlternateContent>
                 <mc:Choice Requires="wps">
                   <w:drawing>
-                    <wp:anchor distT="0" distB="0" distL="114300" distR="114300" simplePos="0" relativeHeight="251735040" behindDoc="0" locked="0" layoutInCell="1" allowOverlap="1" wp14:anchorId="562B25C9" wp14:editId="50557745">
+                    <wp:anchor distT="0" distB="0" distL="114300" distR="114300" simplePos="0" relativeHeight="251735040" behindDoc="0" locked="0" layoutInCell="1" allowOverlap="1" wp14:editId="50557745" wp14:anchorId="562B25C9">
                       <wp:simplePos x="0" y="0"/>
                       <wp:positionH relativeFrom="column">
                         <wp:posOffset>1523218</wp:posOffset>
@@ -13370,7 +13370,7 @@
               <w:top w:val="nil"/>
               <w:left w:val="nil"/>
               <w:bottom w:val="nil"/>
-              <w:right w:val="single" w:sz="12" w:space="0" w:color="D0CECE" w:themeColor="background2" w:themeShade="E6"/>
+              <w:right w:val="single" w:color="D0CECE" w:themeColor="background2" w:themeShade="E6" w:sz="12" w:space="0"/>
             </w:tcBorders>
             <w:shd w:val="clear" w:color="auto" w:fill="FFFFFF" w:themeFill="background1"/>
           </w:tcPr>
@@ -13436,8 +13436,8 @@
             <w:gridSpan w:val="3"/>
             <w:tcBorders>
               <w:top w:val="nil"/>
-              <w:left w:val="single" w:sz="12" w:space="0" w:color="D0CECE" w:themeColor="background2" w:themeShade="E6"/>
-              <w:bottom w:val="single" w:sz="12" w:space="0" w:color="D0CECE" w:themeColor="background2" w:themeShade="E6"/>
+              <w:left w:val="single" w:color="D0CECE" w:themeColor="background2" w:themeShade="E6" w:sz="12" w:space="0"/>
+              <w:bottom w:val="single" w:color="D0CECE" w:themeColor="background2" w:themeShade="E6" w:sz="12" w:space="0"/>
               <w:right w:val="nil"/>
             </w:tcBorders>
             <w:shd w:val="clear" w:color="auto" w:fill="FFFFFF" w:themeFill="background1"/>
@@ -13460,7 +13460,7 @@
               <mc:AlternateContent>
                 <mc:Choice Requires="wps">
                   <w:drawing>
-                    <wp:anchor distT="0" distB="0" distL="114300" distR="114300" simplePos="0" relativeHeight="251736064" behindDoc="0" locked="0" layoutInCell="1" allowOverlap="1" wp14:anchorId="79CD82E8" wp14:editId="5C23ED40">
+                    <wp:anchor distT="0" distB="0" distL="114300" distR="114300" simplePos="0" relativeHeight="251736064" behindDoc="0" locked="0" layoutInCell="1" allowOverlap="1" wp14:editId="5C23ED40" wp14:anchorId="79CD82E8">
                       <wp:simplePos x="0" y="0"/>
                       <wp:positionH relativeFrom="column">
                         <wp:posOffset>1089465</wp:posOffset>
@@ -13615,8 +13615,8 @@
             <w:tcBorders>
               <w:top w:val="nil"/>
               <w:left w:val="nil"/>
-              <w:bottom w:val="single" w:sz="12" w:space="0" w:color="D0CECE" w:themeColor="background2" w:themeShade="E6"/>
-              <w:right w:val="single" w:sz="12" w:space="0" w:color="D0CECE" w:themeColor="background2" w:themeShade="E6"/>
+              <w:bottom w:val="single" w:color="D0CECE" w:themeColor="background2" w:themeShade="E6" w:sz="12" w:space="0"/>
+              <w:right w:val="single" w:color="D0CECE" w:themeColor="background2" w:themeShade="E6" w:sz="12" w:space="0"/>
             </w:tcBorders>
             <w:shd w:val="clear" w:color="auto" w:fill="FFFFFF" w:themeFill="background1"/>
           </w:tcPr>
@@ -13904,7 +13904,7 @@
           </mc:Choice>
           <mc:Fallback>
             <w:pict>
-              <v:shape w14:anchorId="6B43E075" id="Text Box 419425808" o:spid="_x0000_s1062" type="#_x0000_t202" style="width:539pt;height:21.6pt;visibility:visible;mso-wrap-style:square;mso-left-percent:-10001;mso-top-percent:-10001;mso-position-horizontal:absolute;mso-position-horizontal-relative:char;mso-position-vertical:absolute;mso-position-vertical-relative:line;mso-left-percent:-10001;mso-top-percent:-10001;v-text-anchor:top" o:gfxdata="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" fillcolor="#252b4f" stroked="f">
+              <v:shape id="Text Box 419425808" style="width:539pt;height:21.6pt;visibility:visible;mso-wrap-style:square;mso-left-percent:-10001;mso-top-percent:-10001;mso-position-horizontal:absolute;mso-position-horizontal-relative:char;mso-position-vertical:absolute;mso-position-vertical-relative:line;mso-left-percent:-10001;mso-top-percent:-10001;v-text-anchor:top" o:spid="_x0000_s1062" fillcolor="#252b4f" stroked="f" type="#_x0000_t202" o:gfxdata="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" w14:anchorId="6B43E075">
                 <v:textbox inset="0,0,0,0">
                   <w:txbxContent>
                     <w:p>
@@ -14214,7 +14214,7 @@
           </mc:Choice>
           <mc:Fallback>
             <w:pict>
-              <v:shape w14:anchorId="6EDB7EF3" id="Text Box 719887593" o:spid="_x0000_s1063" type="#_x0000_t202" style="width:265.7pt;height:70.7pt;visibility:visible;mso-wrap-style:square;mso-left-percent:-10001;mso-top-percent:-10001;mso-position-horizontal:absolute;mso-position-horizontal-relative:char;mso-position-vertical:absolute;mso-position-vertical-relative:line;mso-left-percent:-10001;mso-top-percent:-10001;v-text-anchor:top" o:gfxdata="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" filled="f" strokecolor="#e1e1e1" strokeweight=".3pt">
+              <v:shape id="Text Box 719887593" style="width:265.7pt;height:70.7pt;visibility:visible;mso-wrap-style:square;mso-left-percent:-10001;mso-top-percent:-10001;mso-position-horizontal:absolute;mso-position-horizontal-relative:char;mso-position-vertical:absolute;mso-position-vertical-relative:line;mso-left-percent:-10001;mso-top-percent:-10001;v-text-anchor:top" o:spid="_x0000_s1063" filled="f" strokecolor="#e1e1e1" strokeweight=".3pt" type="#_x0000_t202" o:gfxdata="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" w14:anchorId="6EDB7EF3">
                 <v:textbox inset="0,0,0,0">
                   <w:txbxContent>
                     <w:p>
@@ -14622,7 +14622,7 @@
           </mc:Choice>
           <mc:Fallback>
             <w:pict>
-              <v:shape w14:anchorId="66B27877" id="Text Box 1135058509" o:spid="_x0000_s1064" type="#_x0000_t202" style="width:265.7pt;height:70.7pt;visibility:visible;mso-wrap-style:square;mso-left-percent:-10001;mso-top-percent:-10001;mso-position-horizontal:absolute;mso-position-horizontal-relative:char;mso-position-vertical:absolute;mso-position-vertical-relative:line;mso-left-percent:-10001;mso-top-percent:-10001;v-text-anchor:top" o:gfxdata="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" filled="f" strokecolor="#e1e1e1" strokeweight=".3pt">
+              <v:shape id="Text Box 1135058509" style="width:265.7pt;height:70.7pt;visibility:visible;mso-wrap-style:square;mso-left-percent:-10001;mso-top-percent:-10001;mso-position-horizontal:absolute;mso-position-horizontal-relative:char;mso-position-vertical:absolute;mso-position-vertical-relative:line;mso-left-percent:-10001;mso-top-percent:-10001;v-text-anchor:top" o:spid="_x0000_s1064" filled="f" strokecolor="#e1e1e1" strokeweight=".3pt" type="#_x0000_t202" o:gfxdata="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" w14:anchorId="66B27877">
                 <v:textbox inset="0,0,0,0">
                   <w:txbxContent>
                     <w:p>
@@ -15037,7 +15037,7 @@
           </mc:Choice>
           <mc:Fallback>
             <w:pict>
-              <v:shape w14:anchorId="730C2AFF" id="Text Box 92" o:spid="_x0000_s1065" type="#_x0000_t202" style="width:539pt;height:21.6pt;visibility:visible;mso-wrap-style:square;mso-left-percent:-10001;mso-top-percent:-10001;mso-position-horizontal:absolute;mso-position-horizontal-relative:char;mso-position-vertical:absolute;mso-position-vertical-relative:line;mso-left-percent:-10001;mso-top-percent:-10001;v-text-anchor:top" o:gfxdata="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" fillcolor="#252b4f" stroked="f">
+              <v:shape id="Text Box 92" style="width:539pt;height:21.6pt;visibility:visible;mso-wrap-style:square;mso-left-percent:-10001;mso-top-percent:-10001;mso-position-horizontal:absolute;mso-position-horizontal-relative:char;mso-position-vertical:absolute;mso-position-vertical-relative:line;mso-left-percent:-10001;mso-top-percent:-10001;v-text-anchor:top" o:spid="_x0000_s1065" fillcolor="#252b4f" stroked="f" type="#_x0000_t202" o:gfxdata="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" w14:anchorId="730C2AFF">
                 <v:textbox inset="0,0,0,0">
                   <w:txbxContent>
                     <w:p>
@@ -15197,12 +15197,12 @@
         <w:tblW w:w="0" w:type="auto"/>
         <w:tblInd w:w="560" w:type="dxa"/>
         <w:tblBorders>
-          <w:top w:val="none" w:sz="0" w:space="0" w:color="auto"/>
-          <w:left w:val="none" w:sz="0" w:space="0" w:color="auto"/>
-          <w:bottom w:val="none" w:sz="0" w:space="0" w:color="auto"/>
-          <w:right w:val="none" w:sz="0" w:space="0" w:color="auto"/>
-          <w:insideH w:val="none" w:sz="0" w:space="0" w:color="auto"/>
-          <w:insideV w:val="none" w:sz="0" w:space="0" w:color="auto"/>
+          <w:top w:val="none" w:color="auto" w:sz="0" w:space="0"/>
+          <w:left w:val="none" w:color="auto" w:sz="0" w:space="0"/>
+          <w:bottom w:val="none" w:color="auto" w:sz="0" w:space="0"/>
+          <w:right w:val="none" w:color="auto" w:sz="0" w:space="0"/>
+          <w:insideH w:val="none" w:color="auto" w:sz="0" w:space="0"/>
+          <w:insideV w:val="none" w:color="auto" w:sz="0" w:space="0"/>
         </w:tblBorders>
         <w:tblCellMar>
           <w:top w:w="142" w:type="dxa"/>
@@ -22835,7 +22835,7 @@
           <w:type w:val="continuous"/>
           <w:pgSz w:w="11920" w:h="16840"/>
           <w:pgMar w:top="1660" w:right="0" w:bottom="280" w:left="0" w:header="720" w:footer="720" w:gutter="0"/>
-          <w:cols w:num="2" w:space="720" w:equalWidth="0">
+          <w:cols w:equalWidth="0" w:space="720" w:num="2">
             <w:col w:w="5784" w:space="40"/>
             <w:col w:w="6096"/>
           </w:cols>
@@ -22860,7 +22860,7 @@
         <mc:AlternateContent>
           <mc:Choice Requires="wps">
             <w:drawing>
-              <wp:anchor distT="0" distB="0" distL="114300" distR="114300" simplePos="0" relativeHeight="251662336" behindDoc="1" locked="0" layoutInCell="1" allowOverlap="1" wp14:anchorId="3BD667CD" wp14:editId="2B590196">
+              <wp:anchor distT="0" distB="0" distL="114300" distR="114300" simplePos="0" relativeHeight="251662336" behindDoc="1" locked="0" layoutInCell="1" allowOverlap="1" wp14:editId="2B590196" wp14:anchorId="3BD667CD">
                 <wp:simplePos x="0" y="0"/>
                 <wp:positionH relativeFrom="page">
                   <wp:posOffset>3384550</wp:posOffset>
@@ -22940,7 +22940,7 @@
         <mc:AlternateContent>
           <mc:Choice Requires="wps">
             <w:drawing>
-              <wp:anchor distT="0" distB="0" distL="114300" distR="114300" simplePos="0" relativeHeight="251663360" behindDoc="1" locked="0" layoutInCell="1" allowOverlap="1" wp14:anchorId="109E905E" wp14:editId="2E151475">
+              <wp:anchor distT="0" distB="0" distL="114300" distR="114300" simplePos="0" relativeHeight="251663360" behindDoc="1" locked="0" layoutInCell="1" allowOverlap="1" wp14:editId="2E151475" wp14:anchorId="109E905E">
                 <wp:simplePos x="0" y="0"/>
                 <wp:positionH relativeFrom="page">
                   <wp:posOffset>2520950</wp:posOffset>
@@ -23020,7 +23020,7 @@
         <mc:AlternateContent>
           <mc:Choice Requires="wps">
             <w:drawing>
-              <wp:anchor distT="0" distB="0" distL="114300" distR="114300" simplePos="0" relativeHeight="251664384" behindDoc="1" locked="0" layoutInCell="1" allowOverlap="1" wp14:anchorId="79BE89B8" wp14:editId="1DB6410C">
+              <wp:anchor distT="0" distB="0" distL="114300" distR="114300" simplePos="0" relativeHeight="251664384" behindDoc="1" locked="0" layoutInCell="1" allowOverlap="1" wp14:editId="1DB6410C" wp14:anchorId="79BE89B8">
                 <wp:simplePos x="0" y="0"/>
                 <wp:positionH relativeFrom="page">
                   <wp:posOffset>6851650</wp:posOffset>
@@ -23100,7 +23100,7 @@
         <mc:AlternateContent>
           <mc:Choice Requires="wps">
             <w:drawing>
-              <wp:anchor distT="0" distB="0" distL="114300" distR="114300" simplePos="0" relativeHeight="251665408" behindDoc="1" locked="0" layoutInCell="1" allowOverlap="1" wp14:anchorId="73EA1DBB" wp14:editId="77838DDC">
+              <wp:anchor distT="0" distB="0" distL="114300" distR="114300" simplePos="0" relativeHeight="251665408" behindDoc="1" locked="0" layoutInCell="1" allowOverlap="1" wp14:editId="77838DDC" wp14:anchorId="73EA1DBB">
                 <wp:simplePos x="0" y="0"/>
                 <wp:positionH relativeFrom="page">
                   <wp:posOffset>5988050</wp:posOffset>
@@ -23291,7 +23291,7 @@
           </mc:Choice>
           <mc:Fallback>
             <w:pict>
-              <v:shape w14:anchorId="0CE625BD" id="Text Box 71" o:spid="_x0000_s1066" type="#_x0000_t202" style="width:539pt;height:21.6pt;visibility:visible;mso-wrap-style:square;mso-left-percent:-10001;mso-top-percent:-10001;mso-position-horizontal:absolute;mso-position-horizontal-relative:char;mso-position-vertical:absolute;mso-position-vertical-relative:line;mso-left-percent:-10001;mso-top-percent:-10001;v-text-anchor:top" o:gfxdata="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" fillcolor="#252b4f" stroked="f">
+              <v:shape id="Text Box 71" style="width:539pt;height:21.6pt;visibility:visible;mso-wrap-style:square;mso-left-percent:-10001;mso-top-percent:-10001;mso-position-horizontal:absolute;mso-position-horizontal-relative:char;mso-position-vertical:absolute;mso-position-vertical-relative:line;mso-left-percent:-10001;mso-top-percent:-10001;v-text-anchor:top" o:spid="_x0000_s1066" fillcolor="#252b4f" stroked="f" type="#_x0000_t202" o:gfxdata="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" w14:anchorId="0CE625BD">
                 <v:textbox inset="0,0,0,0">
                   <w:txbxContent>
                     <w:p>
@@ -23595,7 +23595,7 @@
           </mc:Choice>
           <mc:Fallback>
             <w:pict>
-              <v:shape w14:anchorId="35E9BF7D" id="Text Box 70" o:spid="_x0000_s1067" type="#_x0000_t202" style="width:265.7pt;height:70.7pt;visibility:visible;mso-wrap-style:square;mso-left-percent:-10001;mso-top-percent:-10001;mso-position-horizontal:absolute;mso-position-horizontal-relative:char;mso-position-vertical:absolute;mso-position-vertical-relative:line;mso-left-percent:-10001;mso-top-percent:-10001;v-text-anchor:top" o:gfxdata="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" filled="f" strokecolor="#e1e1e1" strokeweight=".3pt">
+              <v:shape id="Text Box 70" style="width:265.7pt;height:70.7pt;visibility:visible;mso-wrap-style:square;mso-left-percent:-10001;mso-top-percent:-10001;mso-position-horizontal:absolute;mso-position-horizontal-relative:char;mso-position-vertical:absolute;mso-position-vertical-relative:line;mso-left-percent:-10001;mso-top-percent:-10001;v-text-anchor:top" o:spid="_x0000_s1067" filled="f" strokecolor="#e1e1e1" strokeweight=".3pt" type="#_x0000_t202" o:gfxdata="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" w14:anchorId="35E9BF7D">
                 <v:textbox inset="0,0,0,0">
                   <w:txbxContent>
                     <w:p>
@@ -24003,7 +24003,7 @@
           </mc:Choice>
           <mc:Fallback>
             <w:pict>
-              <v:shape w14:anchorId="0DD879AF" id="Text Box 69" o:spid="_x0000_s1068" type="#_x0000_t202" style="width:265.7pt;height:70.7pt;visibility:visible;mso-wrap-style:square;mso-left-percent:-10001;mso-top-percent:-10001;mso-position-horizontal:absolute;mso-position-horizontal-relative:char;mso-position-vertical:absolute;mso-position-vertical-relative:line;mso-left-percent:-10001;mso-top-percent:-10001;v-text-anchor:top" o:gfxdata="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" filled="f" strokecolor="#e1e1e1" strokeweight=".3pt">
+              <v:shape id="Text Box 69" style="width:265.7pt;height:70.7pt;visibility:visible;mso-wrap-style:square;mso-left-percent:-10001;mso-top-percent:-10001;mso-position-horizontal:absolute;mso-position-horizontal-relative:char;mso-position-vertical:absolute;mso-position-vertical-relative:line;mso-left-percent:-10001;mso-top-percent:-10001;v-text-anchor:top" o:spid="_x0000_s1068" filled="f" strokecolor="#e1e1e1" strokeweight=".3pt" type="#_x0000_t202" o:gfxdata="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" w14:anchorId="0DD879AF">
                 <v:textbox inset="0,0,0,0">
                   <w:txbxContent>
                     <w:p>
@@ -24206,7 +24206,7 @@
         <mc:AlternateContent>
           <mc:Choice Requires="wpg">
             <w:drawing>
-              <wp:anchor distT="0" distB="0" distL="114300" distR="114300" simplePos="0" relativeHeight="251670528" behindDoc="1" locked="0" layoutInCell="1" allowOverlap="1" wp14:anchorId="3684A035" wp14:editId="1902D79D">
+              <wp:anchor distT="0" distB="0" distL="114300" distR="114300" simplePos="0" relativeHeight="251670528" behindDoc="1" locked="0" layoutInCell="1" allowOverlap="1" wp14:editId="1902D79D" wp14:anchorId="3684A035">
                 <wp:simplePos x="0" y="0"/>
                 <wp:positionH relativeFrom="page">
                   <wp:posOffset>353291</wp:posOffset>
@@ -24480,9 +24480,9 @@
           </mc:Choice>
           <mc:Fallback>
             <w:pict>
-              <v:group w14:anchorId="3684A035" id="Group 64" o:spid="_x0000_s1069" style="position:absolute;margin-left:27.8pt;margin-top:7.55pt;width:538.4pt;height:23.45pt;z-index:-251645952;mso-position-horizontal-relative:page;mso-position-vertical-relative:text" coordorigin="563,-520" coordsize="10768,388" o:gfxdata="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">
-                <v:rect id="Rectangle 114" o:spid="_x0000_s1070" style="position:absolute;left:563;top:-520;width:10768;height:388;visibility:visible;mso-wrap-style:square;v-text-anchor:top" o:gfxdata="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" fillcolor="#002060" strokecolor="#e1e1e1" strokeweight=".3pt"/>
-                <v:shape id="Text Box 116" o:spid="_x0000_s1071" type="#_x0000_t202" style="position:absolute;left:9246;top:-474;width:1974;height:342;visibility:visible;mso-wrap-style:square;v-text-anchor:top" o:gfxdata="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" filled="f" stroked="f">
+              <v:group id="Group 64" style="position:absolute;margin-left:27.8pt;margin-top:7.55pt;width:538.4pt;height:23.45pt;z-index:-251645952;mso-position-horizontal-relative:page;mso-position-vertical-relative:text" coordsize="10768,388" coordorigin="563,-520" o:spid="_x0000_s1069" o:gfxdata="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" w14:anchorId="3684A035">
+                <v:rect id="Rectangle 114" style="position:absolute;left:563;top:-520;width:10768;height:388;visibility:visible;mso-wrap-style:square;v-text-anchor:top" o:spid="_x0000_s1070" fillcolor="#002060" strokecolor="#e1e1e1" strokeweight=".3pt" o:gfxdata="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"/>
+                <v:shape id="Text Box 116" style="position:absolute;left:9246;top:-474;width:1974;height:342;visibility:visible;mso-wrap-style:square;v-text-anchor:top" o:spid="_x0000_s1071" filled="f" stroked="f" type="#_x0000_t202" o:gfxdata="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">
                   <v:textbox inset="0,0,0,0">
                     <w:txbxContent>
                       <w:p>
@@ -24569,7 +24569,7 @@
                     </w:txbxContent>
                   </v:textbox>
                 </v:shape>
-                <v:shape id="Text Box 117" o:spid="_x0000_s1072" type="#_x0000_t202" style="position:absolute;left:681;top:-429;width:1581;height:235;visibility:visible;mso-wrap-style:square;v-text-anchor:top" o:gfxdata="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" filled="f" stroked="f">
+                <v:shape id="Text Box 117" style="position:absolute;left:681;top:-429;width:1581;height:235;visibility:visible;mso-wrap-style:square;v-text-anchor:top" o:spid="_x0000_s1072" filled="f" stroked="f" type="#_x0000_t202" o:gfxdata="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">
                   <v:textbox inset="0,0,0,0">
                     <w:txbxContent>
                       <w:p>
@@ -24645,8 +24645,8 @@
           <w:tcPr>
             <w:tcW w:w="5355" w:type="dxa"/>
             <w:tcBorders>
-              <w:left w:val="single" w:sz="12" w:space="0" w:color="D0CECE" w:themeColor="background2" w:themeShade="E6"/>
-              <w:bottom w:val="single" w:sz="12" w:space="0" w:color="D0CECE" w:themeColor="background2" w:themeShade="E6"/>
+              <w:left w:val="single" w:color="D0CECE" w:themeColor="background2" w:themeShade="E6" w:sz="12" w:space="0"/>
+              <w:bottom w:val="single" w:color="D0CECE" w:themeColor="background2" w:themeShade="E6" w:sz="12" w:space="0"/>
               <w:right w:val="nil"/>
             </w:tcBorders>
           </w:tcPr>
@@ -24828,8 +24828,8 @@
             <w:tcW w:w="5355" w:type="dxa"/>
             <w:tcBorders>
               <w:left w:val="nil"/>
-              <w:bottom w:val="single" w:sz="12" w:space="0" w:color="D0CECE" w:themeColor="background2" w:themeShade="E6"/>
-              <w:right w:val="single" w:sz="12" w:space="0" w:color="D0CECE" w:themeColor="background2" w:themeShade="E6"/>
+              <w:bottom w:val="single" w:color="D0CECE" w:themeColor="background2" w:themeShade="E6" w:sz="12" w:space="0"/>
+              <w:right w:val="single" w:color="D0CECE" w:themeColor="background2" w:themeShade="E6" w:sz="12" w:space="0"/>
             </w:tcBorders>
           </w:tcPr>
           <w:p>
@@ -26046,7 +26046,7 @@
           <w:type w:val="continuous"/>
           <w:pgSz w:w="11920" w:h="16840"/>
           <w:pgMar w:top="1660" w:right="0" w:bottom="280" w:left="0" w:header="720" w:footer="720" w:gutter="0"/>
-          <w:cols w:num="2" w:space="720"/>
+          <w:cols w:space="720" w:num="2"/>
         </w:sectPr>
       </w:pPr>
     </w:p>
@@ -26071,7 +26071,7 @@
         <mc:AlternateContent>
           <mc:Choice Requires="wpg">
             <w:drawing>
-              <wp:anchor distT="0" distB="0" distL="0" distR="0" simplePos="0" relativeHeight="251671552" behindDoc="1" locked="0" layoutInCell="1" allowOverlap="1" wp14:anchorId="1D166B05" wp14:editId="00144F26">
+              <wp:anchor distT="0" distB="0" distL="0" distR="0" simplePos="0" relativeHeight="251671552" behindDoc="1" locked="0" layoutInCell="1" allowOverlap="1" wp14:editId="00144F26" wp14:anchorId="1D166B05">
                 <wp:simplePos x="0" y="0"/>
                 <wp:positionH relativeFrom="page">
                   <wp:posOffset>351444</wp:posOffset>
@@ -27108,13 +27108,13 @@
           </mc:Choice>
           <mc:Fallback>
             <w:pict>
-              <v:group w14:anchorId="1D166B05" id="Group 49" o:spid="_x0000_s1073" style="position:absolute;margin-left:27.65pt;margin-top:167.2pt;width:539pt;height:68pt;z-index:-251644928;mso-wrap-distance-left:0;mso-wrap-distance-right:0;mso-position-horizontal-relative:page;mso-position-vertical-relative:text" coordorigin="560,250" coordsize="10780,1360" o:gfxdata="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">
-                <v:shape id="Picture 130" o:spid="_x0000_s1074" type="#_x0000_t75" style="position:absolute;left:4346;top:1298;width:334;height:150;visibility:visible;mso-wrap-style:square" o:gfxdata="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">
-                  <v:imagedata r:id="rId28" o:title=""/>
+              <v:group id="Group 49" style="position:absolute;margin-left:27.65pt;margin-top:167.2pt;width:539pt;height:68pt;z-index:-251644928;mso-wrap-distance-left:0;mso-wrap-distance-right:0;mso-position-horizontal-relative:page;mso-position-vertical-relative:text" coordsize="10780,1360" coordorigin="560,250" o:spid="_x0000_s1073" o:gfxdata="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" w14:anchorId="1D166B05">
+                <v:shape id="Picture 130" style="position:absolute;left:4346;top:1298;width:334;height:150;visibility:visible;mso-wrap-style:square" o:spid="_x0000_s1074" type="#_x0000_t75" o:gfxdata="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">
+                  <v:imagedata o:title="" r:id="rId28"/>
                 </v:shape>
-                <v:rect id="Rectangle 131" o:spid="_x0000_s1075" style="position:absolute;left:563;top:253;width:10774;height:1354;visibility:visible;mso-wrap-style:square;v-text-anchor:top" o:gfxdata="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" filled="f" strokecolor="#e1e1e1" strokeweight=".3pt"/>
-                <v:rect id="Rectangle 132" o:spid="_x0000_s1076" style="position:absolute;left:560;top:250;width:10780;height:432;visibility:visible;mso-wrap-style:square;v-text-anchor:top" o:gfxdata="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" fillcolor="#252b4f" stroked="f"/>
-                <v:shape id="Text Box 133" o:spid="_x0000_s1077" type="#_x0000_t202" style="position:absolute;left:8452;top:830;width:2768;height:566;visibility:visible;mso-wrap-style:square;v-text-anchor:top" o:gfxdata="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" filled="f" stroked="f">
+                <v:rect id="Rectangle 131" style="position:absolute;left:563;top:253;width:10774;height:1354;visibility:visible;mso-wrap-style:square;v-text-anchor:top" o:spid="_x0000_s1075" filled="f" strokecolor="#e1e1e1" strokeweight=".3pt" o:gfxdata="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"/>
+                <v:rect id="Rectangle 132" style="position:absolute;left:560;top:250;width:10780;height:432;visibility:visible;mso-wrap-style:square;v-text-anchor:top" o:spid="_x0000_s1076" fillcolor="#252b4f" stroked="f" o:gfxdata="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"/>
+                <v:shape id="Text Box 133" style="position:absolute;left:8452;top:830;width:2768;height:566;visibility:visible;mso-wrap-style:square;v-text-anchor:top" o:spid="_x0000_s1077" filled="f" stroked="f" type="#_x0000_t202" o:gfxdata="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">
                   <v:textbox inset="0,0,0,0">
                     <w:txbxContent>
                       <w:p>
@@ -27439,7 +27439,7 @@
                     </w:txbxContent>
                   </v:textbox>
                 </v:shape>
-                <v:shape id="Text Box 134" o:spid="_x0000_s1078" type="#_x0000_t202" style="position:absolute;left:680;top:881;width:2519;height:488;visibility:visible;mso-wrap-style:square;v-text-anchor:top" o:gfxdata="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" filled="f" stroked="f">
+                <v:shape id="Text Box 134" style="position:absolute;left:680;top:881;width:2519;height:488;visibility:visible;mso-wrap-style:square;v-text-anchor:top" o:spid="_x0000_s1078" filled="f" stroked="f" type="#_x0000_t202" o:gfxdata="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">
                   <v:textbox inset="0,0,0,0">
                     <w:txbxContent>
                       <w:p>
@@ -27636,7 +27636,7 @@
                     </w:txbxContent>
                   </v:textbox>
                 </v:shape>
-                <v:shape id="Text Box 135" o:spid="_x0000_s1079" type="#_x0000_t202" style="position:absolute;left:8779;top:299;width:2441;height:342;visibility:visible;mso-wrap-style:square;v-text-anchor:top" o:gfxdata="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" filled="f" stroked="f">
+                <v:shape id="Text Box 135" style="position:absolute;left:8779;top:299;width:2441;height:342;visibility:visible;mso-wrap-style:square;v-text-anchor:top" o:spid="_x0000_s1079" filled="f" stroked="f" type="#_x0000_t202" o:gfxdata="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">
                   <v:textbox inset="0,0,0,0">
                     <w:txbxContent>
                       <w:p>
@@ -27750,7 +27750,7 @@
                     </w:txbxContent>
                   </v:textbox>
                 </v:shape>
-                <v:shape id="Text Box 136" o:spid="_x0000_s1080" type="#_x0000_t202" style="position:absolute;left:681;top:344;width:3053;height:235;visibility:visible;mso-wrap-style:square;v-text-anchor:top" o:gfxdata="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" filled="f" stroked="f">
+                <v:shape id="Text Box 136" style="position:absolute;left:681;top:344;width:3053;height:235;visibility:visible;mso-wrap-style:square;v-text-anchor:top" o:spid="_x0000_s1080" filled="f" stroked="f" type="#_x0000_t202" o:gfxdata="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">
                   <v:textbox inset="0,0,0,0">
                     <w:txbxContent>
                       <w:p>
@@ -27840,7 +27840,7 @@
         <mc:AlternateContent>
           <mc:Choice Requires="wpg">
             <w:drawing>
-              <wp:anchor distT="0" distB="0" distL="114300" distR="114300" simplePos="0" relativeHeight="251666432" behindDoc="1" locked="0" layoutInCell="1" allowOverlap="1" wp14:anchorId="262D1E5A" wp14:editId="2BF2295B">
+              <wp:anchor distT="0" distB="0" distL="114300" distR="114300" simplePos="0" relativeHeight="251666432" behindDoc="1" locked="0" layoutInCell="1" allowOverlap="1" wp14:editId="2BF2295B" wp14:anchorId="262D1E5A">
                 <wp:simplePos x="0" y="0"/>
                 <wp:positionH relativeFrom="page">
                   <wp:posOffset>2295525</wp:posOffset>
@@ -29353,7 +29353,7 @@
         <mc:AlternateContent>
           <mc:Choice Requires="wps">
             <w:drawing>
-              <wp:anchor distT="0" distB="0" distL="114300" distR="114300" simplePos="0" relativeHeight="251667456" behindDoc="1" locked="0" layoutInCell="1" allowOverlap="1" wp14:anchorId="04295431" wp14:editId="408F7DE5">
+              <wp:anchor distT="0" distB="0" distL="114300" distR="114300" simplePos="0" relativeHeight="251667456" behindDoc="1" locked="0" layoutInCell="1" allowOverlap="1" wp14:editId="408F7DE5" wp14:anchorId="04295431">
                 <wp:simplePos x="0" y="0"/>
                 <wp:positionH relativeFrom="page">
                   <wp:posOffset>3563620</wp:posOffset>
@@ -29756,7 +29756,7 @@
         <mc:AlternateContent>
           <mc:Choice Requires="wps">
             <w:drawing>
-              <wp:anchor distT="0" distB="0" distL="114300" distR="114300" simplePos="0" relativeHeight="251668480" behindDoc="1" locked="0" layoutInCell="1" allowOverlap="1" wp14:anchorId="5BDD8678" wp14:editId="5C7C7FFC">
+              <wp:anchor distT="0" distB="0" distL="114300" distR="114300" simplePos="0" relativeHeight="251668480" behindDoc="1" locked="0" layoutInCell="1" allowOverlap="1" wp14:editId="5C7C7FFC" wp14:anchorId="5BDD8678">
                 <wp:simplePos x="0" y="0"/>
                 <wp:positionH relativeFrom="page">
                   <wp:posOffset>2623185</wp:posOffset>
@@ -30096,7 +30096,7 @@
           <w:lang w:val="en-GB" w:eastAsia="en-GB"/>
         </w:rPr>
         <w:drawing>
-          <wp:anchor distT="0" distB="0" distL="0" distR="0" simplePos="0" relativeHeight="251669504" behindDoc="1" locked="0" layoutInCell="1" allowOverlap="1" wp14:anchorId="2F46D0F2" wp14:editId="4ACAAB0E">
+          <wp:anchor distT="0" distB="0" distL="0" distR="0" simplePos="0" relativeHeight="251669504" behindDoc="1" locked="0" layoutInCell="1" allowOverlap="1" wp14:editId="4ACAAB0E" wp14:anchorId="2F46D0F2">
             <wp:simplePos x="0" y="0"/>
             <wp:positionH relativeFrom="page">
               <wp:posOffset>3179622</wp:posOffset>
@@ -30175,7 +30175,7 @@
         <mc:AlternateContent>
           <mc:Choice Requires="wpg">
             <w:drawing>
-              <wp:anchor distT="0" distB="0" distL="0" distR="0" simplePos="0" relativeHeight="251724800" behindDoc="1" locked="0" layoutInCell="1" allowOverlap="1" wp14:anchorId="5C111B71" wp14:editId="17569259">
+              <wp:anchor distT="0" distB="0" distL="0" distR="0" simplePos="0" relativeHeight="251724800" behindDoc="1" locked="0" layoutInCell="1" allowOverlap="1" wp14:editId="17569259" wp14:anchorId="5C111B71">
                 <wp:simplePos x="0" y="0"/>
                 <wp:positionH relativeFrom="page">
                   <wp:posOffset>347691</wp:posOffset>
@@ -30802,10 +30802,10 @@
           </mc:Choice>
           <mc:Fallback>
             <w:pict>
-              <v:group w14:anchorId="5C111B71" id="Group 116" o:spid="_x0000_s1081" style="position:absolute;margin-left:27.4pt;margin-top:78pt;width:539pt;height:152pt;z-index:-251591680;mso-wrap-distance-left:0;mso-wrap-distance-right:0;mso-position-horizontal-relative:page;mso-position-vertical-relative:text" coordorigin="560,1810" coordsize="10780,3040" o:gfxdata="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">
-                <v:rect id="Rectangle 3" o:spid="_x0000_s1082" style="position:absolute;left:563;top:1812;width:10774;height:3034;visibility:visible;mso-wrap-style:square;v-text-anchor:top" o:gfxdata="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" filled="f" strokecolor="#e1e1e1" strokeweight=".3pt"/>
-                <v:rect id="Rectangle 4" o:spid="_x0000_s1083" style="position:absolute;left:560;top:1809;width:10780;height:432;visibility:visible;mso-wrap-style:square;v-text-anchor:top" o:gfxdata="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" fillcolor="#252b4f" stroked="f"/>
-                <v:shape id="Text Box 5" o:spid="_x0000_s1084" type="#_x0000_t202" style="position:absolute;left:566;top:2241;width:10768;height:2603;visibility:visible;mso-wrap-style:square;v-text-anchor:top" o:gfxdata="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" filled="f" stroked="f">
+              <v:group id="Group 116" style="position:absolute;margin-left:27.4pt;margin-top:78pt;width:539pt;height:152pt;z-index:-251591680;mso-wrap-distance-left:0;mso-wrap-distance-right:0;mso-position-horizontal-relative:page;mso-position-vertical-relative:text" coordsize="10780,3040" coordorigin="560,1810" o:spid="_x0000_s1081" o:gfxdata="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" w14:anchorId="5C111B71">
+                <v:rect id="Rectangle 3" style="position:absolute;left:563;top:1812;width:10774;height:3034;visibility:visible;mso-wrap-style:square;v-text-anchor:top" o:spid="_x0000_s1082" filled="f" strokecolor="#e1e1e1" strokeweight=".3pt" o:gfxdata="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"/>
+                <v:rect id="Rectangle 4" style="position:absolute;left:560;top:1809;width:10780;height:432;visibility:visible;mso-wrap-style:square;v-text-anchor:top" o:spid="_x0000_s1083" fillcolor="#252b4f" stroked="f" o:gfxdata="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"/>
+                <v:shape id="Text Box 5" style="position:absolute;left:566;top:2241;width:10768;height:2603;visibility:visible;mso-wrap-style:square;v-text-anchor:top" o:spid="_x0000_s1084" filled="f" stroked="f" type="#_x0000_t202" o:gfxdata="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">
                   <v:textbox inset="0,0,0,0">
                     <w:txbxContent>
                       <w:p>
@@ -31103,7 +31103,7 @@
                     </w:txbxContent>
                   </v:textbox>
                 </v:shape>
-                <v:shape id="Text Box 6" o:spid="_x0000_s1085" type="#_x0000_t202" style="position:absolute;left:10007;top:1859;width:1213;height:342;visibility:visible;mso-wrap-style:square;v-text-anchor:top" o:gfxdata="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" filled="f" stroked="f">
+                <v:shape id="Text Box 6" style="position:absolute;left:10007;top:1859;width:1213;height:342;visibility:visible;mso-wrap-style:square;v-text-anchor:top" o:spid="_x0000_s1085" filled="f" stroked="f" type="#_x0000_t202" o:gfxdata="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">
                   <v:textbox inset="0,0,0,0">
                     <w:txbxContent>
                       <w:p>
@@ -31163,7 +31163,7 @@
                     </w:txbxContent>
                   </v:textbox>
                 </v:shape>
-                <v:shape id="Text Box 7" o:spid="_x0000_s1086" type="#_x0000_t202" style="position:absolute;left:681;top:1904;width:1544;height:235;visibility:visible;mso-wrap-style:square;v-text-anchor:top" o:gfxdata="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" filled="f" stroked="f">
+                <v:shape id="Text Box 7" style="position:absolute;left:681;top:1904;width:1544;height:235;visibility:visible;mso-wrap-style:square;v-text-anchor:top" o:spid="_x0000_s1086" filled="f" stroked="f" type="#_x0000_t202" o:gfxdata="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">
                   <v:textbox inset="0,0,0,0">
                     <w:txbxContent>
                       <w:p>
@@ -31212,12 +31212,12 @@
         <w:tblpPr w:leftFromText="180" w:rightFromText="180" w:vertAnchor="text" w:horzAnchor="page" w:tblpX="580" w:tblpY="41"/>
         <w:tblW w:w="10736" w:type="dxa"/>
         <w:tblBorders>
-          <w:top w:val="none" w:sz="0" w:space="0" w:color="auto"/>
-          <w:left w:val="none" w:sz="0" w:space="0" w:color="auto"/>
-          <w:bottom w:val="none" w:sz="0" w:space="0" w:color="auto"/>
-          <w:right w:val="none" w:sz="0" w:space="0" w:color="auto"/>
-          <w:insideH w:val="none" w:sz="0" w:space="0" w:color="auto"/>
-          <w:insideV w:val="none" w:sz="0" w:space="0" w:color="auto"/>
+          <w:top w:val="none" w:color="auto" w:sz="0" w:space="0"/>
+          <w:left w:val="none" w:color="auto" w:sz="0" w:space="0"/>
+          <w:bottom w:val="none" w:color="auto" w:sz="0" w:space="0"/>
+          <w:right w:val="none" w:color="auto" w:sz="0" w:space="0"/>
+          <w:insideH w:val="none" w:color="auto" w:sz="0" w:space="0"/>
+          <w:insideV w:val="none" w:color="auto" w:sz="0" w:space="0"/>
         </w:tblBorders>
         <w:tblLook w:val="04A0" w:firstRow="1" w:lastRow="0" w:firstColumn="1" w:lastColumn="0" w:noHBand="0" w:noVBand="1"/>
       </w:tblPr>
@@ -31846,7 +31846,7 @@
           </mc:Choice>
           <mc:Fallback>
             <w:pict>
-              <v:shape w14:anchorId="6F392111" id="Text Box 1709389663" o:spid="_x0000_s1087" type="#_x0000_t202" style="width:539.85pt;height:21.6pt;visibility:visible;mso-wrap-style:square;mso-left-percent:-10001;mso-top-percent:-10001;mso-position-horizontal:absolute;mso-position-horizontal-relative:char;mso-position-vertical:absolute;mso-position-vertical-relative:line;mso-left-percent:-10001;mso-top-percent:-10001;v-text-anchor:top" o:gfxdata="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" fillcolor="#252b4f" stroked="f">
+              <v:shape id="Text Box 1709389663" style="width:539.85pt;height:21.6pt;visibility:visible;mso-wrap-style:square;mso-left-percent:-10001;mso-top-percent:-10001;mso-position-horizontal:absolute;mso-position-horizontal-relative:char;mso-position-vertical:absolute;mso-position-vertical-relative:line;mso-left-percent:-10001;mso-top-percent:-10001;v-text-anchor:top" o:spid="_x0000_s1087" fillcolor="#252b4f" stroked="f" type="#_x0000_t202" o:gfxdata="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" w14:anchorId="6F392111">
                 <v:textbox inset="0,0,0,0">
                   <w:txbxContent>
                     <w:p>
@@ -32180,7 +32180,7 @@
           </mc:Choice>
           <mc:Fallback>
             <w:pict>
-              <v:shape w14:anchorId="5E65241F" id="Text Box 33952194" o:spid="_x0000_s1088" type="#_x0000_t202" style="width:265.7pt;height:70.7pt;visibility:visible;mso-wrap-style:square;mso-left-percent:-10001;mso-top-percent:-10001;mso-position-horizontal:absolute;mso-position-horizontal-relative:char;mso-position-vertical:absolute;mso-position-vertical-relative:line;mso-left-percent:-10001;mso-top-percent:-10001;v-text-anchor:top" o:gfxdata="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" filled="f" strokecolor="#e1e1e1" strokeweight=".3pt">
+              <v:shape id="Text Box 33952194" style="width:265.7pt;height:70.7pt;visibility:visible;mso-wrap-style:square;mso-left-percent:-10001;mso-top-percent:-10001;mso-position-horizontal:absolute;mso-position-horizontal-relative:char;mso-position-vertical:absolute;mso-position-vertical-relative:line;mso-left-percent:-10001;mso-top-percent:-10001;v-text-anchor:top" o:spid="_x0000_s1088" filled="f" strokecolor="#e1e1e1" strokeweight=".3pt" type="#_x0000_t202" o:gfxdata="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" w14:anchorId="5E65241F">
                 <v:textbox inset="0,0,0,0">
                   <w:txbxContent>
                     <w:p>
@@ -32596,7 +32596,7 @@
           </mc:Choice>
           <mc:Fallback>
             <w:pict>
-              <v:shape w14:anchorId="31C3F5C5" id="Text Box 1600772885" o:spid="_x0000_s1089" type="#_x0000_t202" style="width:265.7pt;height:70.7pt;visibility:visible;mso-wrap-style:square;mso-left-percent:-10001;mso-top-percent:-10001;mso-position-horizontal:absolute;mso-position-horizontal-relative:char;mso-position-vertical:absolute;mso-position-vertical-relative:line;mso-left-percent:-10001;mso-top-percent:-10001;v-text-anchor:top" o:gfxdata="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" filled="f" strokecolor="#e1e1e1" strokeweight=".3pt">
+              <v:shape id="Text Box 1600772885" style="width:265.7pt;height:70.7pt;visibility:visible;mso-wrap-style:square;mso-left-percent:-10001;mso-top-percent:-10001;mso-position-horizontal:absolute;mso-position-horizontal-relative:char;mso-position-vertical:absolute;mso-position-vertical-relative:line;mso-left-percent:-10001;mso-top-percent:-10001;v-text-anchor:top" o:spid="_x0000_s1089" filled="f" strokecolor="#e1e1e1" strokeweight=".3pt" type="#_x0000_t202" o:gfxdata="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" w14:anchorId="31C3F5C5">
                 <v:textbox inset="0,0,0,0">
                   <w:txbxContent>
                     <w:p>
@@ -32800,7 +32800,7 @@
         <mc:AlternateContent>
           <mc:Choice Requires="wps">
             <w:drawing>
-              <wp:anchor distT="0" distB="0" distL="114300" distR="114300" simplePos="0" relativeHeight="251725824" behindDoc="0" locked="0" layoutInCell="1" allowOverlap="1" wp14:anchorId="45C12E41" wp14:editId="4223FEA4">
+              <wp:anchor distT="0" distB="0" distL="114300" distR="114300" simplePos="0" relativeHeight="251725824" behindDoc="0" locked="0" layoutInCell="1" allowOverlap="1" wp14:editId="4223FEA4" wp14:anchorId="45C12E41">
                 <wp:simplePos x="0" y="0"/>
                 <wp:positionH relativeFrom="column">
                   <wp:posOffset>367145</wp:posOffset>
@@ -32903,7 +32903,7 @@
           </mc:Choice>
           <mc:Fallback>
             <w:pict>
-              <v:shape w14:anchorId="45C12E41" id="Text Box 93" o:spid="_x0000_s1090" type="#_x0000_t202" style="position:absolute;margin-left:28.9pt;margin-top:30.75pt;width:538.85pt;height:35.45pt;z-index:251725824;visibility:visible;mso-wrap-style:square;mso-height-percent:0;mso-wrap-distance-left:9pt;mso-wrap-distance-top:0;mso-wrap-distance-right:9pt;mso-wrap-distance-bottom:0;mso-position-horizontal:absolute;mso-position-horizontal-relative:text;mso-position-vertical:absolute;mso-position-vertical-relative:text;mso-height-percent:0;mso-height-relative:margin;v-text-anchor:top" o:gfxdata="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" fillcolor="white [3201]" strokecolor="#cfcdcd [2894]" strokeweight=".5pt">
+              <v:shape id="Text Box 93" style="position:absolute;margin-left:28.9pt;margin-top:30.75pt;width:538.85pt;height:35.45pt;z-index:251725824;visibility:visible;mso-wrap-style:square;mso-height-percent:0;mso-wrap-distance-left:9pt;mso-wrap-distance-top:0;mso-wrap-distance-right:9pt;mso-wrap-distance-bottom:0;mso-position-horizontal:absolute;mso-position-horizontal-relative:text;mso-position-vertical:absolute;mso-position-vertical-relative:text;mso-height-percent:0;mso-height-relative:margin;v-text-anchor:top" o:spid="_x0000_s1090" fillcolor="white [3201]" strokecolor="#cfcdcd [2894]" strokeweight=".5pt" type="#_x0000_t202" o:gfxdata="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" w14:anchorId="45C12E41">
                 <v:textbox>
                   <w:txbxContent>
                     <w:p>
@@ -32968,7 +32968,7 @@
       <w:type w:val="continuous"/>
       <w:pgSz w:w="11920" w:h="16840"/>
       <w:pgMar w:top="1660" w:right="0" w:bottom="280" w:left="0" w:header="720" w:footer="720" w:gutter="0"/>
-      <w:cols w:num="2" w:space="720" w:equalWidth="0">
+      <w:cols w:equalWidth="0" w:space="720" w:num="2">
         <w:col w:w="5439" w:space="311"/>
         <w:col w:w="6170"/>
       </w:cols>
@@ -33068,7 +33068,7 @@
 </file>
 
 <file path=word/header2.xml><?xml version="1.0" encoding="utf-8"?>
-<w:hdr xmlns:wpc="http://schemas.microsoft.com/office/word/2010/wordprocessingCanvas" xmlns:cx="http://schemas.microsoft.com/office/drawing/2014/chartex" xmlns:cx1="http://schemas.microsoft.com/office/drawing/2015/9/8/chartex" xmlns:cx2="http://schemas.microsoft.com/office/drawing/2015/10/21/chartex" xmlns:cx3="http://schemas.microsoft.com/office/drawing/2016/5/9/chartex" xmlns:cx4="http://schemas.microsoft.com/office/drawing/2016/5/10/chartex" xmlns:cx5="http://schemas.microsoft.com/office/drawing/2016/5/11/chartex" xmlns:cx6="http://schemas.microsoft.com/office/drawing/2016/5/12/chartex" xmlns:cx7="http://schemas.microsoft.com/office/drawing/2016/5/13/chartex" xmlns:cx8="http://schemas.microsoft.com/office/drawing/2016/5/14/chartex" xmlns:mc="http://schemas.openxmlformats.org/markup-compatibility/2006" xmlns:aink="http://schemas.microsoft.com/office/drawing/2016/ink" xmlns:am3d="http://schemas.microsoft.com/office/drawing/2017/model3d" xmlns:o="urn:schemas-microsoft-com:office:office" xmlns:oel="http://schemas.microsoft.com/office/2019/extlst" xmlns:r="http://schemas.openxmlformats.org/officeDocument/2006/relationships" xmlns:m="http://schemas.openxmlformats.org/officeDocument/2006/math" xmlns:v="urn:schemas-microsoft-com:vml" xmlns:wp14="http://schemas.microsoft.com/office/word/2010/wordprocessingDrawing" xmlns:wp="http://schemas.openxmlformats.org/drawingml/2006/wordprocessingDrawing" xmlns:w10="urn:schemas-microsoft-com:office:word" xmlns:w="http://schemas.openxmlformats.org/wordprocessingml/2006/main" xmlns:w14="http://schemas.microsoft.com/office/word/2010/wordml" xmlns:w15="http://schemas.microsoft.com/office/word/2012/wordml" xmlns:w16cex="http://schemas.microsoft.com/office/word/2018/wordml/cex" xmlns:w16cid="http://schemas.microsoft.com/office/word/2016/wordml/cid" xmlns:w16="http://schemas.microsoft.com/office/word/2018/wordml" xmlns:w16du="http://schemas.microsoft.com/office/word/2023/wordml/word16du" xmlns:w16sdtdh="http://schemas.microsoft.com/office/word/2020/wordml/sdtdatahash" xmlns:w16se="http://schemas.microsoft.com/office/word/2015/wordml/symex" xmlns:wpg="http://schemas.microsoft.com/office/word/2010/wordprocessingGroup" xmlns:wpi="http://schemas.microsoft.com/office/word/2010/wordprocessingInk" xmlns:wne="http://schemas.microsoft.com/office/word/2006/wordml" xmlns:wps="http://schemas.microsoft.com/office/word/2010/wordprocessingShape" mc:Ignorable="w14 w15 w16se w16cid w16 w16cex w16sdtdh w16du wp14">
+<w:hdr xmlns:a="http://schemas.openxmlformats.org/drawingml/2006/main" xmlns:pic="http://schemas.openxmlformats.org/drawingml/2006/picture" xmlns:wpc="http://schemas.microsoft.com/office/word/2010/wordprocessingCanvas" xmlns:cx="http://schemas.microsoft.com/office/drawing/2014/chartex" xmlns:cx1="http://schemas.microsoft.com/office/drawing/2015/9/8/chartex" xmlns:cx2="http://schemas.microsoft.com/office/drawing/2015/10/21/chartex" xmlns:cx3="http://schemas.microsoft.com/office/drawing/2016/5/9/chartex" xmlns:cx4="http://schemas.microsoft.com/office/drawing/2016/5/10/chartex" xmlns:cx5="http://schemas.microsoft.com/office/drawing/2016/5/11/chartex" xmlns:cx6="http://schemas.microsoft.com/office/drawing/2016/5/12/chartex" xmlns:cx7="http://schemas.microsoft.com/office/drawing/2016/5/13/chartex" xmlns:cx8="http://schemas.microsoft.com/office/drawing/2016/5/14/chartex" xmlns:mc="http://schemas.openxmlformats.org/markup-compatibility/2006" xmlns:aink="http://schemas.microsoft.com/office/drawing/2016/ink" xmlns:am3d="http://schemas.microsoft.com/office/drawing/2017/model3d" xmlns:o="urn:schemas-microsoft-com:office:office" xmlns:oel="http://schemas.microsoft.com/office/2019/extlst" xmlns:r="http://schemas.openxmlformats.org/officeDocument/2006/relationships" xmlns:m="http://schemas.openxmlformats.org/officeDocument/2006/math" xmlns:v="urn:schemas-microsoft-com:vml" xmlns:wp14="http://schemas.microsoft.com/office/word/2010/wordprocessingDrawing" xmlns:wp="http://schemas.openxmlformats.org/drawingml/2006/wordprocessingDrawing" xmlns:w10="urn:schemas-microsoft-com:office:word" xmlns:w="http://schemas.openxmlformats.org/wordprocessingml/2006/main" xmlns:w14="http://schemas.microsoft.com/office/word/2010/wordml" xmlns:w15="http://schemas.microsoft.com/office/word/2012/wordml" xmlns:w16cex="http://schemas.microsoft.com/office/word/2018/wordml/cex" xmlns:w16cid="http://schemas.microsoft.com/office/word/2016/wordml/cid" xmlns:w16="http://schemas.microsoft.com/office/word/2018/wordml" xmlns:w16du="http://schemas.microsoft.com/office/word/2023/wordml/word16du" xmlns:w16sdtdh="http://schemas.microsoft.com/office/word/2020/wordml/sdtdatahash" xmlns:w16se="http://schemas.microsoft.com/office/word/2015/wordml/symex" xmlns:wpg="http://schemas.microsoft.com/office/word/2010/wordprocessingGroup" xmlns:wpi="http://schemas.microsoft.com/office/word/2010/wordprocessingInk" xmlns:wne="http://schemas.microsoft.com/office/word/2006/wordml" xmlns:wps="http://schemas.microsoft.com/office/word/2010/wordprocessingShape" mc:Ignorable="w14 w15 w16se w16cid w16 w16cex w16sdtdh w16du wp14">
   <w:p>
     <w:pPr>
       <w:pStyle w:val="BodyText"/>
@@ -33084,7 +33084,7 @@
         <w:lang w:val="en-GB" w:eastAsia="en-GB"/>
       </w:rPr>
       <w:drawing>
-        <wp:anchor distT="0" distB="0" distL="0" distR="0" simplePos="0" relativeHeight="251659264" behindDoc="1" locked="0" layoutInCell="1" allowOverlap="1" wp14:anchorId="1953C6E3" wp14:editId="15961AAD">
+        <wp:anchor distT="0" distB="0" distL="0" distR="0" simplePos="0" relativeHeight="251659264" behindDoc="1" locked="0" layoutInCell="1" allowOverlap="1" wp14:editId="15961AAD" wp14:anchorId="1953C6E3">
           <wp:simplePos x="0" y="0"/>
           <wp:positionH relativeFrom="page">
             <wp:posOffset>400050</wp:posOffset>
@@ -33136,7 +33136,7 @@
       <mc:AlternateContent>
         <mc:Choice Requires="wps">
           <w:drawing>
-            <wp:anchor distT="0" distB="0" distL="114300" distR="114300" simplePos="0" relativeHeight="251662336" behindDoc="0" locked="0" layoutInCell="1" allowOverlap="1" wp14:anchorId="21D23475" wp14:editId="2D38BEC3">
+            <wp:anchor distT="0" distB="0" distL="114300" distR="114300" simplePos="0" relativeHeight="251662336" behindDoc="0" locked="0" layoutInCell="1" allowOverlap="1" wp14:editId="2D38BEC3" wp14:anchorId="21D23475">
               <wp:simplePos x="0" y="0"/>
               <wp:positionH relativeFrom="column">
                 <wp:posOffset>9247505</wp:posOffset>
@@ -33193,11 +33193,11 @@
         </mc:Choice>
         <mc:Fallback>
           <w:pict>
-            <v:shapetype w14:anchorId="21D23475" id="_x0000_t202" coordsize="21600,21600" o:spt="202" path="m,l,21600r21600,l21600,xe">
+            <v:shapetype id="_x0000_t202" coordsize="21600,21600" o:spt="202" path="m,l,21600r21600,l21600,xe" w14:anchorId="21D23475">
               <v:stroke joinstyle="miter"/>
               <v:path gradientshapeok="t" o:connecttype="rect"/>
             </v:shapetype>
-            <v:shape id="Text Box 98" o:spid="_x0000_s1091" type="#_x0000_t202" style="position:absolute;margin-left:728.15pt;margin-top:.75pt;width:162.25pt;height:64.35pt;z-index:251662336;visibility:visible;mso-wrap-style:square;mso-width-percent:0;mso-height-percent:0;mso-wrap-distance-left:9pt;mso-wrap-distance-top:0;mso-wrap-distance-right:9pt;mso-wrap-distance-bottom:0;mso-position-horizontal:absolute;mso-position-horizontal-relative:text;mso-position-vertical:absolute;mso-position-vertical-relative:text;mso-width-percent:0;mso-height-percent:0;mso-width-relative:margin;mso-height-relative:margin;v-text-anchor:top" o:gfxdata="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" fillcolor="white [3201]" stroked="f" strokeweight=".5pt">
+            <v:shape id="Text Box 98" style="position:absolute;margin-left:728.15pt;margin-top:.75pt;width:162.25pt;height:64.35pt;z-index:251662336;visibility:visible;mso-wrap-style:square;mso-width-percent:0;mso-height-percent:0;mso-wrap-distance-left:9pt;mso-wrap-distance-top:0;mso-wrap-distance-right:9pt;mso-wrap-distance-bottom:0;mso-position-horizontal:absolute;mso-position-horizontal-relative:text;mso-position-vertical:absolute;mso-position-vertical-relative:text;mso-width-percent:0;mso-height-percent:0;mso-width-relative:margin;mso-height-relative:margin;v-text-anchor:top" o:spid="_x0000_s1091" fillcolor="white [3201]" stroked="f" strokeweight=".5pt" type="#_x0000_t202" o:gfxdata="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">
               <v:textbox>
                 <w:txbxContent>
                   <w:p/>
@@ -35345,7 +35345,73 @@
 </a:theme>
 </file>
 
-<file path=customXml/item1.xml>��< ? x m l   v e r s i o n = " 1 . 0 "   e n c o d i n g = " u t f - 1 6 " ? > < N a v W o r d R e p o r t X m l P a r t   x m l n s = " u r n : m i c r o s o f t - d y n a m i c s - n a v / r e p o r t s / T e n a n c y _ C o n t r a c t / 5 0 1 0 1 / " > +<file path=customXml/item1.xml>��< ? x m l   v e r s i o n = " 1 . 0 "   e n c o d i n g = " u t f - 1 6 " ? > + 
+ < N a v W o r d R e p o r t X m l P a r t   x m l n s = " u r n : m i c r o s o f t - d y n a m i c s - n a v / r e p o r t s / T e n a n c y _ C o n t r a c t / 5 0 1 0 1 / " > + 
+     < B C R e p o r t I n f o r m a t i o n > + 
+         < R e p o r t M e t a d a t a > + 
+             < E x t e n s i o n I d > E x t e n s i o n   I D < / E x t e n s i o n I d > + 
+             < E x t e n s i o n N a m e > E x t e n s i o n   N a m e < / E x t e n s i o n N a m e > + 
+             < E x t e n s i o n P u b l i s h e r > E x t e n s i o n   P u b l i s h e r < / E x t e n s i o n P u b l i s h e r > + 
+             < E x t e n s i o n V e r s i o n > E x t e n s i o n   V e r s i o n < / E x t e n s i o n V e r s i o n > + 
+             < R e p o r t I d > R e p o r t   I D < / R e p o r t I d > + 
+             < R e p o r t N a m e > R e p o r t   N a m e < / R e p o r t N a m e > + 
+             < A b o u t T h i s R e p o r t T i t l e > A b o u t   T h i s   R e p o r t   T i t l e < / A b o u t T h i s R e p o r t T i t l e > + 
+             < A b o u t T h i s R e p o r t T e x t > A b o u t   T h i s   R e p o r t   T e x t < / A b o u t T h i s R e p o r t T e x t > + 
+             < R e p o r t H e l p L i n k > R e p o r t   H e l p   L i n k < / R e p o r t H e l p L i n k > + 
+         < / R e p o r t M e t a d a t a > + 
+         < R e p o r t R e q u e s t > + 
+             < T e n a n t E n t r a I d > T e n a n t   E n t r a   I d < / T e n a n t E n t r a I d > + 
+             < E n v i r o n m e n t N a m e > E n v i r o n m e n t   N a m e < / E n v i r o n m e n t N a m e > + 
+             < E n v i r o n m e n t T y p e > E n v i r o n m e n t   T y p e < / E n v i r o n m e n t T y p e > + 
+             < C o m p a n y N a m e > C o m p a n y   N a m e < / C o m p a n y N a m e > + 
+             < C o m p a n y D i s p l a y N a m e > C o m p a n y   D i s p l a y   N a m e < / C o m p a n y D i s p l a y N a m e > + 
+             < C o m p a n y I d > C o m p a n y   I D < / C o m p a n y I d > + 
+             < U s e r N a m e > U s e r   N a m e < / U s e r N a m e > + 
+             < D a t e A n d T i m e > D a t e   a n d   T i m e < / D a t e A n d T i m e > + 
+             < L a n g u a g e > L a n g u a g e < / L a n g u a g e > + 
+             < F o r m a t R e g i o n > F o r m a t   R e g i o n < / F o r m a t R e g i o n > + 
+             < D a t e T i m e V a l u e s > + 
+                 < Y e a r > Y e a r < / Y e a r > + 
+                 < M o n t h N u m b e r > M o n t h   N u m b e r < / M o n t h N u m b e r > + 
+                 < D a y N u m b e r > D a y   N u m b e r < / D a y N u m b e r > + 
+                 < H o u r > H o u r < / H o u r > + 
+                 < M i n u t e > M i n u t e < / M i n u t e > + 
+             < / D a t e T i m e V a l u e s > + 
+         < / R e p o r t R e q u e s t > + 
+     < / B C R e p o r t I n f o r m a t i o n >   
      < T e n a n c y C o n t r a c t >   
